--- a/Кругляков А.э.С.docx
+++ b/Кругляков А.э.С.docx
@@ -767,7 +767,6 @@
       </w:sdtPr>
       <w:sdtEndPr>
         <w:rPr>
-          <w:b/>
           <w:bCs/>
         </w:rPr>
       </w:sdtEndPr>
@@ -779,7 +778,6 @@
             <w:jc w:val="center"/>
             <w:rPr>
               <w:rFonts w:ascii="Times New Roman" w:hAnsi="Times New Roman" w:cs="Times New Roman"/>
-              <w:b/>
               <w:color w:val="auto"/>
               <w:sz w:val="28"/>
               <w:szCs w:val="28"/>
@@ -788,7 +786,6 @@
           <w:r>
             <w:rPr>
               <w:rFonts w:ascii="Times New Roman" w:hAnsi="Times New Roman" w:cs="Times New Roman"/>
-              <w:b/>
               <w:color w:val="auto"/>
               <w:sz w:val="28"/>
               <w:szCs w:val="28"/>
@@ -802,6 +799,7 @@
             <w:tabs>
               <w:tab w:val="right" w:leader="dot" w:pos="9345"/>
             </w:tabs>
+            <w:spacing w:line="360" w:lineRule="auto"/>
             <w:rPr>
               <w:rFonts w:ascii="Times New Roman" w:eastAsiaTheme="minorEastAsia" w:hAnsi="Times New Roman" w:cs="Times New Roman"/>
               <w:noProof/>
@@ -834,12 +832,11 @@
             </w:rPr>
             <w:fldChar w:fldCharType="separate"/>
           </w:r>
-          <w:hyperlink w:anchor="_Toc229930204" w:history="1">
+          <w:hyperlink w:anchor="_Toc230042883" w:history="1">
             <w:r>
               <w:rPr>
                 <w:rStyle w:val="a3"/>
                 <w:rFonts w:ascii="Times New Roman" w:eastAsia="Times New Roman" w:hAnsi="Times New Roman" w:cs="Times New Roman"/>
-                <w:b/>
                 <w:noProof/>
                 <w:sz w:val="28"/>
                 <w:szCs w:val="28"/>
@@ -875,7 +872,7 @@
                 <w:sz w:val="28"/>
                 <w:szCs w:val="28"/>
               </w:rPr>
-              <w:instrText xml:space="preserve"> PAGEREF _Toc229930204 \h </w:instrText>
+              <w:instrText xml:space="preserve"> PAGEREF _Toc230042883 \h </w:instrText>
             </w:r>
             <w:r>
               <w:rPr>
@@ -925,6 +922,7 @@
               <w:tab w:val="left" w:pos="440"/>
               <w:tab w:val="right" w:leader="dot" w:pos="9345"/>
             </w:tabs>
+            <w:spacing w:line="360" w:lineRule="auto"/>
             <w:rPr>
               <w:rFonts w:ascii="Times New Roman" w:eastAsiaTheme="minorEastAsia" w:hAnsi="Times New Roman" w:cs="Times New Roman"/>
               <w:noProof/>
@@ -933,7 +931,7 @@
               <w:lang w:eastAsia="ru-RU"/>
             </w:rPr>
           </w:pPr>
-          <w:hyperlink w:anchor="_Toc229930205" w:history="1">
+          <w:hyperlink w:anchor="_Toc230042884" w:history="1">
             <w:r>
               <w:rPr>
                 <w:rStyle w:val="a3"/>
@@ -992,7 +990,7 @@
                 <w:sz w:val="28"/>
                 <w:szCs w:val="28"/>
               </w:rPr>
-              <w:instrText xml:space="preserve"> PAGEREF _Toc229930205 \h </w:instrText>
+              <w:instrText xml:space="preserve"> PAGEREF _Toc230042884 \h </w:instrText>
             </w:r>
             <w:r>
               <w:rPr>
@@ -1042,6 +1040,7 @@
               <w:tab w:val="left" w:pos="880"/>
               <w:tab w:val="right" w:leader="dot" w:pos="9345"/>
             </w:tabs>
+            <w:spacing w:line="360" w:lineRule="auto"/>
             <w:rPr>
               <w:rFonts w:ascii="Times New Roman" w:eastAsiaTheme="minorEastAsia" w:hAnsi="Times New Roman" w:cs="Times New Roman"/>
               <w:noProof/>
@@ -1050,12 +1049,11 @@
               <w:lang w:eastAsia="ru-RU"/>
             </w:rPr>
           </w:pPr>
-          <w:hyperlink w:anchor="_Toc229930206" w:history="1">
+          <w:hyperlink w:anchor="_Toc230042885" w:history="1">
             <w:r>
               <w:rPr>
                 <w:rStyle w:val="a3"/>
                 <w:rFonts w:ascii="Times New Roman" w:hAnsi="Times New Roman" w:cs="Times New Roman"/>
-                <w:b/>
                 <w:noProof/>
                 <w:sz w:val="28"/>
                 <w:szCs w:val="28"/>
@@ -1076,34 +1074,11 @@
               <w:rPr>
                 <w:rStyle w:val="a3"/>
                 <w:rFonts w:ascii="Times New Roman" w:hAnsi="Times New Roman" w:cs="Times New Roman"/>
-                <w:b/>
                 <w:noProof/>
                 <w:sz w:val="28"/>
                 <w:szCs w:val="28"/>
               </w:rPr>
-              <w:t>Описание бизнес</w:t>
-            </w:r>
-            <w:r>
-              <w:rPr>
-                <w:rStyle w:val="a3"/>
-                <w:rFonts w:ascii="Times New Roman" w:hAnsi="Times New Roman" w:cs="Times New Roman"/>
-                <w:b/>
-                <w:noProof/>
-                <w:sz w:val="28"/>
-                <w:szCs w:val="28"/>
-              </w:rPr>
-              <w:t>–</w:t>
-            </w:r>
-            <w:r>
-              <w:rPr>
-                <w:rStyle w:val="a3"/>
-                <w:rFonts w:ascii="Times New Roman" w:hAnsi="Times New Roman" w:cs="Times New Roman"/>
-                <w:b/>
-                <w:noProof/>
-                <w:sz w:val="28"/>
-                <w:szCs w:val="28"/>
-              </w:rPr>
-              <w:t>процессов</w:t>
+              <w:t>Описание бизнес–процессов</w:t>
             </w:r>
             <w:r>
               <w:rPr>
@@ -1133,7 +1108,7 @@
                 <w:sz w:val="28"/>
                 <w:szCs w:val="28"/>
               </w:rPr>
-              <w:instrText xml:space="preserve"> PAGEREF _Toc229930206 \h </w:instrText>
+              <w:instrText xml:space="preserve"> PAGEREF _Toc230042885 \h </w:instrText>
             </w:r>
             <w:r>
               <w:rPr>
@@ -1182,6 +1157,7 @@
             <w:tabs>
               <w:tab w:val="right" w:leader="dot" w:pos="9345"/>
             </w:tabs>
+            <w:spacing w:line="360" w:lineRule="auto"/>
             <w:rPr>
               <w:rFonts w:ascii="Times New Roman" w:eastAsiaTheme="minorEastAsia" w:hAnsi="Times New Roman" w:cs="Times New Roman"/>
               <w:noProof/>
@@ -1190,12 +1166,11 @@
               <w:lang w:eastAsia="ru-RU"/>
             </w:rPr>
           </w:pPr>
-          <w:hyperlink w:anchor="_Toc229930207" w:history="1">
+          <w:hyperlink w:anchor="_Toc230042886" w:history="1">
             <w:r>
               <w:rPr>
                 <w:rStyle w:val="a3"/>
                 <w:rFonts w:ascii="Times New Roman" w:hAnsi="Times New Roman" w:cs="Times New Roman"/>
-                <w:b/>
                 <w:noProof/>
                 <w:sz w:val="28"/>
                 <w:szCs w:val="28"/>
@@ -1230,7 +1205,7 @@
                 <w:sz w:val="28"/>
                 <w:szCs w:val="28"/>
               </w:rPr>
-              <w:instrText xml:space="preserve"> PAGEREF _Toc229930207 \h </w:instrText>
+              <w:instrText xml:space="preserve"> PAGEREF _Toc230042886 \h </w:instrText>
             </w:r>
             <w:r>
               <w:rPr>
@@ -1279,6 +1254,7 @@
             <w:tabs>
               <w:tab w:val="right" w:leader="dot" w:pos="9345"/>
             </w:tabs>
+            <w:spacing w:line="360" w:lineRule="auto"/>
             <w:rPr>
               <w:rFonts w:ascii="Times New Roman" w:eastAsiaTheme="minorEastAsia" w:hAnsi="Times New Roman" w:cs="Times New Roman"/>
               <w:noProof/>
@@ -1287,12 +1263,11 @@
               <w:lang w:eastAsia="ru-RU"/>
             </w:rPr>
           </w:pPr>
-          <w:hyperlink w:anchor="_Toc229930208" w:history="1">
+          <w:hyperlink w:anchor="_Toc230042887" w:history="1">
             <w:r>
               <w:rPr>
                 <w:rStyle w:val="a3"/>
                 <w:rFonts w:ascii="Times New Roman" w:hAnsi="Times New Roman" w:cs="Times New Roman"/>
-                <w:b/>
                 <w:noProof/>
                 <w:sz w:val="28"/>
                 <w:szCs w:val="28"/>
@@ -1327,7 +1302,7 @@
                 <w:sz w:val="28"/>
                 <w:szCs w:val="28"/>
               </w:rPr>
-              <w:instrText xml:space="preserve"> PAGEREF _Toc229930208 \h </w:instrText>
+              <w:instrText xml:space="preserve"> PAGEREF _Toc230042887 \h </w:instrText>
             </w:r>
             <w:r>
               <w:rPr>
@@ -1356,7 +1331,7 @@
                 <w:sz w:val="28"/>
                 <w:szCs w:val="28"/>
               </w:rPr>
-              <w:t>14</w:t>
+              <w:t>13</w:t>
             </w:r>
             <w:r>
               <w:rPr>
@@ -1376,6 +1351,7 @@
             <w:tabs>
               <w:tab w:val="right" w:leader="dot" w:pos="9345"/>
             </w:tabs>
+            <w:spacing w:line="360" w:lineRule="auto"/>
             <w:rPr>
               <w:rFonts w:ascii="Times New Roman" w:eastAsiaTheme="minorEastAsia" w:hAnsi="Times New Roman" w:cs="Times New Roman"/>
               <w:noProof/>
@@ -1384,12 +1360,11 @@
               <w:lang w:eastAsia="ru-RU"/>
             </w:rPr>
           </w:pPr>
-          <w:hyperlink w:anchor="_Toc229930209" w:history="1">
+          <w:hyperlink w:anchor="_Toc230042888" w:history="1">
             <w:r>
               <w:rPr>
                 <w:rStyle w:val="a3"/>
                 <w:rFonts w:ascii="Times New Roman" w:hAnsi="Times New Roman" w:cs="Times New Roman"/>
-                <w:b/>
                 <w:noProof/>
                 <w:sz w:val="28"/>
                 <w:szCs w:val="28"/>
@@ -1424,7 +1399,7 @@
                 <w:sz w:val="28"/>
                 <w:szCs w:val="28"/>
               </w:rPr>
-              <w:instrText xml:space="preserve"> PAGEREF _Toc229930209 \h </w:instrText>
+              <w:instrText xml:space="preserve"> PAGEREF _Toc230042888 \h </w:instrText>
             </w:r>
             <w:r>
               <w:rPr>
@@ -1453,7 +1428,7 @@
                 <w:sz w:val="28"/>
                 <w:szCs w:val="28"/>
               </w:rPr>
-              <w:t>16</w:t>
+              <w:t>14</w:t>
             </w:r>
             <w:r>
               <w:rPr>
@@ -1474,6 +1449,7 @@
               <w:tab w:val="left" w:pos="880"/>
               <w:tab w:val="right" w:leader="dot" w:pos="9345"/>
             </w:tabs>
+            <w:spacing w:line="360" w:lineRule="auto"/>
             <w:rPr>
               <w:rFonts w:ascii="Times New Roman" w:eastAsiaTheme="minorEastAsia" w:hAnsi="Times New Roman" w:cs="Times New Roman"/>
               <w:noProof/>
@@ -1482,12 +1458,11 @@
               <w:lang w:eastAsia="ru-RU"/>
             </w:rPr>
           </w:pPr>
-          <w:hyperlink w:anchor="_Toc229930210" w:history="1">
+          <w:hyperlink w:anchor="_Toc230042889" w:history="1">
             <w:r>
               <w:rPr>
                 <w:rStyle w:val="a3"/>
                 <w:rFonts w:ascii="Times New Roman" w:hAnsi="Times New Roman" w:cs="Times New Roman"/>
-                <w:b/>
                 <w:noProof/>
                 <w:sz w:val="28"/>
                 <w:szCs w:val="28"/>
@@ -1508,7 +1483,6 @@
               <w:rPr>
                 <w:rStyle w:val="a3"/>
                 <w:rFonts w:ascii="Times New Roman" w:hAnsi="Times New Roman" w:cs="Times New Roman"/>
-                <w:b/>
                 <w:noProof/>
                 <w:sz w:val="28"/>
                 <w:szCs w:val="28"/>
@@ -1543,7 +1517,7 @@
                 <w:sz w:val="28"/>
                 <w:szCs w:val="28"/>
               </w:rPr>
-              <w:instrText xml:space="preserve"> PAGEREF _Toc229930210 \h </w:instrText>
+              <w:instrText xml:space="preserve"> PAGEREF _Toc230042889 \h </w:instrText>
             </w:r>
             <w:r>
               <w:rPr>
@@ -1572,7 +1546,7 @@
                 <w:sz w:val="28"/>
                 <w:szCs w:val="28"/>
               </w:rPr>
-              <w:t>21</w:t>
+              <w:t>19</w:t>
             </w:r>
             <w:r>
               <w:rPr>
@@ -1593,6 +1567,7 @@
               <w:tab w:val="left" w:pos="440"/>
               <w:tab w:val="right" w:leader="dot" w:pos="9345"/>
             </w:tabs>
+            <w:spacing w:line="360" w:lineRule="auto"/>
             <w:rPr>
               <w:rFonts w:ascii="Times New Roman" w:eastAsiaTheme="minorEastAsia" w:hAnsi="Times New Roman" w:cs="Times New Roman"/>
               <w:noProof/>
@@ -1601,7 +1576,7 @@
               <w:lang w:eastAsia="ru-RU"/>
             </w:rPr>
           </w:pPr>
-          <w:hyperlink w:anchor="_Toc229930211" w:history="1">
+          <w:hyperlink w:anchor="_Toc230042890" w:history="1">
             <w:r>
               <w:rPr>
                 <w:rStyle w:val="a3"/>
@@ -1660,7 +1635,7 @@
                 <w:sz w:val="28"/>
                 <w:szCs w:val="28"/>
               </w:rPr>
-              <w:instrText xml:space="preserve"> PAGEREF _Toc229930211 \h </w:instrText>
+              <w:instrText xml:space="preserve"> PAGEREF _Toc230042890 \h </w:instrText>
             </w:r>
             <w:r>
               <w:rPr>
@@ -1689,7 +1664,7 @@
                 <w:sz w:val="28"/>
                 <w:szCs w:val="28"/>
               </w:rPr>
-              <w:t>33</w:t>
+              <w:t>34</w:t>
             </w:r>
             <w:r>
               <w:rPr>
@@ -1710,6 +1685,7 @@
               <w:tab w:val="left" w:pos="880"/>
               <w:tab w:val="right" w:leader="dot" w:pos="9345"/>
             </w:tabs>
+            <w:spacing w:line="360" w:lineRule="auto"/>
             <w:rPr>
               <w:rFonts w:ascii="Times New Roman" w:eastAsiaTheme="minorEastAsia" w:hAnsi="Times New Roman" w:cs="Times New Roman"/>
               <w:noProof/>
@@ -1718,12 +1694,11 @@
               <w:lang w:eastAsia="ru-RU"/>
             </w:rPr>
           </w:pPr>
-          <w:hyperlink w:anchor="_Toc229930212" w:history="1">
+          <w:hyperlink w:anchor="_Toc230042891" w:history="1">
             <w:r>
               <w:rPr>
                 <w:rStyle w:val="a3"/>
                 <w:rFonts w:ascii="Times New Roman" w:hAnsi="Times New Roman" w:cs="Times New Roman"/>
-                <w:b/>
                 <w:noProof/>
                 <w:sz w:val="28"/>
                 <w:szCs w:val="28"/>
@@ -1744,7 +1719,6 @@
               <w:rPr>
                 <w:rStyle w:val="a3"/>
                 <w:rFonts w:ascii="Times New Roman" w:hAnsi="Times New Roman" w:cs="Times New Roman"/>
-                <w:b/>
                 <w:noProof/>
                 <w:sz w:val="28"/>
                 <w:szCs w:val="28"/>
@@ -1779,7 +1753,7 @@
                 <w:sz w:val="28"/>
                 <w:szCs w:val="28"/>
               </w:rPr>
-              <w:instrText xml:space="preserve"> PAGEREF _Toc229930212 \h </w:instrText>
+              <w:instrText xml:space="preserve"> PAGEREF _Toc230042891 \h </w:instrText>
             </w:r>
             <w:r>
               <w:rPr>
@@ -1808,7 +1782,7 @@
                 <w:sz w:val="28"/>
                 <w:szCs w:val="28"/>
               </w:rPr>
-              <w:t>33</w:t>
+              <w:t>34</w:t>
             </w:r>
             <w:r>
               <w:rPr>
@@ -1828,6 +1802,7 @@
             <w:tabs>
               <w:tab w:val="right" w:leader="dot" w:pos="9345"/>
             </w:tabs>
+            <w:spacing w:line="360" w:lineRule="auto"/>
             <w:rPr>
               <w:rFonts w:ascii="Times New Roman" w:eastAsiaTheme="minorEastAsia" w:hAnsi="Times New Roman" w:cs="Times New Roman"/>
               <w:noProof/>
@@ -1836,12 +1811,11 @@
               <w:lang w:eastAsia="ru-RU"/>
             </w:rPr>
           </w:pPr>
-          <w:hyperlink w:anchor="_Toc229930213" w:history="1">
+          <w:hyperlink w:anchor="_Toc230042892" w:history="1">
             <w:r>
               <w:rPr>
                 <w:rStyle w:val="a3"/>
                 <w:rFonts w:ascii="Times New Roman" w:hAnsi="Times New Roman" w:cs="Times New Roman"/>
-                <w:b/>
                 <w:noProof/>
                 <w:sz w:val="28"/>
                 <w:szCs w:val="28"/>
@@ -1876,7 +1850,7 @@
                 <w:sz w:val="28"/>
                 <w:szCs w:val="28"/>
               </w:rPr>
-              <w:instrText xml:space="preserve"> PAGEREF _Toc229930213 \h </w:instrText>
+              <w:instrText xml:space="preserve"> PAGEREF _Toc230042892 \h </w:instrText>
             </w:r>
             <w:r>
               <w:rPr>
@@ -1905,7 +1879,7 @@
                 <w:sz w:val="28"/>
                 <w:szCs w:val="28"/>
               </w:rPr>
-              <w:t>33</w:t>
+              <w:t>34</w:t>
             </w:r>
             <w:r>
               <w:rPr>
@@ -1925,6 +1899,7 @@
             <w:tabs>
               <w:tab w:val="right" w:leader="dot" w:pos="9345"/>
             </w:tabs>
+            <w:spacing w:line="360" w:lineRule="auto"/>
             <w:rPr>
               <w:rFonts w:ascii="Times New Roman" w:eastAsiaTheme="minorEastAsia" w:hAnsi="Times New Roman" w:cs="Times New Roman"/>
               <w:noProof/>
@@ -1933,12 +1908,11 @@
               <w:lang w:eastAsia="ru-RU"/>
             </w:rPr>
           </w:pPr>
-          <w:hyperlink w:anchor="_Toc229930214" w:history="1">
+          <w:hyperlink w:anchor="_Toc230042893" w:history="1">
             <w:r>
               <w:rPr>
                 <w:rStyle w:val="a3"/>
                 <w:rFonts w:ascii="Times New Roman" w:hAnsi="Times New Roman" w:cs="Times New Roman"/>
-                <w:b/>
                 <w:noProof/>
                 <w:sz w:val="28"/>
                 <w:szCs w:val="28"/>
@@ -1973,7 +1947,7 @@
                 <w:sz w:val="28"/>
                 <w:szCs w:val="28"/>
               </w:rPr>
-              <w:instrText xml:space="preserve"> PAGEREF _Toc229930214 \h </w:instrText>
+              <w:instrText xml:space="preserve"> PAGEREF _Toc230042893 \h </w:instrText>
             </w:r>
             <w:r>
               <w:rPr>
@@ -2002,7 +1976,7 @@
                 <w:sz w:val="28"/>
                 <w:szCs w:val="28"/>
               </w:rPr>
-              <w:t>35</w:t>
+              <w:t>36</w:t>
             </w:r>
             <w:r>
               <w:rPr>
@@ -2022,6 +1996,7 @@
             <w:tabs>
               <w:tab w:val="right" w:leader="dot" w:pos="9345"/>
             </w:tabs>
+            <w:spacing w:line="360" w:lineRule="auto"/>
             <w:rPr>
               <w:rFonts w:ascii="Times New Roman" w:eastAsiaTheme="minorEastAsia" w:hAnsi="Times New Roman" w:cs="Times New Roman"/>
               <w:noProof/>
@@ -2030,12 +2005,11 @@
               <w:lang w:eastAsia="ru-RU"/>
             </w:rPr>
           </w:pPr>
-          <w:hyperlink w:anchor="_Toc229930215" w:history="1">
+          <w:hyperlink w:anchor="_Toc230042894" w:history="1">
             <w:r>
               <w:rPr>
                 <w:rStyle w:val="a3"/>
                 <w:rFonts w:ascii="Times New Roman" w:hAnsi="Times New Roman" w:cs="Times New Roman"/>
-                <w:b/>
                 <w:noProof/>
                 <w:sz w:val="28"/>
                 <w:szCs w:val="28"/>
@@ -2070,7 +2044,7 @@
                 <w:sz w:val="28"/>
                 <w:szCs w:val="28"/>
               </w:rPr>
-              <w:instrText xml:space="preserve"> PAGEREF _Toc229930215 \h </w:instrText>
+              <w:instrText xml:space="preserve"> PAGEREF _Toc230042894 \h </w:instrText>
             </w:r>
             <w:r>
               <w:rPr>
@@ -2099,7 +2073,7 @@
                 <w:sz w:val="28"/>
                 <w:szCs w:val="28"/>
               </w:rPr>
-              <w:t>36</w:t>
+              <w:t>37</w:t>
             </w:r>
             <w:r>
               <w:rPr>
@@ -2119,6 +2093,7 @@
             <w:tabs>
               <w:tab w:val="right" w:leader="dot" w:pos="9345"/>
             </w:tabs>
+            <w:spacing w:line="360" w:lineRule="auto"/>
             <w:rPr>
               <w:rFonts w:ascii="Times New Roman" w:eastAsiaTheme="minorEastAsia" w:hAnsi="Times New Roman" w:cs="Times New Roman"/>
               <w:noProof/>
@@ -2127,12 +2102,11 @@
               <w:lang w:eastAsia="ru-RU"/>
             </w:rPr>
           </w:pPr>
-          <w:hyperlink w:anchor="_Toc229930216" w:history="1">
+          <w:hyperlink w:anchor="_Toc230042895" w:history="1">
             <w:r>
               <w:rPr>
                 <w:rStyle w:val="a3"/>
                 <w:rFonts w:ascii="Times New Roman" w:hAnsi="Times New Roman" w:cs="Times New Roman"/>
-                <w:b/>
                 <w:noProof/>
                 <w:sz w:val="28"/>
                 <w:szCs w:val="28"/>
@@ -2167,7 +2141,7 @@
                 <w:sz w:val="28"/>
                 <w:szCs w:val="28"/>
               </w:rPr>
-              <w:instrText xml:space="preserve"> PAGEREF _Toc229930216 \h </w:instrText>
+              <w:instrText xml:space="preserve"> PAGEREF _Toc230042895 \h </w:instrText>
             </w:r>
             <w:r>
               <w:rPr>
@@ -2217,6 +2191,7 @@
               <w:tab w:val="left" w:pos="880"/>
               <w:tab w:val="right" w:leader="dot" w:pos="9345"/>
             </w:tabs>
+            <w:spacing w:line="360" w:lineRule="auto"/>
             <w:rPr>
               <w:rFonts w:ascii="Times New Roman" w:eastAsiaTheme="minorEastAsia" w:hAnsi="Times New Roman" w:cs="Times New Roman"/>
               <w:noProof/>
@@ -2225,12 +2200,11 @@
               <w:lang w:eastAsia="ru-RU"/>
             </w:rPr>
           </w:pPr>
-          <w:hyperlink w:anchor="_Toc229930217" w:history="1">
+          <w:hyperlink w:anchor="_Toc230042896" w:history="1">
             <w:r>
               <w:rPr>
                 <w:rStyle w:val="a3"/>
                 <w:rFonts w:ascii="Times New Roman" w:hAnsi="Times New Roman" w:cs="Times New Roman"/>
-                <w:b/>
                 <w:noProof/>
                 <w:sz w:val="28"/>
                 <w:szCs w:val="28"/>
@@ -2251,7 +2225,6 @@
               <w:rPr>
                 <w:rStyle w:val="a3"/>
                 <w:rFonts w:ascii="Times New Roman" w:hAnsi="Times New Roman" w:cs="Times New Roman"/>
-                <w:b/>
                 <w:noProof/>
                 <w:sz w:val="28"/>
                 <w:szCs w:val="28"/>
@@ -2286,7 +2259,7 @@
                 <w:sz w:val="28"/>
                 <w:szCs w:val="28"/>
               </w:rPr>
-              <w:instrText xml:space="preserve"> PAGEREF _Toc229930217 \h </w:instrText>
+              <w:instrText xml:space="preserve"> PAGEREF _Toc230042896 \h </w:instrText>
             </w:r>
             <w:r>
               <w:rPr>
@@ -2315,7 +2288,7 @@
                 <w:sz w:val="28"/>
                 <w:szCs w:val="28"/>
               </w:rPr>
-              <w:t>46</w:t>
+              <w:t>44</w:t>
             </w:r>
             <w:r>
               <w:rPr>
@@ -2336,6 +2309,7 @@
               <w:tab w:val="left" w:pos="440"/>
               <w:tab w:val="right" w:leader="dot" w:pos="9345"/>
             </w:tabs>
+            <w:spacing w:line="360" w:lineRule="auto"/>
             <w:rPr>
               <w:rFonts w:ascii="Times New Roman" w:eastAsiaTheme="minorEastAsia" w:hAnsi="Times New Roman" w:cs="Times New Roman"/>
               <w:noProof/>
@@ -2344,7 +2318,7 @@
               <w:lang w:eastAsia="ru-RU"/>
             </w:rPr>
           </w:pPr>
-          <w:hyperlink w:anchor="_Toc229930218" w:history="1">
+          <w:hyperlink w:anchor="_Toc230042897" w:history="1">
             <w:r>
               <w:rPr>
                 <w:rStyle w:val="a3"/>
@@ -2403,7 +2377,7 @@
                 <w:sz w:val="28"/>
                 <w:szCs w:val="28"/>
               </w:rPr>
-              <w:instrText xml:space="preserve"> PAGEREF _Toc229930218 \h </w:instrText>
+              <w:instrText xml:space="preserve"> PAGEREF _Toc230042897 \h </w:instrText>
             </w:r>
             <w:r>
               <w:rPr>
@@ -2432,7 +2406,7 @@
                 <w:sz w:val="28"/>
                 <w:szCs w:val="28"/>
               </w:rPr>
-              <w:t>59</w:t>
+              <w:t>57</w:t>
             </w:r>
             <w:r>
               <w:rPr>
@@ -2453,6 +2427,7 @@
               <w:tab w:val="left" w:pos="440"/>
               <w:tab w:val="right" w:leader="dot" w:pos="9345"/>
             </w:tabs>
+            <w:spacing w:line="360" w:lineRule="auto"/>
             <w:rPr>
               <w:rFonts w:ascii="Times New Roman" w:eastAsiaTheme="minorEastAsia" w:hAnsi="Times New Roman" w:cs="Times New Roman"/>
               <w:noProof/>
@@ -2461,12 +2436,11 @@
               <w:lang w:eastAsia="ru-RU"/>
             </w:rPr>
           </w:pPr>
-          <w:hyperlink w:anchor="_Toc229930219" w:history="1">
+          <w:hyperlink w:anchor="_Toc230042898" w:history="1">
             <w:r>
               <w:rPr>
                 <w:rStyle w:val="a3"/>
                 <w:rFonts w:ascii="Times New Roman" w:eastAsia="Times New Roman" w:hAnsi="Times New Roman" w:cs="Times New Roman"/>
-                <w:b/>
                 <w:noProof/>
                 <w:sz w:val="28"/>
                 <w:szCs w:val="28"/>
@@ -2488,7 +2462,6 @@
               <w:rPr>
                 <w:rStyle w:val="a3"/>
                 <w:rFonts w:ascii="Times New Roman" w:eastAsia="Times New Roman" w:hAnsi="Times New Roman" w:cs="Times New Roman"/>
-                <w:b/>
                 <w:noProof/>
                 <w:sz w:val="28"/>
                 <w:szCs w:val="28"/>
@@ -2524,7 +2497,7 @@
                 <w:sz w:val="28"/>
                 <w:szCs w:val="28"/>
               </w:rPr>
-              <w:instrText xml:space="preserve"> PAGEREF _Toc229930219 \h </w:instrText>
+              <w:instrText xml:space="preserve"> PAGEREF _Toc230042898 \h </w:instrText>
             </w:r>
             <w:r>
               <w:rPr>
@@ -2553,7 +2526,7 @@
                 <w:sz w:val="28"/>
                 <w:szCs w:val="28"/>
               </w:rPr>
-              <w:t>69</w:t>
+              <w:t>67</w:t>
             </w:r>
             <w:r>
               <w:rPr>
@@ -2573,6 +2546,7 @@
             <w:tabs>
               <w:tab w:val="right" w:leader="dot" w:pos="9345"/>
             </w:tabs>
+            <w:spacing w:line="360" w:lineRule="auto"/>
             <w:rPr>
               <w:rFonts w:ascii="Times New Roman" w:eastAsiaTheme="minorEastAsia" w:hAnsi="Times New Roman" w:cs="Times New Roman"/>
               <w:noProof/>
@@ -2581,12 +2555,11 @@
               <w:lang w:eastAsia="ru-RU"/>
             </w:rPr>
           </w:pPr>
-          <w:hyperlink w:anchor="_Toc229930220" w:history="1">
+          <w:hyperlink w:anchor="_Toc230042899" w:history="1">
             <w:r>
               <w:rPr>
                 <w:rStyle w:val="a3"/>
                 <w:rFonts w:ascii="Times New Roman" w:eastAsia="Times New Roman" w:hAnsi="Times New Roman" w:cs="Times New Roman"/>
-                <w:b/>
                 <w:noProof/>
                 <w:sz w:val="28"/>
                 <w:szCs w:val="28"/>
@@ -2622,7 +2595,7 @@
                 <w:sz w:val="28"/>
                 <w:szCs w:val="28"/>
               </w:rPr>
-              <w:instrText xml:space="preserve"> PAGEREF _Toc229930220 \h </w:instrText>
+              <w:instrText xml:space="preserve"> PAGEREF _Toc230042899 \h </w:instrText>
             </w:r>
             <w:r>
               <w:rPr>
@@ -2651,7 +2624,7 @@
                 <w:sz w:val="28"/>
                 <w:szCs w:val="28"/>
               </w:rPr>
-              <w:t>73</w:t>
+              <w:t>71</w:t>
             </w:r>
             <w:r>
               <w:rPr>
@@ -2675,7 +2648,6 @@
           <w:r>
             <w:rPr>
               <w:rFonts w:ascii="Times New Roman" w:hAnsi="Times New Roman" w:cs="Times New Roman"/>
-              <w:b/>
               <w:bCs/>
               <w:sz w:val="28"/>
               <w:szCs w:val="28"/>
@@ -2716,7 +2688,7 @@
           <w:lang w:eastAsia="ru-RU"/>
         </w:rPr>
       </w:pPr>
-      <w:bookmarkStart w:id="0" w:name="_Toc229930204"/>
+      <w:bookmarkStart w:id="0" w:name="_Toc230042883"/>
       <w:r>
         <w:rPr>
           <w:rFonts w:ascii="Times New Roman" w:eastAsia="Times New Roman" w:hAnsi="Times New Roman" w:cs="Times New Roman"/>
@@ -3469,7 +3441,7 @@
       </w:pPr>
       <w:bookmarkStart w:id="1" w:name="_Toc198919295"/>
       <w:bookmarkStart w:id="2" w:name="_Toc226586928"/>
-      <w:bookmarkStart w:id="3" w:name="_Toc229930205"/>
+      <w:bookmarkStart w:id="3" w:name="_Toc230042884"/>
       <w:r>
         <w:rPr>
           <w:rFonts w:cs="Times New Roman"/>
@@ -3528,7 +3500,7 @@
       </w:pPr>
       <w:bookmarkStart w:id="4" w:name="_Toc198919296"/>
       <w:bookmarkStart w:id="5" w:name="_Toc226586929"/>
-      <w:bookmarkStart w:id="6" w:name="_Toc229930206"/>
+      <w:bookmarkStart w:id="6" w:name="_Toc230042885"/>
       <w:r>
         <w:rPr>
           <w:rFonts w:ascii="Times New Roman" w:hAnsi="Times New Roman" w:cs="Times New Roman"/>
@@ -3593,7 +3565,7 @@
           <w:lang w:eastAsia="en-US"/>
         </w:rPr>
       </w:pPr>
-      <w:bookmarkStart w:id="7" w:name="_Toc229930207"/>
+      <w:bookmarkStart w:id="7" w:name="_Toc230042886"/>
       <w:r>
         <w:rPr>
           <w:rFonts w:ascii="Times New Roman" w:hAnsi="Times New Roman" w:cs="Times New Roman"/>
@@ -3824,7 +3796,16 @@
           <w:sz w:val="28"/>
           <w:szCs w:val="28"/>
         </w:rPr>
-        <w:br w:type="page"/>
+        <w:t xml:space="preserve">В существующей модели управления обратная связь от рабочих к бригадиру осуществляется устно при личной встрече или по телефону. Рабочий не имеет возможности оперативно сообщить о возникших трудностях или отклонениях от плана. Бригадир, в свою очередь, не может в реальном </w:t>
+      </w:r>
+      <w:r>
+        <w:rPr>
+          <w:rFonts w:ascii="Times New Roman" w:hAnsi="Times New Roman" w:cs="Times New Roman"/>
+          <w:sz w:val="28"/>
+          <w:szCs w:val="28"/>
+        </w:rPr>
+        <w:lastRenderedPageBreak/>
+        <w:t>времени оценить прогресс выполнения задачи и своевременно скорректировать действия бригады. Аналитические данные о производительности, соблюдении сроков и загрузке сотрудников отсутствуют либо формируются вручную на основе субъективных оценок и фрагментарных записей.</w:t>
       </w:r>
     </w:p>
     <w:p>
@@ -3834,20 +3815,67 @@
         <w:jc w:val="both"/>
         <w:rPr>
           <w:rFonts w:ascii="Times New Roman" w:hAnsi="Times New Roman" w:cs="Times New Roman"/>
-          <w:b/>
-          <w:sz w:val="28"/>
-          <w:szCs w:val="28"/>
-        </w:rPr>
-      </w:pPr>
-      <w:r>
-        <w:rPr>
-          <w:rFonts w:ascii="Times New Roman" w:hAnsi="Times New Roman" w:cs="Times New Roman"/>
-          <w:b/>
-          <w:sz w:val="28"/>
-          <w:szCs w:val="28"/>
-        </w:rPr>
-        <w:lastRenderedPageBreak/>
-        <w:t>Анализ и обратная связь</w:t>
+          <w:sz w:val="28"/>
+          <w:szCs w:val="28"/>
+        </w:rPr>
+      </w:pPr>
+      <w:r>
+        <w:rPr>
+          <w:rFonts w:ascii="Times New Roman" w:hAnsi="Times New Roman" w:cs="Times New Roman"/>
+          <w:sz w:val="28"/>
+          <w:szCs w:val="28"/>
+        </w:rPr>
+        <w:t xml:space="preserve">В результате анализа предметной области была определена и составлена </w:t>
+      </w:r>
+      <w:r>
+        <w:rPr>
+          <w:rFonts w:ascii="Times New Roman" w:hAnsi="Times New Roman" w:cs="Times New Roman"/>
+          <w:sz w:val="28"/>
+          <w:szCs w:val="28"/>
+          <w:lang w:val="en-US"/>
+        </w:rPr>
+        <w:t>USE</w:t>
+      </w:r>
+      <w:r>
+        <w:rPr>
+          <w:rFonts w:ascii="Times New Roman" w:hAnsi="Times New Roman" w:cs="Times New Roman"/>
+          <w:sz w:val="28"/>
+          <w:szCs w:val="28"/>
+        </w:rPr>
+        <w:t>–</w:t>
+      </w:r>
+      <w:r>
+        <w:rPr>
+          <w:rFonts w:ascii="Times New Roman" w:hAnsi="Times New Roman" w:cs="Times New Roman"/>
+          <w:sz w:val="28"/>
+          <w:szCs w:val="28"/>
+          <w:lang w:val="en-US"/>
+        </w:rPr>
+        <w:t>CASE</w:t>
+      </w:r>
+      <w:r>
+        <w:rPr>
+          <w:rFonts w:ascii="Times New Roman" w:hAnsi="Times New Roman" w:cs="Times New Roman"/>
+          <w:sz w:val="28"/>
+          <w:szCs w:val="28"/>
+        </w:rPr>
+        <w:t xml:space="preserve"> диаграмма, представленная на рисунке 1, и ее ключевые функции и задачи, выполняемые бригадиром в рамках текущей модели управления бригадами на объектах РЖД. Также выделены основные бизнес</w:t>
+      </w:r>
+      <w:r>
+        <w:rPr>
+          <w:rFonts w:ascii="Times New Roman" w:hAnsi="Times New Roman" w:cs="Times New Roman"/>
+          <w:sz w:val="28"/>
+          <w:szCs w:val="28"/>
+        </w:rPr>
+        <w:t>–</w:t>
+      </w:r>
+      <w:r>
+        <w:rPr>
+          <w:rFonts w:ascii="Times New Roman" w:hAnsi="Times New Roman" w:cs="Times New Roman"/>
+          <w:sz w:val="28"/>
+          <w:szCs w:val="28"/>
+        </w:rPr>
+        <w:t>процессы, осуществляемые без использования автоматизированной системы. Эти процессы включают:</w:t>
       </w:r>
     </w:p>
     <w:p>
@@ -3857,11 +3885,34 @@
         <w:jc w:val="both"/>
         <w:rPr>
           <w:rFonts w:ascii="Times New Roman" w:hAnsi="Times New Roman" w:cs="Times New Roman"/>
-          <w:b/>
-          <w:sz w:val="28"/>
-          <w:szCs w:val="28"/>
-        </w:rPr>
-      </w:pPr>
+          <w:sz w:val="28"/>
+          <w:szCs w:val="28"/>
+        </w:rPr>
+      </w:pPr>
+      <w:r>
+        <w:rPr>
+          <w:rFonts w:ascii="Times New Roman" w:hAnsi="Times New Roman" w:cs="Times New Roman"/>
+          <w:sz w:val="28"/>
+          <w:szCs w:val="28"/>
+        </w:rPr>
+        <w:t xml:space="preserve">Назначение задачи при непосредственном контакте </w:t>
+      </w:r>
+      <w:r>
+        <w:rPr>
+          <w:rFonts w:ascii="Times New Roman" w:hAnsi="Times New Roman" w:cs="Times New Roman"/>
+          <w:sz w:val="28"/>
+          <w:szCs w:val="28"/>
+        </w:rPr>
+        <w:t>–</w:t>
+      </w:r>
+      <w:r>
+        <w:rPr>
+          <w:rFonts w:ascii="Times New Roman" w:hAnsi="Times New Roman" w:cs="Times New Roman"/>
+          <w:sz w:val="28"/>
+          <w:szCs w:val="28"/>
+        </w:rPr>
+        <w:t xml:space="preserve"> постановка поручения работнику лично, без фиксации в цифровой системе, с передачей устных или письменных указаний.</w:t>
+      </w:r>
     </w:p>
     <w:p>
       <w:pPr>
@@ -3880,7 +3931,23 @@
           <w:sz w:val="28"/>
           <w:szCs w:val="28"/>
         </w:rPr>
-        <w:t>В существующей модели управления обратная связь от рабочих к бригадиру осуществляется устно при личной встрече или по телефону. Рабочий не имеет возможности оперативно сообщить о возникших трудностях или отклонениях от плана. Бригадир, в свою очередь, не может в реальном времени оценить прогресс выполнения задачи и своевременно скорректировать действия бригады. Аналитические данные о производительности, соблюдении сроков и загрузке сотрудников отсутствуют либо формируются вручную на основе субъективных оценок и фрагментарных записей.</w:t>
+        <w:t xml:space="preserve">Получение физического отчета </w:t>
+      </w:r>
+      <w:r>
+        <w:rPr>
+          <w:rFonts w:ascii="Times New Roman" w:hAnsi="Times New Roman" w:cs="Times New Roman"/>
+          <w:sz w:val="28"/>
+          <w:szCs w:val="28"/>
+        </w:rPr>
+        <w:t>–</w:t>
+      </w:r>
+      <w:r>
+        <w:rPr>
+          <w:rFonts w:ascii="Times New Roman" w:hAnsi="Times New Roman" w:cs="Times New Roman"/>
+          <w:sz w:val="28"/>
+          <w:szCs w:val="28"/>
+        </w:rPr>
+        <w:t xml:space="preserve"> прием от работника бумажного или устного отчета о выполненной работе, не предполагающий автоматической обработки или структурирования данных.</w:t>
       </w:r>
     </w:p>
     <w:p>
@@ -3900,16 +3967,7 @@
           <w:sz w:val="28"/>
           <w:szCs w:val="28"/>
         </w:rPr>
-        <w:t xml:space="preserve">В результате анализа предметной области была определена и составлена </w:t>
-      </w:r>
-      <w:r>
-        <w:rPr>
-          <w:rFonts w:ascii="Times New Roman" w:hAnsi="Times New Roman" w:cs="Times New Roman"/>
-          <w:sz w:val="28"/>
-          <w:szCs w:val="28"/>
-          <w:lang w:val="en-US"/>
-        </w:rPr>
-        <w:t>USE</w:t>
+        <w:t xml:space="preserve">Формирование отчета за период вручную </w:t>
       </w:r>
       <w:r>
         <w:rPr>
@@ -3924,33 +3982,8 @@
           <w:rFonts w:ascii="Times New Roman" w:hAnsi="Times New Roman" w:cs="Times New Roman"/>
           <w:sz w:val="28"/>
           <w:szCs w:val="28"/>
-          <w:lang w:val="en-US"/>
-        </w:rPr>
-        <w:t>CASE</w:t>
-      </w:r>
-      <w:r>
-        <w:rPr>
-          <w:rFonts w:ascii="Times New Roman" w:hAnsi="Times New Roman" w:cs="Times New Roman"/>
-          <w:sz w:val="28"/>
-          <w:szCs w:val="28"/>
-        </w:rPr>
-        <w:t xml:space="preserve"> диаграмма, представленная на рисунке 1, и ее ключевые функции и задачи, выполняемые бригадиром в рамках текущей модели управления бригадами на объектах РЖД. Также выделены основные бизнес</w:t>
-      </w:r>
-      <w:r>
-        <w:rPr>
-          <w:rFonts w:ascii="Times New Roman" w:hAnsi="Times New Roman" w:cs="Times New Roman"/>
-          <w:sz w:val="28"/>
-          <w:szCs w:val="28"/>
-        </w:rPr>
-        <w:t>–</w:t>
-      </w:r>
-      <w:r>
-        <w:rPr>
-          <w:rFonts w:ascii="Times New Roman" w:hAnsi="Times New Roman" w:cs="Times New Roman"/>
-          <w:sz w:val="28"/>
-          <w:szCs w:val="28"/>
-        </w:rPr>
-        <w:t>процессы, осуществляемые без использования автоматизированной системы. Эти процессы включают:</w:t>
+        </w:rPr>
+        <w:t xml:space="preserve"> ручная компиляция сводной информации о работе бригады за определенный промежуток времени (день, неделю, месяц) на основе личных записей, памяти и переданных бумажных отчетов.</w:t>
       </w:r>
     </w:p>
     <w:p>
@@ -3970,7 +4003,7 @@
           <w:sz w:val="28"/>
           <w:szCs w:val="28"/>
         </w:rPr>
-        <w:t xml:space="preserve">Назначение задачи при непосредственном контакте </w:t>
+        <w:t xml:space="preserve">Физическое получение задачи </w:t>
       </w:r>
       <w:r>
         <w:rPr>
@@ -3986,7 +4019,7 @@
           <w:sz w:val="28"/>
           <w:szCs w:val="28"/>
         </w:rPr>
-        <w:t xml:space="preserve"> постановка поручения работнику лично, без фиксации в цифровой системе, с передачей устных или письменных указаний.</w:t>
+        <w:t xml:space="preserve"> прием бригадиром поручения от вышестоящего руководства в устной форме или на бумажном носителе без использования электронных каналов связи.</w:t>
       </w:r>
     </w:p>
     <w:p>
@@ -4006,7 +4039,7 @@
           <w:sz w:val="28"/>
           <w:szCs w:val="28"/>
         </w:rPr>
-        <w:t xml:space="preserve">Получение физического отчета </w:t>
+        <w:t xml:space="preserve">Просмотр задачи </w:t>
       </w:r>
       <w:r>
         <w:rPr>
@@ -4022,7 +4055,7 @@
           <w:sz w:val="28"/>
           <w:szCs w:val="28"/>
         </w:rPr>
-        <w:t xml:space="preserve"> прием от работника бумажного или устного отчета о выполненной работе, не предполагающий автоматической обработки или структурирования данных.</w:t>
+        <w:t xml:space="preserve"> визуальное ознакомление с полученным поручением (на бумаге или в ручных записях) перед его дальнейшей передачей работнику.</w:t>
       </w:r>
     </w:p>
     <w:p>
@@ -4042,7 +4075,8 @@
           <w:sz w:val="28"/>
           <w:szCs w:val="28"/>
         </w:rPr>
-        <w:t xml:space="preserve">Формирование отчета за период вручную </w:t>
+        <w:lastRenderedPageBreak/>
+        <w:t xml:space="preserve">Физическое заполнение отчета </w:t>
       </w:r>
       <w:r>
         <w:rPr>
@@ -4058,7 +4092,7 @@
           <w:sz w:val="28"/>
           <w:szCs w:val="28"/>
         </w:rPr>
-        <w:t xml:space="preserve"> ручная компиляция сводной информации о работе бригады за определенный промежуток времени (день, неделю, месяц) на основе личных записей, памяти и переданных бумажных отчетов.</w:t>
+        <w:t xml:space="preserve"> ручное внесение информации о выполненной работе в бумажную форму или журнал, без применения шаблонов и средств автоматизации.</w:t>
       </w:r>
     </w:p>
     <w:p>
@@ -4072,126 +4106,15 @@
           <w:szCs w:val="28"/>
         </w:rPr>
       </w:pPr>
-      <w:r>
-        <w:rPr>
-          <w:rFonts w:ascii="Times New Roman" w:hAnsi="Times New Roman" w:cs="Times New Roman"/>
-          <w:sz w:val="28"/>
-          <w:szCs w:val="28"/>
-        </w:rPr>
-        <w:lastRenderedPageBreak/>
-        <w:t xml:space="preserve">Физическое получение задачи </w:t>
-      </w:r>
-      <w:r>
-        <w:rPr>
-          <w:rFonts w:ascii="Times New Roman" w:hAnsi="Times New Roman" w:cs="Times New Roman"/>
-          <w:sz w:val="28"/>
-          <w:szCs w:val="28"/>
-        </w:rPr>
-        <w:t>–</w:t>
-      </w:r>
-      <w:r>
-        <w:rPr>
-          <w:rFonts w:ascii="Times New Roman" w:hAnsi="Times New Roman" w:cs="Times New Roman"/>
-          <w:sz w:val="28"/>
-          <w:szCs w:val="28"/>
-        </w:rPr>
-        <w:t xml:space="preserve"> прием бригадиром поручения от вышестоящего руководства в устной форме или на бумажном носителе без использования электронных каналов связи.</w:t>
-      </w:r>
     </w:p>
     <w:p>
       <w:pPr>
         <w:spacing w:line="360" w:lineRule="auto"/>
-        <w:ind w:firstLine="709"/>
-        <w:jc w:val="both"/>
-        <w:rPr>
-          <w:rFonts w:ascii="Times New Roman" w:hAnsi="Times New Roman" w:cs="Times New Roman"/>
-          <w:sz w:val="28"/>
-          <w:szCs w:val="28"/>
-        </w:rPr>
-      </w:pPr>
-      <w:r>
-        <w:rPr>
-          <w:rFonts w:ascii="Times New Roman" w:hAnsi="Times New Roman" w:cs="Times New Roman"/>
-          <w:sz w:val="28"/>
-          <w:szCs w:val="28"/>
-        </w:rPr>
-        <w:t xml:space="preserve">Просмотр задачи </w:t>
-      </w:r>
-      <w:r>
-        <w:rPr>
-          <w:rFonts w:ascii="Times New Roman" w:hAnsi="Times New Roman" w:cs="Times New Roman"/>
-          <w:sz w:val="28"/>
-          <w:szCs w:val="28"/>
-        </w:rPr>
-        <w:t>–</w:t>
-      </w:r>
-      <w:r>
-        <w:rPr>
-          <w:rFonts w:ascii="Times New Roman" w:hAnsi="Times New Roman" w:cs="Times New Roman"/>
-          <w:sz w:val="28"/>
-          <w:szCs w:val="28"/>
-        </w:rPr>
-        <w:t xml:space="preserve"> визуальное ознакомление с полученным поручением (на бумаге или в ручных записях) перед его дальнейшей передачей работнику.</w:t>
-      </w:r>
-    </w:p>
-    <w:p>
-      <w:pPr>
-        <w:spacing w:line="360" w:lineRule="auto"/>
-        <w:ind w:firstLine="709"/>
-        <w:jc w:val="both"/>
-        <w:rPr>
-          <w:rFonts w:ascii="Times New Roman" w:hAnsi="Times New Roman" w:cs="Times New Roman"/>
-          <w:sz w:val="28"/>
-          <w:szCs w:val="28"/>
-        </w:rPr>
-      </w:pPr>
-      <w:r>
-        <w:rPr>
-          <w:rFonts w:ascii="Times New Roman" w:hAnsi="Times New Roman" w:cs="Times New Roman"/>
-          <w:sz w:val="28"/>
-          <w:szCs w:val="28"/>
-        </w:rPr>
-        <w:t xml:space="preserve">Физическое заполнение отчета </w:t>
-      </w:r>
-      <w:r>
-        <w:rPr>
-          <w:rFonts w:ascii="Times New Roman" w:hAnsi="Times New Roman" w:cs="Times New Roman"/>
-          <w:sz w:val="28"/>
-          <w:szCs w:val="28"/>
-        </w:rPr>
-        <w:t>–</w:t>
-      </w:r>
-      <w:r>
-        <w:rPr>
-          <w:rFonts w:ascii="Times New Roman" w:hAnsi="Times New Roman" w:cs="Times New Roman"/>
-          <w:sz w:val="28"/>
-          <w:szCs w:val="28"/>
-        </w:rPr>
-        <w:t xml:space="preserve"> ручное внесение информации о выполненной работе в бумажную форму или журнал, без применения шаблонов и средств автоматизации.</w:t>
-      </w:r>
-    </w:p>
-    <w:p>
-      <w:pPr>
-        <w:spacing w:line="360" w:lineRule="auto"/>
-        <w:ind w:firstLine="709"/>
-        <w:jc w:val="both"/>
-        <w:rPr>
-          <w:rFonts w:ascii="Times New Roman" w:hAnsi="Times New Roman" w:cs="Times New Roman"/>
-          <w:sz w:val="28"/>
-          <w:szCs w:val="28"/>
-        </w:rPr>
-      </w:pPr>
-    </w:p>
-    <w:p>
-      <w:pPr>
-        <w:spacing w:line="360" w:lineRule="auto"/>
-        <w:ind w:firstLine="709"/>
         <w:jc w:val="center"/>
         <w:rPr>
           <w:rFonts w:ascii="Times New Roman" w:hAnsi="Times New Roman" w:cs="Times New Roman"/>
           <w:sz w:val="28"/>
           <w:szCs w:val="28"/>
-          <w:lang w:val="en-US"/>
         </w:rPr>
       </w:pPr>
       <w:r>
@@ -4314,7 +4237,6 @@
     <w:p>
       <w:pPr>
         <w:spacing w:line="360" w:lineRule="auto"/>
-        <w:ind w:firstLine="709"/>
         <w:jc w:val="both"/>
         <w:rPr>
           <w:rFonts w:ascii="Times New Roman" w:hAnsi="Times New Roman" w:cs="Times New Roman"/>
@@ -4322,14 +4244,6 @@
           <w:szCs w:val="28"/>
         </w:rPr>
       </w:pPr>
-      <w:r>
-        <w:rPr>
-          <w:rFonts w:ascii="Times New Roman" w:hAnsi="Times New Roman" w:cs="Times New Roman"/>
-          <w:sz w:val="28"/>
-          <w:szCs w:val="28"/>
-        </w:rPr>
-        <w:br w:type="page"/>
-      </w:r>
     </w:p>
     <w:p>
       <w:pPr>
@@ -4348,7 +4262,6 @@
           <w:sz w:val="28"/>
           <w:szCs w:val="28"/>
         </w:rPr>
-        <w:lastRenderedPageBreak/>
         <w:t xml:space="preserve">В результате анализа предметной области была составлена </w:t>
       </w:r>
       <w:r>
@@ -4406,6 +4319,7 @@
           <w:sz w:val="28"/>
           <w:szCs w:val="28"/>
         </w:rPr>
+        <w:lastRenderedPageBreak/>
         <w:t>Документацию как дополнительный входной поток, содержащий нормативные требования, технические условия и регламенты выполнения работ на объектах РЖД.</w:t>
       </w:r>
     </w:p>
@@ -4471,25 +4385,7 @@
     </w:p>
     <w:p>
       <w:pPr>
-        <w:rPr>
-          <w:rFonts w:ascii="Times New Roman" w:hAnsi="Times New Roman" w:cs="Times New Roman"/>
-          <w:sz w:val="28"/>
-          <w:szCs w:val="28"/>
-        </w:rPr>
-      </w:pPr>
-      <w:r>
-        <w:rPr>
-          <w:rFonts w:ascii="Times New Roman" w:hAnsi="Times New Roman" w:cs="Times New Roman"/>
-          <w:sz w:val="28"/>
-          <w:szCs w:val="28"/>
-        </w:rPr>
-        <w:br w:type="page"/>
-      </w:r>
-    </w:p>
-    <w:p>
-      <w:pPr>
         <w:spacing w:line="360" w:lineRule="auto"/>
-        <w:ind w:firstLine="709"/>
         <w:jc w:val="center"/>
         <w:rPr>
           <w:rFonts w:ascii="Times New Roman" w:hAnsi="Times New Roman" w:cs="Times New Roman"/>
@@ -4505,7 +4401,6 @@
           <w:szCs w:val="28"/>
           <w:lang w:eastAsia="ru-RU"/>
         </w:rPr>
-        <w:lastRenderedPageBreak/>
         <w:drawing>
           <wp:inline distT="0" distB="0" distL="0" distR="0" wp14:anchorId="64105A8C" wp14:editId="626EA4AB">
             <wp:extent cx="5939790" cy="4174490"/>
@@ -4569,18 +4464,8 @@
           <w:rFonts w:ascii="Times New Roman" w:hAnsi="Times New Roman" w:cs="Times New Roman"/>
           <w:sz w:val="28"/>
           <w:szCs w:val="28"/>
-          <w:lang w:val="en-US"/>
-        </w:rPr>
-        <w:t xml:space="preserve"> </w:t>
-      </w:r>
-      <w:r>
-        <w:rPr>
-          <w:rFonts w:ascii="Times New Roman" w:hAnsi="Times New Roman" w:cs="Times New Roman"/>
-          <w:sz w:val="28"/>
-          <w:szCs w:val="28"/>
-          <w:lang w:val="en-US"/>
-        </w:rPr>
-        <w:t>–</w:t>
+        </w:rPr>
+        <w:t xml:space="preserve"> –</w:t>
       </w:r>
       <w:r>
         <w:rPr>
@@ -4637,6 +4522,7 @@
           <w:sz w:val="28"/>
           <w:szCs w:val="28"/>
         </w:rPr>
+        <w:lastRenderedPageBreak/>
         <w:t>Входы: исходные данные для системы (планы задач, содержащие перечень производственных заданий; регламенты РЖД, определяющие порядок выполнения работ; устные указания руководства; текущая документация по объектам).</w:t>
       </w:r>
     </w:p>
@@ -4697,7 +4583,6 @@
           <w:sz w:val="28"/>
           <w:szCs w:val="28"/>
         </w:rPr>
-        <w:lastRenderedPageBreak/>
         <w:t>Механизмы: исполнители и инструменты, обеспечивающие функционирование процессов (бригадир как управляющее звено, осуществляющий назначение задач, контроль выполнения и сбор отчетов; специалист как непосредственный исполнитель работ, предоставляющий физические отчеты; бумажные носители и ручные записи как инструменты фиксации информации; личное взаимодействие как основной канал коммуникации).</w:t>
       </w:r>
     </w:p>
@@ -4736,7 +4621,6 @@
     <w:p>
       <w:pPr>
         <w:spacing w:line="360" w:lineRule="auto"/>
-        <w:ind w:firstLine="709"/>
         <w:jc w:val="center"/>
         <w:rPr>
           <w:rFonts w:ascii="Times New Roman" w:hAnsi="Times New Roman" w:cs="Times New Roman"/>
@@ -4752,6 +4636,7 @@
           <w:szCs w:val="28"/>
           <w:lang w:eastAsia="ru-RU"/>
         </w:rPr>
+        <w:lastRenderedPageBreak/>
         <w:drawing>
           <wp:inline distT="0" distB="0" distL="0" distR="0" wp14:anchorId="49B01EF8" wp14:editId="04A0EAB0">
             <wp:extent cx="5417389" cy="2898860"/>
@@ -4854,7 +4739,6 @@
     <w:p>
       <w:pPr>
         <w:spacing w:line="360" w:lineRule="auto"/>
-        <w:ind w:firstLine="709"/>
         <w:jc w:val="both"/>
         <w:rPr>
           <w:rFonts w:ascii="Times New Roman" w:hAnsi="Times New Roman" w:cs="Times New Roman"/>
@@ -4862,14 +4746,6 @@
           <w:szCs w:val="28"/>
         </w:rPr>
       </w:pPr>
-      <w:r>
-        <w:rPr>
-          <w:rFonts w:ascii="Times New Roman" w:hAnsi="Times New Roman" w:cs="Times New Roman"/>
-          <w:sz w:val="28"/>
-          <w:szCs w:val="28"/>
-        </w:rPr>
-        <w:br w:type="page"/>
-      </w:r>
     </w:p>
     <w:p>
       <w:pPr>
@@ -4887,7 +4763,7 @@
         </w:rPr>
       </w:pPr>
       <w:bookmarkStart w:id="10" w:name="_Toc226586931"/>
-      <w:bookmarkStart w:id="11" w:name="_Toc229930208"/>
+      <w:bookmarkStart w:id="11" w:name="_Toc230042887"/>
       <w:r>
         <w:rPr>
           <w:rFonts w:ascii="Times New Roman" w:hAnsi="Times New Roman" w:cs="Times New Roman"/>
@@ -4897,7 +4773,6 @@
           <w:szCs w:val="28"/>
           <w:lang w:eastAsia="en-US"/>
         </w:rPr>
-        <w:lastRenderedPageBreak/>
         <w:t>1.1.2 Описание используемого ПО в организации</w:t>
       </w:r>
       <w:bookmarkEnd w:id="10"/>
@@ -5075,7 +4950,16 @@
           <w:sz w:val="28"/>
           <w:szCs w:val="28"/>
         </w:rPr>
-        <w:t xml:space="preserve"> часто выполняет роль неформальной системы учёта на уровне отдельных бригад и линейных участков, где ведутся локальные списки назначенных заданий, графики работ, журналы учёта выполненных операций. Это приводит к рассредоточению данных, дублированию информации и её несогласованности между разными подразделениями.</w:t>
+        <w:t xml:space="preserve"> часто выполняет роль неформальной системы учёта на уровне отдельных бригад и линейных </w:t>
+      </w:r>
+      <w:r>
+        <w:rPr>
+          <w:rFonts w:ascii="Times New Roman" w:hAnsi="Times New Roman" w:cs="Times New Roman"/>
+          <w:sz w:val="28"/>
+          <w:szCs w:val="28"/>
+        </w:rPr>
+        <w:lastRenderedPageBreak/>
+        <w:t>участков, где ведутся локальные списки назначенных заданий, графики работ, журналы учёта выполненных операций. Это приводит к рассредоточению данных, дублированию информации и её несогласованности между разными подразделениями.</w:t>
       </w:r>
     </w:p>
     <w:p>
@@ -5131,7 +5015,6 @@
           <w:sz w:val="28"/>
           <w:szCs w:val="28"/>
         </w:rPr>
-        <w:lastRenderedPageBreak/>
         <w:t xml:space="preserve">Вспомогательные функции документооборота могут осуществляться через систему электронного согласования документов (например, СЭД ОАО «РЖД»). Однако для централизованного, сквозного управления бригадами на объектах инфраструктуры </w:t>
       </w:r>
       <w:r>
@@ -5175,14 +5058,6 @@
           <w:szCs w:val="28"/>
         </w:rPr>
       </w:pPr>
-      <w:r>
-        <w:rPr>
-          <w:rFonts w:ascii="Times New Roman" w:hAnsi="Times New Roman" w:cs="Times New Roman"/>
-          <w:sz w:val="28"/>
-          <w:szCs w:val="28"/>
-        </w:rPr>
-        <w:br w:type="page"/>
-      </w:r>
     </w:p>
     <w:p>
       <w:pPr>
@@ -5199,7 +5074,7 @@
         </w:rPr>
       </w:pPr>
       <w:bookmarkStart w:id="12" w:name="_Toc226586932"/>
-      <w:bookmarkStart w:id="13" w:name="_Toc229930209"/>
+      <w:bookmarkStart w:id="13" w:name="_Toc230042888"/>
       <w:r>
         <w:rPr>
           <w:rFonts w:ascii="Times New Roman" w:hAnsi="Times New Roman" w:cs="Times New Roman"/>
@@ -5209,7 +5084,6 @@
           <w:szCs w:val="28"/>
           <w:lang w:eastAsia="en-US"/>
         </w:rPr>
-        <w:lastRenderedPageBreak/>
         <w:t>1.1.2 Анализ существующих решений на рынке</w:t>
       </w:r>
       <w:bookmarkEnd w:id="12"/>
@@ -5244,7 +5118,16 @@
           <w:sz w:val="28"/>
           <w:szCs w:val="28"/>
         </w:rPr>
-        <w:t>Для решения задач автоматизации оперативного управления рабочими бригадами на объектах железнодорожной инфраструктуры на современном российском рынке представлен ряд программных продуктов, которые потенциально могли бы использоваться в подразделениях ОАО «РЖД». В рамках исследования был проведён краткий анализ наиболее распространённых систем.</w:t>
+        <w:t xml:space="preserve">Для решения задач автоматизации оперативного управления рабочими бригадами на объектах железнодорожной инфраструктуры на современном российском рынке представлен ряд программных продуктов, которые потенциально могли бы использоваться в подразделениях ОАО «РЖД». В </w:t>
+      </w:r>
+      <w:r>
+        <w:rPr>
+          <w:rFonts w:ascii="Times New Roman" w:hAnsi="Times New Roman" w:cs="Times New Roman"/>
+          <w:sz w:val="28"/>
+          <w:szCs w:val="28"/>
+        </w:rPr>
+        <w:lastRenderedPageBreak/>
+        <w:t>рамках исследования был проведён краткий анализ наиболее распространённых систем.</w:t>
       </w:r>
     </w:p>
     <w:p>
@@ -5300,16 +5183,7 @@
             <w:sz w:val="28"/>
             <w:szCs w:val="28"/>
           </w:rPr>
-          <w:t>[19</w:t>
-        </w:r>
-        <w:r>
-          <w:rPr>
-            <w:rStyle w:val="a3"/>
-            <w:rFonts w:ascii="Times New Roman" w:hAnsi="Times New Roman" w:cs="Times New Roman"/>
-            <w:sz w:val="28"/>
-            <w:szCs w:val="28"/>
-          </w:rPr>
-          <w:t>]</w:t>
+          <w:t>[19]</w:t>
         </w:r>
       </w:hyperlink>
       <w:r>
@@ -5392,7 +5266,6 @@
     <w:p>
       <w:pPr>
         <w:spacing w:line="360" w:lineRule="auto"/>
-        <w:ind w:firstLine="709"/>
         <w:jc w:val="center"/>
         <w:rPr>
           <w:rFonts w:ascii="Times New Roman" w:hAnsi="Times New Roman" w:cs="Times New Roman"/>
@@ -5701,7 +5574,6 @@
     <w:p>
       <w:pPr>
         <w:spacing w:line="360" w:lineRule="auto"/>
-        <w:ind w:firstLine="709"/>
         <w:jc w:val="center"/>
         <w:rPr>
           <w:rFonts w:ascii="Times New Roman" w:hAnsi="Times New Roman" w:cs="Times New Roman"/>
@@ -5973,7 +5845,6 @@
     <w:p>
       <w:pPr>
         <w:spacing w:line="360" w:lineRule="auto"/>
-        <w:ind w:firstLine="709"/>
         <w:jc w:val="center"/>
         <w:rPr>
           <w:rFonts w:ascii="Times New Roman" w:hAnsi="Times New Roman" w:cs="Times New Roman"/>
@@ -6143,14 +6014,6 @@
           <w:szCs w:val="28"/>
         </w:rPr>
       </w:pPr>
-      <w:r>
-        <w:rPr>
-          <w:rFonts w:ascii="Times New Roman" w:hAnsi="Times New Roman" w:cs="Times New Roman"/>
-          <w:sz w:val="28"/>
-          <w:szCs w:val="28"/>
-        </w:rPr>
-        <w:br w:type="page"/>
-      </w:r>
     </w:p>
     <w:p>
       <w:pPr>
@@ -6172,7 +6035,7 @@
       </w:pPr>
       <w:bookmarkStart w:id="14" w:name="_Toc198919300"/>
       <w:bookmarkStart w:id="15" w:name="_Toc226586933"/>
-      <w:bookmarkStart w:id="16" w:name="_Toc229930210"/>
+      <w:bookmarkStart w:id="16" w:name="_Toc230042889"/>
       <w:r>
         <w:rPr>
           <w:rFonts w:ascii="Times New Roman" w:hAnsi="Times New Roman" w:cs="Times New Roman"/>
@@ -6181,7 +6044,6 @@
           <w:sz w:val="28"/>
           <w:szCs w:val="28"/>
         </w:rPr>
-        <w:lastRenderedPageBreak/>
         <w:t>Информационная модель</w:t>
       </w:r>
       <w:bookmarkEnd w:id="14"/>
@@ -6341,6 +6203,7 @@
           <w:sz w:val="28"/>
           <w:szCs w:val="28"/>
         </w:rPr>
+        <w:lastRenderedPageBreak/>
         <w:t>Консолидацию данных о рабочем процессе из различных точек взаимодействия (личные поручения, телефонные звонки, бумажные носители) в централизованную цифровую систему.</w:t>
       </w:r>
     </w:p>
@@ -6407,7 +6270,6 @@
     <w:p>
       <w:pPr>
         <w:spacing w:line="360" w:lineRule="auto"/>
-        <w:ind w:firstLine="709"/>
         <w:jc w:val="center"/>
         <w:rPr>
           <w:rFonts w:ascii="Times New Roman" w:hAnsi="Times New Roman" w:cs="Times New Roman"/>
@@ -6605,7 +6467,6 @@
     <w:p>
       <w:pPr>
         <w:spacing w:line="360" w:lineRule="auto"/>
-        <w:ind w:firstLine="709"/>
         <w:jc w:val="center"/>
         <w:rPr>
           <w:rFonts w:ascii="Times New Roman" w:hAnsi="Times New Roman" w:cs="Times New Roman"/>
@@ -6684,7 +6545,6 @@
           <w:rFonts w:ascii="Times New Roman" w:hAnsi="Times New Roman" w:cs="Times New Roman"/>
           <w:sz w:val="28"/>
           <w:szCs w:val="28"/>
-          <w:lang w:val="en-US"/>
         </w:rPr>
         <w:t xml:space="preserve"> </w:t>
       </w:r>
@@ -6888,7 +6748,6 @@
     <w:p>
       <w:pPr>
         <w:spacing w:line="360" w:lineRule="auto"/>
-        <w:ind w:firstLine="709"/>
         <w:jc w:val="center"/>
         <w:rPr>
           <w:rFonts w:ascii="Times New Roman" w:hAnsi="Times New Roman" w:cs="Times New Roman"/>
@@ -6958,7 +6817,6 @@
     <w:p>
       <w:pPr>
         <w:spacing w:line="360" w:lineRule="auto"/>
-        <w:ind w:firstLine="709"/>
         <w:jc w:val="center"/>
         <w:rPr>
           <w:rFonts w:ascii="Times New Roman" w:hAnsi="Times New Roman" w:cs="Times New Roman"/>
@@ -7071,7 +6929,6 @@
     <w:p>
       <w:pPr>
         <w:spacing w:line="360" w:lineRule="auto"/>
-        <w:ind w:firstLine="709"/>
         <w:jc w:val="center"/>
         <w:rPr>
           <w:rFonts w:ascii="Times New Roman" w:hAnsi="Times New Roman" w:cs="Times New Roman"/>
@@ -7182,7 +7039,6 @@
     <w:p>
       <w:pPr>
         <w:spacing w:line="360" w:lineRule="auto"/>
-        <w:ind w:firstLine="709"/>
         <w:jc w:val="center"/>
         <w:rPr>
           <w:rFonts w:ascii="Times New Roman" w:hAnsi="Times New Roman" w:cs="Times New Roman"/>
@@ -7320,18 +7176,8 @@
           <w:sz w:val="28"/>
           <w:szCs w:val="28"/>
         </w:rPr>
-        <w:t xml:space="preserve">Проведённое исследование предметной области формирует фундамент для проектирования </w:t>
-      </w:r>
-      <w:proofErr w:type="spellStart"/>
-      <w:r>
-        <w:rPr>
-          <w:rFonts w:ascii="Times New Roman" w:hAnsi="Times New Roman" w:cs="Times New Roman"/>
-          <w:sz w:val="28"/>
-          <w:szCs w:val="28"/>
-        </w:rPr>
-        <w:t>сущностно</w:t>
-      </w:r>
-      <w:proofErr w:type="spellEnd"/>
+        <w:t>Проведённое исследование предметной области формирует фундамент для проектирования ER</w:t>
+      </w:r>
       <w:r>
         <w:rPr>
           <w:rFonts w:ascii="Times New Roman" w:hAnsi="Times New Roman" w:cs="Times New Roman"/>
@@ -7346,7 +7192,7 @@
           <w:sz w:val="28"/>
           <w:szCs w:val="28"/>
         </w:rPr>
-        <w:t>связной схемы (ER</w:t>
+        <w:t xml:space="preserve">диаграммы и структуры данных, представленной на рисунке 12. Эти элементы визуализируют архитектуру информации системы управления бригадами РЖД, раскрывая логику взаимодействия ключевых компонентов </w:t>
       </w:r>
       <w:r>
         <w:rPr>
@@ -7362,7 +7208,7 @@
           <w:sz w:val="28"/>
           <w:szCs w:val="28"/>
         </w:rPr>
-        <w:t xml:space="preserve">диаграммы) и структуры данных, представленной на рисунке 12. Эти элементы визуализируют архитектуру информации системы управления бригадами РЖД, раскрывая логику взаимодействия ключевых компонентов </w:t>
+        <w:t xml:space="preserve"> бригад, сотрудников, заданий и отчётов </w:t>
       </w:r>
       <w:r>
         <w:rPr>
@@ -7378,29 +7224,12 @@
           <w:sz w:val="28"/>
           <w:szCs w:val="28"/>
         </w:rPr>
-        <w:t xml:space="preserve"> бригад, сотрудников, заданий и отчётов </w:t>
-      </w:r>
-      <w:r>
-        <w:rPr>
-          <w:rFonts w:ascii="Times New Roman" w:hAnsi="Times New Roman" w:cs="Times New Roman"/>
-          <w:sz w:val="28"/>
-          <w:szCs w:val="28"/>
-        </w:rPr>
-        <w:t>–</w:t>
-      </w:r>
-      <w:r>
-        <w:rPr>
-          <w:rFonts w:ascii="Times New Roman" w:hAnsi="Times New Roman" w:cs="Times New Roman"/>
-          <w:sz w:val="28"/>
-          <w:szCs w:val="28"/>
-        </w:rPr>
         <w:t xml:space="preserve"> и особенности их взаимозависимостей. Такой методологический базис повышает точность и системность при разработке информационной системы, обеспечивая соответствие модели реальным рабочим процессам предприятия.</w:t>
       </w:r>
     </w:p>
     <w:p>
       <w:pPr>
         <w:spacing w:line="360" w:lineRule="auto"/>
-        <w:ind w:firstLine="709"/>
         <w:jc w:val="center"/>
         <w:rPr>
           <w:rFonts w:ascii="Times New Roman" w:hAnsi="Times New Roman" w:cs="Times New Roman"/>
@@ -7595,7 +7424,25 @@
           <w:szCs w:val="28"/>
         </w:rPr>
         <w:lastRenderedPageBreak/>
-        <w:t>Сущность «Сотрудник» включает первичный ключ (код), фамилию, имя, отчество, должность и статус. Сотрудник связан с бригадой как её участник или руководитель, а также с авторизованными данными для входа в систему.</w:t>
+        <w:t xml:space="preserve">Сущность «Сотрудник» включает первичный </w:t>
+      </w:r>
+      <w:proofErr w:type="gramStart"/>
+      <w:r>
+        <w:rPr>
+          <w:rFonts w:ascii="Times New Roman" w:hAnsi="Times New Roman" w:cs="Times New Roman"/>
+          <w:sz w:val="28"/>
+          <w:szCs w:val="28"/>
+        </w:rPr>
+        <w:t>ключ ,</w:t>
+      </w:r>
+      <w:proofErr w:type="gramEnd"/>
+      <w:r>
+        <w:rPr>
+          <w:rFonts w:ascii="Times New Roman" w:hAnsi="Times New Roman" w:cs="Times New Roman"/>
+          <w:sz w:val="28"/>
+          <w:szCs w:val="28"/>
+        </w:rPr>
+        <w:t xml:space="preserve"> фамилию, имя, отчество, должность и статус. Сотрудник связан с бригадой как её участник или руководитель, а также с авторизованными данными для входа в систему.</w:t>
       </w:r>
     </w:p>
     <w:p>
@@ -7914,7 +7761,23 @@
           <w:sz w:val="28"/>
           <w:szCs w:val="28"/>
         </w:rPr>
-        <w:t xml:space="preserve">диаграммы создана реляционная модель, спроектирована базы данных информационной системы оперативного управления бригадами на объектах железнодорожной инфраструктуры и включает десять основных </w:t>
+        <w:t>диаграммы создана реляционная модель</w:t>
+      </w:r>
+      <w:r>
+        <w:rPr>
+          <w:rFonts w:ascii="Times New Roman" w:hAnsi="Times New Roman" w:cs="Times New Roman"/>
+          <w:sz w:val="28"/>
+          <w:szCs w:val="28"/>
+        </w:rPr>
+        <w:t>, представленная на рисунке 13</w:t>
+      </w:r>
+      <w:r>
+        <w:rPr>
+          <w:rFonts w:ascii="Times New Roman" w:hAnsi="Times New Roman" w:cs="Times New Roman"/>
+          <w:sz w:val="28"/>
+          <w:szCs w:val="28"/>
+        </w:rPr>
+        <w:t xml:space="preserve">, спроектирована базы данных информационной системы оперативного управления бригадами на объектах железнодорожной </w:t>
       </w:r>
       <w:r>
         <w:rPr>
@@ -7923,7 +7786,7 @@
           <w:szCs w:val="28"/>
         </w:rPr>
         <w:lastRenderedPageBreak/>
-        <w:t xml:space="preserve">сущностей </w:t>
+        <w:t xml:space="preserve">инфраструктуры и включает десять основных сущностей </w:t>
       </w:r>
       <w:r>
         <w:rPr>
@@ -7971,36 +7834,8 @@
           <w:sz w:val="28"/>
           <w:szCs w:val="28"/>
         </w:rPr>
-        <w:t xml:space="preserve">логики, где одна бригада может иметь множество сотрудников и выполнять множество заданий, а каждое задание порождает один отчёт, что в совокупности создаёт нормализованную структуру данных, готовую к физической реализации в выбранной СУБД </w:t>
-      </w:r>
-      <w:proofErr w:type="spellStart"/>
-      <w:r>
-        <w:rPr>
-          <w:rFonts w:ascii="Times New Roman" w:hAnsi="Times New Roman" w:cs="Times New Roman"/>
-          <w:sz w:val="28"/>
-          <w:szCs w:val="28"/>
-        </w:rPr>
-        <w:t>Microsoft</w:t>
-      </w:r>
-      <w:proofErr w:type="spellEnd"/>
-      <w:r>
-        <w:rPr>
-          <w:rFonts w:ascii="Times New Roman" w:hAnsi="Times New Roman" w:cs="Times New Roman"/>
-          <w:sz w:val="28"/>
-          <w:szCs w:val="28"/>
-        </w:rPr>
-        <w:t xml:space="preserve"> SQL </w:t>
-      </w:r>
-      <w:proofErr w:type="spellStart"/>
-      <w:r>
-        <w:rPr>
-          <w:rFonts w:ascii="Times New Roman" w:hAnsi="Times New Roman" w:cs="Times New Roman"/>
-          <w:sz w:val="28"/>
-          <w:szCs w:val="28"/>
-        </w:rPr>
-        <w:t>Server</w:t>
-      </w:r>
-      <w:proofErr w:type="spellEnd"/>
+        <w:t>логики, где одна бригада может иметь множество сотрудников и выполнять множество заданий, а каждое задание порождает один отчёт, что в совокупности создаёт нормализованную структуру данных</w:t>
+      </w:r>
       <w:r>
         <w:rPr>
           <w:rFonts w:ascii="Times New Roman" w:hAnsi="Times New Roman" w:cs="Times New Roman"/>
@@ -8013,7 +7848,6 @@
     <w:p>
       <w:pPr>
         <w:spacing w:line="360" w:lineRule="auto"/>
-        <w:ind w:firstLine="709"/>
         <w:jc w:val="center"/>
         <w:rPr>
           <w:rFonts w:ascii="Times New Roman" w:hAnsi="Times New Roman" w:cs="Times New Roman"/>
@@ -8113,15 +7947,6 @@
           <w:szCs w:val="28"/>
         </w:rPr>
       </w:pPr>
-      <w:r>
-        <w:rPr>
-          <w:rFonts w:ascii="Times New Roman" w:hAnsi="Times New Roman" w:cs="Times New Roman"/>
-          <w:b/>
-          <w:sz w:val="28"/>
-          <w:szCs w:val="28"/>
-        </w:rPr>
-        <w:br w:type="page"/>
-      </w:r>
     </w:p>
     <w:p>
       <w:pPr>
@@ -8130,264 +7955,46 @@
         <w:jc w:val="both"/>
         <w:rPr>
           <w:rFonts w:ascii="Times New Roman" w:hAnsi="Times New Roman" w:cs="Times New Roman"/>
-          <w:b/>
-          <w:sz w:val="28"/>
-          <w:szCs w:val="28"/>
-        </w:rPr>
-      </w:pPr>
-      <w:r>
-        <w:rPr>
-          <w:rFonts w:ascii="Times New Roman" w:hAnsi="Times New Roman" w:cs="Times New Roman"/>
-          <w:b/>
+          <w:sz w:val="28"/>
+          <w:szCs w:val="28"/>
+        </w:rPr>
+      </w:pPr>
+      <w:r>
+        <w:rPr>
+          <w:rFonts w:ascii="Times New Roman" w:hAnsi="Times New Roman" w:cs="Times New Roman"/>
+          <w:sz w:val="28"/>
+          <w:szCs w:val="28"/>
+        </w:rPr>
+        <w:t xml:space="preserve">Для формализации бизнес-логики автоматизированного управления бригадами выполнена спецификация концептуальной модели данных в виде </w:t>
+      </w:r>
+      <w:r>
+        <w:rPr>
+          <w:rFonts w:ascii="Times New Roman" w:hAnsi="Times New Roman" w:cs="Times New Roman"/>
           <w:sz w:val="28"/>
           <w:szCs w:val="28"/>
         </w:rPr>
         <w:lastRenderedPageBreak/>
-        <w:t>1.2.2</w:t>
-      </w:r>
-      <w:r>
-        <w:rPr>
-          <w:rFonts w:ascii="Times New Roman" w:hAnsi="Times New Roman" w:cs="Times New Roman"/>
-          <w:b/>
-          <w:sz w:val="28"/>
-          <w:szCs w:val="28"/>
-        </w:rPr>
-        <w:tab/>
-        <w:t>Моделирование логики приложения</w:t>
-      </w:r>
-    </w:p>
-    <w:p>
-      <w:pPr>
-        <w:spacing w:line="360" w:lineRule="auto"/>
-        <w:ind w:firstLine="709"/>
-        <w:jc w:val="both"/>
-        <w:rPr>
-          <w:rFonts w:ascii="Times New Roman" w:hAnsi="Times New Roman" w:cs="Times New Roman"/>
-          <w:b/>
-          <w:sz w:val="28"/>
-          <w:szCs w:val="28"/>
-        </w:rPr>
-      </w:pPr>
-    </w:p>
-    <w:p>
-      <w:pPr>
-        <w:spacing w:line="360" w:lineRule="auto"/>
-        <w:ind w:firstLine="709"/>
-        <w:jc w:val="both"/>
-        <w:rPr>
-          <w:rFonts w:ascii="Times New Roman" w:hAnsi="Times New Roman" w:cs="Times New Roman"/>
-          <w:sz w:val="28"/>
-          <w:szCs w:val="28"/>
-        </w:rPr>
-      </w:pPr>
-      <w:r>
-        <w:rPr>
-          <w:rFonts w:ascii="Times New Roman" w:hAnsi="Times New Roman" w:cs="Times New Roman"/>
-          <w:sz w:val="28"/>
-          <w:szCs w:val="28"/>
-        </w:rPr>
-        <w:t>Логика работы информационной системы определяет последовательность обработки действий пользователя, условия переходов между экранами и правила разграничения доступа в зависимости от роли. Моделирование логики приложения выполнено в виде диаграммы USER FLOW, изображенная на рисунке 14, которая наглядно отображает все возможные маршруты пользователя от момента входа в систему до завершения работы.</w:t>
-      </w:r>
-    </w:p>
-    <w:p>
-      <w:pPr>
-        <w:spacing w:line="360" w:lineRule="auto"/>
-        <w:ind w:firstLine="709"/>
-        <w:jc w:val="both"/>
-        <w:rPr>
-          <w:rFonts w:ascii="Times New Roman" w:hAnsi="Times New Roman" w:cs="Times New Roman"/>
-          <w:sz w:val="28"/>
-          <w:szCs w:val="28"/>
-        </w:rPr>
-      </w:pPr>
-      <w:r>
-        <w:rPr>
-          <w:rFonts w:ascii="Times New Roman" w:hAnsi="Times New Roman" w:cs="Times New Roman"/>
-          <w:sz w:val="28"/>
-          <w:szCs w:val="28"/>
-        </w:rPr>
-        <w:t>Вход в систему осуществляется через форму авторизации, где выполняется проверка введённых учётных данных. В случае успешной аутентификации система идентифицирует роль пользователя (бригадир или рабочий) и направляет его в соответствующий функциональный раздел. При неверном вводе логина или пароля доступ блокируется, а пользователь остаётся на форме авторизации для повторной попытки.</w:t>
-      </w:r>
-    </w:p>
-    <w:p>
-      <w:pPr>
-        <w:spacing w:line="360" w:lineRule="auto"/>
-        <w:ind w:firstLine="709"/>
-        <w:jc w:val="both"/>
-        <w:rPr>
-          <w:rFonts w:ascii="Times New Roman" w:hAnsi="Times New Roman" w:cs="Times New Roman"/>
-          <w:sz w:val="28"/>
-          <w:szCs w:val="28"/>
-        </w:rPr>
-      </w:pPr>
-      <w:r>
-        <w:rPr>
-          <w:rFonts w:ascii="Times New Roman" w:hAnsi="Times New Roman" w:cs="Times New Roman"/>
-          <w:sz w:val="28"/>
-          <w:szCs w:val="28"/>
-        </w:rPr>
-        <w:t>После входа в систему логика работы разделяется на две независимые ветви в соответствии с ролевой моделью.</w:t>
-      </w:r>
-    </w:p>
-    <w:p>
-      <w:pPr>
-        <w:spacing w:line="360" w:lineRule="auto"/>
-        <w:ind w:firstLine="709"/>
-        <w:jc w:val="both"/>
-        <w:rPr>
-          <w:rFonts w:ascii="Times New Roman" w:hAnsi="Times New Roman" w:cs="Times New Roman"/>
-          <w:sz w:val="28"/>
-          <w:szCs w:val="28"/>
-        </w:rPr>
-      </w:pPr>
-      <w:r>
-        <w:rPr>
-          <w:rFonts w:ascii="Times New Roman" w:hAnsi="Times New Roman" w:cs="Times New Roman"/>
-          <w:sz w:val="28"/>
-          <w:szCs w:val="28"/>
-        </w:rPr>
-        <w:t>Для бригадира предусмотрены следующие функциональные блоки: создание новых заданий, редактирование существующих поручений, проверка поступивших отчётов от рабочих, а также просмотр текущего статуса выполнения задач. Каждый из этих блоков представляет собой самостоятельный экран или группу экранов, между которыми бригадир может свободно перемещаться. Завершение работы осуществляется через выход из учётной записи.</w:t>
-      </w:r>
-    </w:p>
-    <w:p>
-      <w:pPr>
-        <w:spacing w:line="360" w:lineRule="auto"/>
-        <w:ind w:firstLine="709"/>
-        <w:jc w:val="both"/>
-        <w:rPr>
-          <w:rFonts w:ascii="Times New Roman" w:hAnsi="Times New Roman" w:cs="Times New Roman"/>
-          <w:sz w:val="28"/>
-          <w:szCs w:val="28"/>
-        </w:rPr>
-      </w:pPr>
-      <w:r>
-        <w:rPr>
-          <w:rFonts w:ascii="Times New Roman" w:hAnsi="Times New Roman" w:cs="Times New Roman"/>
-          <w:sz w:val="28"/>
-          <w:szCs w:val="28"/>
-        </w:rPr>
-        <w:t xml:space="preserve">Для рабочего логика приложения строится вокруг исполнения полученных поручений. После входа рабочий получает доступ к списку назначенных заданий. Далее возможен переход к форме заполнения отчёта, где используется стандартизированный шаблон для внесения информации о </w:t>
-      </w:r>
-      <w:r>
-        <w:rPr>
-          <w:rFonts w:ascii="Times New Roman" w:hAnsi="Times New Roman" w:cs="Times New Roman"/>
-          <w:sz w:val="28"/>
-          <w:szCs w:val="28"/>
-        </w:rPr>
-        <w:lastRenderedPageBreak/>
-        <w:t>проделанной работе. Завершающим этапом является отправка сформированного отчёта бригадиру на проверку. Как и в случае с бригадиром, предусмотрена возможность выхода из системы.</w:t>
-      </w:r>
-    </w:p>
-    <w:p>
-      <w:pPr>
-        <w:spacing w:line="360" w:lineRule="auto"/>
-        <w:ind w:firstLine="709"/>
-        <w:jc w:val="both"/>
-        <w:rPr>
-          <w:rFonts w:ascii="Times New Roman" w:hAnsi="Times New Roman" w:cs="Times New Roman"/>
-          <w:sz w:val="28"/>
-          <w:szCs w:val="28"/>
-        </w:rPr>
-      </w:pPr>
-      <w:r>
-        <w:rPr>
-          <w:rFonts w:ascii="Times New Roman" w:hAnsi="Times New Roman" w:cs="Times New Roman"/>
-          <w:sz w:val="28"/>
-          <w:szCs w:val="28"/>
-        </w:rPr>
-        <w:t>Таким образом, разработанная логика приложения охватывает полный цикл управления: авторизацию, ролевое разделение, выполнение ключевых операций (создание заданий, отчётность, контроль) и завершение сеанса. Диаграмма USER FLOW, представленная на Рисунке 11, визуализирует все описанные переходы и условия, что позволяет однозначно интерпретировать поведение системы на этапе программной реализации.</w:t>
-      </w:r>
-    </w:p>
-    <w:p>
-      <w:pPr>
-        <w:spacing w:line="360" w:lineRule="auto"/>
-        <w:ind w:firstLine="709"/>
-        <w:jc w:val="both"/>
-        <w:rPr>
-          <w:rFonts w:ascii="Times New Roman" w:hAnsi="Times New Roman" w:cs="Times New Roman"/>
-          <w:sz w:val="28"/>
-          <w:szCs w:val="28"/>
-        </w:rPr>
-      </w:pPr>
-      <w:r>
-        <w:rPr>
-          <w:rFonts w:ascii="Times New Roman" w:hAnsi="Times New Roman" w:cs="Times New Roman"/>
-          <w:sz w:val="28"/>
-          <w:szCs w:val="28"/>
-        </w:rPr>
-        <w:t xml:space="preserve">Диаграмма </w:t>
-      </w:r>
-      <w:r>
-        <w:rPr>
-          <w:rFonts w:ascii="Times New Roman" w:hAnsi="Times New Roman" w:cs="Times New Roman"/>
-          <w:sz w:val="28"/>
-          <w:szCs w:val="28"/>
-          <w:lang w:val="en-US"/>
-        </w:rPr>
-        <w:t>USER</w:t>
-      </w:r>
-      <w:r>
-        <w:rPr>
-          <w:rFonts w:ascii="Times New Roman" w:hAnsi="Times New Roman" w:cs="Times New Roman"/>
-          <w:sz w:val="28"/>
-          <w:szCs w:val="28"/>
-        </w:rPr>
-        <w:t xml:space="preserve"> </w:t>
-      </w:r>
-      <w:r>
-        <w:rPr>
-          <w:rFonts w:ascii="Times New Roman" w:hAnsi="Times New Roman" w:cs="Times New Roman"/>
-          <w:sz w:val="28"/>
-          <w:szCs w:val="28"/>
-          <w:lang w:val="en-US"/>
-        </w:rPr>
-        <w:t>FLOW</w:t>
-      </w:r>
-      <w:r>
-        <w:rPr>
-          <w:rFonts w:ascii="Times New Roman" w:hAnsi="Times New Roman" w:cs="Times New Roman"/>
-          <w:sz w:val="28"/>
-          <w:szCs w:val="28"/>
-        </w:rPr>
-        <w:t xml:space="preserve"> показывает последовательность действий, которые выполняют два типа пользователей системы </w:t>
-      </w:r>
-      <w:r>
-        <w:rPr>
-          <w:rFonts w:ascii="Times New Roman" w:hAnsi="Times New Roman" w:cs="Times New Roman"/>
-          <w:sz w:val="28"/>
-          <w:szCs w:val="28"/>
-        </w:rPr>
-        <w:t>–</w:t>
-      </w:r>
-      <w:r>
-        <w:rPr>
-          <w:rFonts w:ascii="Times New Roman" w:hAnsi="Times New Roman" w:cs="Times New Roman"/>
-          <w:sz w:val="28"/>
-          <w:szCs w:val="28"/>
-        </w:rPr>
-        <w:t xml:space="preserve"> бригадир и рабочий </w:t>
-      </w:r>
-      <w:r>
-        <w:rPr>
-          <w:rFonts w:ascii="Times New Roman" w:hAnsi="Times New Roman" w:cs="Times New Roman"/>
-          <w:sz w:val="28"/>
-          <w:szCs w:val="28"/>
-        </w:rPr>
-        <w:t>–</w:t>
-      </w:r>
-      <w:r>
-        <w:rPr>
-          <w:rFonts w:ascii="Times New Roman" w:hAnsi="Times New Roman" w:cs="Times New Roman"/>
-          <w:sz w:val="28"/>
-          <w:szCs w:val="28"/>
-        </w:rPr>
-        <w:t xml:space="preserve"> от входа в систему до выполнения ключевых рабочих операций. Диаграмма иллюстрирует разделение функциональных сценариев после успешной авторизации, что позволяет понять, как различные роли перемещаются между экранами приложения и какие функции доступны на каждом этапе работы.</w:t>
-      </w:r>
-    </w:p>
-    <w:p>
-      <w:pPr>
-        <w:spacing w:line="360" w:lineRule="auto"/>
-        <w:ind w:firstLine="709"/>
+        <w:t>диаграммы классов</w:t>
+      </w:r>
+      <w:r>
+        <w:rPr>
+          <w:rFonts w:ascii="Times New Roman" w:hAnsi="Times New Roman" w:cs="Times New Roman"/>
+          <w:sz w:val="28"/>
+          <w:szCs w:val="28"/>
+        </w:rPr>
+        <w:t>, представленная на рисунке 14</w:t>
+      </w:r>
+      <w:r>
+        <w:rPr>
+          <w:rFonts w:ascii="Times New Roman" w:hAnsi="Times New Roman" w:cs="Times New Roman"/>
+          <w:sz w:val="28"/>
+          <w:szCs w:val="28"/>
+        </w:rPr>
+        <w:t>. Данная модель отражает статическую структуру системы, включая ключевые сущности, их атрибуты, бинарные связи с указанием кратности и имён ассоциаций. Подобный подход позволяет унифицировать описание предметной области для последующей реализации в реляционной базе данных и прикладном коде, что критически важно для оперативного планирования заданий, распределения ресурсов и контроля исполнительской дисциплины через отчётную документацию.</w:t>
+      </w:r>
+    </w:p>
+    <w:p>
+      <w:pPr>
         <w:jc w:val="center"/>
         <w:rPr>
           <w:rFonts w:ascii="Times New Roman" w:hAnsi="Times New Roman" w:cs="Times New Roman"/>
@@ -8401,14 +8008,12 @@
           <w:noProof/>
           <w:sz w:val="28"/>
           <w:szCs w:val="28"/>
-          <w:lang w:eastAsia="ru-RU"/>
-        </w:rPr>
-        <w:lastRenderedPageBreak/>
+        </w:rPr>
         <w:drawing>
-          <wp:inline distT="0" distB="0" distL="0" distR="0" wp14:anchorId="61E6393C" wp14:editId="582EAE81">
-            <wp:extent cx="4306186" cy="7959083"/>
-            <wp:effectExtent l="0" t="0" r="0" b="4445"/>
-            <wp:docPr id="10" name="Рисунок 10" descr="C:\Users\tolya.DESKTOP-3CRAERG\Downloads\USER FLOWpng.png"/>
+          <wp:inline distT="0" distB="0" distL="0" distR="0">
+            <wp:extent cx="5934075" cy="3819525"/>
+            <wp:effectExtent l="0" t="0" r="9525" b="9525"/>
+            <wp:docPr id="5" name="Рисунок 5" descr="C:\Users\tolya.DESKTOP-3CRAERG\Downloads\Диаграмма без названия.drawio (6).png"/>
             <wp:cNvGraphicFramePr>
               <a:graphicFrameLocks xmlns:a="http://schemas.openxmlformats.org/drawingml/2006/main" noChangeAspect="1"/>
             </wp:cNvGraphicFramePr>
@@ -8416,7 +8021,7 @@
               <a:graphicData uri="http://schemas.openxmlformats.org/drawingml/2006/picture">
                 <pic:pic xmlns:pic="http://schemas.openxmlformats.org/drawingml/2006/picture">
                   <pic:nvPicPr>
-                    <pic:cNvPr id="0" name="Picture 4" descr="C:\Users\tolya.DESKTOP-3CRAERG\Downloads\USER FLOWpng.png"/>
+                    <pic:cNvPr id="0" name="Picture 2" descr="C:\Users\tolya.DESKTOP-3CRAERG\Downloads\Диаграмма без названия.drawio (6).png"/>
                     <pic:cNvPicPr>
                       <a:picLocks noChangeAspect="1" noChangeArrowheads="1"/>
                     </pic:cNvPicPr>
@@ -8437,7 +8042,7 @@
                   <pic:spPr bwMode="auto">
                     <a:xfrm>
                       <a:off x="0" y="0"/>
-                      <a:ext cx="4329436" cy="8002056"/>
+                      <a:ext cx="5934075" cy="3819525"/>
                     </a:xfrm>
                     <a:prstGeom prst="rect">
                       <a:avLst/>
@@ -8453,13 +8058,31 @@
           </wp:inline>
         </w:drawing>
       </w:r>
-      <w:r>
-        <w:rPr>
-          <w:rFonts w:ascii="Times New Roman" w:hAnsi="Times New Roman" w:cs="Times New Roman"/>
+    </w:p>
+    <w:p>
+      <w:pPr>
+        <w:jc w:val="center"/>
+        <w:rPr>
+          <w:rFonts w:ascii="Times New Roman" w:hAnsi="Times New Roman" w:cs="Times New Roman"/>
+          <w:sz w:val="28"/>
+          <w:szCs w:val="28"/>
+        </w:rPr>
+      </w:pPr>
+      <w:r>
+        <w:rPr>
+          <w:rFonts w:ascii="Times New Roman" w:hAnsi="Times New Roman" w:cs="Times New Roman"/>
+          <w:b/>
           <w:sz w:val="28"/>
           <w:szCs w:val="28"/>
         </w:rPr>
         <w:br/>
+      </w:r>
+      <w:r>
+        <w:rPr>
+          <w:rFonts w:ascii="Times New Roman" w:hAnsi="Times New Roman" w:cs="Times New Roman"/>
+          <w:sz w:val="28"/>
+          <w:szCs w:val="28"/>
+        </w:rPr>
         <w:t xml:space="preserve">Рисунок 14 </w:t>
       </w:r>
       <w:r>
@@ -8476,6 +8099,410 @@
           <w:sz w:val="28"/>
           <w:szCs w:val="28"/>
         </w:rPr>
+        <w:t xml:space="preserve"> Диаграмма классов</w:t>
+      </w:r>
+    </w:p>
+    <w:p>
+      <w:pPr>
+        <w:rPr>
+          <w:rFonts w:ascii="Times New Roman" w:hAnsi="Times New Roman" w:cs="Times New Roman"/>
+          <w:b/>
+          <w:sz w:val="28"/>
+          <w:szCs w:val="28"/>
+        </w:rPr>
+      </w:pPr>
+    </w:p>
+    <w:p>
+      <w:pPr>
+        <w:spacing w:line="360" w:lineRule="auto"/>
+        <w:ind w:firstLine="709"/>
+        <w:jc w:val="both"/>
+        <w:rPr>
+          <w:rFonts w:ascii="Times New Roman" w:hAnsi="Times New Roman" w:cs="Times New Roman"/>
+          <w:b/>
+          <w:sz w:val="28"/>
+          <w:szCs w:val="28"/>
+        </w:rPr>
+      </w:pPr>
+      <w:r>
+        <w:rPr>
+          <w:rFonts w:ascii="Times New Roman" w:hAnsi="Times New Roman" w:cs="Times New Roman"/>
+          <w:b/>
+          <w:sz w:val="28"/>
+          <w:szCs w:val="28"/>
+        </w:rPr>
+        <w:t>1.2.2</w:t>
+      </w:r>
+      <w:r>
+        <w:rPr>
+          <w:rFonts w:ascii="Times New Roman" w:hAnsi="Times New Roman" w:cs="Times New Roman"/>
+          <w:b/>
+          <w:sz w:val="28"/>
+          <w:szCs w:val="28"/>
+        </w:rPr>
+        <w:tab/>
+        <w:t>Моделирование логики приложения</w:t>
+      </w:r>
+    </w:p>
+    <w:p>
+      <w:pPr>
+        <w:spacing w:line="360" w:lineRule="auto"/>
+        <w:ind w:firstLine="709"/>
+        <w:jc w:val="both"/>
+        <w:rPr>
+          <w:rFonts w:ascii="Times New Roman" w:hAnsi="Times New Roman" w:cs="Times New Roman"/>
+          <w:b/>
+          <w:sz w:val="28"/>
+          <w:szCs w:val="28"/>
+        </w:rPr>
+      </w:pPr>
+    </w:p>
+    <w:p>
+      <w:pPr>
+        <w:spacing w:line="360" w:lineRule="auto"/>
+        <w:ind w:firstLine="709"/>
+        <w:jc w:val="both"/>
+        <w:rPr>
+          <w:rFonts w:ascii="Times New Roman" w:hAnsi="Times New Roman" w:cs="Times New Roman"/>
+          <w:sz w:val="28"/>
+          <w:szCs w:val="28"/>
+        </w:rPr>
+      </w:pPr>
+      <w:r>
+        <w:rPr>
+          <w:rFonts w:ascii="Times New Roman" w:hAnsi="Times New Roman" w:cs="Times New Roman"/>
+          <w:sz w:val="28"/>
+          <w:szCs w:val="28"/>
+        </w:rPr>
+        <w:t xml:space="preserve">Логика работы информационной системы определяет последовательность обработки действий пользователя, условия переходов между экранами и правила разграничения доступа в зависимости от роли. Моделирование логики приложения выполнено в виде диаграммы USER </w:t>
+      </w:r>
+      <w:r>
+        <w:rPr>
+          <w:rFonts w:ascii="Times New Roman" w:hAnsi="Times New Roman" w:cs="Times New Roman"/>
+          <w:sz w:val="28"/>
+          <w:szCs w:val="28"/>
+        </w:rPr>
+        <w:lastRenderedPageBreak/>
+        <w:t>FLOW, изображенная на рисунке 1</w:t>
+      </w:r>
+      <w:r>
+        <w:rPr>
+          <w:rFonts w:ascii="Times New Roman" w:hAnsi="Times New Roman" w:cs="Times New Roman"/>
+          <w:sz w:val="28"/>
+          <w:szCs w:val="28"/>
+        </w:rPr>
+        <w:t>5</w:t>
+      </w:r>
+      <w:r>
+        <w:rPr>
+          <w:rFonts w:ascii="Times New Roman" w:hAnsi="Times New Roman" w:cs="Times New Roman"/>
+          <w:sz w:val="28"/>
+          <w:szCs w:val="28"/>
+        </w:rPr>
+        <w:t>, которая наглядно отображает все возможные маршруты пользователя от момента входа в систему до завершения работы.</w:t>
+      </w:r>
+    </w:p>
+    <w:p>
+      <w:pPr>
+        <w:spacing w:line="360" w:lineRule="auto"/>
+        <w:ind w:firstLine="709"/>
+        <w:jc w:val="both"/>
+        <w:rPr>
+          <w:rFonts w:ascii="Times New Roman" w:hAnsi="Times New Roman" w:cs="Times New Roman"/>
+          <w:sz w:val="28"/>
+          <w:szCs w:val="28"/>
+        </w:rPr>
+      </w:pPr>
+      <w:r>
+        <w:rPr>
+          <w:rFonts w:ascii="Times New Roman" w:hAnsi="Times New Roman" w:cs="Times New Roman"/>
+          <w:sz w:val="28"/>
+          <w:szCs w:val="28"/>
+        </w:rPr>
+        <w:t>Вход в систему осуществляется через форму авторизации, где выполняется проверка введённых учётных данных. В случае успешной аутентификации система идентифицирует роль пользователя (бригадир или рабочий) и направляет его в соответствующий функциональный раздел. При неверном вводе логина или пароля доступ блокируется, а пользователь остаётся на форме авторизации для повторной попытки.</w:t>
+      </w:r>
+    </w:p>
+    <w:p>
+      <w:pPr>
+        <w:spacing w:line="360" w:lineRule="auto"/>
+        <w:ind w:firstLine="709"/>
+        <w:jc w:val="both"/>
+        <w:rPr>
+          <w:rFonts w:ascii="Times New Roman" w:hAnsi="Times New Roman" w:cs="Times New Roman"/>
+          <w:sz w:val="28"/>
+          <w:szCs w:val="28"/>
+        </w:rPr>
+      </w:pPr>
+      <w:r>
+        <w:rPr>
+          <w:rFonts w:ascii="Times New Roman" w:hAnsi="Times New Roman" w:cs="Times New Roman"/>
+          <w:sz w:val="28"/>
+          <w:szCs w:val="28"/>
+        </w:rPr>
+        <w:t>После входа в систему логика работы разделяется на две независимые ветви в соответствии с ролевой моделью.</w:t>
+      </w:r>
+    </w:p>
+    <w:p>
+      <w:pPr>
+        <w:spacing w:line="360" w:lineRule="auto"/>
+        <w:ind w:firstLine="709"/>
+        <w:jc w:val="both"/>
+        <w:rPr>
+          <w:rFonts w:ascii="Times New Roman" w:hAnsi="Times New Roman" w:cs="Times New Roman"/>
+          <w:sz w:val="28"/>
+          <w:szCs w:val="28"/>
+        </w:rPr>
+      </w:pPr>
+      <w:r>
+        <w:rPr>
+          <w:rFonts w:ascii="Times New Roman" w:hAnsi="Times New Roman" w:cs="Times New Roman"/>
+          <w:sz w:val="28"/>
+          <w:szCs w:val="28"/>
+        </w:rPr>
+        <w:t>Для бригадира предусмотрены следующие функциональные блоки: создание новых заданий, редактирование существующих поручений, проверка поступивших отчётов от рабочих, а также просмотр текущего статуса выполнения задач. Каждый из этих блоков представляет собой самостоятельный экран или группу экранов, между которыми бригадир может свободно перемещаться. Завершение работы осуществляется через выход из учётной записи.</w:t>
+      </w:r>
+    </w:p>
+    <w:p>
+      <w:pPr>
+        <w:spacing w:line="360" w:lineRule="auto"/>
+        <w:ind w:firstLine="709"/>
+        <w:jc w:val="both"/>
+        <w:rPr>
+          <w:rFonts w:ascii="Times New Roman" w:hAnsi="Times New Roman" w:cs="Times New Roman"/>
+          <w:sz w:val="28"/>
+          <w:szCs w:val="28"/>
+        </w:rPr>
+      </w:pPr>
+      <w:r>
+        <w:rPr>
+          <w:rFonts w:ascii="Times New Roman" w:hAnsi="Times New Roman" w:cs="Times New Roman"/>
+          <w:sz w:val="28"/>
+          <w:szCs w:val="28"/>
+        </w:rPr>
+        <w:t>Для рабочего логика приложения строится вокруг исполнения полученных поручений. После входа рабочий получает доступ к списку назначенных заданий. Далее возможен переход к форме заполнения отчёта, где используется стандартизированный шаблон для внесения информации о проделанной работе. Завершающим этапом является отправка сформированного отчёта бригадиру на проверку. Как и в случае с бригадиром, предусмотрена возможность выхода из системы.</w:t>
+      </w:r>
+    </w:p>
+    <w:p>
+      <w:pPr>
+        <w:spacing w:line="360" w:lineRule="auto"/>
+        <w:ind w:firstLine="709"/>
+        <w:jc w:val="both"/>
+        <w:rPr>
+          <w:rFonts w:ascii="Times New Roman" w:hAnsi="Times New Roman" w:cs="Times New Roman"/>
+          <w:sz w:val="28"/>
+          <w:szCs w:val="28"/>
+        </w:rPr>
+      </w:pPr>
+      <w:r>
+        <w:rPr>
+          <w:rFonts w:ascii="Times New Roman" w:hAnsi="Times New Roman" w:cs="Times New Roman"/>
+          <w:sz w:val="28"/>
+          <w:szCs w:val="28"/>
+        </w:rPr>
+        <w:t xml:space="preserve">Таким образом, разработанная логика приложения охватывает полный цикл управления: авторизацию, ролевое разделение, выполнение ключевых операций (создание заданий, отчётность, контроль) и завершение сеанса. </w:t>
+      </w:r>
+      <w:r>
+        <w:rPr>
+          <w:rFonts w:ascii="Times New Roman" w:hAnsi="Times New Roman" w:cs="Times New Roman"/>
+          <w:sz w:val="28"/>
+          <w:szCs w:val="28"/>
+        </w:rPr>
+        <w:lastRenderedPageBreak/>
+        <w:t>Диаграмма USER FLOW, представленная на Рисунке 11, визуализирует все описанные переходы и условия, что позволяет однозначно интерпретировать поведение системы на этапе программной реализации.</w:t>
+      </w:r>
+    </w:p>
+    <w:p>
+      <w:pPr>
+        <w:spacing w:line="360" w:lineRule="auto"/>
+        <w:ind w:firstLine="709"/>
+        <w:jc w:val="both"/>
+        <w:rPr>
+          <w:rFonts w:ascii="Times New Roman" w:hAnsi="Times New Roman" w:cs="Times New Roman"/>
+          <w:sz w:val="28"/>
+          <w:szCs w:val="28"/>
+        </w:rPr>
+      </w:pPr>
+      <w:r>
+        <w:rPr>
+          <w:rFonts w:ascii="Times New Roman" w:hAnsi="Times New Roman" w:cs="Times New Roman"/>
+          <w:sz w:val="28"/>
+          <w:szCs w:val="28"/>
+        </w:rPr>
+        <w:t xml:space="preserve">Диаграмма </w:t>
+      </w:r>
+      <w:r>
+        <w:rPr>
+          <w:rFonts w:ascii="Times New Roman" w:hAnsi="Times New Roman" w:cs="Times New Roman"/>
+          <w:sz w:val="28"/>
+          <w:szCs w:val="28"/>
+          <w:lang w:val="en-US"/>
+        </w:rPr>
+        <w:t>USER</w:t>
+      </w:r>
+      <w:r>
+        <w:rPr>
+          <w:rFonts w:ascii="Times New Roman" w:hAnsi="Times New Roman" w:cs="Times New Roman"/>
+          <w:sz w:val="28"/>
+          <w:szCs w:val="28"/>
+        </w:rPr>
+        <w:t xml:space="preserve"> </w:t>
+      </w:r>
+      <w:r>
+        <w:rPr>
+          <w:rFonts w:ascii="Times New Roman" w:hAnsi="Times New Roman" w:cs="Times New Roman"/>
+          <w:sz w:val="28"/>
+          <w:szCs w:val="28"/>
+          <w:lang w:val="en-US"/>
+        </w:rPr>
+        <w:t>FLOW</w:t>
+      </w:r>
+      <w:r>
+        <w:rPr>
+          <w:rFonts w:ascii="Times New Roman" w:hAnsi="Times New Roman" w:cs="Times New Roman"/>
+          <w:sz w:val="28"/>
+          <w:szCs w:val="28"/>
+        </w:rPr>
+        <w:t xml:space="preserve"> показывает последовательность действий, которые выполняют два типа пользователей системы </w:t>
+      </w:r>
+      <w:r>
+        <w:rPr>
+          <w:rFonts w:ascii="Times New Roman" w:hAnsi="Times New Roman" w:cs="Times New Roman"/>
+          <w:sz w:val="28"/>
+          <w:szCs w:val="28"/>
+        </w:rPr>
+        <w:t>–</w:t>
+      </w:r>
+      <w:r>
+        <w:rPr>
+          <w:rFonts w:ascii="Times New Roman" w:hAnsi="Times New Roman" w:cs="Times New Roman"/>
+          <w:sz w:val="28"/>
+          <w:szCs w:val="28"/>
+        </w:rPr>
+        <w:t xml:space="preserve"> бригадир и рабочий </w:t>
+      </w:r>
+      <w:r>
+        <w:rPr>
+          <w:rFonts w:ascii="Times New Roman" w:hAnsi="Times New Roman" w:cs="Times New Roman"/>
+          <w:sz w:val="28"/>
+          <w:szCs w:val="28"/>
+        </w:rPr>
+        <w:t>–</w:t>
+      </w:r>
+      <w:r>
+        <w:rPr>
+          <w:rFonts w:ascii="Times New Roman" w:hAnsi="Times New Roman" w:cs="Times New Roman"/>
+          <w:sz w:val="28"/>
+          <w:szCs w:val="28"/>
+        </w:rPr>
+        <w:t xml:space="preserve"> от входа в систему до выполнения ключевых рабочих операций. Диаграмма иллюстрирует разделение функциональных сценариев после успешной авторизации, что позволяет понять, как различные роли перемещаются между экранами приложения и какие функции доступны на каждом этапе работы.</w:t>
+      </w:r>
+    </w:p>
+    <w:p>
+      <w:pPr>
+        <w:spacing w:line="360" w:lineRule="auto"/>
+        <w:jc w:val="center"/>
+        <w:rPr>
+          <w:rFonts w:ascii="Times New Roman" w:hAnsi="Times New Roman" w:cs="Times New Roman"/>
+          <w:sz w:val="28"/>
+          <w:szCs w:val="28"/>
+        </w:rPr>
+      </w:pPr>
+      <w:r>
+        <w:rPr>
+          <w:rFonts w:ascii="Times New Roman" w:hAnsi="Times New Roman" w:cs="Times New Roman"/>
+          <w:noProof/>
+          <w:sz w:val="28"/>
+          <w:szCs w:val="28"/>
+          <w:lang w:eastAsia="ru-RU"/>
+        </w:rPr>
+        <w:drawing>
+          <wp:inline distT="0" distB="0" distL="0" distR="0" wp14:anchorId="61E6393C" wp14:editId="582EAE81">
+            <wp:extent cx="3165895" cy="5851496"/>
+            <wp:effectExtent l="0" t="0" r="0" b="0"/>
+            <wp:docPr id="10" name="Рисунок 10" descr="C:\Users\tolya.DESKTOP-3CRAERG\Downloads\USER FLOWpng.png"/>
+            <wp:cNvGraphicFramePr>
+              <a:graphicFrameLocks xmlns:a="http://schemas.openxmlformats.org/drawingml/2006/main" noChangeAspect="1"/>
+            </wp:cNvGraphicFramePr>
+            <a:graphic xmlns:a="http://schemas.openxmlformats.org/drawingml/2006/main">
+              <a:graphicData uri="http://schemas.openxmlformats.org/drawingml/2006/picture">
+                <pic:pic xmlns:pic="http://schemas.openxmlformats.org/drawingml/2006/picture">
+                  <pic:nvPicPr>
+                    <pic:cNvPr id="0" name="Picture 4" descr="C:\Users\tolya.DESKTOP-3CRAERG\Downloads\USER FLOWpng.png"/>
+                    <pic:cNvPicPr>
+                      <a:picLocks noChangeAspect="1" noChangeArrowheads="1"/>
+                    </pic:cNvPicPr>
+                  </pic:nvPicPr>
+                  <pic:blipFill>
+                    <a:blip r:embed="rId22">
+                      <a:extLst>
+                        <a:ext uri="{28A0092B-C50C-407E-A947-70E740481C1C}">
+                          <a14:useLocalDpi xmlns:a14="http://schemas.microsoft.com/office/drawing/2010/main" val="0"/>
+                        </a:ext>
+                      </a:extLst>
+                    </a:blip>
+                    <a:srcRect/>
+                    <a:stretch>
+                      <a:fillRect/>
+                    </a:stretch>
+                  </pic:blipFill>
+                  <pic:spPr bwMode="auto">
+                    <a:xfrm>
+                      <a:off x="0" y="0"/>
+                      <a:ext cx="3193403" cy="5902338"/>
+                    </a:xfrm>
+                    <a:prstGeom prst="rect">
+                      <a:avLst/>
+                    </a:prstGeom>
+                    <a:noFill/>
+                    <a:ln>
+                      <a:noFill/>
+                    </a:ln>
+                  </pic:spPr>
+                </pic:pic>
+              </a:graphicData>
+            </a:graphic>
+          </wp:inline>
+        </w:drawing>
+      </w:r>
+      <w:r>
+        <w:rPr>
+          <w:rFonts w:ascii="Times New Roman" w:hAnsi="Times New Roman" w:cs="Times New Roman"/>
+          <w:sz w:val="28"/>
+          <w:szCs w:val="28"/>
+        </w:rPr>
+        <w:br/>
+        <w:t>Рисунок 1</w:t>
+      </w:r>
+      <w:r>
+        <w:rPr>
+          <w:rFonts w:ascii="Times New Roman" w:hAnsi="Times New Roman" w:cs="Times New Roman"/>
+          <w:sz w:val="28"/>
+          <w:szCs w:val="28"/>
+        </w:rPr>
+        <w:t>5</w:t>
+      </w:r>
+      <w:r>
+        <w:rPr>
+          <w:rFonts w:ascii="Times New Roman" w:hAnsi="Times New Roman" w:cs="Times New Roman"/>
+          <w:sz w:val="28"/>
+          <w:szCs w:val="28"/>
+        </w:rPr>
+        <w:t xml:space="preserve"> </w:t>
+      </w:r>
+      <w:r>
+        <w:rPr>
+          <w:rFonts w:ascii="Times New Roman" w:hAnsi="Times New Roman" w:cs="Times New Roman"/>
+          <w:sz w:val="28"/>
+          <w:szCs w:val="28"/>
+        </w:rPr>
+        <w:t>–</w:t>
+      </w:r>
+      <w:r>
+        <w:rPr>
+          <w:rFonts w:ascii="Times New Roman" w:hAnsi="Times New Roman" w:cs="Times New Roman"/>
+          <w:sz w:val="28"/>
+          <w:szCs w:val="28"/>
+        </w:rPr>
         <w:t xml:space="preserve"> Диаграмма </w:t>
       </w:r>
       <w:r>
@@ -8503,6 +8530,120 @@
           <w:lang w:val="en-US"/>
         </w:rPr>
         <w:t>FLOW</w:t>
+      </w:r>
+    </w:p>
+    <w:p>
+      <w:pPr>
+        <w:spacing w:line="360" w:lineRule="auto"/>
+        <w:ind w:firstLine="709"/>
+        <w:jc w:val="both"/>
+        <w:rPr>
+          <w:rFonts w:ascii="Times New Roman" w:hAnsi="Times New Roman" w:cs="Times New Roman"/>
+          <w:sz w:val="28"/>
+          <w:szCs w:val="28"/>
+        </w:rPr>
+      </w:pPr>
+      <w:r>
+        <w:rPr>
+          <w:rFonts w:ascii="Times New Roman" w:hAnsi="Times New Roman" w:cs="Times New Roman"/>
+          <w:sz w:val="28"/>
+          <w:szCs w:val="28"/>
+        </w:rPr>
+        <w:lastRenderedPageBreak/>
+        <w:t>В первой главе была проведена детальная аналитическая работа по исследованию предметной области, связанной с оперативным управлением рабочими бригадами на объектах железнодорожной инфраструктуры в ОАО «РЖД». Проведен всесторонний анализ существующих бизнес-процессов управления бригадами, выявлены ключевые операции и роли участников, а также определены недостатки текущей модели управления, основанной на устных распоряжениях, бумажном документообороте и личных встречах, что позволило чётко сформулировать функциональные требования к разрабатываемой информационной системе.</w:t>
+      </w:r>
+    </w:p>
+    <w:p>
+      <w:pPr>
+        <w:spacing w:line="360" w:lineRule="auto"/>
+        <w:ind w:firstLine="709"/>
+        <w:jc w:val="both"/>
+        <w:rPr>
+          <w:rFonts w:ascii="Times New Roman" w:hAnsi="Times New Roman" w:cs="Times New Roman"/>
+          <w:sz w:val="28"/>
+          <w:szCs w:val="28"/>
+        </w:rPr>
+      </w:pPr>
+      <w:r>
+        <w:rPr>
+          <w:rFonts w:ascii="Times New Roman" w:hAnsi="Times New Roman" w:cs="Times New Roman"/>
+          <w:sz w:val="28"/>
+          <w:szCs w:val="28"/>
+        </w:rPr>
+        <w:t>Создание USE-CASE диаграммы способствовало наглядной визуализации сценариев взаимодействия пользователей с системой, определив границы её функционала для каждой роли, включая создание заданий, формирование отчётов с фотофиксацией и контроль выполнения работ. Построение контекстной IDEF0-диаграммы</w:t>
+      </w:r>
+      <w:r>
+        <w:rPr>
+          <w:rFonts w:ascii="Times New Roman" w:hAnsi="Times New Roman" w:cs="Times New Roman"/>
+          <w:sz w:val="28"/>
+          <w:szCs w:val="28"/>
+        </w:rPr>
+        <w:t xml:space="preserve"> </w:t>
+      </w:r>
+      <w:r>
+        <w:rPr>
+          <w:rFonts w:ascii="Times New Roman" w:hAnsi="Times New Roman" w:cs="Times New Roman"/>
+          <w:sz w:val="28"/>
+          <w:szCs w:val="28"/>
+        </w:rPr>
+        <w:t>и её декомпозиция позволили систематизировать и детально описать основной бизнес-процесс управления бригадами, выделив его подпроцессы, входы, выходы, механизмы и управляющие воздействия</w:t>
+      </w:r>
+      <w:r>
+        <w:rPr>
+          <w:rFonts w:ascii="Times New Roman" w:hAnsi="Times New Roman" w:cs="Times New Roman"/>
+          <w:sz w:val="28"/>
+          <w:szCs w:val="28"/>
+        </w:rPr>
+        <w:t>.</w:t>
+      </w:r>
+    </w:p>
+    <w:p>
+      <w:pPr>
+        <w:spacing w:line="360" w:lineRule="auto"/>
+        <w:ind w:firstLine="709"/>
+        <w:jc w:val="both"/>
+        <w:rPr>
+          <w:rFonts w:ascii="Times New Roman" w:hAnsi="Times New Roman" w:cs="Times New Roman"/>
+          <w:sz w:val="28"/>
+          <w:szCs w:val="28"/>
+        </w:rPr>
+      </w:pPr>
+      <w:r>
+        <w:rPr>
+          <w:rFonts w:ascii="Times New Roman" w:hAnsi="Times New Roman" w:cs="Times New Roman"/>
+          <w:sz w:val="28"/>
+          <w:szCs w:val="28"/>
+        </w:rPr>
+        <w:t>Разработка DFD-диаграммы позволила формализовать информационные потоки между участниками процесса и ключевыми сущностями системы, а создание ER-диаграммы и реляционной модели обеспечило формализацию ключевых сущностей предметной области и их взаимосвязей, заложив точную и непротиворечивую концептуальную модель будущей базы данных. Построенная диаграмма классов дополнила концептуальную модель, отразив статическую структуру системы с указанием атрибутов, кратности связей и имён ассоциаций.</w:t>
+      </w:r>
+    </w:p>
+    <w:p>
+      <w:pPr>
+        <w:spacing w:line="360" w:lineRule="auto"/>
+        <w:ind w:firstLine="709"/>
+        <w:jc w:val="both"/>
+        <w:rPr>
+          <w:rFonts w:ascii="Times New Roman" w:hAnsi="Times New Roman" w:cs="Times New Roman"/>
+          <w:sz w:val="28"/>
+          <w:szCs w:val="28"/>
+        </w:rPr>
+      </w:pPr>
+      <w:r>
+        <w:rPr>
+          <w:rFonts w:ascii="Times New Roman" w:hAnsi="Times New Roman" w:cs="Times New Roman"/>
+          <w:sz w:val="28"/>
+          <w:szCs w:val="28"/>
+        </w:rPr>
+        <w:t xml:space="preserve">Таким образом, проведённый анализ и моделирование сформировали целостное, структурированное представление о логике работы и необходимых возможностях системы. Полученные результаты подтвердили актуальность и необходимость создания специализированного программного решения для </w:t>
+      </w:r>
+      <w:r>
+        <w:rPr>
+          <w:rFonts w:ascii="Times New Roman" w:hAnsi="Times New Roman" w:cs="Times New Roman"/>
+          <w:sz w:val="28"/>
+          <w:szCs w:val="28"/>
+        </w:rPr>
+        <w:lastRenderedPageBreak/>
+        <w:t>автоматизации оперативного управления бригадами, что позволит заменить устную постановку задач и бумажный документооборот единой цифровой средой, сократить время на передачу информации, минимизировать риск её искажения, обеспечить фотофиксацию результатов и создать единый цифровой след каждой выполненной операции, что в полной мере соответствует стратегии цифровой трансформации ОАО «РЖД».</w:t>
       </w:r>
     </w:p>
     <w:p>
@@ -8540,7 +8681,7 @@
       </w:pPr>
       <w:bookmarkStart w:id="17" w:name="_Toc198919303"/>
       <w:bookmarkStart w:id="18" w:name="_Toc226586934"/>
-      <w:bookmarkStart w:id="19" w:name="_Toc229930211"/>
+      <w:bookmarkStart w:id="19" w:name="_Toc230042890"/>
       <w:r>
         <w:rPr>
           <w:rFonts w:cs="Times New Roman"/>
@@ -8599,7 +8740,7 @@
       </w:pPr>
       <w:bookmarkStart w:id="20" w:name="_Toc198919304"/>
       <w:bookmarkStart w:id="21" w:name="_Toc226586935"/>
-      <w:bookmarkStart w:id="22" w:name="_Toc229930212"/>
+      <w:bookmarkStart w:id="22" w:name="_Toc230042891"/>
       <w:r>
         <w:rPr>
           <w:rFonts w:ascii="Times New Roman" w:hAnsi="Times New Roman" w:cs="Times New Roman"/>
@@ -8644,7 +8785,7 @@
       </w:pPr>
       <w:bookmarkStart w:id="23" w:name="_Toc198919305"/>
       <w:bookmarkStart w:id="24" w:name="_Toc226586936"/>
-      <w:bookmarkStart w:id="25" w:name="_Toc229930213"/>
+      <w:bookmarkStart w:id="25" w:name="_Toc230042892"/>
       <w:r>
         <w:rPr>
           <w:rFonts w:ascii="Times New Roman" w:hAnsi="Times New Roman" w:cs="Times New Roman"/>
@@ -9193,14 +9334,6 @@
           <w:szCs w:val="28"/>
         </w:rPr>
         <w:t xml:space="preserve"> создаёт автономную, отказоустойчивую и простую в развёртывании основу для разработки информационной системы. Этот подход гарантирует создание современного, удобного мобильного приложения для бригадиров и рабочих, способного функционировать в полевых условиях без постоянного подключения к серверной инфраструктуре, что в полной мере соответствует требованиям проекта по автоматизации процессов на объектах РЖД.</w:t>
-      </w:r>
-      <w:r>
-        <w:rPr>
-          <w:rFonts w:ascii="Times New Roman" w:hAnsi="Times New Roman" w:cs="Times New Roman"/>
-          <w:sz w:val="28"/>
-          <w:szCs w:val="28"/>
-        </w:rPr>
-        <w:br w:type="page"/>
       </w:r>
     </w:p>
     <w:p>
@@ -9219,7 +9352,7 @@
       </w:pPr>
       <w:bookmarkStart w:id="26" w:name="_Toc198919306"/>
       <w:bookmarkStart w:id="27" w:name="_Toc226586937"/>
-      <w:bookmarkStart w:id="28" w:name="_Toc229930214"/>
+      <w:bookmarkStart w:id="28" w:name="_Toc230042893"/>
       <w:r>
         <w:rPr>
           <w:rFonts w:ascii="Times New Roman" w:hAnsi="Times New Roman" w:cs="Times New Roman"/>
@@ -9869,7 +10002,7 @@
       </w:pPr>
       <w:bookmarkStart w:id="29" w:name="_Toc198919307"/>
       <w:bookmarkStart w:id="30" w:name="_Toc226586938"/>
-      <w:bookmarkStart w:id="31" w:name="_Toc229930215"/>
+      <w:bookmarkStart w:id="31" w:name="_Toc230042894"/>
       <w:r>
         <w:rPr>
           <w:rFonts w:ascii="Times New Roman" w:hAnsi="Times New Roman" w:cs="Times New Roman"/>
@@ -10431,21 +10564,11 @@
         <w:ind w:firstLine="709"/>
         <w:jc w:val="both"/>
         <w:rPr>
-          <w:rFonts w:ascii="Times New Roman" w:eastAsiaTheme="majorEastAsia" w:hAnsi="Times New Roman" w:cs="Times New Roman"/>
-          <w:b/>
-          <w:sz w:val="28"/>
-          <w:szCs w:val="28"/>
-        </w:rPr>
-      </w:pPr>
-      <w:r>
-        <w:rPr>
-          <w:rFonts w:ascii="Times New Roman" w:hAnsi="Times New Roman" w:cs="Times New Roman"/>
-          <w:b/>
-          <w:sz w:val="28"/>
-          <w:szCs w:val="28"/>
-        </w:rPr>
-        <w:br w:type="page"/>
-      </w:r>
+          <w:rFonts w:ascii="Times New Roman" w:hAnsi="Times New Roman" w:cs="Times New Roman"/>
+          <w:sz w:val="28"/>
+          <w:szCs w:val="28"/>
+        </w:rPr>
+      </w:pPr>
     </w:p>
     <w:p>
       <w:pPr>
@@ -10462,7 +10585,7 @@
           <w:lang w:eastAsia="en-US"/>
         </w:rPr>
       </w:pPr>
-      <w:bookmarkStart w:id="34" w:name="_Toc229930216"/>
+      <w:bookmarkStart w:id="34" w:name="_Toc230042895"/>
       <w:r>
         <w:rPr>
           <w:rFonts w:ascii="Times New Roman" w:hAnsi="Times New Roman" w:cs="Times New Roman"/>
@@ -10472,7 +10595,6 @@
           <w:szCs w:val="28"/>
           <w:lang w:eastAsia="en-US"/>
         </w:rPr>
-        <w:lastRenderedPageBreak/>
         <w:t>2.2 Реализация БД</w:t>
       </w:r>
       <w:bookmarkEnd w:id="32"/>
@@ -11271,13 +11393,338 @@
           <w:szCs w:val="28"/>
         </w:rPr>
       </w:pPr>
-      <w:r>
-        <w:rPr>
-          <w:rFonts w:ascii="Times New Roman" w:hAnsi="Times New Roman" w:cs="Times New Roman"/>
-          <w:sz w:val="28"/>
-          <w:szCs w:val="28"/>
-        </w:rPr>
-        <w:br w:type="page"/>
+    </w:p>
+    <w:p>
+      <w:pPr>
+        <w:rPr>
+          <w:rFonts w:ascii="Times New Roman" w:hAnsi="Times New Roman" w:cs="Times New Roman"/>
+          <w:sz w:val="28"/>
+          <w:szCs w:val="28"/>
+        </w:rPr>
+      </w:pPr>
+      <w:r>
+        <w:rPr>
+          <w:rFonts w:ascii="Times New Roman" w:hAnsi="Times New Roman" w:cs="Times New Roman"/>
+          <w:sz w:val="28"/>
+          <w:szCs w:val="28"/>
+          <w:lang w:val="en-US"/>
+        </w:rPr>
+        <w:t>CREATE</w:t>
+      </w:r>
+      <w:r>
+        <w:rPr>
+          <w:rFonts w:ascii="Times New Roman" w:hAnsi="Times New Roman" w:cs="Times New Roman"/>
+          <w:sz w:val="28"/>
+          <w:szCs w:val="28"/>
+        </w:rPr>
+        <w:t xml:space="preserve"> </w:t>
+      </w:r>
+      <w:r>
+        <w:rPr>
+          <w:rFonts w:ascii="Times New Roman" w:hAnsi="Times New Roman" w:cs="Times New Roman"/>
+          <w:sz w:val="28"/>
+          <w:szCs w:val="28"/>
+          <w:lang w:val="en-US"/>
+        </w:rPr>
+        <w:t>TABLE</w:t>
+      </w:r>
+      <w:r>
+        <w:rPr>
+          <w:rFonts w:ascii="Times New Roman" w:hAnsi="Times New Roman" w:cs="Times New Roman"/>
+          <w:sz w:val="28"/>
+          <w:szCs w:val="28"/>
+        </w:rPr>
+        <w:t xml:space="preserve"> Сотрудник (Код </w:t>
+      </w:r>
+      <w:r>
+        <w:rPr>
+          <w:rFonts w:ascii="Times New Roman" w:hAnsi="Times New Roman" w:cs="Times New Roman"/>
+          <w:sz w:val="28"/>
+          <w:szCs w:val="28"/>
+          <w:lang w:val="en-US"/>
+        </w:rPr>
+        <w:t>INTEGER</w:t>
+      </w:r>
+      <w:r>
+        <w:rPr>
+          <w:rFonts w:ascii="Times New Roman" w:hAnsi="Times New Roman" w:cs="Times New Roman"/>
+          <w:sz w:val="28"/>
+          <w:szCs w:val="28"/>
+        </w:rPr>
+        <w:t xml:space="preserve"> </w:t>
+      </w:r>
+      <w:r>
+        <w:rPr>
+          <w:rFonts w:ascii="Times New Roman" w:hAnsi="Times New Roman" w:cs="Times New Roman"/>
+          <w:sz w:val="28"/>
+          <w:szCs w:val="28"/>
+          <w:lang w:val="en-US"/>
+        </w:rPr>
+        <w:t>PRIMARY</w:t>
+      </w:r>
+      <w:r>
+        <w:rPr>
+          <w:rFonts w:ascii="Times New Roman" w:hAnsi="Times New Roman" w:cs="Times New Roman"/>
+          <w:sz w:val="28"/>
+          <w:szCs w:val="28"/>
+        </w:rPr>
+        <w:t xml:space="preserve"> </w:t>
+      </w:r>
+      <w:r>
+        <w:rPr>
+          <w:rFonts w:ascii="Times New Roman" w:hAnsi="Times New Roman" w:cs="Times New Roman"/>
+          <w:sz w:val="28"/>
+          <w:szCs w:val="28"/>
+          <w:lang w:val="en-US"/>
+        </w:rPr>
+        <w:t>KEY</w:t>
+      </w:r>
+      <w:r>
+        <w:rPr>
+          <w:rFonts w:ascii="Times New Roman" w:hAnsi="Times New Roman" w:cs="Times New Roman"/>
+          <w:sz w:val="28"/>
+          <w:szCs w:val="28"/>
+        </w:rPr>
+        <w:t xml:space="preserve"> </w:t>
+      </w:r>
+      <w:r>
+        <w:rPr>
+          <w:rFonts w:ascii="Times New Roman" w:hAnsi="Times New Roman" w:cs="Times New Roman"/>
+          <w:sz w:val="28"/>
+          <w:szCs w:val="28"/>
+          <w:lang w:val="en-US"/>
+        </w:rPr>
+        <w:t>NOT</w:t>
+      </w:r>
+      <w:r>
+        <w:rPr>
+          <w:rFonts w:ascii="Times New Roman" w:hAnsi="Times New Roman" w:cs="Times New Roman"/>
+          <w:sz w:val="28"/>
+          <w:szCs w:val="28"/>
+        </w:rPr>
+        <w:t xml:space="preserve"> </w:t>
+      </w:r>
+      <w:r>
+        <w:rPr>
+          <w:rFonts w:ascii="Times New Roman" w:hAnsi="Times New Roman" w:cs="Times New Roman"/>
+          <w:sz w:val="28"/>
+          <w:szCs w:val="28"/>
+          <w:lang w:val="en-US"/>
+        </w:rPr>
+        <w:t>NULL</w:t>
+      </w:r>
+      <w:r>
+        <w:rPr>
+          <w:rFonts w:ascii="Times New Roman" w:hAnsi="Times New Roman" w:cs="Times New Roman"/>
+          <w:sz w:val="28"/>
+          <w:szCs w:val="28"/>
+        </w:rPr>
+        <w:t xml:space="preserve">, </w:t>
+      </w:r>
+      <w:proofErr w:type="spellStart"/>
+      <w:r>
+        <w:rPr>
+          <w:rFonts w:ascii="Times New Roman" w:hAnsi="Times New Roman" w:cs="Times New Roman"/>
+          <w:sz w:val="28"/>
+          <w:szCs w:val="28"/>
+        </w:rPr>
+        <w:t>КодДолжности</w:t>
+      </w:r>
+      <w:proofErr w:type="spellEnd"/>
+      <w:r>
+        <w:rPr>
+          <w:rFonts w:ascii="Times New Roman" w:hAnsi="Times New Roman" w:cs="Times New Roman"/>
+          <w:sz w:val="28"/>
+          <w:szCs w:val="28"/>
+        </w:rPr>
+        <w:t xml:space="preserve"> </w:t>
+      </w:r>
+      <w:r>
+        <w:rPr>
+          <w:rFonts w:ascii="Times New Roman" w:hAnsi="Times New Roman" w:cs="Times New Roman"/>
+          <w:sz w:val="28"/>
+          <w:szCs w:val="28"/>
+          <w:lang w:val="en-US"/>
+        </w:rPr>
+        <w:t>INTEGER</w:t>
+      </w:r>
+      <w:r>
+        <w:rPr>
+          <w:rFonts w:ascii="Times New Roman" w:hAnsi="Times New Roman" w:cs="Times New Roman"/>
+          <w:sz w:val="28"/>
+          <w:szCs w:val="28"/>
+        </w:rPr>
+        <w:t xml:space="preserve"> </w:t>
+      </w:r>
+      <w:r>
+        <w:rPr>
+          <w:rFonts w:ascii="Times New Roman" w:hAnsi="Times New Roman" w:cs="Times New Roman"/>
+          <w:sz w:val="28"/>
+          <w:szCs w:val="28"/>
+          <w:lang w:val="en-US"/>
+        </w:rPr>
+        <w:t>REFERENCES</w:t>
+      </w:r>
+      <w:r>
+        <w:rPr>
+          <w:rFonts w:ascii="Times New Roman" w:hAnsi="Times New Roman" w:cs="Times New Roman"/>
+          <w:sz w:val="28"/>
+          <w:szCs w:val="28"/>
+        </w:rPr>
+        <w:t xml:space="preserve"> Должность (Код) </w:t>
+      </w:r>
+      <w:r>
+        <w:rPr>
+          <w:rFonts w:ascii="Times New Roman" w:hAnsi="Times New Roman" w:cs="Times New Roman"/>
+          <w:sz w:val="28"/>
+          <w:szCs w:val="28"/>
+          <w:lang w:val="en-US"/>
+        </w:rPr>
+        <w:t>NOT</w:t>
+      </w:r>
+      <w:r>
+        <w:rPr>
+          <w:rFonts w:ascii="Times New Roman" w:hAnsi="Times New Roman" w:cs="Times New Roman"/>
+          <w:sz w:val="28"/>
+          <w:szCs w:val="28"/>
+        </w:rPr>
+        <w:t xml:space="preserve"> </w:t>
+      </w:r>
+      <w:r>
+        <w:rPr>
+          <w:rFonts w:ascii="Times New Roman" w:hAnsi="Times New Roman" w:cs="Times New Roman"/>
+          <w:sz w:val="28"/>
+          <w:szCs w:val="28"/>
+          <w:lang w:val="en-US"/>
+        </w:rPr>
+        <w:t>NULL</w:t>
+      </w:r>
+      <w:r>
+        <w:rPr>
+          <w:rFonts w:ascii="Times New Roman" w:hAnsi="Times New Roman" w:cs="Times New Roman"/>
+          <w:sz w:val="28"/>
+          <w:szCs w:val="28"/>
+        </w:rPr>
+        <w:t xml:space="preserve">, Фамилия </w:t>
+      </w:r>
+      <w:r>
+        <w:rPr>
+          <w:rFonts w:ascii="Times New Roman" w:hAnsi="Times New Roman" w:cs="Times New Roman"/>
+          <w:sz w:val="28"/>
+          <w:szCs w:val="28"/>
+          <w:lang w:val="en-US"/>
+        </w:rPr>
+        <w:t>TEXT</w:t>
+      </w:r>
+      <w:r>
+        <w:rPr>
+          <w:rFonts w:ascii="Times New Roman" w:hAnsi="Times New Roman" w:cs="Times New Roman"/>
+          <w:sz w:val="28"/>
+          <w:szCs w:val="28"/>
+        </w:rPr>
+        <w:t xml:space="preserve"> </w:t>
+      </w:r>
+      <w:r>
+        <w:rPr>
+          <w:rFonts w:ascii="Times New Roman" w:hAnsi="Times New Roman" w:cs="Times New Roman"/>
+          <w:sz w:val="28"/>
+          <w:szCs w:val="28"/>
+          <w:lang w:val="en-US"/>
+        </w:rPr>
+        <w:t>NOT</w:t>
+      </w:r>
+      <w:r>
+        <w:rPr>
+          <w:rFonts w:ascii="Times New Roman" w:hAnsi="Times New Roman" w:cs="Times New Roman"/>
+          <w:sz w:val="28"/>
+          <w:szCs w:val="28"/>
+        </w:rPr>
+        <w:t xml:space="preserve"> </w:t>
+      </w:r>
+      <w:r>
+        <w:rPr>
+          <w:rFonts w:ascii="Times New Roman" w:hAnsi="Times New Roman" w:cs="Times New Roman"/>
+          <w:sz w:val="28"/>
+          <w:szCs w:val="28"/>
+          <w:lang w:val="en-US"/>
+        </w:rPr>
+        <w:t>NULL</w:t>
+      </w:r>
+      <w:r>
+        <w:rPr>
+          <w:rFonts w:ascii="Times New Roman" w:hAnsi="Times New Roman" w:cs="Times New Roman"/>
+          <w:sz w:val="28"/>
+          <w:szCs w:val="28"/>
+        </w:rPr>
+        <w:t xml:space="preserve">, Имя </w:t>
+      </w:r>
+      <w:r>
+        <w:rPr>
+          <w:rFonts w:ascii="Times New Roman" w:hAnsi="Times New Roman" w:cs="Times New Roman"/>
+          <w:sz w:val="28"/>
+          <w:szCs w:val="28"/>
+          <w:lang w:val="en-US"/>
+        </w:rPr>
+        <w:t>TEXT</w:t>
+      </w:r>
+      <w:r>
+        <w:rPr>
+          <w:rFonts w:ascii="Times New Roman" w:hAnsi="Times New Roman" w:cs="Times New Roman"/>
+          <w:sz w:val="28"/>
+          <w:szCs w:val="28"/>
+        </w:rPr>
+        <w:t xml:space="preserve"> </w:t>
+      </w:r>
+      <w:r>
+        <w:rPr>
+          <w:rFonts w:ascii="Times New Roman" w:hAnsi="Times New Roman" w:cs="Times New Roman"/>
+          <w:sz w:val="28"/>
+          <w:szCs w:val="28"/>
+          <w:lang w:val="en-US"/>
+        </w:rPr>
+        <w:t>NOT</w:t>
+      </w:r>
+      <w:r>
+        <w:rPr>
+          <w:rFonts w:ascii="Times New Roman" w:hAnsi="Times New Roman" w:cs="Times New Roman"/>
+          <w:sz w:val="28"/>
+          <w:szCs w:val="28"/>
+        </w:rPr>
+        <w:t xml:space="preserve"> </w:t>
+      </w:r>
+      <w:r>
+        <w:rPr>
+          <w:rFonts w:ascii="Times New Roman" w:hAnsi="Times New Roman" w:cs="Times New Roman"/>
+          <w:sz w:val="28"/>
+          <w:szCs w:val="28"/>
+          <w:lang w:val="en-US"/>
+        </w:rPr>
+        <w:t>NULL</w:t>
+      </w:r>
+      <w:r>
+        <w:rPr>
+          <w:rFonts w:ascii="Times New Roman" w:hAnsi="Times New Roman" w:cs="Times New Roman"/>
+          <w:sz w:val="28"/>
+          <w:szCs w:val="28"/>
+        </w:rPr>
+        <w:t xml:space="preserve">, Отчество </w:t>
+      </w:r>
+      <w:r>
+        <w:rPr>
+          <w:rFonts w:ascii="Times New Roman" w:hAnsi="Times New Roman" w:cs="Times New Roman"/>
+          <w:sz w:val="28"/>
+          <w:szCs w:val="28"/>
+          <w:lang w:val="en-US"/>
+        </w:rPr>
+        <w:t>TEXT</w:t>
+      </w:r>
+      <w:r>
+        <w:rPr>
+          <w:rFonts w:ascii="Times New Roman" w:hAnsi="Times New Roman" w:cs="Times New Roman"/>
+          <w:sz w:val="28"/>
+          <w:szCs w:val="28"/>
+        </w:rPr>
+        <w:t>);</w:t>
       </w:r>
     </w:p>
     <w:p>
@@ -11730,6 +12177,86 @@
     </w:p>
     <w:p>
       <w:pPr>
+        <w:rPr>
+          <w:rFonts w:ascii="Times New Roman" w:hAnsi="Times New Roman" w:cs="Times New Roman"/>
+          <w:sz w:val="28"/>
+          <w:szCs w:val="28"/>
+          <w:lang w:val="en-US"/>
+        </w:rPr>
+      </w:pPr>
+      <w:r>
+        <w:rPr>
+          <w:rFonts w:ascii="Times New Roman" w:hAnsi="Times New Roman" w:cs="Times New Roman"/>
+          <w:sz w:val="28"/>
+          <w:szCs w:val="28"/>
+          <w:lang w:val="en-US"/>
+        </w:rPr>
+        <w:t xml:space="preserve">CREATE TABLE </w:t>
+      </w:r>
+      <w:r>
+        <w:rPr>
+          <w:rFonts w:ascii="Times New Roman" w:hAnsi="Times New Roman" w:cs="Times New Roman"/>
+          <w:sz w:val="28"/>
+          <w:szCs w:val="28"/>
+        </w:rPr>
+        <w:t>Должность</w:t>
+      </w:r>
+      <w:r>
+        <w:rPr>
+          <w:rFonts w:ascii="Times New Roman" w:hAnsi="Times New Roman" w:cs="Times New Roman"/>
+          <w:sz w:val="28"/>
+          <w:szCs w:val="28"/>
+          <w:lang w:val="en-US"/>
+        </w:rPr>
+        <w:t xml:space="preserve"> (</w:t>
+      </w:r>
+      <w:r>
+        <w:rPr>
+          <w:rFonts w:ascii="Times New Roman" w:hAnsi="Times New Roman" w:cs="Times New Roman"/>
+          <w:sz w:val="28"/>
+          <w:szCs w:val="28"/>
+        </w:rPr>
+        <w:t>Код</w:t>
+      </w:r>
+      <w:r>
+        <w:rPr>
+          <w:rFonts w:ascii="Times New Roman" w:hAnsi="Times New Roman" w:cs="Times New Roman"/>
+          <w:sz w:val="28"/>
+          <w:szCs w:val="28"/>
+          <w:lang w:val="en-US"/>
+        </w:rPr>
+        <w:t xml:space="preserve"> INTEGER PRIMARY KEY NOT NULL, </w:t>
+      </w:r>
+      <w:r>
+        <w:rPr>
+          <w:rFonts w:ascii="Times New Roman" w:hAnsi="Times New Roman" w:cs="Times New Roman"/>
+          <w:sz w:val="28"/>
+          <w:szCs w:val="28"/>
+        </w:rPr>
+        <w:t>Наименование</w:t>
+      </w:r>
+      <w:r>
+        <w:rPr>
+          <w:rFonts w:ascii="Times New Roman" w:hAnsi="Times New Roman" w:cs="Times New Roman"/>
+          <w:sz w:val="28"/>
+          <w:szCs w:val="28"/>
+          <w:lang w:val="en-US"/>
+        </w:rPr>
+        <w:t xml:space="preserve"> TEXT NOT NULL);</w:t>
+      </w:r>
+    </w:p>
+    <w:p>
+      <w:pPr>
+        <w:rPr>
+          <w:rFonts w:ascii="Times New Roman" w:hAnsi="Times New Roman" w:cs="Times New Roman"/>
+          <w:sz w:val="28"/>
+          <w:szCs w:val="28"/>
+          <w:lang w:val="en-US"/>
+        </w:rPr>
+      </w:pPr>
+    </w:p>
+    <w:p>
+      <w:pPr>
         <w:spacing w:line="360" w:lineRule="auto"/>
         <w:ind w:firstLine="709"/>
         <w:jc w:val="both"/>
@@ -12174,14 +12701,86 @@
           <w:szCs w:val="28"/>
         </w:rPr>
       </w:pPr>
-      <w:r>
-        <w:rPr>
-          <w:rFonts w:ascii="Times New Roman" w:hAnsi="Times New Roman" w:cs="Times New Roman"/>
-          <w:sz w:val="28"/>
-          <w:szCs w:val="28"/>
-        </w:rPr>
-        <w:br w:type="page"/>
-      </w:r>
+    </w:p>
+    <w:p>
+      <w:pPr>
+        <w:rPr>
+          <w:rFonts w:ascii="Times New Roman" w:hAnsi="Times New Roman" w:cs="Times New Roman"/>
+          <w:sz w:val="28"/>
+          <w:szCs w:val="28"/>
+          <w:lang w:val="en-US"/>
+        </w:rPr>
+      </w:pPr>
+      <w:r>
+        <w:rPr>
+          <w:rFonts w:ascii="Times New Roman" w:hAnsi="Times New Roman" w:cs="Times New Roman"/>
+          <w:sz w:val="28"/>
+          <w:szCs w:val="28"/>
+          <w:lang w:val="en-US"/>
+        </w:rPr>
+        <w:t xml:space="preserve">CREATE TABLE </w:t>
+      </w:r>
+      <w:r>
+        <w:rPr>
+          <w:rFonts w:ascii="Times New Roman" w:hAnsi="Times New Roman" w:cs="Times New Roman"/>
+          <w:sz w:val="28"/>
+          <w:szCs w:val="28"/>
+        </w:rPr>
+        <w:t>Роль</w:t>
+      </w:r>
+      <w:r>
+        <w:rPr>
+          <w:rFonts w:ascii="Times New Roman" w:hAnsi="Times New Roman" w:cs="Times New Roman"/>
+          <w:sz w:val="28"/>
+          <w:szCs w:val="28"/>
+          <w:lang w:val="en-US"/>
+        </w:rPr>
+        <w:t xml:space="preserve"> (</w:t>
+      </w:r>
+      <w:r>
+        <w:rPr>
+          <w:rFonts w:ascii="Times New Roman" w:hAnsi="Times New Roman" w:cs="Times New Roman"/>
+          <w:sz w:val="28"/>
+          <w:szCs w:val="28"/>
+        </w:rPr>
+        <w:t>Код</w:t>
+      </w:r>
+      <w:r>
+        <w:rPr>
+          <w:rFonts w:ascii="Times New Roman" w:hAnsi="Times New Roman" w:cs="Times New Roman"/>
+          <w:sz w:val="28"/>
+          <w:szCs w:val="28"/>
+          <w:lang w:val="en-US"/>
+        </w:rPr>
+        <w:t xml:space="preserve"> INTEGER PRIMARY KEY NOT NULL, </w:t>
+      </w:r>
+      <w:r>
+        <w:rPr>
+          <w:rFonts w:ascii="Times New Roman" w:hAnsi="Times New Roman" w:cs="Times New Roman"/>
+          <w:sz w:val="28"/>
+          <w:szCs w:val="28"/>
+        </w:rPr>
+        <w:t>Наименование</w:t>
+      </w:r>
+      <w:r>
+        <w:rPr>
+          <w:rFonts w:ascii="Times New Roman" w:hAnsi="Times New Roman" w:cs="Times New Roman"/>
+          <w:sz w:val="28"/>
+          <w:szCs w:val="28"/>
+          <w:lang w:val="en-US"/>
+        </w:rPr>
+        <w:t xml:space="preserve"> TEXT NOT NULL);</w:t>
+      </w:r>
+    </w:p>
+    <w:p>
+      <w:pPr>
+        <w:rPr>
+          <w:rFonts w:ascii="Times New Roman" w:hAnsi="Times New Roman" w:cs="Times New Roman"/>
+          <w:sz w:val="28"/>
+          <w:szCs w:val="28"/>
+          <w:lang w:val="en-US"/>
+        </w:rPr>
+      </w:pPr>
     </w:p>
     <w:p>
       <w:pPr>
@@ -12200,7 +12799,6 @@
           <w:sz w:val="28"/>
           <w:szCs w:val="28"/>
         </w:rPr>
-        <w:lastRenderedPageBreak/>
         <w:t>Таблица «Авторизация» предназначена для хранения логинов и паролей сотрудников</w:t>
       </w:r>
     </w:p>
@@ -12233,6 +12831,7 @@
           <w:sz w:val="28"/>
           <w:szCs w:val="28"/>
         </w:rPr>
+        <w:lastRenderedPageBreak/>
         <w:t xml:space="preserve">Таблица 4 </w:t>
       </w:r>
       <w:r>
@@ -12255,7 +12854,8 @@
     <w:tbl>
       <w:tblPr>
         <w:tblStyle w:val="a4"/>
-        <w:tblW w:w="9206" w:type="dxa"/>
+        <w:tblW w:w="9209" w:type="dxa"/>
+        <w:tblInd w:w="-3" w:type="dxa"/>
         <w:tblBorders>
           <w:top w:val="single" w:sz="6" w:space="0" w:color="auto"/>
           <w:left w:val="single" w:sz="6" w:space="0" w:color="auto"/>
@@ -12269,9 +12869,9 @@
       </w:tblPr>
       <w:tblGrid>
         <w:gridCol w:w="2434"/>
-        <w:gridCol w:w="2236"/>
-        <w:gridCol w:w="2268"/>
-        <w:gridCol w:w="2268"/>
+        <w:gridCol w:w="2237"/>
+        <w:gridCol w:w="2269"/>
+        <w:gridCol w:w="2269"/>
       </w:tblGrid>
       <w:tr>
         <w:trPr>
@@ -12747,16 +13347,23 @@
         </w:tc>
       </w:tr>
       <w:tr>
+        <w:tblPrEx>
+          <w:tblBorders>
+            <w:top w:val="single" w:sz="4" w:space="0" w:color="auto"/>
+            <w:left w:val="single" w:sz="4" w:space="0" w:color="auto"/>
+            <w:bottom w:val="single" w:sz="4" w:space="0" w:color="auto"/>
+            <w:right w:val="single" w:sz="4" w:space="0" w:color="auto"/>
+            <w:insideH w:val="single" w:sz="4" w:space="0" w:color="auto"/>
+            <w:insideV w:val="single" w:sz="4" w:space="0" w:color="auto"/>
+          </w:tblBorders>
+          <w:tblLook w:val="04A0" w:firstRow="1" w:lastRow="0" w:firstColumn="1" w:lastColumn="0" w:noHBand="0" w:noVBand="1"/>
+        </w:tblPrEx>
         <w:trPr>
           <w:trHeight w:val="85"/>
         </w:trPr>
         <w:tc>
           <w:tcPr>
             <w:tcW w:w="2434" w:type="dxa"/>
-            <w:tcMar>
-              <w:left w:w="105" w:type="dxa"/>
-              <w:right w:w="105" w:type="dxa"/>
-            </w:tcMar>
           </w:tcPr>
           <w:p>
             <w:pPr>
@@ -12780,10 +13387,6 @@
         <w:tc>
           <w:tcPr>
             <w:tcW w:w="2236" w:type="dxa"/>
-            <w:tcMar>
-              <w:left w:w="105" w:type="dxa"/>
-              <w:right w:w="105" w:type="dxa"/>
-            </w:tcMar>
           </w:tcPr>
           <w:p>
             <w:pPr>
@@ -12799,10 +13402,6 @@
         <w:tc>
           <w:tcPr>
             <w:tcW w:w="2268" w:type="dxa"/>
-            <w:tcMar>
-              <w:left w:w="105" w:type="dxa"/>
-              <w:right w:w="105" w:type="dxa"/>
-            </w:tcMar>
           </w:tcPr>
           <w:p>
             <w:pPr>
@@ -12826,10 +13425,6 @@
         <w:tc>
           <w:tcPr>
             <w:tcW w:w="2268" w:type="dxa"/>
-            <w:tcMar>
-              <w:left w:w="105" w:type="dxa"/>
-              <w:right w:w="105" w:type="dxa"/>
-            </w:tcMar>
           </w:tcPr>
           <w:p>
             <w:pPr>
@@ -12852,16 +13447,23 @@
         </w:tc>
       </w:tr>
       <w:tr>
+        <w:tblPrEx>
+          <w:tblBorders>
+            <w:top w:val="single" w:sz="4" w:space="0" w:color="auto"/>
+            <w:left w:val="single" w:sz="4" w:space="0" w:color="auto"/>
+            <w:bottom w:val="single" w:sz="4" w:space="0" w:color="auto"/>
+            <w:right w:val="single" w:sz="4" w:space="0" w:color="auto"/>
+            <w:insideH w:val="single" w:sz="4" w:space="0" w:color="auto"/>
+            <w:insideV w:val="single" w:sz="4" w:space="0" w:color="auto"/>
+          </w:tblBorders>
+          <w:tblLook w:val="04A0" w:firstRow="1" w:lastRow="0" w:firstColumn="1" w:lastColumn="0" w:noHBand="0" w:noVBand="1"/>
+        </w:tblPrEx>
         <w:trPr>
           <w:trHeight w:val="113"/>
         </w:trPr>
         <w:tc>
           <w:tcPr>
             <w:tcW w:w="2434" w:type="dxa"/>
-            <w:tcMar>
-              <w:left w:w="105" w:type="dxa"/>
-              <w:right w:w="105" w:type="dxa"/>
-            </w:tcMar>
           </w:tcPr>
           <w:p>
             <w:pPr>
@@ -12885,10 +13487,6 @@
         <w:tc>
           <w:tcPr>
             <w:tcW w:w="2236" w:type="dxa"/>
-            <w:tcMar>
-              <w:left w:w="105" w:type="dxa"/>
-              <w:right w:w="105" w:type="dxa"/>
-            </w:tcMar>
           </w:tcPr>
           <w:p>
             <w:pPr>
@@ -12904,10 +13502,6 @@
         <w:tc>
           <w:tcPr>
             <w:tcW w:w="2268" w:type="dxa"/>
-            <w:tcMar>
-              <w:left w:w="105" w:type="dxa"/>
-              <w:right w:w="105" w:type="dxa"/>
-            </w:tcMar>
           </w:tcPr>
           <w:p>
             <w:pPr>
@@ -12931,10 +13525,6 @@
         <w:tc>
           <w:tcPr>
             <w:tcW w:w="2268" w:type="dxa"/>
-            <w:tcMar>
-              <w:left w:w="105" w:type="dxa"/>
-              <w:right w:w="105" w:type="dxa"/>
-            </w:tcMar>
           </w:tcPr>
           <w:p>
             <w:pPr>
@@ -12959,20 +13549,246 @@
     </w:tbl>
     <w:p>
       <w:pPr>
-        <w:rPr>
-          <w:rFonts w:ascii="Times New Roman" w:hAnsi="Times New Roman" w:cs="Times New Roman"/>
-          <w:sz w:val="28"/>
-          <w:szCs w:val="28"/>
-        </w:rPr>
-      </w:pPr>
-      <w:r>
-        <w:rPr>
-          <w:rFonts w:ascii="Times New Roman" w:hAnsi="Times New Roman" w:cs="Times New Roman"/>
-          <w:sz w:val="28"/>
-          <w:szCs w:val="28"/>
-        </w:rPr>
-        <w:br w:type="page"/>
-      </w:r>
+        <w:spacing w:line="360" w:lineRule="auto"/>
+        <w:jc w:val="both"/>
+        <w:rPr>
+          <w:rFonts w:ascii="Times New Roman" w:hAnsi="Times New Roman" w:cs="Times New Roman"/>
+          <w:sz w:val="28"/>
+          <w:szCs w:val="28"/>
+          <w:lang w:val="en-US"/>
+        </w:rPr>
+      </w:pPr>
+    </w:p>
+    <w:p>
+      <w:pPr>
+        <w:spacing w:line="360" w:lineRule="auto"/>
+        <w:jc w:val="both"/>
+        <w:rPr>
+          <w:rFonts w:ascii="Times New Roman" w:hAnsi="Times New Roman" w:cs="Times New Roman"/>
+          <w:sz w:val="28"/>
+          <w:szCs w:val="28"/>
+          <w:lang w:val="en-US"/>
+        </w:rPr>
+      </w:pPr>
+      <w:r>
+        <w:rPr>
+          <w:rFonts w:ascii="Times New Roman" w:hAnsi="Times New Roman" w:cs="Times New Roman"/>
+          <w:sz w:val="28"/>
+          <w:szCs w:val="28"/>
+          <w:lang w:val="en-US"/>
+        </w:rPr>
+        <w:t xml:space="preserve">CREATE TABLE </w:t>
+      </w:r>
+      <w:proofErr w:type="spellStart"/>
+      <w:r>
+        <w:rPr>
+          <w:rFonts w:ascii="Times New Roman" w:hAnsi="Times New Roman" w:cs="Times New Roman"/>
+          <w:sz w:val="28"/>
+          <w:szCs w:val="28"/>
+          <w:lang w:val="en-US"/>
+        </w:rPr>
+        <w:t>Авторизация</w:t>
+      </w:r>
+      <w:proofErr w:type="spellEnd"/>
+      <w:r>
+        <w:rPr>
+          <w:rFonts w:ascii="Times New Roman" w:hAnsi="Times New Roman" w:cs="Times New Roman"/>
+          <w:sz w:val="28"/>
+          <w:szCs w:val="28"/>
+          <w:lang w:val="en-US"/>
+        </w:rPr>
+        <w:t xml:space="preserve"> (</w:t>
+      </w:r>
+      <w:proofErr w:type="spellStart"/>
+      <w:r>
+        <w:rPr>
+          <w:rFonts w:ascii="Times New Roman" w:hAnsi="Times New Roman" w:cs="Times New Roman"/>
+          <w:sz w:val="28"/>
+          <w:szCs w:val="28"/>
+          <w:lang w:val="en-US"/>
+        </w:rPr>
+        <w:t>Код</w:t>
+      </w:r>
+      <w:proofErr w:type="spellEnd"/>
+      <w:r>
+        <w:rPr>
+          <w:rFonts w:ascii="Times New Roman" w:hAnsi="Times New Roman" w:cs="Times New Roman"/>
+          <w:sz w:val="28"/>
+          <w:szCs w:val="28"/>
+          <w:lang w:val="en-US"/>
+        </w:rPr>
+        <w:t xml:space="preserve"> INTEGER PRIMARY KEY NOT NULL, </w:t>
+      </w:r>
+      <w:proofErr w:type="spellStart"/>
+      <w:r>
+        <w:rPr>
+          <w:rFonts w:ascii="Times New Roman" w:hAnsi="Times New Roman" w:cs="Times New Roman"/>
+          <w:sz w:val="28"/>
+          <w:szCs w:val="28"/>
+          <w:lang w:val="en-US"/>
+        </w:rPr>
+        <w:t>КодРоли</w:t>
+      </w:r>
+      <w:proofErr w:type="spellEnd"/>
+      <w:r>
+        <w:rPr>
+          <w:rFonts w:ascii="Times New Roman" w:hAnsi="Times New Roman" w:cs="Times New Roman"/>
+          <w:sz w:val="28"/>
+          <w:szCs w:val="28"/>
+          <w:lang w:val="en-US"/>
+        </w:rPr>
+        <w:t xml:space="preserve"> INTEGER REFERENCES </w:t>
+      </w:r>
+      <w:proofErr w:type="spellStart"/>
+      <w:r>
+        <w:rPr>
+          <w:rFonts w:ascii="Times New Roman" w:hAnsi="Times New Roman" w:cs="Times New Roman"/>
+          <w:sz w:val="28"/>
+          <w:szCs w:val="28"/>
+          <w:lang w:val="en-US"/>
+        </w:rPr>
+        <w:t>Роль</w:t>
+      </w:r>
+      <w:proofErr w:type="spellEnd"/>
+      <w:r>
+        <w:rPr>
+          <w:rFonts w:ascii="Times New Roman" w:hAnsi="Times New Roman" w:cs="Times New Roman"/>
+          <w:sz w:val="28"/>
+          <w:szCs w:val="28"/>
+          <w:lang w:val="en-US"/>
+        </w:rPr>
+        <w:t xml:space="preserve"> (</w:t>
+      </w:r>
+      <w:proofErr w:type="spellStart"/>
+      <w:r>
+        <w:rPr>
+          <w:rFonts w:ascii="Times New Roman" w:hAnsi="Times New Roman" w:cs="Times New Roman"/>
+          <w:sz w:val="28"/>
+          <w:szCs w:val="28"/>
+          <w:lang w:val="en-US"/>
+        </w:rPr>
+        <w:t>Код</w:t>
+      </w:r>
+      <w:proofErr w:type="spellEnd"/>
+      <w:r>
+        <w:rPr>
+          <w:rFonts w:ascii="Times New Roman" w:hAnsi="Times New Roman" w:cs="Times New Roman"/>
+          <w:sz w:val="28"/>
+          <w:szCs w:val="28"/>
+          <w:lang w:val="en-US"/>
+        </w:rPr>
+        <w:t xml:space="preserve">) NOT NULL, </w:t>
+      </w:r>
+      <w:proofErr w:type="spellStart"/>
+      <w:r>
+        <w:rPr>
+          <w:rFonts w:ascii="Times New Roman" w:hAnsi="Times New Roman" w:cs="Times New Roman"/>
+          <w:sz w:val="28"/>
+          <w:szCs w:val="28"/>
+          <w:lang w:val="en-US"/>
+        </w:rPr>
+        <w:t>КодСотрудника</w:t>
+      </w:r>
+      <w:proofErr w:type="spellEnd"/>
+      <w:r>
+        <w:rPr>
+          <w:rFonts w:ascii="Times New Roman" w:hAnsi="Times New Roman" w:cs="Times New Roman"/>
+          <w:sz w:val="28"/>
+          <w:szCs w:val="28"/>
+          <w:lang w:val="en-US"/>
+        </w:rPr>
+        <w:t xml:space="preserve"> INTEGER REFERENCES </w:t>
+      </w:r>
+      <w:proofErr w:type="spellStart"/>
+      <w:r>
+        <w:rPr>
+          <w:rFonts w:ascii="Times New Roman" w:hAnsi="Times New Roman" w:cs="Times New Roman"/>
+          <w:sz w:val="28"/>
+          <w:szCs w:val="28"/>
+          <w:lang w:val="en-US"/>
+        </w:rPr>
+        <w:t>Сотрудник</w:t>
+      </w:r>
+      <w:proofErr w:type="spellEnd"/>
+      <w:r>
+        <w:rPr>
+          <w:rFonts w:ascii="Times New Roman" w:hAnsi="Times New Roman" w:cs="Times New Roman"/>
+          <w:sz w:val="28"/>
+          <w:szCs w:val="28"/>
+          <w:lang w:val="en-US"/>
+        </w:rPr>
+        <w:t xml:space="preserve"> (</w:t>
+      </w:r>
+      <w:proofErr w:type="spellStart"/>
+      <w:r>
+        <w:rPr>
+          <w:rFonts w:ascii="Times New Roman" w:hAnsi="Times New Roman" w:cs="Times New Roman"/>
+          <w:sz w:val="28"/>
+          <w:szCs w:val="28"/>
+          <w:lang w:val="en-US"/>
+        </w:rPr>
+        <w:t>Код</w:t>
+      </w:r>
+      <w:proofErr w:type="spellEnd"/>
+      <w:r>
+        <w:rPr>
+          <w:rFonts w:ascii="Times New Roman" w:hAnsi="Times New Roman" w:cs="Times New Roman"/>
+          <w:sz w:val="28"/>
+          <w:szCs w:val="28"/>
+          <w:lang w:val="en-US"/>
+        </w:rPr>
+        <w:t xml:space="preserve">) NOT NULL, </w:t>
+      </w:r>
+      <w:proofErr w:type="spellStart"/>
+      <w:r>
+        <w:rPr>
+          <w:rFonts w:ascii="Times New Roman" w:hAnsi="Times New Roman" w:cs="Times New Roman"/>
+          <w:sz w:val="28"/>
+          <w:szCs w:val="28"/>
+          <w:lang w:val="en-US"/>
+        </w:rPr>
+        <w:t>Логин</w:t>
+      </w:r>
+      <w:proofErr w:type="spellEnd"/>
+      <w:r>
+        <w:rPr>
+          <w:rFonts w:ascii="Times New Roman" w:hAnsi="Times New Roman" w:cs="Times New Roman"/>
+          <w:sz w:val="28"/>
+          <w:szCs w:val="28"/>
+          <w:lang w:val="en-US"/>
+        </w:rPr>
+        <w:t xml:space="preserve"> TEXT (32) NOT NULL, </w:t>
+      </w:r>
+      <w:proofErr w:type="spellStart"/>
+      <w:r>
+        <w:rPr>
+          <w:rFonts w:ascii="Times New Roman" w:hAnsi="Times New Roman" w:cs="Times New Roman"/>
+          <w:sz w:val="28"/>
+          <w:szCs w:val="28"/>
+          <w:lang w:val="en-US"/>
+        </w:rPr>
+        <w:t>Пароль</w:t>
+      </w:r>
+      <w:proofErr w:type="spellEnd"/>
+      <w:r>
+        <w:rPr>
+          <w:rFonts w:ascii="Times New Roman" w:hAnsi="Times New Roman" w:cs="Times New Roman"/>
+          <w:sz w:val="28"/>
+          <w:szCs w:val="28"/>
+          <w:lang w:val="en-US"/>
+        </w:rPr>
+        <w:t xml:space="preserve"> TEXT (40) NOT NULL);</w:t>
+      </w:r>
+    </w:p>
+    <w:p>
+      <w:pPr>
+        <w:rPr>
+          <w:rFonts w:ascii="Times New Roman" w:hAnsi="Times New Roman" w:cs="Times New Roman"/>
+          <w:sz w:val="28"/>
+          <w:szCs w:val="28"/>
+          <w:lang w:val="en-US"/>
+        </w:rPr>
+      </w:pPr>
     </w:p>
     <w:p>
       <w:pPr>
@@ -12991,7 +13807,6 @@
           <w:sz w:val="28"/>
           <w:szCs w:val="28"/>
         </w:rPr>
-        <w:lastRenderedPageBreak/>
         <w:t>Таблица «Отчет» содержит информацию о проделанной работе</w:t>
       </w:r>
     </w:p>
@@ -13423,6 +14238,85 @@
           </w:p>
         </w:tc>
       </w:tr>
+    </w:tbl>
+    <w:p>
+      <w:pPr>
+        <w:rPr>
+          <w:rFonts w:ascii="Times New Roman" w:hAnsi="Times New Roman" w:cs="Times New Roman"/>
+          <w:sz w:val="28"/>
+          <w:szCs w:val="28"/>
+        </w:rPr>
+      </w:pPr>
+    </w:p>
+    <w:p>
+      <w:pPr>
+        <w:spacing w:line="360" w:lineRule="auto"/>
+        <w:ind w:firstLine="709"/>
+        <w:jc w:val="both"/>
+        <w:rPr>
+          <w:rFonts w:ascii="Times New Roman" w:hAnsi="Times New Roman" w:cs="Times New Roman"/>
+          <w:sz w:val="28"/>
+          <w:szCs w:val="28"/>
+        </w:rPr>
+      </w:pPr>
+      <w:r>
+        <w:rPr>
+          <w:rFonts w:ascii="Times New Roman" w:hAnsi="Times New Roman" w:cs="Times New Roman"/>
+          <w:sz w:val="28"/>
+          <w:szCs w:val="28"/>
+        </w:rPr>
+        <w:lastRenderedPageBreak/>
+        <w:t xml:space="preserve">Таблица 8 </w:t>
+      </w:r>
+      <w:r>
+        <w:rPr>
+          <w:rFonts w:ascii="Times New Roman" w:hAnsi="Times New Roman" w:cs="Times New Roman"/>
+          <w:sz w:val="28"/>
+          <w:szCs w:val="28"/>
+        </w:rPr>
+        <w:t>–</w:t>
+      </w:r>
+      <w:r>
+        <w:rPr>
+          <w:rFonts w:ascii="Times New Roman" w:hAnsi="Times New Roman" w:cs="Times New Roman"/>
+          <w:sz w:val="28"/>
+          <w:szCs w:val="28"/>
+          <w:lang w:val="en-US"/>
+        </w:rPr>
+        <w:t xml:space="preserve"> </w:t>
+      </w:r>
+      <w:r>
+        <w:rPr>
+          <w:rFonts w:ascii="Times New Roman" w:hAnsi="Times New Roman" w:cs="Times New Roman"/>
+          <w:sz w:val="28"/>
+          <w:szCs w:val="28"/>
+        </w:rPr>
+        <w:t>«Бригада»</w:t>
+      </w:r>
+      <w:bookmarkStart w:id="35" w:name="_GoBack"/>
+      <w:bookmarkEnd w:id="35"/>
+    </w:p>
+    <w:tbl>
+      <w:tblPr>
+        <w:tblStyle w:val="a4"/>
+        <w:tblW w:w="9206" w:type="dxa"/>
+        <w:tblBorders>
+          <w:top w:val="single" w:sz="6" w:space="0" w:color="auto"/>
+          <w:left w:val="single" w:sz="6" w:space="0" w:color="auto"/>
+          <w:bottom w:val="single" w:sz="6" w:space="0" w:color="auto"/>
+          <w:right w:val="single" w:sz="6" w:space="0" w:color="auto"/>
+          <w:insideH w:val="single" w:sz="4" w:space="0" w:color="000000" w:themeColor="text1"/>
+          <w:insideV w:val="single" w:sz="4" w:space="0" w:color="000000" w:themeColor="text1"/>
+        </w:tblBorders>
+        <w:tblLayout w:type="fixed"/>
+        <w:tblLook w:val="06A0" w:firstRow="1" w:lastRow="0" w:firstColumn="1" w:lastColumn="0" w:noHBand="1" w:noVBand="1"/>
+      </w:tblPr>
+      <w:tblGrid>
+        <w:gridCol w:w="2434"/>
+        <w:gridCol w:w="2236"/>
+        <w:gridCol w:w="2268"/>
+        <w:gridCol w:w="2268"/>
+      </w:tblGrid>
       <w:tr>
         <w:trPr>
           <w:trHeight w:val="853"/>
@@ -13748,14 +14642,173 @@
           <w:szCs w:val="28"/>
         </w:rPr>
       </w:pPr>
-      <w:r>
-        <w:rPr>
-          <w:rFonts w:ascii="Times New Roman" w:hAnsi="Times New Roman" w:cs="Times New Roman"/>
-          <w:sz w:val="28"/>
-          <w:szCs w:val="28"/>
-        </w:rPr>
-        <w:br w:type="page"/>
-      </w:r>
+    </w:p>
+    <w:p>
+      <w:pPr>
+        <w:rPr>
+          <w:rFonts w:ascii="Times New Roman" w:hAnsi="Times New Roman" w:cs="Times New Roman"/>
+          <w:sz w:val="28"/>
+          <w:szCs w:val="28"/>
+          <w:lang w:val="en-US"/>
+        </w:rPr>
+      </w:pPr>
+      <w:r>
+        <w:rPr>
+          <w:rFonts w:ascii="Times New Roman" w:hAnsi="Times New Roman" w:cs="Times New Roman"/>
+          <w:sz w:val="28"/>
+          <w:szCs w:val="28"/>
+          <w:lang w:val="en-US"/>
+        </w:rPr>
+        <w:t xml:space="preserve">CREATE TABLE IF NOT EXISTS </w:t>
+      </w:r>
+      <w:r>
+        <w:rPr>
+          <w:rFonts w:ascii="Times New Roman" w:hAnsi="Times New Roman" w:cs="Times New Roman"/>
+          <w:sz w:val="28"/>
+          <w:szCs w:val="28"/>
+        </w:rPr>
+        <w:t>Отчет</w:t>
+      </w:r>
+      <w:r>
+        <w:rPr>
+          <w:rFonts w:ascii="Times New Roman" w:hAnsi="Times New Roman" w:cs="Times New Roman"/>
+          <w:sz w:val="28"/>
+          <w:szCs w:val="28"/>
+          <w:lang w:val="en-US"/>
+        </w:rPr>
+        <w:t xml:space="preserve"> (</w:t>
+      </w:r>
+      <w:r>
+        <w:rPr>
+          <w:rFonts w:ascii="Times New Roman" w:hAnsi="Times New Roman" w:cs="Times New Roman"/>
+          <w:sz w:val="28"/>
+          <w:szCs w:val="28"/>
+        </w:rPr>
+        <w:t>Код</w:t>
+      </w:r>
+      <w:r>
+        <w:rPr>
+          <w:rFonts w:ascii="Times New Roman" w:hAnsi="Times New Roman" w:cs="Times New Roman"/>
+          <w:sz w:val="28"/>
+          <w:szCs w:val="28"/>
+          <w:lang w:val="en-US"/>
+        </w:rPr>
+        <w:t xml:space="preserve"> INTEGER PRIMARY KEY NOT NULL, </w:t>
+      </w:r>
+      <w:proofErr w:type="spellStart"/>
+      <w:r>
+        <w:rPr>
+          <w:rFonts w:ascii="Times New Roman" w:hAnsi="Times New Roman" w:cs="Times New Roman"/>
+          <w:sz w:val="28"/>
+          <w:szCs w:val="28"/>
+        </w:rPr>
+        <w:t>КодСтатуса</w:t>
+      </w:r>
+      <w:proofErr w:type="spellEnd"/>
+      <w:r>
+        <w:rPr>
+          <w:rFonts w:ascii="Times New Roman" w:hAnsi="Times New Roman" w:cs="Times New Roman"/>
+          <w:sz w:val="28"/>
+          <w:szCs w:val="28"/>
+          <w:lang w:val="en-US"/>
+        </w:rPr>
+        <w:t xml:space="preserve"> INTEGER NOT NULL REFERENCES </w:t>
+      </w:r>
+      <w:r>
+        <w:rPr>
+          <w:rFonts w:ascii="Times New Roman" w:hAnsi="Times New Roman" w:cs="Times New Roman"/>
+          <w:sz w:val="28"/>
+          <w:szCs w:val="28"/>
+        </w:rPr>
+        <w:t>Статус</w:t>
+      </w:r>
+      <w:r>
+        <w:rPr>
+          <w:rFonts w:ascii="Times New Roman" w:hAnsi="Times New Roman" w:cs="Times New Roman"/>
+          <w:sz w:val="28"/>
+          <w:szCs w:val="28"/>
+          <w:lang w:val="en-US"/>
+        </w:rPr>
+        <w:t xml:space="preserve"> (</w:t>
+      </w:r>
+      <w:r>
+        <w:rPr>
+          <w:rFonts w:ascii="Times New Roman" w:hAnsi="Times New Roman" w:cs="Times New Roman"/>
+          <w:sz w:val="28"/>
+          <w:szCs w:val="28"/>
+        </w:rPr>
+        <w:t>Код</w:t>
+      </w:r>
+      <w:r>
+        <w:rPr>
+          <w:rFonts w:ascii="Times New Roman" w:hAnsi="Times New Roman" w:cs="Times New Roman"/>
+          <w:sz w:val="28"/>
+          <w:szCs w:val="28"/>
+          <w:lang w:val="en-US"/>
+        </w:rPr>
+        <w:t xml:space="preserve">), </w:t>
+      </w:r>
+      <w:r>
+        <w:rPr>
+          <w:rFonts w:ascii="Times New Roman" w:hAnsi="Times New Roman" w:cs="Times New Roman"/>
+          <w:sz w:val="28"/>
+          <w:szCs w:val="28"/>
+        </w:rPr>
+        <w:t>Текст</w:t>
+      </w:r>
+      <w:r>
+        <w:rPr>
+          <w:rFonts w:ascii="Times New Roman" w:hAnsi="Times New Roman" w:cs="Times New Roman"/>
+          <w:sz w:val="28"/>
+          <w:szCs w:val="28"/>
+          <w:lang w:val="en-US"/>
+        </w:rPr>
+        <w:t xml:space="preserve"> TEXT (1000) NOT NULL, </w:t>
+      </w:r>
+      <w:r>
+        <w:rPr>
+          <w:rFonts w:ascii="Times New Roman" w:hAnsi="Times New Roman" w:cs="Times New Roman"/>
+          <w:sz w:val="28"/>
+          <w:szCs w:val="28"/>
+        </w:rPr>
+        <w:t>Дата</w:t>
+      </w:r>
+      <w:r>
+        <w:rPr>
+          <w:rFonts w:ascii="Times New Roman" w:hAnsi="Times New Roman" w:cs="Times New Roman"/>
+          <w:sz w:val="28"/>
+          <w:szCs w:val="28"/>
+          <w:lang w:val="en-US"/>
+        </w:rPr>
+        <w:t xml:space="preserve"> TEXT (10) NOT NULL, </w:t>
+      </w:r>
+      <w:r>
+        <w:rPr>
+          <w:rFonts w:ascii="Times New Roman" w:hAnsi="Times New Roman" w:cs="Times New Roman"/>
+          <w:sz w:val="28"/>
+          <w:szCs w:val="28"/>
+        </w:rPr>
+        <w:t>Фото</w:t>
+      </w:r>
+      <w:r>
+        <w:rPr>
+          <w:rFonts w:ascii="Times New Roman" w:hAnsi="Times New Roman" w:cs="Times New Roman"/>
+          <w:sz w:val="28"/>
+          <w:szCs w:val="28"/>
+          <w:lang w:val="en-US"/>
+        </w:rPr>
+        <w:t xml:space="preserve"> BLOB NOT NULL);</w:t>
+      </w:r>
+    </w:p>
+    <w:p>
+      <w:pPr>
+        <w:rPr>
+          <w:rFonts w:ascii="Times New Roman" w:hAnsi="Times New Roman" w:cs="Times New Roman"/>
+          <w:sz w:val="28"/>
+          <w:szCs w:val="28"/>
+          <w:lang w:val="en-US"/>
+        </w:rPr>
+      </w:pPr>
     </w:p>
     <w:p>
       <w:pPr>
@@ -13774,14 +14827,12 @@
           <w:sz w:val="28"/>
           <w:szCs w:val="28"/>
         </w:rPr>
-        <w:lastRenderedPageBreak/>
         <w:t>Таблица «Задание» содержит информацию о задании</w:t>
       </w:r>
     </w:p>
     <w:p>
       <w:pPr>
         <w:spacing w:line="360" w:lineRule="auto"/>
-        <w:ind w:firstLine="709"/>
         <w:jc w:val="both"/>
         <w:rPr>
           <w:rFonts w:ascii="Times New Roman" w:hAnsi="Times New Roman" w:cs="Times New Roman"/>
@@ -14570,6 +15621,212 @@
           <w:sz w:val="28"/>
           <w:szCs w:val="28"/>
         </w:rPr>
+        <w:lastRenderedPageBreak/>
+        <w:t xml:space="preserve">CREATE TABLE Задание (Код INTEGER PRIMARY KEY NOT NULL, </w:t>
+      </w:r>
+      <w:proofErr w:type="spellStart"/>
+      <w:r>
+        <w:rPr>
+          <w:rFonts w:ascii="Times New Roman" w:hAnsi="Times New Roman" w:cs="Times New Roman"/>
+          <w:sz w:val="28"/>
+          <w:szCs w:val="28"/>
+        </w:rPr>
+        <w:t>КодБригады</w:t>
+      </w:r>
+      <w:proofErr w:type="spellEnd"/>
+      <w:r>
+        <w:rPr>
+          <w:rFonts w:ascii="Times New Roman" w:hAnsi="Times New Roman" w:cs="Times New Roman"/>
+          <w:sz w:val="28"/>
+          <w:szCs w:val="28"/>
+        </w:rPr>
+        <w:t xml:space="preserve"> INTEGER REFERENCES Бригада (Код) NOT NULL, </w:t>
+      </w:r>
+      <w:proofErr w:type="spellStart"/>
+      <w:r>
+        <w:rPr>
+          <w:rFonts w:ascii="Times New Roman" w:hAnsi="Times New Roman" w:cs="Times New Roman"/>
+          <w:sz w:val="28"/>
+          <w:szCs w:val="28"/>
+        </w:rPr>
+        <w:t>КодПриоритета</w:t>
+      </w:r>
+      <w:proofErr w:type="spellEnd"/>
+      <w:r>
+        <w:rPr>
+          <w:rFonts w:ascii="Times New Roman" w:hAnsi="Times New Roman" w:cs="Times New Roman"/>
+          <w:sz w:val="28"/>
+          <w:szCs w:val="28"/>
+        </w:rPr>
+        <w:t xml:space="preserve"> INTEGER REFERENCES Приоритет (Код) NOT NULL, </w:t>
+      </w:r>
+      <w:proofErr w:type="spellStart"/>
+      <w:r>
+        <w:rPr>
+          <w:rFonts w:ascii="Times New Roman" w:hAnsi="Times New Roman" w:cs="Times New Roman"/>
+          <w:sz w:val="28"/>
+          <w:szCs w:val="28"/>
+        </w:rPr>
+        <w:t>КодСтатуса</w:t>
+      </w:r>
+      <w:proofErr w:type="spellEnd"/>
+      <w:r>
+        <w:rPr>
+          <w:rFonts w:ascii="Times New Roman" w:hAnsi="Times New Roman" w:cs="Times New Roman"/>
+          <w:sz w:val="28"/>
+          <w:szCs w:val="28"/>
+        </w:rPr>
+        <w:t xml:space="preserve"> </w:t>
+      </w:r>
+      <w:r>
+        <w:rPr>
+          <w:rFonts w:ascii="Times New Roman" w:hAnsi="Times New Roman" w:cs="Times New Roman"/>
+          <w:sz w:val="28"/>
+          <w:szCs w:val="28"/>
+          <w:lang w:val="en-US"/>
+        </w:rPr>
+        <w:t>INTEGER</w:t>
+      </w:r>
+      <w:r>
+        <w:rPr>
+          <w:rFonts w:ascii="Times New Roman" w:hAnsi="Times New Roman" w:cs="Times New Roman"/>
+          <w:sz w:val="28"/>
+          <w:szCs w:val="28"/>
+        </w:rPr>
+        <w:t xml:space="preserve"> </w:t>
+      </w:r>
+      <w:r>
+        <w:rPr>
+          <w:rFonts w:ascii="Times New Roman" w:hAnsi="Times New Roman" w:cs="Times New Roman"/>
+          <w:sz w:val="28"/>
+          <w:szCs w:val="28"/>
+          <w:lang w:val="en-US"/>
+        </w:rPr>
+        <w:t>REFERENCES</w:t>
+      </w:r>
+      <w:r>
+        <w:rPr>
+          <w:rFonts w:ascii="Times New Roman" w:hAnsi="Times New Roman" w:cs="Times New Roman"/>
+          <w:sz w:val="28"/>
+          <w:szCs w:val="28"/>
+        </w:rPr>
+        <w:t xml:space="preserve"> Статус (Код) </w:t>
+      </w:r>
+      <w:r>
+        <w:rPr>
+          <w:rFonts w:ascii="Times New Roman" w:hAnsi="Times New Roman" w:cs="Times New Roman"/>
+          <w:sz w:val="28"/>
+          <w:szCs w:val="28"/>
+          <w:lang w:val="en-US"/>
+        </w:rPr>
+        <w:t>NOT</w:t>
+      </w:r>
+      <w:r>
+        <w:rPr>
+          <w:rFonts w:ascii="Times New Roman" w:hAnsi="Times New Roman" w:cs="Times New Roman"/>
+          <w:sz w:val="28"/>
+          <w:szCs w:val="28"/>
+        </w:rPr>
+        <w:t xml:space="preserve"> </w:t>
+      </w:r>
+      <w:r>
+        <w:rPr>
+          <w:rFonts w:ascii="Times New Roman" w:hAnsi="Times New Roman" w:cs="Times New Roman"/>
+          <w:sz w:val="28"/>
+          <w:szCs w:val="28"/>
+          <w:lang w:val="en-US"/>
+        </w:rPr>
+        <w:t>NULL</w:t>
+      </w:r>
+      <w:r>
+        <w:rPr>
+          <w:rFonts w:ascii="Times New Roman" w:hAnsi="Times New Roman" w:cs="Times New Roman"/>
+          <w:sz w:val="28"/>
+          <w:szCs w:val="28"/>
+        </w:rPr>
+        <w:t xml:space="preserve">, Текст </w:t>
+      </w:r>
+      <w:r>
+        <w:rPr>
+          <w:rFonts w:ascii="Times New Roman" w:hAnsi="Times New Roman" w:cs="Times New Roman"/>
+          <w:sz w:val="28"/>
+          <w:szCs w:val="28"/>
+          <w:lang w:val="en-US"/>
+        </w:rPr>
+        <w:t>TEXT</w:t>
+      </w:r>
+      <w:r>
+        <w:rPr>
+          <w:rFonts w:ascii="Times New Roman" w:hAnsi="Times New Roman" w:cs="Times New Roman"/>
+          <w:sz w:val="28"/>
+          <w:szCs w:val="28"/>
+        </w:rPr>
+        <w:t xml:space="preserve"> (1000) </w:t>
+      </w:r>
+      <w:r>
+        <w:rPr>
+          <w:rFonts w:ascii="Times New Roman" w:hAnsi="Times New Roman" w:cs="Times New Roman"/>
+          <w:sz w:val="28"/>
+          <w:szCs w:val="28"/>
+          <w:lang w:val="en-US"/>
+        </w:rPr>
+        <w:t>NOT</w:t>
+      </w:r>
+      <w:r>
+        <w:rPr>
+          <w:rFonts w:ascii="Times New Roman" w:hAnsi="Times New Roman" w:cs="Times New Roman"/>
+          <w:sz w:val="28"/>
+          <w:szCs w:val="28"/>
+        </w:rPr>
+        <w:t xml:space="preserve"> </w:t>
+      </w:r>
+      <w:r>
+        <w:rPr>
+          <w:rFonts w:ascii="Times New Roman" w:hAnsi="Times New Roman" w:cs="Times New Roman"/>
+          <w:sz w:val="28"/>
+          <w:szCs w:val="28"/>
+          <w:lang w:val="en-US"/>
+        </w:rPr>
+        <w:t>NULL</w:t>
+      </w:r>
+      <w:r>
+        <w:rPr>
+          <w:rFonts w:ascii="Times New Roman" w:hAnsi="Times New Roman" w:cs="Times New Roman"/>
+          <w:sz w:val="28"/>
+          <w:szCs w:val="28"/>
+        </w:rPr>
+        <w:t>);</w:t>
+      </w:r>
+    </w:p>
+    <w:p>
+      <w:pPr>
+        <w:spacing w:line="360" w:lineRule="auto"/>
+        <w:ind w:firstLine="709"/>
+        <w:jc w:val="both"/>
+        <w:rPr>
+          <w:rFonts w:ascii="Times New Roman" w:hAnsi="Times New Roman" w:cs="Times New Roman"/>
+          <w:sz w:val="28"/>
+          <w:szCs w:val="28"/>
+        </w:rPr>
+      </w:pPr>
+    </w:p>
+    <w:p>
+      <w:pPr>
+        <w:spacing w:line="360" w:lineRule="auto"/>
+        <w:ind w:firstLine="709"/>
+        <w:jc w:val="both"/>
+        <w:rPr>
+          <w:rFonts w:ascii="Times New Roman" w:hAnsi="Times New Roman" w:cs="Times New Roman"/>
+          <w:sz w:val="28"/>
+          <w:szCs w:val="28"/>
+        </w:rPr>
+      </w:pPr>
+      <w:r>
+        <w:rPr>
+          <w:rFonts w:ascii="Times New Roman" w:hAnsi="Times New Roman" w:cs="Times New Roman"/>
+          <w:sz w:val="28"/>
+          <w:szCs w:val="28"/>
+        </w:rPr>
         <w:t>Таблица «Статус» содержит статусы</w:t>
       </w:r>
     </w:p>
@@ -14999,14 +16256,86 @@
           <w:szCs w:val="28"/>
         </w:rPr>
       </w:pPr>
-      <w:r>
-        <w:rPr>
-          <w:rFonts w:ascii="Times New Roman" w:hAnsi="Times New Roman" w:cs="Times New Roman"/>
-          <w:sz w:val="28"/>
-          <w:szCs w:val="28"/>
-        </w:rPr>
-        <w:br w:type="page"/>
-      </w:r>
+    </w:p>
+    <w:p>
+      <w:pPr>
+        <w:rPr>
+          <w:rFonts w:ascii="Times New Roman" w:hAnsi="Times New Roman" w:cs="Times New Roman"/>
+          <w:sz w:val="28"/>
+          <w:szCs w:val="28"/>
+          <w:lang w:val="en-US"/>
+        </w:rPr>
+      </w:pPr>
+      <w:r>
+        <w:rPr>
+          <w:rFonts w:ascii="Times New Roman" w:hAnsi="Times New Roman" w:cs="Times New Roman"/>
+          <w:sz w:val="28"/>
+          <w:szCs w:val="28"/>
+          <w:lang w:val="en-US"/>
+        </w:rPr>
+        <w:t xml:space="preserve">CREATE TABLE IF NOT EXISTS </w:t>
+      </w:r>
+      <w:r>
+        <w:rPr>
+          <w:rFonts w:ascii="Times New Roman" w:hAnsi="Times New Roman" w:cs="Times New Roman"/>
+          <w:sz w:val="28"/>
+          <w:szCs w:val="28"/>
+        </w:rPr>
+        <w:t>Статус</w:t>
+      </w:r>
+      <w:r>
+        <w:rPr>
+          <w:rFonts w:ascii="Times New Roman" w:hAnsi="Times New Roman" w:cs="Times New Roman"/>
+          <w:sz w:val="28"/>
+          <w:szCs w:val="28"/>
+          <w:lang w:val="en-US"/>
+        </w:rPr>
+        <w:t xml:space="preserve"> (</w:t>
+      </w:r>
+      <w:r>
+        <w:rPr>
+          <w:rFonts w:ascii="Times New Roman" w:hAnsi="Times New Roman" w:cs="Times New Roman"/>
+          <w:sz w:val="28"/>
+          <w:szCs w:val="28"/>
+        </w:rPr>
+        <w:t>Код</w:t>
+      </w:r>
+      <w:r>
+        <w:rPr>
+          <w:rFonts w:ascii="Times New Roman" w:hAnsi="Times New Roman" w:cs="Times New Roman"/>
+          <w:sz w:val="28"/>
+          <w:szCs w:val="28"/>
+          <w:lang w:val="en-US"/>
+        </w:rPr>
+        <w:t xml:space="preserve"> INTEGER PRIMARY KEY NOT NULL, </w:t>
+      </w:r>
+      <w:r>
+        <w:rPr>
+          <w:rFonts w:ascii="Times New Roman" w:hAnsi="Times New Roman" w:cs="Times New Roman"/>
+          <w:sz w:val="28"/>
+          <w:szCs w:val="28"/>
+        </w:rPr>
+        <w:t>Наименование</w:t>
+      </w:r>
+      <w:r>
+        <w:rPr>
+          <w:rFonts w:ascii="Times New Roman" w:hAnsi="Times New Roman" w:cs="Times New Roman"/>
+          <w:sz w:val="28"/>
+          <w:szCs w:val="28"/>
+          <w:lang w:val="en-US"/>
+        </w:rPr>
+        <w:t xml:space="preserve"> TEXT NOT NULL);</w:t>
+      </w:r>
+    </w:p>
+    <w:p>
+      <w:pPr>
+        <w:rPr>
+          <w:rFonts w:ascii="Times New Roman" w:hAnsi="Times New Roman" w:cs="Times New Roman"/>
+          <w:sz w:val="28"/>
+          <w:szCs w:val="28"/>
+          <w:lang w:val="en-US"/>
+        </w:rPr>
+      </w:pPr>
     </w:p>
     <w:p>
       <w:pPr>
@@ -15025,7 +16354,6 @@
           <w:sz w:val="28"/>
           <w:szCs w:val="28"/>
         </w:rPr>
-        <w:lastRenderedPageBreak/>
         <w:t>Таблица «Бригада» содержит информацию о бригадах</w:t>
       </w:r>
     </w:p>
@@ -15350,6 +16678,92 @@
           </w:p>
         </w:tc>
       </w:tr>
+    </w:tbl>
+    <w:p>
+      <w:pPr>
+        <w:rPr>
+          <w:rFonts w:ascii="Times New Roman" w:hAnsi="Times New Roman" w:cs="Times New Roman"/>
+          <w:sz w:val="28"/>
+          <w:szCs w:val="28"/>
+        </w:rPr>
+      </w:pPr>
+    </w:p>
+    <w:p>
+      <w:pPr>
+        <w:rPr>
+          <w:rFonts w:ascii="Times New Roman" w:hAnsi="Times New Roman" w:cs="Times New Roman"/>
+          <w:sz w:val="28"/>
+          <w:szCs w:val="28"/>
+        </w:rPr>
+      </w:pPr>
+    </w:p>
+    <w:p>
+      <w:pPr>
+        <w:spacing w:line="360" w:lineRule="auto"/>
+        <w:ind w:firstLine="709"/>
+        <w:jc w:val="both"/>
+        <w:rPr>
+          <w:rFonts w:ascii="Times New Roman" w:hAnsi="Times New Roman" w:cs="Times New Roman"/>
+          <w:sz w:val="28"/>
+          <w:szCs w:val="28"/>
+        </w:rPr>
+      </w:pPr>
+      <w:r>
+        <w:rPr>
+          <w:rFonts w:ascii="Times New Roman" w:hAnsi="Times New Roman" w:cs="Times New Roman"/>
+          <w:sz w:val="28"/>
+          <w:szCs w:val="28"/>
+        </w:rPr>
+        <w:lastRenderedPageBreak/>
+        <w:t xml:space="preserve">Таблица 8 </w:t>
+      </w:r>
+      <w:r>
+        <w:rPr>
+          <w:rFonts w:ascii="Times New Roman" w:hAnsi="Times New Roman" w:cs="Times New Roman"/>
+          <w:sz w:val="28"/>
+          <w:szCs w:val="28"/>
+        </w:rPr>
+        <w:t>–</w:t>
+      </w:r>
+      <w:r>
+        <w:rPr>
+          <w:rFonts w:ascii="Times New Roman" w:hAnsi="Times New Roman" w:cs="Times New Roman"/>
+          <w:sz w:val="28"/>
+          <w:szCs w:val="28"/>
+          <w:lang w:val="en-US"/>
+        </w:rPr>
+        <w:t xml:space="preserve"> </w:t>
+      </w:r>
+      <w:r>
+        <w:rPr>
+          <w:rFonts w:ascii="Times New Roman" w:hAnsi="Times New Roman" w:cs="Times New Roman"/>
+          <w:sz w:val="28"/>
+          <w:szCs w:val="28"/>
+        </w:rPr>
+        <w:t>«Бригада»</w:t>
+      </w:r>
+    </w:p>
+    <w:tbl>
+      <w:tblPr>
+        <w:tblStyle w:val="a4"/>
+        <w:tblW w:w="9206" w:type="dxa"/>
+        <w:tblBorders>
+          <w:top w:val="single" w:sz="6" w:space="0" w:color="auto"/>
+          <w:left w:val="single" w:sz="6" w:space="0" w:color="auto"/>
+          <w:bottom w:val="single" w:sz="6" w:space="0" w:color="auto"/>
+          <w:right w:val="single" w:sz="6" w:space="0" w:color="auto"/>
+          <w:insideH w:val="single" w:sz="4" w:space="0" w:color="000000" w:themeColor="text1"/>
+          <w:insideV w:val="single" w:sz="4" w:space="0" w:color="000000" w:themeColor="text1"/>
+        </w:tblBorders>
+        <w:tblLayout w:type="fixed"/>
+        <w:tblLook w:val="06A0" w:firstRow="1" w:lastRow="0" w:firstColumn="1" w:lastColumn="0" w:noHBand="1" w:noVBand="1"/>
+      </w:tblPr>
+      <w:tblGrid>
+        <w:gridCol w:w="2686"/>
+        <w:gridCol w:w="1984"/>
+        <w:gridCol w:w="2268"/>
+        <w:gridCol w:w="2268"/>
+      </w:tblGrid>
       <w:tr>
         <w:trPr>
           <w:trHeight w:val="272"/>
@@ -15916,14 +17330,104 @@
           <w:szCs w:val="28"/>
         </w:rPr>
       </w:pPr>
-      <w:r>
-        <w:rPr>
-          <w:rFonts w:ascii="Times New Roman" w:hAnsi="Times New Roman" w:cs="Times New Roman"/>
-          <w:sz w:val="28"/>
-          <w:szCs w:val="28"/>
-        </w:rPr>
-        <w:br w:type="page"/>
-      </w:r>
+    </w:p>
+    <w:p>
+      <w:pPr>
+        <w:rPr>
+          <w:rFonts w:ascii="Times New Roman" w:hAnsi="Times New Roman" w:cs="Times New Roman"/>
+          <w:sz w:val="28"/>
+          <w:szCs w:val="28"/>
+        </w:rPr>
+      </w:pPr>
+      <w:r>
+        <w:rPr>
+          <w:rFonts w:ascii="Times New Roman" w:hAnsi="Times New Roman" w:cs="Times New Roman"/>
+          <w:sz w:val="28"/>
+          <w:szCs w:val="28"/>
+        </w:rPr>
+        <w:t xml:space="preserve">CREATE TABLE Бригада (Код INTEGER PRIMARY KEY NOT NULL, </w:t>
+      </w:r>
+      <w:proofErr w:type="spellStart"/>
+      <w:r>
+        <w:rPr>
+          <w:rFonts w:ascii="Times New Roman" w:hAnsi="Times New Roman" w:cs="Times New Roman"/>
+          <w:sz w:val="28"/>
+          <w:szCs w:val="28"/>
+        </w:rPr>
+        <w:t>КодСотрудника</w:t>
+      </w:r>
+      <w:proofErr w:type="spellEnd"/>
+      <w:r>
+        <w:rPr>
+          <w:rFonts w:ascii="Times New Roman" w:hAnsi="Times New Roman" w:cs="Times New Roman"/>
+          <w:sz w:val="28"/>
+          <w:szCs w:val="28"/>
+        </w:rPr>
+        <w:t xml:space="preserve"> INTEGER REFERENCES Сотрудник (Код) NOT NULL, </w:t>
+      </w:r>
+      <w:proofErr w:type="spellStart"/>
+      <w:r>
+        <w:rPr>
+          <w:rFonts w:ascii="Times New Roman" w:hAnsi="Times New Roman" w:cs="Times New Roman"/>
+          <w:sz w:val="28"/>
+          <w:szCs w:val="28"/>
+        </w:rPr>
+        <w:t>КодСпециализации</w:t>
+      </w:r>
+      <w:proofErr w:type="spellEnd"/>
+      <w:r>
+        <w:rPr>
+          <w:rFonts w:ascii="Times New Roman" w:hAnsi="Times New Roman" w:cs="Times New Roman"/>
+          <w:sz w:val="28"/>
+          <w:szCs w:val="28"/>
+        </w:rPr>
+        <w:t xml:space="preserve"> INTEGER REFERENCES Специализация (Код) NOT NULL, </w:t>
+      </w:r>
+      <w:proofErr w:type="spellStart"/>
+      <w:r>
+        <w:rPr>
+          <w:rFonts w:ascii="Times New Roman" w:hAnsi="Times New Roman" w:cs="Times New Roman"/>
+          <w:sz w:val="28"/>
+          <w:szCs w:val="28"/>
+        </w:rPr>
+        <w:t>КодСтатуса</w:t>
+      </w:r>
+      <w:proofErr w:type="spellEnd"/>
+      <w:r>
+        <w:rPr>
+          <w:rFonts w:ascii="Times New Roman" w:hAnsi="Times New Roman" w:cs="Times New Roman"/>
+          <w:sz w:val="28"/>
+          <w:szCs w:val="28"/>
+        </w:rPr>
+        <w:t xml:space="preserve"> INTEGER REFERENCES Статус (Код) NOT NULL, </w:t>
+      </w:r>
+      <w:proofErr w:type="spellStart"/>
+      <w:r>
+        <w:rPr>
+          <w:rFonts w:ascii="Times New Roman" w:hAnsi="Times New Roman" w:cs="Times New Roman"/>
+          <w:sz w:val="28"/>
+          <w:szCs w:val="28"/>
+        </w:rPr>
+        <w:t>КоличествоЧеловек</w:t>
+      </w:r>
+      <w:proofErr w:type="spellEnd"/>
+      <w:r>
+        <w:rPr>
+          <w:rFonts w:ascii="Times New Roman" w:hAnsi="Times New Roman" w:cs="Times New Roman"/>
+          <w:sz w:val="28"/>
+          <w:szCs w:val="28"/>
+        </w:rPr>
+        <w:t xml:space="preserve"> INTEGER NOT NULL, Наименование TEXT NOT NULL);</w:t>
+      </w:r>
+    </w:p>
+    <w:p>
+      <w:pPr>
+        <w:rPr>
+          <w:rFonts w:ascii="Times New Roman" w:hAnsi="Times New Roman" w:cs="Times New Roman"/>
+          <w:sz w:val="28"/>
+          <w:szCs w:val="28"/>
+        </w:rPr>
+      </w:pPr>
     </w:p>
     <w:p>
       <w:pPr>
@@ -15942,7 +17446,6 @@
           <w:sz w:val="28"/>
           <w:szCs w:val="28"/>
         </w:rPr>
-        <w:lastRenderedPageBreak/>
         <w:t>Таблица «Приоритет» содержит приоритеты</w:t>
       </w:r>
     </w:p>
@@ -16378,6 +17881,90 @@
     <w:p>
       <w:pPr>
         <w:spacing w:line="360" w:lineRule="auto"/>
+        <w:jc w:val="both"/>
+        <w:rPr>
+          <w:rFonts w:ascii="Times New Roman" w:hAnsi="Times New Roman" w:cs="Times New Roman"/>
+          <w:sz w:val="28"/>
+          <w:szCs w:val="28"/>
+          <w:lang w:val="en-US"/>
+        </w:rPr>
+      </w:pPr>
+      <w:r>
+        <w:rPr>
+          <w:rFonts w:ascii="Times New Roman" w:hAnsi="Times New Roman" w:cs="Times New Roman"/>
+          <w:sz w:val="28"/>
+          <w:szCs w:val="28"/>
+          <w:lang w:val="en-US"/>
+        </w:rPr>
+        <w:t xml:space="preserve">CREATE TABLE </w:t>
+      </w:r>
+      <w:r>
+        <w:rPr>
+          <w:rFonts w:ascii="Times New Roman" w:hAnsi="Times New Roman" w:cs="Times New Roman"/>
+          <w:sz w:val="28"/>
+          <w:szCs w:val="28"/>
+        </w:rPr>
+        <w:t>Приоритет</w:t>
+      </w:r>
+      <w:r>
+        <w:rPr>
+          <w:rFonts w:ascii="Times New Roman" w:hAnsi="Times New Roman" w:cs="Times New Roman"/>
+          <w:sz w:val="28"/>
+          <w:szCs w:val="28"/>
+          <w:lang w:val="en-US"/>
+        </w:rPr>
+        <w:t xml:space="preserve"> (</w:t>
+      </w:r>
+      <w:r>
+        <w:rPr>
+          <w:rFonts w:ascii="Times New Roman" w:hAnsi="Times New Roman" w:cs="Times New Roman"/>
+          <w:sz w:val="28"/>
+          <w:szCs w:val="28"/>
+        </w:rPr>
+        <w:t>Код</w:t>
+      </w:r>
+      <w:r>
+        <w:rPr>
+          <w:rFonts w:ascii="Times New Roman" w:hAnsi="Times New Roman" w:cs="Times New Roman"/>
+          <w:sz w:val="28"/>
+          <w:szCs w:val="28"/>
+          <w:lang w:val="en-US"/>
+        </w:rPr>
+        <w:t xml:space="preserve"> NUMERIC PRIMARY KEY NOT NULL, </w:t>
+      </w:r>
+      <w:r>
+        <w:rPr>
+          <w:rFonts w:ascii="Times New Roman" w:hAnsi="Times New Roman" w:cs="Times New Roman"/>
+          <w:sz w:val="28"/>
+          <w:szCs w:val="28"/>
+        </w:rPr>
+        <w:t>Наименование</w:t>
+      </w:r>
+      <w:r>
+        <w:rPr>
+          <w:rFonts w:ascii="Times New Roman" w:hAnsi="Times New Roman" w:cs="Times New Roman"/>
+          <w:sz w:val="28"/>
+          <w:szCs w:val="28"/>
+          <w:lang w:val="en-US"/>
+        </w:rPr>
+        <w:t xml:space="preserve"> NOT NULL);</w:t>
+      </w:r>
+    </w:p>
+    <w:p>
+      <w:pPr>
+        <w:spacing w:line="360" w:lineRule="auto"/>
+        <w:jc w:val="both"/>
+        <w:rPr>
+          <w:rFonts w:ascii="Times New Roman" w:hAnsi="Times New Roman" w:cs="Times New Roman"/>
+          <w:sz w:val="28"/>
+          <w:szCs w:val="28"/>
+          <w:lang w:val="en-US"/>
+        </w:rPr>
+      </w:pPr>
+    </w:p>
+    <w:p>
+      <w:pPr>
+        <w:spacing w:line="360" w:lineRule="auto"/>
         <w:ind w:firstLine="708"/>
         <w:jc w:val="both"/>
         <w:rPr>
@@ -16392,6 +17979,7 @@
           <w:sz w:val="28"/>
           <w:szCs w:val="28"/>
         </w:rPr>
+        <w:lastRenderedPageBreak/>
         <w:t>Таблица «Специализация» содержит приоритеты</w:t>
       </w:r>
     </w:p>
@@ -16821,14 +18409,88 @@
           <w:szCs w:val="28"/>
         </w:rPr>
       </w:pPr>
-      <w:r>
-        <w:rPr>
-          <w:rFonts w:ascii="Times New Roman" w:hAnsi="Times New Roman" w:cs="Times New Roman"/>
-          <w:sz w:val="28"/>
-          <w:szCs w:val="28"/>
-        </w:rPr>
-        <w:br w:type="page"/>
-      </w:r>
+    </w:p>
+    <w:p>
+      <w:pPr>
+        <w:rPr>
+          <w:rFonts w:ascii="Times New Roman" w:hAnsi="Times New Roman" w:cs="Times New Roman"/>
+          <w:sz w:val="28"/>
+          <w:szCs w:val="28"/>
+          <w:lang w:val="en-US"/>
+        </w:rPr>
+      </w:pPr>
+      <w:r>
+        <w:rPr>
+          <w:rFonts w:ascii="Times New Roman" w:hAnsi="Times New Roman" w:cs="Times New Roman"/>
+          <w:sz w:val="28"/>
+          <w:szCs w:val="28"/>
+          <w:lang w:val="en-US"/>
+        </w:rPr>
+        <w:t xml:space="preserve">CREATE TABLE </w:t>
+      </w:r>
+      <w:r>
+        <w:rPr>
+          <w:rFonts w:ascii="Times New Roman" w:hAnsi="Times New Roman" w:cs="Times New Roman"/>
+          <w:sz w:val="28"/>
+          <w:szCs w:val="28"/>
+        </w:rPr>
+        <w:t>Специализация</w:t>
+      </w:r>
+      <w:r>
+        <w:rPr>
+          <w:rFonts w:ascii="Times New Roman" w:hAnsi="Times New Roman" w:cs="Times New Roman"/>
+          <w:sz w:val="28"/>
+          <w:szCs w:val="28"/>
+          <w:lang w:val="en-US"/>
+        </w:rPr>
+        <w:t xml:space="preserve"> (</w:t>
+      </w:r>
+      <w:r>
+        <w:rPr>
+          <w:rFonts w:ascii="Times New Roman" w:hAnsi="Times New Roman" w:cs="Times New Roman"/>
+          <w:sz w:val="28"/>
+          <w:szCs w:val="28"/>
+        </w:rPr>
+        <w:t>Код</w:t>
+      </w:r>
+      <w:r>
+        <w:rPr>
+          <w:rFonts w:ascii="Times New Roman" w:hAnsi="Times New Roman" w:cs="Times New Roman"/>
+          <w:sz w:val="28"/>
+          <w:szCs w:val="28"/>
+          <w:lang w:val="en-US"/>
+        </w:rPr>
+        <w:t xml:space="preserve"> INTEGER PRIMARY KEY NOT NULL, </w:t>
+      </w:r>
+      <w:proofErr w:type="spellStart"/>
+      <w:r>
+        <w:rPr>
+          <w:rFonts w:ascii="Times New Roman" w:hAnsi="Times New Roman" w:cs="Times New Roman"/>
+          <w:sz w:val="28"/>
+          <w:szCs w:val="28"/>
+        </w:rPr>
+        <w:t>Наменование</w:t>
+      </w:r>
+      <w:proofErr w:type="spellEnd"/>
+      <w:r>
+        <w:rPr>
+          <w:rFonts w:ascii="Times New Roman" w:hAnsi="Times New Roman" w:cs="Times New Roman"/>
+          <w:sz w:val="28"/>
+          <w:szCs w:val="28"/>
+          <w:lang w:val="en-US"/>
+        </w:rPr>
+        <w:t xml:space="preserve"> TEXT NOT NULL);</w:t>
+      </w:r>
+    </w:p>
+    <w:p>
+      <w:pPr>
+        <w:rPr>
+          <w:rFonts w:ascii="Times New Roman" w:hAnsi="Times New Roman" w:cs="Times New Roman"/>
+          <w:sz w:val="28"/>
+          <w:szCs w:val="28"/>
+          <w:lang w:val="en-US"/>
+        </w:rPr>
+      </w:pPr>
     </w:p>
     <w:p>
       <w:pPr>
@@ -16849,9 +18511,9 @@
           <w:lang w:eastAsia="en-US"/>
         </w:rPr>
       </w:pPr>
-      <w:bookmarkStart w:id="35" w:name="_Toc198919309"/>
-      <w:bookmarkStart w:id="36" w:name="_Toc226586940"/>
-      <w:bookmarkStart w:id="37" w:name="_Toc229930217"/>
+      <w:bookmarkStart w:id="36" w:name="_Toc198919309"/>
+      <w:bookmarkStart w:id="37" w:name="_Toc226586940"/>
+      <w:bookmarkStart w:id="38" w:name="_Toc230042896"/>
       <w:r>
         <w:rPr>
           <w:rFonts w:ascii="Times New Roman" w:hAnsi="Times New Roman" w:cs="Times New Roman"/>
@@ -16861,12 +18523,11 @@
           <w:szCs w:val="28"/>
           <w:lang w:eastAsia="en-US"/>
         </w:rPr>
-        <w:lastRenderedPageBreak/>
         <w:t>Реализация интерфейса</w:t>
       </w:r>
-      <w:bookmarkEnd w:id="35"/>
       <w:bookmarkEnd w:id="36"/>
       <w:bookmarkEnd w:id="37"/>
+      <w:bookmarkEnd w:id="38"/>
     </w:p>
     <w:p>
       <w:pPr>
@@ -16897,7 +18558,16 @@
           <w:sz w:val="28"/>
           <w:szCs w:val="28"/>
         </w:rPr>
-        <w:t>Важным этапом разработки информационной системы оперативного управления бригадами на объектах железнодорожной инфраструктуры является создание интуитивно понятного пользовательского интерфейса. При проектировании акцент делался на функциональности и дизайне с учётом потребностей бригадиров и рабочих, которые ежедневно взаимодействуют с системой в условиях ограниченного времени и необходимости оперативного принятия решений. Проведённый анализ лучших практик проектирования мобильных интерфейсов для корпоративных задач позволил разработать прототипы экранов, обеспечивающие логичное и последовательное взаимодействие пользователей с системой. Каждый элемент интерфейса был продуман с точки зрения удобства использования, минимизации лишних действий и наглядности представления информации, что сделало процесс работы комфортным даже для пользователей с невысоким уровнем цифровой грамотности. В данном разделе рассмотрена реализация интерфейса информационной системы, включая формы авторизации, создания заданий, формирования отчётов и просмотра аналитики, с акцентом на визуальные аспекты дизайна и функциональные возможности, повышающие эффективность управления рабочими бригадами на объектах РЖД.</w:t>
+        <w:t xml:space="preserve">Важным этапом разработки информационной системы оперативного управления бригадами на объектах железнодорожной инфраструктуры является создание интуитивно понятного пользовательского интерфейса. При проектировании акцент делался на функциональности и дизайне с учётом потребностей бригадиров и рабочих, которые ежедневно взаимодействуют с системой в условиях ограниченного времени и необходимости оперативного принятия решений. Проведённый анализ лучших практик проектирования мобильных интерфейсов для корпоративных задач позволил разработать прототипы экранов, обеспечивающие логичное и последовательное взаимодействие пользователей с системой. Каждый элемент интерфейса был продуман с точки зрения удобства использования, минимизации лишних действий и наглядности представления информации, что сделало процесс работы комфортным даже для пользователей с невысоким уровнем цифровой грамотности. В данном разделе рассмотрена реализация интерфейса </w:t>
+      </w:r>
+      <w:r>
+        <w:rPr>
+          <w:rFonts w:ascii="Times New Roman" w:hAnsi="Times New Roman" w:cs="Times New Roman"/>
+          <w:sz w:val="28"/>
+          <w:szCs w:val="28"/>
+        </w:rPr>
+        <w:lastRenderedPageBreak/>
+        <w:t>информационной системы, включая формы авторизации, создания заданий, формирования отчётов и просмотра аналитики, с акцентом на визуальные аспекты дизайна и функциональные возможности, повышающие эффективность управления рабочими бригадами на объектах РЖД.</w:t>
       </w:r>
     </w:p>
     <w:p>
@@ -16917,7 +18587,23 @@
           <w:sz w:val="28"/>
           <w:szCs w:val="28"/>
         </w:rPr>
-        <w:br w:type="page"/>
+        <w:t>Форма авторизации, изображенное на рисунке 1</w:t>
+      </w:r>
+      <w:r>
+        <w:rPr>
+          <w:rFonts w:ascii="Times New Roman" w:hAnsi="Times New Roman" w:cs="Times New Roman"/>
+          <w:sz w:val="28"/>
+          <w:szCs w:val="28"/>
+        </w:rPr>
+        <w:t>6</w:t>
+      </w:r>
+      <w:r>
+        <w:rPr>
+          <w:rFonts w:ascii="Times New Roman" w:hAnsi="Times New Roman" w:cs="Times New Roman"/>
+          <w:sz w:val="28"/>
+          <w:szCs w:val="28"/>
+        </w:rPr>
+        <w:t>, предназначена для входа в приложение под учётными записями разных пользователей. Она включает поля для ввода логина и пароля, а также кнопку «ВОЙТИ».</w:t>
       </w:r>
     </w:p>
     <w:p>
@@ -16937,27 +18623,6 @@
           <w:sz w:val="28"/>
           <w:szCs w:val="28"/>
         </w:rPr>
-        <w:lastRenderedPageBreak/>
-        <w:t>Форма авторизации, изображенное на рисунке 15, предназначена для входа в приложение под учётными записями разных пользователей. Она включает поля для ввода логина и пароля, а также кнопку «ВОЙТИ».</w:t>
-      </w:r>
-    </w:p>
-    <w:p>
-      <w:pPr>
-        <w:spacing w:line="360" w:lineRule="auto"/>
-        <w:ind w:firstLine="709"/>
-        <w:jc w:val="both"/>
-        <w:rPr>
-          <w:rFonts w:ascii="Times New Roman" w:hAnsi="Times New Roman" w:cs="Times New Roman"/>
-          <w:sz w:val="28"/>
-          <w:szCs w:val="28"/>
-        </w:rPr>
-      </w:pPr>
-      <w:r>
-        <w:rPr>
-          <w:rFonts w:ascii="Times New Roman" w:hAnsi="Times New Roman" w:cs="Times New Roman"/>
-          <w:sz w:val="28"/>
-          <w:szCs w:val="28"/>
-        </w:rPr>
         <w:t>В случае ошибочного ввода почты или пароля система отображает красным, информируя пользователя о необходимости корректировки данных.</w:t>
       </w:r>
     </w:p>
@@ -16976,7 +18641,6 @@
     <w:p>
       <w:pPr>
         <w:spacing w:line="360" w:lineRule="auto"/>
-        <w:ind w:firstLine="709"/>
         <w:jc w:val="center"/>
         <w:rPr>
           <w:rFonts w:ascii="Times New Roman" w:hAnsi="Times New Roman" w:cs="Times New Roman"/>
@@ -16991,187 +18655,12 @@
           <w:sz w:val="28"/>
           <w:szCs w:val="28"/>
         </w:rPr>
+        <w:lastRenderedPageBreak/>
         <w:drawing>
           <wp:inline distT="0" distB="0" distL="0" distR="0" wp14:anchorId="17917428" wp14:editId="29B99E44">
             <wp:extent cx="3443844" cy="6092955"/>
             <wp:effectExtent l="0" t="0" r="4445" b="3175"/>
             <wp:docPr id="12" name="Рисунок 12"/>
-            <wp:cNvGraphicFramePr>
-              <a:graphicFrameLocks xmlns:a="http://schemas.openxmlformats.org/drawingml/2006/main" noChangeAspect="1"/>
-            </wp:cNvGraphicFramePr>
-            <a:graphic xmlns:a="http://schemas.openxmlformats.org/drawingml/2006/main">
-              <a:graphicData uri="http://schemas.openxmlformats.org/drawingml/2006/picture">
-                <pic:pic xmlns:pic="http://schemas.openxmlformats.org/drawingml/2006/picture">
-                  <pic:nvPicPr>
-                    <pic:cNvPr id="1" name=""/>
-                    <pic:cNvPicPr/>
-                  </pic:nvPicPr>
-                  <pic:blipFill>
-                    <a:blip r:embed="rId22"/>
-                    <a:stretch>
-                      <a:fillRect/>
-                    </a:stretch>
-                  </pic:blipFill>
-                  <pic:spPr>
-                    <a:xfrm>
-                      <a:off x="0" y="0"/>
-                      <a:ext cx="3471539" cy="6141954"/>
-                    </a:xfrm>
-                    <a:prstGeom prst="rect">
-                      <a:avLst/>
-                    </a:prstGeom>
-                  </pic:spPr>
-                </pic:pic>
-              </a:graphicData>
-            </a:graphic>
-          </wp:inline>
-        </w:drawing>
-      </w:r>
-    </w:p>
-    <w:p>
-      <w:pPr>
-        <w:spacing w:before="240" w:line="360" w:lineRule="auto"/>
-        <w:ind w:firstLine="709"/>
-        <w:jc w:val="center"/>
-        <w:rPr>
-          <w:rFonts w:ascii="Times New Roman" w:hAnsi="Times New Roman" w:cs="Times New Roman"/>
-          <w:sz w:val="28"/>
-          <w:szCs w:val="28"/>
-        </w:rPr>
-      </w:pPr>
-      <w:r>
-        <w:rPr>
-          <w:rFonts w:ascii="Times New Roman" w:hAnsi="Times New Roman" w:cs="Times New Roman"/>
-          <w:sz w:val="28"/>
-          <w:szCs w:val="28"/>
-        </w:rPr>
-        <w:t xml:space="preserve">Рисунок </w:t>
-      </w:r>
-      <w:r>
-        <w:rPr>
-          <w:rFonts w:ascii="Times New Roman" w:hAnsi="Times New Roman" w:cs="Times New Roman"/>
-          <w:sz w:val="28"/>
-          <w:szCs w:val="28"/>
-        </w:rPr>
-        <w:t>15</w:t>
-      </w:r>
-      <w:r>
-        <w:rPr>
-          <w:rFonts w:ascii="Times New Roman" w:hAnsi="Times New Roman" w:cs="Times New Roman"/>
-          <w:sz w:val="28"/>
-          <w:szCs w:val="28"/>
-        </w:rPr>
-        <w:t xml:space="preserve"> </w:t>
-      </w:r>
-      <w:r>
-        <w:rPr>
-          <w:rFonts w:ascii="Times New Roman" w:hAnsi="Times New Roman" w:cs="Times New Roman"/>
-          <w:sz w:val="28"/>
-          <w:szCs w:val="28"/>
-        </w:rPr>
-        <w:t>–</w:t>
-      </w:r>
-      <w:r>
-        <w:rPr>
-          <w:rFonts w:ascii="Times New Roman" w:hAnsi="Times New Roman" w:cs="Times New Roman"/>
-          <w:sz w:val="28"/>
-          <w:szCs w:val="28"/>
-        </w:rPr>
-        <w:t xml:space="preserve"> </w:t>
-      </w:r>
-      <w:r>
-        <w:rPr>
-          <w:rFonts w:ascii="Times New Roman" w:hAnsi="Times New Roman" w:cs="Times New Roman"/>
-          <w:sz w:val="28"/>
-          <w:szCs w:val="28"/>
-        </w:rPr>
-        <w:t>Страница</w:t>
-      </w:r>
-      <w:r>
-        <w:rPr>
-          <w:rFonts w:ascii="Times New Roman" w:hAnsi="Times New Roman" w:cs="Times New Roman"/>
-          <w:sz w:val="28"/>
-          <w:szCs w:val="28"/>
-        </w:rPr>
-        <w:t xml:space="preserve"> авторизация</w:t>
-      </w:r>
-    </w:p>
-    <w:p>
-      <w:pPr>
-        <w:spacing w:before="240" w:line="360" w:lineRule="auto"/>
-        <w:ind w:firstLine="709"/>
-        <w:jc w:val="both"/>
-        <w:rPr>
-          <w:rFonts w:ascii="Times New Roman" w:hAnsi="Times New Roman" w:cs="Times New Roman"/>
-          <w:sz w:val="28"/>
-          <w:szCs w:val="28"/>
-        </w:rPr>
-      </w:pPr>
-      <w:r>
-        <w:rPr>
-          <w:rFonts w:ascii="Times New Roman" w:hAnsi="Times New Roman" w:cs="Times New Roman"/>
-          <w:sz w:val="28"/>
-          <w:szCs w:val="28"/>
-        </w:rPr>
-        <w:br w:type="page"/>
-      </w:r>
-    </w:p>
-    <w:p>
-      <w:pPr>
-        <w:spacing w:before="240" w:line="360" w:lineRule="auto"/>
-        <w:ind w:firstLine="709"/>
-        <w:jc w:val="both"/>
-        <w:rPr>
-          <w:rFonts w:ascii="Times New Roman" w:hAnsi="Times New Roman" w:cs="Times New Roman"/>
-          <w:sz w:val="28"/>
-          <w:szCs w:val="28"/>
-        </w:rPr>
-      </w:pPr>
-      <w:r>
-        <w:rPr>
-          <w:rFonts w:ascii="Times New Roman" w:hAnsi="Times New Roman" w:cs="Times New Roman"/>
-          <w:sz w:val="28"/>
-          <w:szCs w:val="28"/>
-        </w:rPr>
-        <w:lastRenderedPageBreak/>
-        <w:t>Окно главного меню бригадира, изображенное на рисунке 16, предназначено для навигации по основным функциям системы управления задачами. Оно содержит информацию о текущем пользователе с указанием его роли и принадлежности к бригаде, а также три кнопки навигации: "Создать задание" для перехода к форме формирования поручений, "Задания" для просмотра списка существующих задач и "Отчеты" для ознакомления с отчетами о выполненных работах.</w:t>
-      </w:r>
-    </w:p>
-    <w:p>
-      <w:pPr>
-        <w:spacing w:before="240" w:line="360" w:lineRule="auto"/>
-        <w:ind w:firstLine="709"/>
-        <w:jc w:val="both"/>
-        <w:rPr>
-          <w:rFonts w:ascii="Times New Roman" w:hAnsi="Times New Roman" w:cs="Times New Roman"/>
-          <w:sz w:val="28"/>
-          <w:szCs w:val="28"/>
-        </w:rPr>
-      </w:pPr>
-    </w:p>
-    <w:p>
-      <w:pPr>
-        <w:spacing w:line="360" w:lineRule="auto"/>
-        <w:ind w:firstLine="709"/>
-        <w:jc w:val="center"/>
-        <w:rPr>
-          <w:rFonts w:ascii="Times New Roman" w:hAnsi="Times New Roman" w:cs="Times New Roman"/>
-          <w:sz w:val="28"/>
-          <w:szCs w:val="28"/>
-        </w:rPr>
-      </w:pPr>
-      <w:r>
-        <w:rPr>
-          <w:rFonts w:ascii="Times New Roman" w:hAnsi="Times New Roman" w:cs="Times New Roman"/>
-          <w:noProof/>
-          <w:sz w:val="28"/>
-          <w:szCs w:val="28"/>
-        </w:rPr>
-        <w:drawing>
-          <wp:inline distT="0" distB="0" distL="0" distR="0" wp14:anchorId="6F68469D" wp14:editId="7EB435D3">
-            <wp:extent cx="3211320" cy="5664530"/>
-            <wp:effectExtent l="0" t="0" r="8255" b="0"/>
-            <wp:docPr id="28" name="Рисунок 28"/>
             <wp:cNvGraphicFramePr>
               <a:graphicFrameLocks xmlns:a="http://schemas.openxmlformats.org/drawingml/2006/main" noChangeAspect="1"/>
             </wp:cNvGraphicFramePr>
@@ -17191,7 +18680,7 @@
                   <pic:spPr>
                     <a:xfrm>
                       <a:off x="0" y="0"/>
-                      <a:ext cx="3256373" cy="5744001"/>
+                      <a:ext cx="3471539" cy="6141954"/>
                     </a:xfrm>
                     <a:prstGeom prst="rect">
                       <a:avLst/>
@@ -17206,8 +18695,7 @@
     </w:p>
     <w:p>
       <w:pPr>
-        <w:spacing w:line="360" w:lineRule="auto"/>
-        <w:ind w:firstLine="709"/>
+        <w:spacing w:before="240" w:line="360" w:lineRule="auto"/>
         <w:jc w:val="center"/>
         <w:rPr>
           <w:rFonts w:ascii="Times New Roman" w:hAnsi="Times New Roman" w:cs="Times New Roman"/>
@@ -17229,7 +18717,15 @@
           <w:sz w:val="28"/>
           <w:szCs w:val="28"/>
         </w:rPr>
-        <w:t>16</w:t>
+        <w:t>1</w:t>
+      </w:r>
+      <w:r>
+        <w:rPr>
+          <w:rFonts w:ascii="Times New Roman" w:hAnsi="Times New Roman" w:cs="Times New Roman"/>
+          <w:sz w:val="28"/>
+          <w:szCs w:val="28"/>
+        </w:rPr>
+        <w:t>6</w:t>
       </w:r>
       <w:r>
         <w:rPr>
@@ -17253,12 +18749,28 @@
           <w:sz w:val="28"/>
           <w:szCs w:val="28"/>
         </w:rPr>
-        <w:t xml:space="preserve"> Страница меню бригадира</w:t>
-      </w:r>
-    </w:p>
-    <w:p>
-      <w:pPr>
-        <w:spacing w:line="360" w:lineRule="auto"/>
+        <w:t xml:space="preserve"> </w:t>
+      </w:r>
+      <w:r>
+        <w:rPr>
+          <w:rFonts w:ascii="Times New Roman" w:hAnsi="Times New Roman" w:cs="Times New Roman"/>
+          <w:sz w:val="28"/>
+          <w:szCs w:val="28"/>
+        </w:rPr>
+        <w:t>Страница</w:t>
+      </w:r>
+      <w:r>
+        <w:rPr>
+          <w:rFonts w:ascii="Times New Roman" w:hAnsi="Times New Roman" w:cs="Times New Roman"/>
+          <w:sz w:val="28"/>
+          <w:szCs w:val="28"/>
+        </w:rPr>
+        <w:t xml:space="preserve"> авторизация</w:t>
+      </w:r>
+    </w:p>
+    <w:p>
+      <w:pPr>
+        <w:spacing w:before="240" w:line="360" w:lineRule="auto"/>
         <w:ind w:firstLine="709"/>
         <w:jc w:val="both"/>
         <w:rPr>
@@ -17273,12 +18785,28 @@
           <w:sz w:val="28"/>
           <w:szCs w:val="28"/>
         </w:rPr>
-        <w:br w:type="page"/>
-      </w:r>
-    </w:p>
-    <w:p>
-      <w:pPr>
-        <w:spacing w:line="360" w:lineRule="auto"/>
+        <w:t>Окно главного меню бригадира, изображенное на рисунке 1</w:t>
+      </w:r>
+      <w:r>
+        <w:rPr>
+          <w:rFonts w:ascii="Times New Roman" w:hAnsi="Times New Roman" w:cs="Times New Roman"/>
+          <w:sz w:val="28"/>
+          <w:szCs w:val="28"/>
+        </w:rPr>
+        <w:t>7</w:t>
+      </w:r>
+      <w:r>
+        <w:rPr>
+          <w:rFonts w:ascii="Times New Roman" w:hAnsi="Times New Roman" w:cs="Times New Roman"/>
+          <w:sz w:val="28"/>
+          <w:szCs w:val="28"/>
+        </w:rPr>
+        <w:t>, предназначено для навигации по основным функциям системы управления задачами. Оно содержит информацию о текущем пользователе с указанием его роли и принадлежности к бригаде, а также три кнопки навигации: "Создать задание" для перехода к форме формирования поручений, "Задания" для просмотра списка существующих задач и "Отчеты" для ознакомления с отчетами о выполненных работах.</w:t>
+      </w:r>
+    </w:p>
+    <w:p>
+      <w:pPr>
+        <w:spacing w:before="240" w:line="360" w:lineRule="auto"/>
         <w:ind w:firstLine="709"/>
         <w:jc w:val="both"/>
         <w:rPr>
@@ -17287,48 +18815,10 @@
           <w:szCs w:val="28"/>
         </w:rPr>
       </w:pPr>
-      <w:r>
-        <w:rPr>
-          <w:rFonts w:ascii="Times New Roman" w:hAnsi="Times New Roman" w:cs="Times New Roman"/>
-          <w:sz w:val="28"/>
-          <w:szCs w:val="28"/>
-        </w:rPr>
-        <w:lastRenderedPageBreak/>
-        <w:t>Окно "Создание задания", изображенное на рисунке 17, предназначено для формирования нового рабочего поручения. Оно содержит поля для выбора места работ, назначения бригады</w:t>
-      </w:r>
-      <w:r>
-        <w:rPr>
-          <w:rFonts w:ascii="Times New Roman" w:hAnsi="Times New Roman" w:cs="Times New Roman"/>
-          <w:sz w:val="28"/>
-          <w:szCs w:val="28"/>
-        </w:rPr>
-        <w:t>–</w:t>
-      </w:r>
-      <w:r>
-        <w:rPr>
-          <w:rFonts w:ascii="Times New Roman" w:hAnsi="Times New Roman" w:cs="Times New Roman"/>
-          <w:sz w:val="28"/>
-          <w:szCs w:val="28"/>
-        </w:rPr>
-        <w:t>исполнителя, определения типа задания, установки срока выполнения через календарь, а также текстовое поле для ввода подробного описания поручения, внизу расположена кнопка «Создать задание» для отправки сформированного поручения в систему.</w:t>
-      </w:r>
     </w:p>
     <w:p>
       <w:pPr>
         <w:spacing w:line="360" w:lineRule="auto"/>
-        <w:ind w:firstLine="709"/>
-        <w:jc w:val="both"/>
-        <w:rPr>
-          <w:rFonts w:ascii="Times New Roman" w:hAnsi="Times New Roman" w:cs="Times New Roman"/>
-          <w:sz w:val="28"/>
-          <w:szCs w:val="28"/>
-        </w:rPr>
-      </w:pPr>
-    </w:p>
-    <w:p>
-      <w:pPr>
-        <w:spacing w:line="360" w:lineRule="auto"/>
-        <w:ind w:firstLine="709"/>
         <w:jc w:val="center"/>
         <w:rPr>
           <w:rFonts w:ascii="Times New Roman" w:hAnsi="Times New Roman" w:cs="Times New Roman"/>
@@ -17344,10 +18834,10 @@
           <w:szCs w:val="28"/>
         </w:rPr>
         <w:drawing>
-          <wp:inline distT="0" distB="0" distL="0" distR="0" wp14:anchorId="57B8EF16" wp14:editId="749455D6">
-            <wp:extent cx="3293765" cy="6578930"/>
-            <wp:effectExtent l="0" t="0" r="1905" b="0"/>
-            <wp:docPr id="20" name="Рисунок 20"/>
+          <wp:inline distT="0" distB="0" distL="0" distR="0" wp14:anchorId="6F68469D" wp14:editId="7EB435D3">
+            <wp:extent cx="3211320" cy="5664530"/>
+            <wp:effectExtent l="0" t="0" r="8255" b="0"/>
+            <wp:docPr id="28" name="Рисунок 28"/>
             <wp:cNvGraphicFramePr>
               <a:graphicFrameLocks xmlns:a="http://schemas.openxmlformats.org/drawingml/2006/main" noChangeAspect="1"/>
             </wp:cNvGraphicFramePr>
@@ -17367,7 +18857,7 @@
                   <pic:spPr>
                     <a:xfrm>
                       <a:off x="0" y="0"/>
-                      <a:ext cx="3299683" cy="6590750"/>
+                      <a:ext cx="3256373" cy="5744001"/>
                     </a:xfrm>
                     <a:prstGeom prst="rect">
                       <a:avLst/>
@@ -17379,14 +18869,32 @@
           </wp:inline>
         </w:drawing>
       </w:r>
-      <w:r>
-        <w:rPr>
-          <w:rFonts w:ascii="Times New Roman" w:hAnsi="Times New Roman" w:cs="Times New Roman"/>
-          <w:sz w:val="28"/>
-          <w:szCs w:val="28"/>
-        </w:rPr>
-        <w:br/>
-        <w:t>Рисунок 1</w:t>
+    </w:p>
+    <w:p>
+      <w:pPr>
+        <w:spacing w:line="360" w:lineRule="auto"/>
+        <w:jc w:val="center"/>
+        <w:rPr>
+          <w:rFonts w:ascii="Times New Roman" w:hAnsi="Times New Roman" w:cs="Times New Roman"/>
+          <w:sz w:val="28"/>
+          <w:szCs w:val="28"/>
+        </w:rPr>
+      </w:pPr>
+      <w:r>
+        <w:rPr>
+          <w:rFonts w:ascii="Times New Roman" w:hAnsi="Times New Roman" w:cs="Times New Roman"/>
+          <w:sz w:val="28"/>
+          <w:szCs w:val="28"/>
+        </w:rPr>
+        <w:t xml:space="preserve">Рисунок </w:t>
+      </w:r>
+      <w:r>
+        <w:rPr>
+          <w:rFonts w:ascii="Times New Roman" w:hAnsi="Times New Roman" w:cs="Times New Roman"/>
+          <w:sz w:val="28"/>
+          <w:szCs w:val="28"/>
+        </w:rPr>
+        <w:t>1</w:t>
       </w:r>
       <w:r>
         <w:rPr>
@@ -17418,23 +18926,7 @@
           <w:sz w:val="28"/>
           <w:szCs w:val="28"/>
         </w:rPr>
-        <w:t xml:space="preserve"> </w:t>
-      </w:r>
-      <w:r>
-        <w:rPr>
-          <w:rFonts w:ascii="Times New Roman" w:hAnsi="Times New Roman" w:cs="Times New Roman"/>
-          <w:sz w:val="28"/>
-          <w:szCs w:val="28"/>
-        </w:rPr>
-        <w:t>Страница</w:t>
-      </w:r>
-      <w:r>
-        <w:rPr>
-          <w:rFonts w:ascii="Times New Roman" w:hAnsi="Times New Roman" w:cs="Times New Roman"/>
-          <w:sz w:val="28"/>
-          <w:szCs w:val="28"/>
-        </w:rPr>
-        <w:t xml:space="preserve"> бригадира по созданию задания</w:t>
+        <w:t xml:space="preserve"> Страница меню бригадира</w:t>
       </w:r>
     </w:p>
     <w:p>
@@ -17454,8 +18946,39 @@
           <w:sz w:val="28"/>
           <w:szCs w:val="28"/>
         </w:rPr>
-        <w:lastRenderedPageBreak/>
-        <w:t>Окно "Список заданий", изображенное на рисунке 18, предназначено для просмотра и управления всеми созданными поручениями в системе. Оно содержит блок фильтрации по периоду с кнопками "Сегодня", "Неделя" и "Месяц" для отбора заданий за соответствующий интервал времени, статистические показатели для визуальной оценки текущей загрузки, а также перечень заданий с возможностью их редактирования или удаления с помощью кнопок "Изменить" и "Удалить".</w:t>
+        <w:t>Окно "Создание задания", изображенное на рисунке 1</w:t>
+      </w:r>
+      <w:r>
+        <w:rPr>
+          <w:rFonts w:ascii="Times New Roman" w:hAnsi="Times New Roman" w:cs="Times New Roman"/>
+          <w:sz w:val="28"/>
+          <w:szCs w:val="28"/>
+        </w:rPr>
+        <w:t>8</w:t>
+      </w:r>
+      <w:r>
+        <w:rPr>
+          <w:rFonts w:ascii="Times New Roman" w:hAnsi="Times New Roman" w:cs="Times New Roman"/>
+          <w:sz w:val="28"/>
+          <w:szCs w:val="28"/>
+        </w:rPr>
+        <w:t>, предназначено для формирования нового рабочего поручения. Оно содержит поля для выбора места работ, назначения бригады</w:t>
+      </w:r>
+      <w:r>
+        <w:rPr>
+          <w:rFonts w:ascii="Times New Roman" w:hAnsi="Times New Roman" w:cs="Times New Roman"/>
+          <w:sz w:val="28"/>
+          <w:szCs w:val="28"/>
+        </w:rPr>
+        <w:t>–</w:t>
+      </w:r>
+      <w:r>
+        <w:rPr>
+          <w:rFonts w:ascii="Times New Roman" w:hAnsi="Times New Roman" w:cs="Times New Roman"/>
+          <w:sz w:val="28"/>
+          <w:szCs w:val="28"/>
+        </w:rPr>
+        <w:t>исполнителя, определения типа задания, установки срока выполнения через календарь, а также текстовое поле для ввода подробного описания поручения, внизу расположена кнопка «Создать задание» для отправки сформированного поручения в систему.</w:t>
       </w:r>
     </w:p>
     <w:p>
@@ -17473,7 +18996,6 @@
     <w:p>
       <w:pPr>
         <w:spacing w:line="360" w:lineRule="auto"/>
-        <w:ind w:firstLine="709"/>
         <w:jc w:val="center"/>
         <w:rPr>
           <w:rFonts w:ascii="Times New Roman" w:hAnsi="Times New Roman" w:cs="Times New Roman"/>
@@ -17488,11 +19010,12 @@
           <w:sz w:val="28"/>
           <w:szCs w:val="28"/>
         </w:rPr>
+        <w:lastRenderedPageBreak/>
         <w:drawing>
-          <wp:inline distT="0" distB="0" distL="0" distR="0" wp14:anchorId="0E5C3ECD" wp14:editId="0C767B30">
-            <wp:extent cx="3517816" cy="6234545"/>
-            <wp:effectExtent l="0" t="0" r="635" b="0"/>
-            <wp:docPr id="29" name="Рисунок 29"/>
+          <wp:inline distT="0" distB="0" distL="0" distR="0" wp14:anchorId="57B8EF16" wp14:editId="749455D6">
+            <wp:extent cx="3293765" cy="6578930"/>
+            <wp:effectExtent l="0" t="0" r="1905" b="0"/>
+            <wp:docPr id="20" name="Рисунок 20"/>
             <wp:cNvGraphicFramePr>
               <a:graphicFrameLocks xmlns:a="http://schemas.openxmlformats.org/drawingml/2006/main" noChangeAspect="1"/>
             </wp:cNvGraphicFramePr>
@@ -17512,7 +19035,7 @@
                   <pic:spPr>
                     <a:xfrm>
                       <a:off x="0" y="0"/>
-                      <a:ext cx="3517816" cy="6234545"/>
+                      <a:ext cx="3299683" cy="6590750"/>
                     </a:xfrm>
                     <a:prstGeom prst="rect">
                       <a:avLst/>
@@ -17531,15 +19054,15 @@
           <w:szCs w:val="28"/>
         </w:rPr>
         <w:br/>
-        <w:t xml:space="preserve">Рисунок </w:t>
-      </w:r>
-      <w:r>
-        <w:rPr>
-          <w:rFonts w:ascii="Times New Roman" w:hAnsi="Times New Roman" w:cs="Times New Roman"/>
-          <w:sz w:val="28"/>
-          <w:szCs w:val="28"/>
-        </w:rPr>
-        <w:t>18</w:t>
+        <w:t>Рисунок 1</w:t>
+      </w:r>
+      <w:r>
+        <w:rPr>
+          <w:rFonts w:ascii="Times New Roman" w:hAnsi="Times New Roman" w:cs="Times New Roman"/>
+          <w:sz w:val="28"/>
+          <w:szCs w:val="28"/>
+        </w:rPr>
+        <w:t>8</w:t>
       </w:r>
       <w:r>
         <w:rPr>
@@ -17563,7 +19086,23 @@
           <w:sz w:val="28"/>
           <w:szCs w:val="28"/>
         </w:rPr>
-        <w:t xml:space="preserve"> Страница списка заданий рабочих</w:t>
+        <w:t xml:space="preserve"> </w:t>
+      </w:r>
+      <w:r>
+        <w:rPr>
+          <w:rFonts w:ascii="Times New Roman" w:hAnsi="Times New Roman" w:cs="Times New Roman"/>
+          <w:sz w:val="28"/>
+          <w:szCs w:val="28"/>
+        </w:rPr>
+        <w:t>Страница</w:t>
+      </w:r>
+      <w:r>
+        <w:rPr>
+          <w:rFonts w:ascii="Times New Roman" w:hAnsi="Times New Roman" w:cs="Times New Roman"/>
+          <w:sz w:val="28"/>
+          <w:szCs w:val="28"/>
+        </w:rPr>
+        <w:t xml:space="preserve"> бригадира по созданию задания</w:t>
       </w:r>
     </w:p>
     <w:p>
@@ -17583,8 +19122,23 @@
           <w:sz w:val="28"/>
           <w:szCs w:val="28"/>
         </w:rPr>
-        <w:lastRenderedPageBreak/>
-        <w:t>Окно "Отчеты", изображенное на рисунке 19, предназначено для просмотра и анализа отчетов о выполненных заданиях в системе. Оно содержит блок фильтрации по периоду с кнопками "Сегодня", "Неделя" и "Месяц" для отбора отчетов за соответствующий интервал времени, статистические показатели для оценки текущего состояния отчетности, перечень сформированных отчетов, а также кнопку "Экспортировать в PDF" для выгрузки отчетных данных во внешний файл.</w:t>
+        <w:t>Окно "Список заданий", изображенное на рисунке 1</w:t>
+      </w:r>
+      <w:r>
+        <w:rPr>
+          <w:rFonts w:ascii="Times New Roman" w:hAnsi="Times New Roman" w:cs="Times New Roman"/>
+          <w:sz w:val="28"/>
+          <w:szCs w:val="28"/>
+        </w:rPr>
+        <w:t>9</w:t>
+      </w:r>
+      <w:r>
+        <w:rPr>
+          <w:rFonts w:ascii="Times New Roman" w:hAnsi="Times New Roman" w:cs="Times New Roman"/>
+          <w:sz w:val="28"/>
+          <w:szCs w:val="28"/>
+        </w:rPr>
+        <w:t>, предназначено для просмотра и управления всеми созданными поручениями в системе. Оно содержит блок фильтрации по периоду с кнопками "Сегодня", "Неделя" и "Месяц" для отбора заданий за соответствующий интервал времени, статистические показатели для визуальной оценки текущей загрузки, а также перечень заданий с возможностью их редактирования или удаления с помощью кнопок "Изменить" и "Удалить".</w:t>
       </w:r>
     </w:p>
     <w:p>
@@ -17602,7 +19156,6 @@
     <w:p>
       <w:pPr>
         <w:spacing w:line="360" w:lineRule="auto"/>
-        <w:ind w:firstLine="709"/>
         <w:jc w:val="center"/>
         <w:rPr>
           <w:rFonts w:ascii="Times New Roman" w:hAnsi="Times New Roman" w:cs="Times New Roman"/>
@@ -17618,10 +19171,10 @@
           <w:szCs w:val="28"/>
         </w:rPr>
         <w:drawing>
-          <wp:inline distT="0" distB="0" distL="0" distR="0" wp14:anchorId="290E8D50" wp14:editId="29320529">
-            <wp:extent cx="3417614" cy="6056415"/>
-            <wp:effectExtent l="0" t="0" r="0" b="1905"/>
-            <wp:docPr id="30" name="Рисунок 30"/>
+          <wp:inline distT="0" distB="0" distL="0" distR="0" wp14:anchorId="0E5C3ECD" wp14:editId="0C767B30">
+            <wp:extent cx="3517816" cy="6234545"/>
+            <wp:effectExtent l="0" t="0" r="635" b="0"/>
+            <wp:docPr id="29" name="Рисунок 29"/>
             <wp:cNvGraphicFramePr>
               <a:graphicFrameLocks xmlns:a="http://schemas.openxmlformats.org/drawingml/2006/main" noChangeAspect="1"/>
             </wp:cNvGraphicFramePr>
@@ -17641,7 +19194,7 @@
                   <pic:spPr>
                     <a:xfrm>
                       <a:off x="0" y="0"/>
-                      <a:ext cx="3423227" cy="6066362"/>
+                      <a:ext cx="3517816" cy="6234545"/>
                     </a:xfrm>
                     <a:prstGeom prst="rect">
                       <a:avLst/>
@@ -17668,15 +19221,39 @@
           <w:sz w:val="28"/>
           <w:szCs w:val="28"/>
         </w:rPr>
-        <w:t>19</w:t>
-      </w:r>
-      <w:r>
-        <w:rPr>
-          <w:rFonts w:ascii="Times New Roman" w:hAnsi="Times New Roman" w:cs="Times New Roman"/>
-          <w:sz w:val="28"/>
-          <w:szCs w:val="28"/>
-        </w:rPr>
-        <w:t xml:space="preserve"> – Страница отчетов </w:t>
+        <w:t>1</w:t>
+      </w:r>
+      <w:r>
+        <w:rPr>
+          <w:rFonts w:ascii="Times New Roman" w:hAnsi="Times New Roman" w:cs="Times New Roman"/>
+          <w:sz w:val="28"/>
+          <w:szCs w:val="28"/>
+        </w:rPr>
+        <w:t>9</w:t>
+      </w:r>
+      <w:r>
+        <w:rPr>
+          <w:rFonts w:ascii="Times New Roman" w:hAnsi="Times New Roman" w:cs="Times New Roman"/>
+          <w:sz w:val="28"/>
+          <w:szCs w:val="28"/>
+        </w:rPr>
+        <w:t xml:space="preserve"> </w:t>
+      </w:r>
+      <w:r>
+        <w:rPr>
+          <w:rFonts w:ascii="Times New Roman" w:hAnsi="Times New Roman" w:cs="Times New Roman"/>
+          <w:sz w:val="28"/>
+          <w:szCs w:val="28"/>
+        </w:rPr>
+        <w:t>–</w:t>
+      </w:r>
+      <w:r>
+        <w:rPr>
+          <w:rFonts w:ascii="Times New Roman" w:hAnsi="Times New Roman" w:cs="Times New Roman"/>
+          <w:sz w:val="28"/>
+          <w:szCs w:val="28"/>
+        </w:rPr>
+        <w:t xml:space="preserve"> Страница списка заданий рабочих</w:t>
       </w:r>
     </w:p>
     <w:p>
@@ -17696,24 +19273,23 @@
           <w:sz w:val="28"/>
           <w:szCs w:val="28"/>
         </w:rPr>
-        <w:lastRenderedPageBreak/>
-        <w:t>Окно главного меню работника, изображенное на рисунке</w:t>
-      </w:r>
-      <w:r>
-        <w:rPr>
-          <w:rFonts w:ascii="Times New Roman" w:hAnsi="Times New Roman" w:cs="Times New Roman"/>
-          <w:sz w:val="28"/>
-          <w:szCs w:val="28"/>
-        </w:rPr>
-        <w:t xml:space="preserve"> 20</w:t>
-      </w:r>
-      <w:r>
-        <w:rPr>
-          <w:rFonts w:ascii="Times New Roman" w:hAnsi="Times New Roman" w:cs="Times New Roman"/>
-          <w:sz w:val="28"/>
-          <w:szCs w:val="28"/>
-        </w:rPr>
-        <w:t>, предназначено для навигации по основным функциям системы управления задачами. Оно содержит информацию о текущем пользователе с указанием его роли и принадлежности к бригаде, а также три кнопки навигации: "Мои задания" для просмотра назначенных поручений, "Создать документ" для формирования отчета о выполненных работах и "Выход" для завершения сеанса работы в приложении.</w:t>
+        <w:t xml:space="preserve">Окно "Отчеты", изображенное на рисунке </w:t>
+      </w:r>
+      <w:r>
+        <w:rPr>
+          <w:rFonts w:ascii="Times New Roman" w:hAnsi="Times New Roman" w:cs="Times New Roman"/>
+          <w:sz w:val="28"/>
+          <w:szCs w:val="28"/>
+        </w:rPr>
+        <w:t>20</w:t>
+      </w:r>
+      <w:r>
+        <w:rPr>
+          <w:rFonts w:ascii="Times New Roman" w:hAnsi="Times New Roman" w:cs="Times New Roman"/>
+          <w:sz w:val="28"/>
+          <w:szCs w:val="28"/>
+        </w:rPr>
+        <w:t>, предназначено для просмотра и анализа отчетов о выполненных заданиях в системе. Оно содержит блок фильтрации по периоду с кнопками "Сегодня", "Неделя" и "Месяц" для отбора отчетов за соответствующий интервал времени, статистические показатели для оценки текущего состояния отчетности, перечень сформированных отчетов, а также кнопку "Экспортировать в PDF" для выгрузки отчетных данных во внешний файл.</w:t>
       </w:r>
     </w:p>
     <w:p>
@@ -17731,7 +19307,6 @@
     <w:p>
       <w:pPr>
         <w:spacing w:line="360" w:lineRule="auto"/>
-        <w:ind w:firstLine="709"/>
         <w:jc w:val="center"/>
         <w:rPr>
           <w:rFonts w:ascii="Times New Roman" w:hAnsi="Times New Roman" w:cs="Times New Roman"/>
@@ -17747,10 +19322,10 @@
           <w:szCs w:val="28"/>
         </w:rPr>
         <w:drawing>
-          <wp:inline distT="0" distB="0" distL="0" distR="0" wp14:anchorId="075E19AE" wp14:editId="3AAAFB3C">
-            <wp:extent cx="3294629" cy="5830785"/>
-            <wp:effectExtent l="0" t="0" r="1270" b="0"/>
-            <wp:docPr id="38" name="Рисунок 38"/>
+          <wp:inline distT="0" distB="0" distL="0" distR="0" wp14:anchorId="290E8D50" wp14:editId="29320529">
+            <wp:extent cx="3417614" cy="6056415"/>
+            <wp:effectExtent l="0" t="0" r="0" b="1905"/>
+            <wp:docPr id="30" name="Рисунок 30"/>
             <wp:cNvGraphicFramePr>
               <a:graphicFrameLocks xmlns:a="http://schemas.openxmlformats.org/drawingml/2006/main" noChangeAspect="1"/>
             </wp:cNvGraphicFramePr>
@@ -17770,7 +19345,7 @@
                   <pic:spPr>
                     <a:xfrm>
                       <a:off x="0" y="0"/>
-                      <a:ext cx="3327933" cy="5889725"/>
+                      <a:ext cx="3423227" cy="6066362"/>
                     </a:xfrm>
                     <a:prstGeom prst="rect">
                       <a:avLst/>
@@ -17805,24 +19380,7 @@
           <w:sz w:val="28"/>
           <w:szCs w:val="28"/>
         </w:rPr>
-        <w:t xml:space="preserve"> – Страница меню рабочего</w:t>
-      </w:r>
-    </w:p>
-    <w:p>
-      <w:pPr>
-        <w:rPr>
-          <w:rFonts w:ascii="Times New Roman" w:hAnsi="Times New Roman" w:cs="Times New Roman"/>
-          <w:sz w:val="28"/>
-          <w:szCs w:val="28"/>
-        </w:rPr>
-      </w:pPr>
-      <w:r>
-        <w:rPr>
-          <w:rFonts w:ascii="Times New Roman" w:hAnsi="Times New Roman" w:cs="Times New Roman"/>
-          <w:sz w:val="28"/>
-          <w:szCs w:val="28"/>
-        </w:rPr>
-        <w:br w:type="page"/>
+        <w:t xml:space="preserve"> – Страница отчетов </w:t>
       </w:r>
     </w:p>
     <w:p>
@@ -17842,41 +19400,48 @@
           <w:sz w:val="28"/>
           <w:szCs w:val="28"/>
         </w:rPr>
-        <w:lastRenderedPageBreak/>
-        <w:t>Окно "Мои задания", изображенное на рисунке</w:t>
-      </w:r>
-      <w:r>
-        <w:rPr>
-          <w:rFonts w:ascii="Times New Roman" w:hAnsi="Times New Roman" w:cs="Times New Roman"/>
-          <w:sz w:val="28"/>
-          <w:szCs w:val="28"/>
-        </w:rPr>
-        <w:t xml:space="preserve"> 21</w:t>
-      </w:r>
-      <w:r>
-        <w:rPr>
-          <w:rFonts w:ascii="Times New Roman" w:hAnsi="Times New Roman" w:cs="Times New Roman"/>
-          <w:sz w:val="28"/>
-          <w:szCs w:val="28"/>
-        </w:rPr>
-        <w:t>, предназначено для просмотра и отслеживания поручений, назначенных текущему работнику. Оно содержит переключатели для отображения активных (в работе) или выполненных заданий, статистические показатели для визуальной оценки количества задач в каждом статусе, а также список заданий с отображением их названия и деталей.</w:t>
-      </w:r>
-    </w:p>
-    <w:p>
-      <w:pPr>
-        <w:spacing w:line="360" w:lineRule="auto"/>
-        <w:jc w:val="both"/>
-        <w:rPr>
-          <w:rFonts w:ascii="Times New Roman" w:hAnsi="Times New Roman" w:cs="Times New Roman"/>
-          <w:sz w:val="28"/>
-          <w:szCs w:val="28"/>
-        </w:rPr>
-      </w:pPr>
+        <w:t>Окно главного меню работника, изображенное на рисунке</w:t>
+      </w:r>
+      <w:r>
+        <w:rPr>
+          <w:rFonts w:ascii="Times New Roman" w:hAnsi="Times New Roman" w:cs="Times New Roman"/>
+          <w:sz w:val="28"/>
+          <w:szCs w:val="28"/>
+        </w:rPr>
+        <w:t xml:space="preserve"> 2</w:t>
+      </w:r>
+      <w:r>
+        <w:rPr>
+          <w:rFonts w:ascii="Times New Roman" w:hAnsi="Times New Roman" w:cs="Times New Roman"/>
+          <w:sz w:val="28"/>
+          <w:szCs w:val="28"/>
+        </w:rPr>
+        <w:t>1</w:t>
+      </w:r>
+      <w:r>
+        <w:rPr>
+          <w:rFonts w:ascii="Times New Roman" w:hAnsi="Times New Roman" w:cs="Times New Roman"/>
+          <w:sz w:val="28"/>
+          <w:szCs w:val="28"/>
+        </w:rPr>
+        <w:t>, предназначено для навигации по основным функциям системы управления задачами. Оно содержит информацию о текущем пользователе с указанием его роли и принадлежности к бригаде, а также три кнопки навигации: "Мои задания" для просмотра назначенных поручений, "Создать документ" для формирования отчета о выполненных работах и "Выход" для завершения сеанса работы в приложении.</w:t>
+      </w:r>
     </w:p>
     <w:p>
       <w:pPr>
         <w:spacing w:line="360" w:lineRule="auto"/>
         <w:ind w:firstLine="709"/>
+        <w:jc w:val="both"/>
+        <w:rPr>
+          <w:rFonts w:ascii="Times New Roman" w:hAnsi="Times New Roman" w:cs="Times New Roman"/>
+          <w:sz w:val="28"/>
+          <w:szCs w:val="28"/>
+        </w:rPr>
+      </w:pPr>
+    </w:p>
+    <w:p>
+      <w:pPr>
+        <w:spacing w:line="360" w:lineRule="auto"/>
         <w:jc w:val="center"/>
         <w:rPr>
           <w:rFonts w:ascii="Times New Roman" w:hAnsi="Times New Roman" w:cs="Times New Roman"/>
@@ -17892,10 +19457,10 @@
           <w:szCs w:val="28"/>
         </w:rPr>
         <w:drawing>
-          <wp:inline distT="0" distB="0" distL="0" distR="0" wp14:anchorId="52A33581" wp14:editId="2A1186F4">
-            <wp:extent cx="3150181" cy="6151419"/>
-            <wp:effectExtent l="0" t="0" r="0" b="1905"/>
-            <wp:docPr id="32" name="Рисунок 32"/>
+          <wp:inline distT="0" distB="0" distL="0" distR="0" wp14:anchorId="075E19AE" wp14:editId="3AAAFB3C">
+            <wp:extent cx="3294629" cy="5830785"/>
+            <wp:effectExtent l="0" t="0" r="1270" b="0"/>
+            <wp:docPr id="38" name="Рисунок 38"/>
             <wp:cNvGraphicFramePr>
               <a:graphicFrameLocks xmlns:a="http://schemas.openxmlformats.org/drawingml/2006/main" noChangeAspect="1"/>
             </wp:cNvGraphicFramePr>
@@ -17915,7 +19480,7 @@
                   <pic:spPr>
                     <a:xfrm>
                       <a:off x="0" y="0"/>
-                      <a:ext cx="3175279" cy="6200428"/>
+                      <a:ext cx="3327933" cy="5889725"/>
                     </a:xfrm>
                     <a:prstGeom prst="rect">
                       <a:avLst/>
@@ -17942,15 +19507,40 @@
           <w:sz w:val="28"/>
           <w:szCs w:val="28"/>
         </w:rPr>
-        <w:t>21</w:t>
-      </w:r>
-      <w:r>
-        <w:rPr>
-          <w:rFonts w:ascii="Times New Roman" w:hAnsi="Times New Roman" w:cs="Times New Roman"/>
-          <w:sz w:val="28"/>
-          <w:szCs w:val="28"/>
-        </w:rPr>
-        <w:t xml:space="preserve"> – Страница списка заданий рабочего</w:t>
+        <w:t>2</w:t>
+      </w:r>
+      <w:r>
+        <w:rPr>
+          <w:rFonts w:ascii="Times New Roman" w:hAnsi="Times New Roman" w:cs="Times New Roman"/>
+          <w:sz w:val="28"/>
+          <w:szCs w:val="28"/>
+        </w:rPr>
+        <w:t>1</w:t>
+      </w:r>
+      <w:r>
+        <w:rPr>
+          <w:rFonts w:ascii="Times New Roman" w:hAnsi="Times New Roman" w:cs="Times New Roman"/>
+          <w:sz w:val="28"/>
+          <w:szCs w:val="28"/>
+        </w:rPr>
+        <w:t xml:space="preserve"> – Страница меню рабочего</w:t>
+      </w:r>
+    </w:p>
+    <w:p>
+      <w:pPr>
+        <w:rPr>
+          <w:rFonts w:ascii="Times New Roman" w:hAnsi="Times New Roman" w:cs="Times New Roman"/>
+          <w:sz w:val="28"/>
+          <w:szCs w:val="28"/>
+        </w:rPr>
+      </w:pPr>
+      <w:r>
+        <w:rPr>
+          <w:rFonts w:ascii="Times New Roman" w:hAnsi="Times New Roman" w:cs="Times New Roman"/>
+          <w:sz w:val="28"/>
+          <w:szCs w:val="28"/>
+        </w:rPr>
+        <w:br w:type="page"/>
       </w:r>
     </w:p>
     <w:p>
@@ -17971,13 +19561,36 @@
           <w:szCs w:val="28"/>
         </w:rPr>
         <w:lastRenderedPageBreak/>
-        <w:t>Окно главного меню администратора, изображенное на рисунке 22, предназначено для управления пользователями. Оно содержит информацию о текущем пользователе с указанием его роли, а также две кнопки навигации: "Пользователи" для перехода к управлению учетными записями и "Выход" для завершения сеанса работы в приложении.</w:t>
+        <w:t>Окно "Мои задания", изображенное на рисунке</w:t>
+      </w:r>
+      <w:r>
+        <w:rPr>
+          <w:rFonts w:ascii="Times New Roman" w:hAnsi="Times New Roman" w:cs="Times New Roman"/>
+          <w:sz w:val="28"/>
+          <w:szCs w:val="28"/>
+        </w:rPr>
+        <w:t xml:space="preserve"> 2</w:t>
+      </w:r>
+      <w:r>
+        <w:rPr>
+          <w:rFonts w:ascii="Times New Roman" w:hAnsi="Times New Roman" w:cs="Times New Roman"/>
+          <w:sz w:val="28"/>
+          <w:szCs w:val="28"/>
+        </w:rPr>
+        <w:t>2</w:t>
+      </w:r>
+      <w:r>
+        <w:rPr>
+          <w:rFonts w:ascii="Times New Roman" w:hAnsi="Times New Roman" w:cs="Times New Roman"/>
+          <w:sz w:val="28"/>
+          <w:szCs w:val="28"/>
+        </w:rPr>
+        <w:t>, предназначено для просмотра и отслеживания поручений, назначенных текущему работнику. Оно содержит переключатели для отображения активных (в работе) или выполненных заданий, статистические показатели для визуальной оценки количества задач в каждом статусе, а также список заданий с отображением их названия и деталей.</w:t>
       </w:r>
     </w:p>
     <w:p>
       <w:pPr>
         <w:spacing w:line="360" w:lineRule="auto"/>
-        <w:ind w:firstLine="709"/>
         <w:jc w:val="both"/>
         <w:rPr>
           <w:rFonts w:ascii="Times New Roman" w:hAnsi="Times New Roman" w:cs="Times New Roman"/>
@@ -17989,7 +19602,6 @@
     <w:p>
       <w:pPr>
         <w:spacing w:line="360" w:lineRule="auto"/>
-        <w:ind w:firstLine="709"/>
         <w:jc w:val="center"/>
         <w:rPr>
           <w:rFonts w:ascii="Times New Roman" w:hAnsi="Times New Roman" w:cs="Times New Roman"/>
@@ -18005,10 +19617,10 @@
           <w:szCs w:val="28"/>
         </w:rPr>
         <w:drawing>
-          <wp:inline distT="0" distB="0" distL="0" distR="0" wp14:anchorId="4919321D" wp14:editId="4B55F697">
-            <wp:extent cx="3562597" cy="6259992"/>
-            <wp:effectExtent l="0" t="0" r="0" b="7620"/>
-            <wp:docPr id="37" name="Рисунок 37"/>
+          <wp:inline distT="0" distB="0" distL="0" distR="0" wp14:anchorId="52A33581" wp14:editId="2A1186F4">
+            <wp:extent cx="3150181" cy="6151419"/>
+            <wp:effectExtent l="0" t="0" r="0" b="1905"/>
+            <wp:docPr id="32" name="Рисунок 32"/>
             <wp:cNvGraphicFramePr>
               <a:graphicFrameLocks xmlns:a="http://schemas.openxmlformats.org/drawingml/2006/main" noChangeAspect="1"/>
             </wp:cNvGraphicFramePr>
@@ -18028,7 +19640,7 @@
                   <pic:spPr>
                     <a:xfrm>
                       <a:off x="0" y="0"/>
-                      <a:ext cx="3587975" cy="6304584"/>
+                      <a:ext cx="3175279" cy="6200428"/>
                     </a:xfrm>
                     <a:prstGeom prst="rect">
                       <a:avLst/>
@@ -18040,24 +19652,13 @@
           </wp:inline>
         </w:drawing>
       </w:r>
-    </w:p>
-    <w:p>
-      <w:pPr>
-        <w:spacing w:line="360" w:lineRule="auto"/>
-        <w:ind w:firstLine="709"/>
-        <w:jc w:val="center"/>
-        <w:rPr>
-          <w:rFonts w:ascii="Times New Roman" w:hAnsi="Times New Roman" w:cs="Times New Roman"/>
-          <w:sz w:val="28"/>
-          <w:szCs w:val="28"/>
-        </w:rPr>
-      </w:pPr>
-      <w:r>
-        <w:rPr>
-          <w:rFonts w:ascii="Times New Roman" w:hAnsi="Times New Roman" w:cs="Times New Roman"/>
-          <w:sz w:val="28"/>
-          <w:szCs w:val="28"/>
-        </w:rPr>
+      <w:r>
+        <w:rPr>
+          <w:rFonts w:ascii="Times New Roman" w:hAnsi="Times New Roman" w:cs="Times New Roman"/>
+          <w:sz w:val="28"/>
+          <w:szCs w:val="28"/>
+        </w:rPr>
+        <w:br/>
         <w:t xml:space="preserve">Рисунок </w:t>
       </w:r>
       <w:r>
@@ -18066,15 +19667,23 @@
           <w:sz w:val="28"/>
           <w:szCs w:val="28"/>
         </w:rPr>
-        <w:t>22</w:t>
-      </w:r>
-      <w:r>
-        <w:rPr>
-          <w:rFonts w:ascii="Times New Roman" w:hAnsi="Times New Roman" w:cs="Times New Roman"/>
-          <w:sz w:val="28"/>
-          <w:szCs w:val="28"/>
-        </w:rPr>
-        <w:t xml:space="preserve"> – Страница меню администратора</w:t>
+        <w:t>2</w:t>
+      </w:r>
+      <w:r>
+        <w:rPr>
+          <w:rFonts w:ascii="Times New Roman" w:hAnsi="Times New Roman" w:cs="Times New Roman"/>
+          <w:sz w:val="28"/>
+          <w:szCs w:val="28"/>
+        </w:rPr>
+        <w:t>2</w:t>
+      </w:r>
+      <w:r>
+        <w:rPr>
+          <w:rFonts w:ascii="Times New Roman" w:hAnsi="Times New Roman" w:cs="Times New Roman"/>
+          <w:sz w:val="28"/>
+          <w:szCs w:val="28"/>
+        </w:rPr>
+        <w:t xml:space="preserve"> – Страница списка заданий рабочего</w:t>
       </w:r>
     </w:p>
     <w:p>
@@ -18095,7 +19704,23 @@
           <w:szCs w:val="28"/>
         </w:rPr>
         <w:lastRenderedPageBreak/>
-        <w:t>Окно "Создание пользователя", изображенное на рисунке 23, предназначено для добавления новой учетной записи в систему администратором. Оно содержит поля для ввода имени, логина и пароля нового пользователя, блок выбора роли (Бригадир, Работник, Администратор) с возможностью отметить один из вариантов, а также две кнопки: "Создать" для подтверждения добавления пользователя и "Отмена" для отмены операции и возврата к предыдущему экрану.</w:t>
+        <w:t>Окно главного меню администратора, изображенное на рисунке 2</w:t>
+      </w:r>
+      <w:r>
+        <w:rPr>
+          <w:rFonts w:ascii="Times New Roman" w:hAnsi="Times New Roman" w:cs="Times New Roman"/>
+          <w:sz w:val="28"/>
+          <w:szCs w:val="28"/>
+        </w:rPr>
+        <w:t>3</w:t>
+      </w:r>
+      <w:r>
+        <w:rPr>
+          <w:rFonts w:ascii="Times New Roman" w:hAnsi="Times New Roman" w:cs="Times New Roman"/>
+          <w:sz w:val="28"/>
+          <w:szCs w:val="28"/>
+        </w:rPr>
+        <w:t>, предназначено для управления пользователями. Оно содержит информацию о текущем пользователе с указанием его роли, а также две кнопки навигации: "Пользователи" для перехода к управлению учетными записями и "Выход" для завершения сеанса работы в приложении.</w:t>
       </w:r>
     </w:p>
     <w:p>
@@ -18113,7 +19738,6 @@
     <w:p>
       <w:pPr>
         <w:spacing w:line="360" w:lineRule="auto"/>
-        <w:ind w:firstLine="709"/>
         <w:jc w:val="center"/>
         <w:rPr>
           <w:rFonts w:ascii="Times New Roman" w:hAnsi="Times New Roman" w:cs="Times New Roman"/>
@@ -18129,10 +19753,10 @@
           <w:szCs w:val="28"/>
         </w:rPr>
         <w:drawing>
-          <wp:inline distT="0" distB="0" distL="0" distR="0" wp14:anchorId="6DCF687E" wp14:editId="60D10DB5">
-            <wp:extent cx="3445359" cy="6103917"/>
-            <wp:effectExtent l="0" t="0" r="3175" b="0"/>
-            <wp:docPr id="34" name="Рисунок 34"/>
+          <wp:inline distT="0" distB="0" distL="0" distR="0" wp14:anchorId="4919321D" wp14:editId="4B55F697">
+            <wp:extent cx="3562597" cy="6259992"/>
+            <wp:effectExtent l="0" t="0" r="0" b="7620"/>
+            <wp:docPr id="37" name="Рисунок 37"/>
             <wp:cNvGraphicFramePr>
               <a:graphicFrameLocks xmlns:a="http://schemas.openxmlformats.org/drawingml/2006/main" noChangeAspect="1"/>
             </wp:cNvGraphicFramePr>
@@ -18152,7 +19776,7 @@
                   <pic:spPr>
                     <a:xfrm>
                       <a:off x="0" y="0"/>
-                      <a:ext cx="3460492" cy="6130727"/>
+                      <a:ext cx="3587975" cy="6304584"/>
                     </a:xfrm>
                     <a:prstGeom prst="rect">
                       <a:avLst/>
@@ -18168,7 +19792,6 @@
     <w:p>
       <w:pPr>
         <w:spacing w:line="360" w:lineRule="auto"/>
-        <w:ind w:firstLine="709"/>
         <w:jc w:val="center"/>
         <w:rPr>
           <w:rFonts w:ascii="Times New Roman" w:hAnsi="Times New Roman" w:cs="Times New Roman"/>
@@ -18190,23 +19813,23 @@
           <w:sz w:val="28"/>
           <w:szCs w:val="28"/>
         </w:rPr>
-        <w:t>23</w:t>
-      </w:r>
-      <w:r>
-        <w:rPr>
-          <w:rFonts w:ascii="Times New Roman" w:hAnsi="Times New Roman" w:cs="Times New Roman"/>
-          <w:sz w:val="28"/>
-          <w:szCs w:val="28"/>
-        </w:rPr>
-        <w:t xml:space="preserve"> – Страница создания </w:t>
-      </w:r>
-      <w:r>
-        <w:rPr>
-          <w:rFonts w:ascii="Times New Roman" w:hAnsi="Times New Roman" w:cs="Times New Roman"/>
-          <w:sz w:val="28"/>
-          <w:szCs w:val="28"/>
-        </w:rPr>
-        <w:t>пользователя</w:t>
+        <w:t>2</w:t>
+      </w:r>
+      <w:r>
+        <w:rPr>
+          <w:rFonts w:ascii="Times New Roman" w:hAnsi="Times New Roman" w:cs="Times New Roman"/>
+          <w:sz w:val="28"/>
+          <w:szCs w:val="28"/>
+        </w:rPr>
+        <w:t>3</w:t>
+      </w:r>
+      <w:r>
+        <w:rPr>
+          <w:rFonts w:ascii="Times New Roman" w:hAnsi="Times New Roman" w:cs="Times New Roman"/>
+          <w:sz w:val="28"/>
+          <w:szCs w:val="28"/>
+        </w:rPr>
+        <w:t xml:space="preserve"> – Страница меню администратора</w:t>
       </w:r>
     </w:p>
     <w:p>
@@ -18227,7 +19850,23 @@
           <w:szCs w:val="28"/>
         </w:rPr>
         <w:lastRenderedPageBreak/>
-        <w:t>Окно "Редактирование пользователя", изображенное на рисунке 24, предназначено для изменения данных существующей учетной записи в системе. Оно содержит поля для редактирования имени, логина и опционального нового пароля, блок выбора роли пользователя (Бригадир, Работник, Администратор) с возможностью изменить текущую роль, а также две кнопки: "Сохранить" для применения внесенных изменений и "Отмена" для отмены операции и возврата к предыдущему экрану.</w:t>
+        <w:t>Окно "Создание пользователя", изображенное на рисунке 2</w:t>
+      </w:r>
+      <w:r>
+        <w:rPr>
+          <w:rFonts w:ascii="Times New Roman" w:hAnsi="Times New Roman" w:cs="Times New Roman"/>
+          <w:sz w:val="28"/>
+          <w:szCs w:val="28"/>
+        </w:rPr>
+        <w:t>4</w:t>
+      </w:r>
+      <w:r>
+        <w:rPr>
+          <w:rFonts w:ascii="Times New Roman" w:hAnsi="Times New Roman" w:cs="Times New Roman"/>
+          <w:sz w:val="28"/>
+          <w:szCs w:val="28"/>
+        </w:rPr>
+        <w:t>, предназначено для добавления новой учетной записи в систему администратором. Оно содержит поля для ввода имени, логина и пароля нового пользователя, блок выбора роли (Бригадир, Работник, Администратор) с возможностью отметить один из вариантов, а также две кнопки: "Создать" для подтверждения добавления пользователя и "Отмена" для отмены операции и возврата к предыдущему экрану.</w:t>
       </w:r>
     </w:p>
     <w:p>
@@ -18245,7 +19884,6 @@
     <w:p>
       <w:pPr>
         <w:spacing w:line="360" w:lineRule="auto"/>
-        <w:ind w:firstLine="709"/>
         <w:jc w:val="center"/>
         <w:rPr>
           <w:rFonts w:ascii="Times New Roman" w:hAnsi="Times New Roman" w:cs="Times New Roman"/>
@@ -18261,10 +19899,10 @@
           <w:szCs w:val="28"/>
         </w:rPr>
         <w:drawing>
-          <wp:inline distT="0" distB="0" distL="0" distR="0" wp14:anchorId="72A779A9" wp14:editId="29A32BAA">
-            <wp:extent cx="3455719" cy="6133046"/>
-            <wp:effectExtent l="0" t="0" r="0" b="1270"/>
-            <wp:docPr id="35" name="Рисунок 35"/>
+          <wp:inline distT="0" distB="0" distL="0" distR="0" wp14:anchorId="6DCF687E" wp14:editId="60D10DB5">
+            <wp:extent cx="3445359" cy="6103917"/>
+            <wp:effectExtent l="0" t="0" r="3175" b="0"/>
+            <wp:docPr id="34" name="Рисунок 34"/>
             <wp:cNvGraphicFramePr>
               <a:graphicFrameLocks xmlns:a="http://schemas.openxmlformats.org/drawingml/2006/main" noChangeAspect="1"/>
             </wp:cNvGraphicFramePr>
@@ -18284,7 +19922,7 @@
                   <pic:spPr>
                     <a:xfrm>
                       <a:off x="0" y="0"/>
-                      <a:ext cx="3465083" cy="6149666"/>
+                      <a:ext cx="3460492" cy="6130727"/>
                     </a:xfrm>
                     <a:prstGeom prst="rect">
                       <a:avLst/>
@@ -18296,14 +19934,56 @@
           </wp:inline>
         </w:drawing>
       </w:r>
-      <w:r>
-        <w:rPr>
-          <w:rFonts w:ascii="Times New Roman" w:hAnsi="Times New Roman" w:cs="Times New Roman"/>
-          <w:sz w:val="28"/>
-          <w:szCs w:val="28"/>
-        </w:rPr>
-        <w:br/>
-        <w:t>Рисунок 24 – Страница редактирования пользователя</w:t>
+    </w:p>
+    <w:p>
+      <w:pPr>
+        <w:spacing w:line="360" w:lineRule="auto"/>
+        <w:jc w:val="center"/>
+        <w:rPr>
+          <w:rFonts w:ascii="Times New Roman" w:hAnsi="Times New Roman" w:cs="Times New Roman"/>
+          <w:sz w:val="28"/>
+          <w:szCs w:val="28"/>
+        </w:rPr>
+      </w:pPr>
+      <w:r>
+        <w:rPr>
+          <w:rFonts w:ascii="Times New Roman" w:hAnsi="Times New Roman" w:cs="Times New Roman"/>
+          <w:sz w:val="28"/>
+          <w:szCs w:val="28"/>
+        </w:rPr>
+        <w:t xml:space="preserve">Рисунок </w:t>
+      </w:r>
+      <w:r>
+        <w:rPr>
+          <w:rFonts w:ascii="Times New Roman" w:hAnsi="Times New Roman" w:cs="Times New Roman"/>
+          <w:sz w:val="28"/>
+          <w:szCs w:val="28"/>
+        </w:rPr>
+        <w:t>2</w:t>
+      </w:r>
+      <w:r>
+        <w:rPr>
+          <w:rFonts w:ascii="Times New Roman" w:hAnsi="Times New Roman" w:cs="Times New Roman"/>
+          <w:sz w:val="28"/>
+          <w:szCs w:val="28"/>
+        </w:rPr>
+        <w:t>4</w:t>
+      </w:r>
+      <w:r>
+        <w:rPr>
+          <w:rFonts w:ascii="Times New Roman" w:hAnsi="Times New Roman" w:cs="Times New Roman"/>
+          <w:sz w:val="28"/>
+          <w:szCs w:val="28"/>
+        </w:rPr>
+        <w:t xml:space="preserve"> – Страница создания </w:t>
+      </w:r>
+      <w:r>
+        <w:rPr>
+          <w:rFonts w:ascii="Times New Roman" w:hAnsi="Times New Roman" w:cs="Times New Roman"/>
+          <w:sz w:val="28"/>
+          <w:szCs w:val="28"/>
+        </w:rPr>
+        <w:t>пользователя</w:t>
       </w:r>
     </w:p>
     <w:p>
@@ -18324,7 +20004,23 @@
           <w:szCs w:val="28"/>
         </w:rPr>
         <w:lastRenderedPageBreak/>
-        <w:t>Окно "Пользователи", изображенное на рисунке, предназначено для управления учетными записями всех пользователей системы. Оно содержит таблицу с колонками "ФИО", "Роль" и "Логин" для отображения информации о каждом пользователе, а также три кнопки управления: "Добавить пользователя" для перехода к форме создания новой учетной записи, "Редактировать" для изменения данных выбранного пользователя и "Удалить" для удаления выбранной учетной записи из системы.</w:t>
+        <w:t>Окно "Редактирование пользователя", изображенное на рисунке 2</w:t>
+      </w:r>
+      <w:r>
+        <w:rPr>
+          <w:rFonts w:ascii="Times New Roman" w:hAnsi="Times New Roman" w:cs="Times New Roman"/>
+          <w:sz w:val="28"/>
+          <w:szCs w:val="28"/>
+        </w:rPr>
+        <w:t>5</w:t>
+      </w:r>
+      <w:r>
+        <w:rPr>
+          <w:rFonts w:ascii="Times New Roman" w:hAnsi="Times New Roman" w:cs="Times New Roman"/>
+          <w:sz w:val="28"/>
+          <w:szCs w:val="28"/>
+        </w:rPr>
+        <w:t>, предназначено для изменения данных существующей учетной записи в системе. Оно содержит поля для редактирования имени, логина и опционального нового пароля, блок выбора роли пользователя (Бригадир, Работник, Администратор) с возможностью изменить текущую роль, а также две кнопки: "Сохранить" для применения внесенных изменений и "Отмена" для отмены операции и возврата к предыдущему экрану.</w:t>
       </w:r>
     </w:p>
     <w:p>
@@ -18342,7 +20038,6 @@
     <w:p>
       <w:pPr>
         <w:spacing w:line="360" w:lineRule="auto"/>
-        <w:ind w:firstLine="709"/>
         <w:jc w:val="center"/>
         <w:rPr>
           <w:rFonts w:ascii="Times New Roman" w:hAnsi="Times New Roman" w:cs="Times New Roman"/>
@@ -18358,10 +20053,10 @@
           <w:szCs w:val="28"/>
         </w:rPr>
         <w:drawing>
-          <wp:inline distT="0" distB="0" distL="0" distR="0" wp14:anchorId="4CAC9BB6" wp14:editId="62C8625C">
-            <wp:extent cx="3400495" cy="5997039"/>
-            <wp:effectExtent l="0" t="0" r="9525" b="3810"/>
-            <wp:docPr id="36" name="Рисунок 36"/>
+          <wp:inline distT="0" distB="0" distL="0" distR="0" wp14:anchorId="72A779A9" wp14:editId="29A32BAA">
+            <wp:extent cx="3455719" cy="6133046"/>
+            <wp:effectExtent l="0" t="0" r="0" b="1270"/>
+            <wp:docPr id="35" name="Рисунок 35"/>
             <wp:cNvGraphicFramePr>
               <a:graphicFrameLocks xmlns:a="http://schemas.openxmlformats.org/drawingml/2006/main" noChangeAspect="1"/>
             </wp:cNvGraphicFramePr>
@@ -18381,6 +20076,134 @@
                   <pic:spPr>
                     <a:xfrm>
                       <a:off x="0" y="0"/>
+                      <a:ext cx="3465083" cy="6149666"/>
+                    </a:xfrm>
+                    <a:prstGeom prst="rect">
+                      <a:avLst/>
+                    </a:prstGeom>
+                  </pic:spPr>
+                </pic:pic>
+              </a:graphicData>
+            </a:graphic>
+          </wp:inline>
+        </w:drawing>
+      </w:r>
+      <w:r>
+        <w:rPr>
+          <w:rFonts w:ascii="Times New Roman" w:hAnsi="Times New Roman" w:cs="Times New Roman"/>
+          <w:sz w:val="28"/>
+          <w:szCs w:val="28"/>
+        </w:rPr>
+        <w:br/>
+        <w:t>Рисунок 2</w:t>
+      </w:r>
+      <w:r>
+        <w:rPr>
+          <w:rFonts w:ascii="Times New Roman" w:hAnsi="Times New Roman" w:cs="Times New Roman"/>
+          <w:sz w:val="28"/>
+          <w:szCs w:val="28"/>
+        </w:rPr>
+        <w:t>5</w:t>
+      </w:r>
+      <w:r>
+        <w:rPr>
+          <w:rFonts w:ascii="Times New Roman" w:hAnsi="Times New Roman" w:cs="Times New Roman"/>
+          <w:sz w:val="28"/>
+          <w:szCs w:val="28"/>
+        </w:rPr>
+        <w:t xml:space="preserve"> – Страница редактирования пользователя</w:t>
+      </w:r>
+    </w:p>
+    <w:p>
+      <w:pPr>
+        <w:spacing w:line="360" w:lineRule="auto"/>
+        <w:ind w:firstLine="709"/>
+        <w:jc w:val="both"/>
+        <w:rPr>
+          <w:rFonts w:ascii="Times New Roman" w:hAnsi="Times New Roman" w:cs="Times New Roman"/>
+          <w:sz w:val="28"/>
+          <w:szCs w:val="28"/>
+        </w:rPr>
+      </w:pPr>
+      <w:r>
+        <w:rPr>
+          <w:rFonts w:ascii="Times New Roman" w:hAnsi="Times New Roman" w:cs="Times New Roman"/>
+          <w:sz w:val="28"/>
+          <w:szCs w:val="28"/>
+        </w:rPr>
+        <w:lastRenderedPageBreak/>
+        <w:t>Окно "Пользователи", изображенное на рисунке</w:t>
+      </w:r>
+      <w:r>
+        <w:rPr>
+          <w:rFonts w:ascii="Times New Roman" w:hAnsi="Times New Roman" w:cs="Times New Roman"/>
+          <w:sz w:val="28"/>
+          <w:szCs w:val="28"/>
+        </w:rPr>
+        <w:t xml:space="preserve"> 26</w:t>
+      </w:r>
+      <w:r>
+        <w:rPr>
+          <w:rFonts w:ascii="Times New Roman" w:hAnsi="Times New Roman" w:cs="Times New Roman"/>
+          <w:sz w:val="28"/>
+          <w:szCs w:val="28"/>
+        </w:rPr>
+        <w:t>, предназначено для управления учетными записями всех пользователей системы. Оно содержит таблицу с колонками "ФИО", "Роль" и "Логин" для отображения информации о каждом пользователе, а также три кнопки управления: "Добавить пользователя" для перехода к форме создания новой учетной записи, "Редактировать" для изменения данных выбранного пользователя и "Удалить" для удаления выбранной учетной записи из системы.</w:t>
+      </w:r>
+    </w:p>
+    <w:p>
+      <w:pPr>
+        <w:spacing w:line="360" w:lineRule="auto"/>
+        <w:ind w:firstLine="709"/>
+        <w:jc w:val="both"/>
+        <w:rPr>
+          <w:rFonts w:ascii="Times New Roman" w:hAnsi="Times New Roman" w:cs="Times New Roman"/>
+          <w:sz w:val="28"/>
+          <w:szCs w:val="28"/>
+        </w:rPr>
+      </w:pPr>
+    </w:p>
+    <w:p>
+      <w:pPr>
+        <w:spacing w:line="360" w:lineRule="auto"/>
+        <w:jc w:val="center"/>
+        <w:rPr>
+          <w:rFonts w:ascii="Times New Roman" w:hAnsi="Times New Roman" w:cs="Times New Roman"/>
+          <w:sz w:val="28"/>
+          <w:szCs w:val="28"/>
+        </w:rPr>
+      </w:pPr>
+      <w:r>
+        <w:rPr>
+          <w:rFonts w:ascii="Times New Roman" w:hAnsi="Times New Roman" w:cs="Times New Roman"/>
+          <w:noProof/>
+          <w:sz w:val="28"/>
+          <w:szCs w:val="28"/>
+        </w:rPr>
+        <w:drawing>
+          <wp:inline distT="0" distB="0" distL="0" distR="0" wp14:anchorId="4CAC9BB6" wp14:editId="62C8625C">
+            <wp:extent cx="3400495" cy="5997039"/>
+            <wp:effectExtent l="0" t="0" r="9525" b="3810"/>
+            <wp:docPr id="36" name="Рисунок 36"/>
+            <wp:cNvGraphicFramePr>
+              <a:graphicFrameLocks xmlns:a="http://schemas.openxmlformats.org/drawingml/2006/main" noChangeAspect="1"/>
+            </wp:cNvGraphicFramePr>
+            <a:graphic xmlns:a="http://schemas.openxmlformats.org/drawingml/2006/main">
+              <a:graphicData uri="http://schemas.openxmlformats.org/drawingml/2006/picture">
+                <pic:pic xmlns:pic="http://schemas.openxmlformats.org/drawingml/2006/picture">
+                  <pic:nvPicPr>
+                    <pic:cNvPr id="1" name=""/>
+                    <pic:cNvPicPr/>
+                  </pic:nvPicPr>
+                  <pic:blipFill>
+                    <a:blip r:embed="rId33"/>
+                    <a:stretch>
+                      <a:fillRect/>
+                    </a:stretch>
+                  </pic:blipFill>
+                  <pic:spPr>
+                    <a:xfrm>
+                      <a:off x="0" y="0"/>
                       <a:ext cx="3448058" cy="6080920"/>
                     </a:xfrm>
                     <a:prstGeom prst="rect">
@@ -18397,7 +20220,6 @@
     <w:p>
       <w:pPr>
         <w:spacing w:line="360" w:lineRule="auto"/>
-        <w:ind w:firstLine="709"/>
         <w:jc w:val="center"/>
         <w:rPr>
           <w:rFonts w:ascii="Times New Roman" w:hAnsi="Times New Roman" w:cs="Times New Roman"/>
@@ -18411,7 +20233,23 @@
           <w:sz w:val="28"/>
           <w:szCs w:val="28"/>
         </w:rPr>
-        <w:t>Рисунок 25 – Страница списка пользователей</w:t>
+        <w:t>Рисунок 2</w:t>
+      </w:r>
+      <w:r>
+        <w:rPr>
+          <w:rFonts w:ascii="Times New Roman" w:hAnsi="Times New Roman" w:cs="Times New Roman"/>
+          <w:sz w:val="28"/>
+          <w:szCs w:val="28"/>
+        </w:rPr>
+        <w:t>6</w:t>
+      </w:r>
+      <w:r>
+        <w:rPr>
+          <w:rFonts w:ascii="Times New Roman" w:hAnsi="Times New Roman" w:cs="Times New Roman"/>
+          <w:sz w:val="28"/>
+          <w:szCs w:val="28"/>
+        </w:rPr>
+        <w:t xml:space="preserve"> – Страница списка пользователей</w:t>
       </w:r>
     </w:p>
     <w:p>
@@ -18432,26 +20270,6 @@
           <w:szCs w:val="28"/>
         </w:rPr>
         <w:lastRenderedPageBreak/>
-        <w:t>Заключение по второй главе</w:t>
-      </w:r>
-    </w:p>
-    <w:p>
-      <w:pPr>
-        <w:spacing w:line="360" w:lineRule="auto"/>
-        <w:ind w:firstLine="709"/>
-        <w:jc w:val="both"/>
-        <w:rPr>
-          <w:rFonts w:ascii="Times New Roman" w:hAnsi="Times New Roman" w:cs="Times New Roman"/>
-          <w:sz w:val="28"/>
-          <w:szCs w:val="28"/>
-        </w:rPr>
-      </w:pPr>
-      <w:r>
-        <w:rPr>
-          <w:rFonts w:ascii="Times New Roman" w:hAnsi="Times New Roman" w:cs="Times New Roman"/>
-          <w:sz w:val="28"/>
-          <w:szCs w:val="28"/>
-        </w:rPr>
         <w:t>Вторая глава была посвящена проектированию и реализации ключевых компонентов информационной системы. Особое внимание уделялось интеграции базы данных с программным обеспечением, благодаря чему удалось реализовать основные функции системы.</w:t>
       </w:r>
     </w:p>
@@ -18499,7 +20317,7 @@
           <w:szCs w:val="28"/>
         </w:rPr>
       </w:pPr>
-      <w:bookmarkStart w:id="38" w:name="_Toc229930218"/>
+      <w:bookmarkStart w:id="39" w:name="_Toc230042897"/>
       <w:r>
         <w:rPr>
           <w:rFonts w:cs="Times New Roman"/>
@@ -18509,7 +20327,7 @@
         <w:lastRenderedPageBreak/>
         <w:t>ЭКОНОМИЧЕСКАЯ ЧАСТЬ</w:t>
       </w:r>
-      <w:bookmarkEnd w:id="38"/>
+      <w:bookmarkEnd w:id="39"/>
     </w:p>
     <w:p>
       <w:pPr>
@@ -18689,7 +20507,7 @@
         </w:trPr>
         <w:tc>
           <w:tcPr>
-            <w:tcW w:w="594" w:type="dxa"/>
+            <w:tcW w:w="593" w:type="dxa"/>
             <w:vMerge w:val="restart"/>
             <w:tcBorders>
               <w:top w:val="single" w:sz="4" w:space="0" w:color="000000"/>
@@ -18744,7 +20562,7 @@
         </w:tc>
         <w:tc>
           <w:tcPr>
-            <w:tcW w:w="4094" w:type="dxa"/>
+            <w:tcW w:w="4086" w:type="dxa"/>
             <w:vMerge w:val="restart"/>
             <w:tcBorders>
               <w:top w:val="single" w:sz="4" w:space="0" w:color="000000"/>
@@ -18778,7 +20596,7 @@
         </w:tc>
         <w:tc>
           <w:tcPr>
-            <w:tcW w:w="2122" w:type="dxa"/>
+            <w:tcW w:w="2120" w:type="dxa"/>
             <w:vMerge w:val="restart"/>
             <w:tcBorders>
               <w:top w:val="single" w:sz="4" w:space="0" w:color="000000"/>
@@ -18812,7 +20630,7 @@
         </w:tc>
         <w:tc>
           <w:tcPr>
-            <w:tcW w:w="2546" w:type="dxa"/>
+            <w:tcW w:w="2557" w:type="dxa"/>
             <w:gridSpan w:val="2"/>
             <w:tcBorders>
               <w:top w:val="single" w:sz="4" w:space="0" w:color="000000"/>
@@ -18977,7 +20795,7 @@
         </w:tc>
         <w:tc>
           <w:tcPr>
-            <w:tcW w:w="1274" w:type="dxa"/>
+            <w:tcW w:w="1285" w:type="dxa"/>
             <w:tcBorders>
               <w:top w:val="single" w:sz="4" w:space="0" w:color="000000"/>
               <w:left w:val="single" w:sz="4" w:space="0" w:color="000000"/>
@@ -19012,7 +20830,7 @@
       <w:tr>
         <w:tc>
           <w:tcPr>
-            <w:tcW w:w="594" w:type="dxa"/>
+            <w:tcW w:w="593" w:type="dxa"/>
             <w:tcBorders>
               <w:top w:val="single" w:sz="4" w:space="0" w:color="000000"/>
               <w:left w:val="single" w:sz="4" w:space="0" w:color="000000"/>
@@ -19044,7 +20862,7 @@
         </w:tc>
         <w:tc>
           <w:tcPr>
-            <w:tcW w:w="4094" w:type="dxa"/>
+            <w:tcW w:w="4086" w:type="dxa"/>
             <w:tcBorders>
               <w:top w:val="single" w:sz="4" w:space="0" w:color="000000"/>
               <w:left w:val="single" w:sz="4" w:space="0" w:color="000000"/>
@@ -19055,28 +20873,28 @@
           <w:p>
             <w:pPr>
               <w:spacing w:after="0" w:line="240" w:lineRule="auto"/>
-              <w:jc w:val="center"/>
-              <w:rPr>
-                <w:rFonts w:ascii="Times New Roman" w:eastAsia="Times New Roman" w:hAnsi="Times New Roman" w:cs="Times New Roman"/>
-                <w:sz w:val="24"/>
-                <w:szCs w:val="24"/>
-                <w:lang w:eastAsia="ru-RU"/>
-              </w:rPr>
-            </w:pPr>
-            <w:r>
-              <w:rPr>
-                <w:rFonts w:ascii="Times New Roman" w:eastAsia="Times New Roman" w:hAnsi="Times New Roman" w:cs="Times New Roman"/>
-                <w:sz w:val="24"/>
-                <w:szCs w:val="24"/>
-                <w:lang w:eastAsia="ru-RU"/>
-              </w:rPr>
-              <w:t>2</w:t>
-            </w:r>
-          </w:p>
-        </w:tc>
-        <w:tc>
-          <w:tcPr>
-            <w:tcW w:w="2122" w:type="dxa"/>
+              <w:jc w:val="both"/>
+              <w:rPr>
+                <w:rFonts w:ascii="Times New Roman" w:eastAsia="Times New Roman" w:hAnsi="Times New Roman" w:cs="Times New Roman"/>
+                <w:sz w:val="24"/>
+                <w:szCs w:val="24"/>
+                <w:lang w:eastAsia="ru-RU"/>
+              </w:rPr>
+            </w:pPr>
+            <w:r>
+              <w:rPr>
+                <w:rFonts w:ascii="Times New Roman" w:eastAsia="Times New Roman" w:hAnsi="Times New Roman" w:cs="Times New Roman"/>
+                <w:sz w:val="24"/>
+                <w:szCs w:val="24"/>
+                <w:lang w:eastAsia="ru-RU"/>
+              </w:rPr>
+              <w:t>Постановка задачи</w:t>
+            </w:r>
+          </w:p>
+        </w:tc>
+        <w:tc>
+          <w:tcPr>
+            <w:tcW w:w="2120" w:type="dxa"/>
             <w:tcBorders>
               <w:top w:val="single" w:sz="4" w:space="0" w:color="000000"/>
               <w:left w:val="single" w:sz="4" w:space="0" w:color="000000"/>
@@ -19087,22 +20905,22 @@
           <w:p>
             <w:pPr>
               <w:spacing w:after="0" w:line="240" w:lineRule="auto"/>
-              <w:jc w:val="center"/>
-              <w:rPr>
-                <w:rFonts w:ascii="Times New Roman" w:eastAsia="Times New Roman" w:hAnsi="Times New Roman" w:cs="Times New Roman"/>
-                <w:sz w:val="24"/>
-                <w:szCs w:val="24"/>
-                <w:lang w:eastAsia="ru-RU"/>
-              </w:rPr>
-            </w:pPr>
-            <w:r>
-              <w:rPr>
-                <w:rFonts w:ascii="Times New Roman" w:eastAsia="Times New Roman" w:hAnsi="Times New Roman" w:cs="Times New Roman"/>
-                <w:sz w:val="24"/>
-                <w:szCs w:val="24"/>
-                <w:lang w:eastAsia="ru-RU"/>
-              </w:rPr>
-              <w:t>3</w:t>
+              <w:jc w:val="both"/>
+              <w:rPr>
+                <w:rFonts w:ascii="Times New Roman" w:eastAsia="Times New Roman" w:hAnsi="Times New Roman" w:cs="Times New Roman"/>
+                <w:sz w:val="24"/>
+                <w:szCs w:val="24"/>
+                <w:lang w:eastAsia="ru-RU"/>
+              </w:rPr>
+            </w:pPr>
+            <w:r>
+              <w:rPr>
+                <w:rFonts w:ascii="Times New Roman" w:eastAsia="Times New Roman" w:hAnsi="Times New Roman" w:cs="Times New Roman"/>
+                <w:sz w:val="24"/>
+                <w:szCs w:val="24"/>
+                <w:lang w:eastAsia="ru-RU"/>
+              </w:rPr>
+              <w:t>Кругляков А.С..</w:t>
             </w:r>
           </w:p>
         </w:tc>
@@ -19119,28 +20937,29 @@
           <w:p>
             <w:pPr>
               <w:spacing w:after="0" w:line="240" w:lineRule="auto"/>
-              <w:jc w:val="center"/>
-              <w:rPr>
-                <w:rFonts w:ascii="Times New Roman" w:eastAsia="Times New Roman" w:hAnsi="Times New Roman" w:cs="Times New Roman"/>
-                <w:sz w:val="24"/>
-                <w:szCs w:val="24"/>
-                <w:lang w:eastAsia="ru-RU"/>
-              </w:rPr>
-            </w:pPr>
-            <w:r>
-              <w:rPr>
-                <w:rFonts w:ascii="Times New Roman" w:eastAsia="Times New Roman" w:hAnsi="Times New Roman" w:cs="Times New Roman"/>
-                <w:sz w:val="24"/>
-                <w:szCs w:val="24"/>
-                <w:lang w:eastAsia="ru-RU"/>
-              </w:rPr>
-              <w:t>4</w:t>
-            </w:r>
-          </w:p>
-        </w:tc>
-        <w:tc>
-          <w:tcPr>
-            <w:tcW w:w="1274" w:type="dxa"/>
+              <w:ind w:firstLine="709"/>
+              <w:jc w:val="both"/>
+              <w:rPr>
+                <w:rFonts w:ascii="Times New Roman" w:eastAsia="Times New Roman" w:hAnsi="Times New Roman" w:cs="Times New Roman"/>
+                <w:sz w:val="24"/>
+                <w:szCs w:val="24"/>
+                <w:lang w:eastAsia="ru-RU"/>
+              </w:rPr>
+            </w:pPr>
+            <w:r>
+              <w:rPr>
+                <w:rFonts w:ascii="Times New Roman" w:eastAsia="Times New Roman" w:hAnsi="Times New Roman" w:cs="Times New Roman"/>
+                <w:sz w:val="24"/>
+                <w:szCs w:val="24"/>
+                <w:lang w:eastAsia="ru-RU"/>
+              </w:rPr>
+              <w:t>1</w:t>
+            </w:r>
+          </w:p>
+        </w:tc>
+        <w:tc>
+          <w:tcPr>
+            <w:tcW w:w="1285" w:type="dxa"/>
             <w:tcBorders>
               <w:top w:val="single" w:sz="4" w:space="0" w:color="000000"/>
               <w:left w:val="single" w:sz="4" w:space="0" w:color="000000"/>
@@ -19151,22 +20970,23 @@
           <w:p>
             <w:pPr>
               <w:spacing w:after="0" w:line="240" w:lineRule="auto"/>
-              <w:jc w:val="center"/>
-              <w:rPr>
-                <w:rFonts w:ascii="Times New Roman" w:eastAsia="Times New Roman" w:hAnsi="Times New Roman" w:cs="Times New Roman"/>
-                <w:sz w:val="24"/>
-                <w:szCs w:val="24"/>
-                <w:lang w:eastAsia="ru-RU"/>
-              </w:rPr>
-            </w:pPr>
-            <w:r>
-              <w:rPr>
-                <w:rFonts w:ascii="Times New Roman" w:eastAsia="Times New Roman" w:hAnsi="Times New Roman" w:cs="Times New Roman"/>
-                <w:sz w:val="24"/>
-                <w:szCs w:val="24"/>
-                <w:lang w:eastAsia="ru-RU"/>
-              </w:rPr>
-              <w:t>5</w:t>
+              <w:ind w:firstLine="709"/>
+              <w:jc w:val="both"/>
+              <w:rPr>
+                <w:rFonts w:ascii="Times New Roman" w:eastAsia="Times New Roman" w:hAnsi="Times New Roman" w:cs="Times New Roman"/>
+                <w:sz w:val="24"/>
+                <w:szCs w:val="24"/>
+                <w:lang w:eastAsia="ru-RU"/>
+              </w:rPr>
+            </w:pPr>
+            <w:r>
+              <w:rPr>
+                <w:rFonts w:ascii="Times New Roman" w:eastAsia="Times New Roman" w:hAnsi="Times New Roman" w:cs="Times New Roman"/>
+                <w:sz w:val="24"/>
+                <w:szCs w:val="24"/>
+                <w:lang w:eastAsia="ru-RU"/>
+              </w:rPr>
+              <w:t>6</w:t>
             </w:r>
           </w:p>
         </w:tc>
@@ -19174,7 +20994,7 @@
       <w:tr>
         <w:tc>
           <w:tcPr>
-            <w:tcW w:w="594" w:type="dxa"/>
+            <w:tcW w:w="593" w:type="dxa"/>
             <w:tcBorders>
               <w:top w:val="single" w:sz="4" w:space="0" w:color="000000"/>
               <w:left w:val="single" w:sz="4" w:space="0" w:color="000000"/>
@@ -19200,13 +21020,13 @@
                 <w:szCs w:val="24"/>
                 <w:lang w:eastAsia="ru-RU"/>
               </w:rPr>
-              <w:t>1</w:t>
-            </w:r>
-          </w:p>
-        </w:tc>
-        <w:tc>
-          <w:tcPr>
-            <w:tcW w:w="4094" w:type="dxa"/>
+              <w:t>2</w:t>
+            </w:r>
+          </w:p>
+        </w:tc>
+        <w:tc>
+          <w:tcPr>
+            <w:tcW w:w="4086" w:type="dxa"/>
             <w:tcBorders>
               <w:top w:val="single" w:sz="4" w:space="0" w:color="000000"/>
               <w:left w:val="single" w:sz="4" w:space="0" w:color="000000"/>
@@ -19232,13 +21052,13 @@
                 <w:szCs w:val="24"/>
                 <w:lang w:eastAsia="ru-RU"/>
               </w:rPr>
-              <w:t>Постановка задачи</w:t>
-            </w:r>
-          </w:p>
-        </w:tc>
-        <w:tc>
-          <w:tcPr>
-            <w:tcW w:w="2122" w:type="dxa"/>
+              <w:t>Разработка технического задания</w:t>
+            </w:r>
+          </w:p>
+        </w:tc>
+        <w:tc>
+          <w:tcPr>
+            <w:tcW w:w="2120" w:type="dxa"/>
             <w:tcBorders>
               <w:top w:val="single" w:sz="4" w:space="0" w:color="000000"/>
               <w:left w:val="single" w:sz="4" w:space="0" w:color="000000"/>
@@ -19297,13 +21117,13 @@
                 <w:szCs w:val="24"/>
                 <w:lang w:eastAsia="ru-RU"/>
               </w:rPr>
-              <w:t>1</w:t>
-            </w:r>
-          </w:p>
-        </w:tc>
-        <w:tc>
-          <w:tcPr>
-            <w:tcW w:w="1274" w:type="dxa"/>
+              <w:t>4</w:t>
+            </w:r>
+          </w:p>
+        </w:tc>
+        <w:tc>
+          <w:tcPr>
+            <w:tcW w:w="1285" w:type="dxa"/>
             <w:tcBorders>
               <w:top w:val="single" w:sz="4" w:space="0" w:color="000000"/>
               <w:left w:val="single" w:sz="4" w:space="0" w:color="000000"/>
@@ -19330,7 +21150,7 @@
                 <w:szCs w:val="24"/>
                 <w:lang w:eastAsia="ru-RU"/>
               </w:rPr>
-              <w:t>6</w:t>
+              <w:t>20</w:t>
             </w:r>
           </w:p>
         </w:tc>
@@ -19338,7 +21158,7 @@
       <w:tr>
         <w:tc>
           <w:tcPr>
-            <w:tcW w:w="594" w:type="dxa"/>
+            <w:tcW w:w="593" w:type="dxa"/>
             <w:tcBorders>
               <w:top w:val="single" w:sz="4" w:space="0" w:color="000000"/>
               <w:left w:val="single" w:sz="4" w:space="0" w:color="000000"/>
@@ -19364,13 +21184,13 @@
                 <w:szCs w:val="24"/>
                 <w:lang w:eastAsia="ru-RU"/>
               </w:rPr>
-              <w:t>2</w:t>
-            </w:r>
-          </w:p>
-        </w:tc>
-        <w:tc>
-          <w:tcPr>
-            <w:tcW w:w="4094" w:type="dxa"/>
+              <w:t>3</w:t>
+            </w:r>
+          </w:p>
+        </w:tc>
+        <w:tc>
+          <w:tcPr>
+            <w:tcW w:w="4086" w:type="dxa"/>
             <w:tcBorders>
               <w:top w:val="single" w:sz="4" w:space="0" w:color="000000"/>
               <w:left w:val="single" w:sz="4" w:space="0" w:color="000000"/>
@@ -19396,13 +21216,13 @@
                 <w:szCs w:val="24"/>
                 <w:lang w:eastAsia="ru-RU"/>
               </w:rPr>
-              <w:t>Разработка технического задания</w:t>
-            </w:r>
-          </w:p>
-        </w:tc>
-        <w:tc>
-          <w:tcPr>
-            <w:tcW w:w="2122" w:type="dxa"/>
+              <w:t>Разработка эскизного проекта</w:t>
+            </w:r>
+          </w:p>
+        </w:tc>
+        <w:tc>
+          <w:tcPr>
+            <w:tcW w:w="2120" w:type="dxa"/>
             <w:tcBorders>
               <w:top w:val="single" w:sz="4" w:space="0" w:color="000000"/>
               <w:left w:val="single" w:sz="4" w:space="0" w:color="000000"/>
@@ -19461,13 +21281,13 @@
                 <w:szCs w:val="24"/>
                 <w:lang w:eastAsia="ru-RU"/>
               </w:rPr>
-              <w:t>4</w:t>
-            </w:r>
-          </w:p>
-        </w:tc>
-        <w:tc>
-          <w:tcPr>
-            <w:tcW w:w="1274" w:type="dxa"/>
+              <w:t>2</w:t>
+            </w:r>
+          </w:p>
+        </w:tc>
+        <w:tc>
+          <w:tcPr>
+            <w:tcW w:w="1285" w:type="dxa"/>
             <w:tcBorders>
               <w:top w:val="single" w:sz="4" w:space="0" w:color="000000"/>
               <w:left w:val="single" w:sz="4" w:space="0" w:color="000000"/>
@@ -19494,170 +21314,6 @@
                 <w:szCs w:val="24"/>
                 <w:lang w:eastAsia="ru-RU"/>
               </w:rPr>
-              <w:t>20</w:t>
-            </w:r>
-          </w:p>
-        </w:tc>
-      </w:tr>
-      <w:tr>
-        <w:tc>
-          <w:tcPr>
-            <w:tcW w:w="594" w:type="dxa"/>
-            <w:tcBorders>
-              <w:top w:val="single" w:sz="4" w:space="0" w:color="000000"/>
-              <w:left w:val="single" w:sz="4" w:space="0" w:color="000000"/>
-              <w:bottom w:val="single" w:sz="4" w:space="0" w:color="000000"/>
-              <w:right w:val="single" w:sz="4" w:space="0" w:color="000000"/>
-            </w:tcBorders>
-          </w:tcPr>
-          <w:p>
-            <w:pPr>
-              <w:spacing w:after="0" w:line="240" w:lineRule="auto"/>
-              <w:jc w:val="center"/>
-              <w:rPr>
-                <w:rFonts w:ascii="Times New Roman" w:eastAsia="Times New Roman" w:hAnsi="Times New Roman" w:cs="Times New Roman"/>
-                <w:sz w:val="24"/>
-                <w:szCs w:val="24"/>
-                <w:lang w:eastAsia="ru-RU"/>
-              </w:rPr>
-            </w:pPr>
-            <w:r>
-              <w:rPr>
-                <w:rFonts w:ascii="Times New Roman" w:eastAsia="Times New Roman" w:hAnsi="Times New Roman" w:cs="Times New Roman"/>
-                <w:sz w:val="24"/>
-                <w:szCs w:val="24"/>
-                <w:lang w:eastAsia="ru-RU"/>
-              </w:rPr>
-              <w:t>3</w:t>
-            </w:r>
-          </w:p>
-        </w:tc>
-        <w:tc>
-          <w:tcPr>
-            <w:tcW w:w="4094" w:type="dxa"/>
-            <w:tcBorders>
-              <w:top w:val="single" w:sz="4" w:space="0" w:color="000000"/>
-              <w:left w:val="single" w:sz="4" w:space="0" w:color="000000"/>
-              <w:bottom w:val="single" w:sz="4" w:space="0" w:color="000000"/>
-              <w:right w:val="single" w:sz="4" w:space="0" w:color="000000"/>
-            </w:tcBorders>
-          </w:tcPr>
-          <w:p>
-            <w:pPr>
-              <w:spacing w:after="0" w:line="240" w:lineRule="auto"/>
-              <w:jc w:val="both"/>
-              <w:rPr>
-                <w:rFonts w:ascii="Times New Roman" w:eastAsia="Times New Roman" w:hAnsi="Times New Roman" w:cs="Times New Roman"/>
-                <w:sz w:val="24"/>
-                <w:szCs w:val="24"/>
-                <w:lang w:eastAsia="ru-RU"/>
-              </w:rPr>
-            </w:pPr>
-            <w:r>
-              <w:rPr>
-                <w:rFonts w:ascii="Times New Roman" w:eastAsia="Times New Roman" w:hAnsi="Times New Roman" w:cs="Times New Roman"/>
-                <w:sz w:val="24"/>
-                <w:szCs w:val="24"/>
-                <w:lang w:eastAsia="ru-RU"/>
-              </w:rPr>
-              <w:t>Разработка эскизного проекта</w:t>
-            </w:r>
-          </w:p>
-        </w:tc>
-        <w:tc>
-          <w:tcPr>
-            <w:tcW w:w="2122" w:type="dxa"/>
-            <w:tcBorders>
-              <w:top w:val="single" w:sz="4" w:space="0" w:color="000000"/>
-              <w:left w:val="single" w:sz="4" w:space="0" w:color="000000"/>
-              <w:bottom w:val="single" w:sz="4" w:space="0" w:color="000000"/>
-              <w:right w:val="single" w:sz="4" w:space="0" w:color="000000"/>
-            </w:tcBorders>
-          </w:tcPr>
-          <w:p>
-            <w:pPr>
-              <w:spacing w:after="0" w:line="240" w:lineRule="auto"/>
-              <w:jc w:val="both"/>
-              <w:rPr>
-                <w:rFonts w:ascii="Times New Roman" w:eastAsia="Times New Roman" w:hAnsi="Times New Roman" w:cs="Times New Roman"/>
-                <w:sz w:val="24"/>
-                <w:szCs w:val="24"/>
-                <w:lang w:eastAsia="ru-RU"/>
-              </w:rPr>
-            </w:pPr>
-            <w:r>
-              <w:rPr>
-                <w:rFonts w:ascii="Times New Roman" w:eastAsia="Times New Roman" w:hAnsi="Times New Roman" w:cs="Times New Roman"/>
-                <w:sz w:val="24"/>
-                <w:szCs w:val="24"/>
-                <w:lang w:eastAsia="ru-RU"/>
-              </w:rPr>
-              <w:t>Кругляков А.С..</w:t>
-            </w:r>
-          </w:p>
-        </w:tc>
-        <w:tc>
-          <w:tcPr>
-            <w:tcW w:w="1272" w:type="dxa"/>
-            <w:tcBorders>
-              <w:top w:val="single" w:sz="4" w:space="0" w:color="000000"/>
-              <w:left w:val="single" w:sz="4" w:space="0" w:color="000000"/>
-              <w:bottom w:val="single" w:sz="4" w:space="0" w:color="000000"/>
-              <w:right w:val="single" w:sz="4" w:space="0" w:color="000000"/>
-            </w:tcBorders>
-          </w:tcPr>
-          <w:p>
-            <w:pPr>
-              <w:spacing w:after="0" w:line="240" w:lineRule="auto"/>
-              <w:ind w:firstLine="709"/>
-              <w:jc w:val="both"/>
-              <w:rPr>
-                <w:rFonts w:ascii="Times New Roman" w:eastAsia="Times New Roman" w:hAnsi="Times New Roman" w:cs="Times New Roman"/>
-                <w:sz w:val="24"/>
-                <w:szCs w:val="24"/>
-                <w:lang w:eastAsia="ru-RU"/>
-              </w:rPr>
-            </w:pPr>
-            <w:r>
-              <w:rPr>
-                <w:rFonts w:ascii="Times New Roman" w:eastAsia="Times New Roman" w:hAnsi="Times New Roman" w:cs="Times New Roman"/>
-                <w:sz w:val="24"/>
-                <w:szCs w:val="24"/>
-                <w:lang w:eastAsia="ru-RU"/>
-              </w:rPr>
-              <w:t>2</w:t>
-            </w:r>
-          </w:p>
-        </w:tc>
-        <w:tc>
-          <w:tcPr>
-            <w:tcW w:w="1274" w:type="dxa"/>
-            <w:tcBorders>
-              <w:top w:val="single" w:sz="4" w:space="0" w:color="000000"/>
-              <w:left w:val="single" w:sz="4" w:space="0" w:color="000000"/>
-              <w:bottom w:val="single" w:sz="4" w:space="0" w:color="000000"/>
-              <w:right w:val="single" w:sz="4" w:space="0" w:color="000000"/>
-            </w:tcBorders>
-          </w:tcPr>
-          <w:p>
-            <w:pPr>
-              <w:spacing w:after="0" w:line="240" w:lineRule="auto"/>
-              <w:ind w:firstLine="709"/>
-              <w:jc w:val="both"/>
-              <w:rPr>
-                <w:rFonts w:ascii="Times New Roman" w:eastAsia="Times New Roman" w:hAnsi="Times New Roman" w:cs="Times New Roman"/>
-                <w:sz w:val="24"/>
-                <w:szCs w:val="24"/>
-                <w:lang w:eastAsia="ru-RU"/>
-              </w:rPr>
-            </w:pPr>
-            <w:r>
-              <w:rPr>
-                <w:rFonts w:ascii="Times New Roman" w:eastAsia="Times New Roman" w:hAnsi="Times New Roman" w:cs="Times New Roman"/>
-                <w:sz w:val="24"/>
-                <w:szCs w:val="24"/>
-                <w:lang w:eastAsia="ru-RU"/>
-              </w:rPr>
               <w:t>16</w:t>
             </w:r>
           </w:p>
@@ -19669,7 +21325,7 @@
         </w:trPr>
         <w:tc>
           <w:tcPr>
-            <w:tcW w:w="594" w:type="dxa"/>
+            <w:tcW w:w="593" w:type="dxa"/>
             <w:vMerge w:val="restart"/>
             <w:tcBorders>
               <w:top w:val="single" w:sz="4" w:space="0" w:color="000000"/>
@@ -19702,7 +21358,7 @@
         </w:tc>
         <w:tc>
           <w:tcPr>
-            <w:tcW w:w="4094" w:type="dxa"/>
+            <w:tcW w:w="4086" w:type="dxa"/>
             <w:vMerge w:val="restart"/>
             <w:tcBorders>
               <w:top w:val="single" w:sz="4" w:space="0" w:color="000000"/>
@@ -19811,7 +21467,7 @@
         </w:tc>
         <w:tc>
           <w:tcPr>
-            <w:tcW w:w="2122" w:type="dxa"/>
+            <w:tcW w:w="2120" w:type="dxa"/>
             <w:vMerge w:val="restart"/>
             <w:tcBorders>
               <w:top w:val="single" w:sz="4" w:space="0" w:color="000000"/>
@@ -19877,7 +21533,7 @@
         </w:tc>
         <w:tc>
           <w:tcPr>
-            <w:tcW w:w="1274" w:type="dxa"/>
+            <w:tcW w:w="1285" w:type="dxa"/>
             <w:tcBorders>
               <w:top w:val="single" w:sz="4" w:space="0" w:color="000000"/>
               <w:left w:val="single" w:sz="4" w:space="0" w:color="000000"/>
@@ -20022,7 +21678,7 @@
         </w:tc>
         <w:tc>
           <w:tcPr>
-            <w:tcW w:w="1274" w:type="dxa"/>
+            <w:tcW w:w="1285" w:type="dxa"/>
             <w:tcBorders>
               <w:top w:val="single" w:sz="4" w:space="0" w:color="000000"/>
               <w:left w:val="single" w:sz="4" w:space="0" w:color="000000"/>
@@ -20164,7 +21820,7 @@
         </w:tc>
         <w:tc>
           <w:tcPr>
-            <w:tcW w:w="1274" w:type="dxa"/>
+            <w:tcW w:w="1285" w:type="dxa"/>
             <w:tcBorders>
               <w:top w:val="single" w:sz="4" w:space="0" w:color="000000"/>
               <w:left w:val="single" w:sz="4" w:space="0" w:color="000000"/>
@@ -20199,7 +21855,7 @@
       <w:tr>
         <w:tc>
           <w:tcPr>
-            <w:tcW w:w="594" w:type="dxa"/>
+            <w:tcW w:w="593" w:type="dxa"/>
             <w:tcBorders>
               <w:top w:val="single" w:sz="4" w:space="0" w:color="000000"/>
               <w:left w:val="single" w:sz="4" w:space="0" w:color="000000"/>
@@ -20231,7 +21887,7 @@
         </w:tc>
         <w:tc>
           <w:tcPr>
-            <w:tcW w:w="4094" w:type="dxa"/>
+            <w:tcW w:w="4086" w:type="dxa"/>
             <w:tcBorders>
               <w:top w:val="single" w:sz="4" w:space="0" w:color="000000"/>
               <w:left w:val="single" w:sz="4" w:space="0" w:color="000000"/>
@@ -20263,7 +21919,7 @@
         </w:tc>
         <w:tc>
           <w:tcPr>
-            <w:tcW w:w="2122" w:type="dxa"/>
+            <w:tcW w:w="2120" w:type="dxa"/>
             <w:tcBorders>
               <w:top w:val="single" w:sz="4" w:space="0" w:color="000000"/>
               <w:left w:val="single" w:sz="4" w:space="0" w:color="000000"/>
@@ -20328,7 +21984,7 @@
         </w:tc>
         <w:tc>
           <w:tcPr>
-            <w:tcW w:w="1274" w:type="dxa"/>
+            <w:tcW w:w="1285" w:type="dxa"/>
             <w:tcBorders>
               <w:top w:val="single" w:sz="4" w:space="0" w:color="000000"/>
               <w:left w:val="single" w:sz="4" w:space="0" w:color="000000"/>
@@ -20363,7 +22019,7 @@
       <w:tr>
         <w:tc>
           <w:tcPr>
-            <w:tcW w:w="594" w:type="dxa"/>
+            <w:tcW w:w="593" w:type="dxa"/>
             <w:tcBorders>
               <w:top w:val="single" w:sz="4" w:space="0" w:color="000000"/>
               <w:left w:val="single" w:sz="4" w:space="0" w:color="000000"/>
@@ -20395,7 +22051,7 @@
         </w:tc>
         <w:tc>
           <w:tcPr>
-            <w:tcW w:w="4094" w:type="dxa"/>
+            <w:tcW w:w="4086" w:type="dxa"/>
             <w:tcBorders>
               <w:top w:val="single" w:sz="4" w:space="0" w:color="000000"/>
               <w:left w:val="single" w:sz="4" w:space="0" w:color="000000"/>
@@ -20427,7 +22083,7 @@
         </w:tc>
         <w:tc>
           <w:tcPr>
-            <w:tcW w:w="2122" w:type="dxa"/>
+            <w:tcW w:w="2120" w:type="dxa"/>
             <w:tcBorders>
               <w:top w:val="single" w:sz="4" w:space="0" w:color="000000"/>
               <w:left w:val="single" w:sz="4" w:space="0" w:color="000000"/>
@@ -20492,7 +22148,7 @@
         </w:tc>
         <w:tc>
           <w:tcPr>
-            <w:tcW w:w="1274" w:type="dxa"/>
+            <w:tcW w:w="1285" w:type="dxa"/>
             <w:tcBorders>
               <w:top w:val="single" w:sz="4" w:space="0" w:color="000000"/>
               <w:left w:val="single" w:sz="4" w:space="0" w:color="000000"/>
@@ -20527,7 +22183,7 @@
       <w:tr>
         <w:tc>
           <w:tcPr>
-            <w:tcW w:w="594" w:type="dxa"/>
+            <w:tcW w:w="593" w:type="dxa"/>
             <w:tcBorders>
               <w:top w:val="single" w:sz="4" w:space="0" w:color="000000"/>
               <w:left w:val="single" w:sz="4" w:space="0" w:color="000000"/>
@@ -20551,7 +22207,7 @@
         </w:tc>
         <w:tc>
           <w:tcPr>
-            <w:tcW w:w="4094" w:type="dxa"/>
+            <w:tcW w:w="4086" w:type="dxa"/>
             <w:tcBorders>
               <w:top w:val="single" w:sz="4" w:space="0" w:color="000000"/>
               <w:left w:val="single" w:sz="4" w:space="0" w:color="000000"/>
@@ -20583,7 +22239,7 @@
         </w:tc>
         <w:tc>
           <w:tcPr>
-            <w:tcW w:w="2122" w:type="dxa"/>
+            <w:tcW w:w="2120" w:type="dxa"/>
             <w:tcBorders>
               <w:top w:val="single" w:sz="4" w:space="0" w:color="000000"/>
               <w:left w:val="single" w:sz="4" w:space="0" w:color="000000"/>
@@ -20649,7 +22305,7 @@
         </w:tc>
         <w:tc>
           <w:tcPr>
-            <w:tcW w:w="1274" w:type="dxa"/>
+            <w:tcW w:w="1285" w:type="dxa"/>
             <w:tcBorders>
               <w:top w:val="single" w:sz="4" w:space="0" w:color="000000"/>
               <w:left w:val="single" w:sz="4" w:space="0" w:color="000000"/>
@@ -20782,17 +22438,7 @@
           <w:szCs w:val="28"/>
           <w:lang w:eastAsia="ru-RU"/>
         </w:rPr>
-        <w:t xml:space="preserve">При расчете стоимости (составлении сметы затрат) разработки программного обеспечения «Системы оперативного управления бригадами на </w:t>
-      </w:r>
-      <w:r>
-        <w:rPr>
-          <w:rFonts w:ascii="Times New Roman" w:eastAsia="Times New Roman" w:hAnsi="Times New Roman" w:cs="Times New Roman"/>
-          <w:sz w:val="28"/>
-          <w:szCs w:val="28"/>
-          <w:lang w:eastAsia="ru-RU"/>
-        </w:rPr>
-        <w:lastRenderedPageBreak/>
-        <w:t>объектах железнодорожной инфраструктуры в ОАО «РЖД»» учитываются следующие виды расходов:</w:t>
+        <w:t>При расчете стоимости (составлении сметы затрат) разработки программного обеспечения «Системы оперативного управления бригадами на объектах железнодорожной инфраструктуры в ОАО «РЖД»» учитываются следующие виды расходов:</w:t>
       </w:r>
     </w:p>
     <w:p>
@@ -20818,6 +22464,7 @@
           <w:szCs w:val="28"/>
           <w:lang w:eastAsia="ru-RU"/>
         </w:rPr>
+        <w:lastRenderedPageBreak/>
         <w:t>Стоимость материалов, и покупных изделий.</w:t>
       </w:r>
     </w:p>
@@ -21298,170 +22945,6 @@
           <w:p>
             <w:pPr>
               <w:spacing w:after="0" w:line="240" w:lineRule="auto"/>
-              <w:jc w:val="center"/>
-              <w:rPr>
-                <w:rFonts w:ascii="Times New Roman" w:eastAsia="Times New Roman" w:hAnsi="Times New Roman" w:cs="Times New Roman"/>
-                <w:sz w:val="24"/>
-                <w:szCs w:val="24"/>
-                <w:lang w:eastAsia="ru-RU"/>
-              </w:rPr>
-            </w:pPr>
-            <w:r>
-              <w:rPr>
-                <w:rFonts w:ascii="Times New Roman" w:eastAsia="Times New Roman" w:hAnsi="Times New Roman" w:cs="Times New Roman"/>
-                <w:sz w:val="24"/>
-                <w:szCs w:val="24"/>
-                <w:lang w:eastAsia="ru-RU"/>
-              </w:rPr>
-              <w:t>2</w:t>
-            </w:r>
-          </w:p>
-        </w:tc>
-        <w:tc>
-          <w:tcPr>
-            <w:tcW w:w="1559" w:type="dxa"/>
-            <w:shd w:val="clear" w:color="auto" w:fill="auto"/>
-          </w:tcPr>
-          <w:p>
-            <w:pPr>
-              <w:spacing w:after="0" w:line="240" w:lineRule="auto"/>
-              <w:jc w:val="center"/>
-              <w:rPr>
-                <w:rFonts w:ascii="Times New Roman" w:eastAsia="Times New Roman" w:hAnsi="Times New Roman" w:cs="Times New Roman"/>
-                <w:sz w:val="24"/>
-                <w:szCs w:val="24"/>
-                <w:lang w:eastAsia="ru-RU"/>
-              </w:rPr>
-            </w:pPr>
-            <w:r>
-              <w:rPr>
-                <w:rFonts w:ascii="Times New Roman" w:eastAsia="Times New Roman" w:hAnsi="Times New Roman" w:cs="Times New Roman"/>
-                <w:sz w:val="24"/>
-                <w:szCs w:val="24"/>
-                <w:lang w:eastAsia="ru-RU"/>
-              </w:rPr>
-              <w:t>3</w:t>
-            </w:r>
-          </w:p>
-        </w:tc>
-        <w:tc>
-          <w:tcPr>
-            <w:tcW w:w="1701" w:type="dxa"/>
-            <w:shd w:val="clear" w:color="auto" w:fill="auto"/>
-          </w:tcPr>
-          <w:p>
-            <w:pPr>
-              <w:spacing w:after="0" w:line="240" w:lineRule="auto"/>
-              <w:jc w:val="center"/>
-              <w:rPr>
-                <w:rFonts w:ascii="Times New Roman" w:eastAsia="Times New Roman" w:hAnsi="Times New Roman" w:cs="Times New Roman"/>
-                <w:sz w:val="24"/>
-                <w:szCs w:val="24"/>
-                <w:lang w:eastAsia="ru-RU"/>
-              </w:rPr>
-            </w:pPr>
-            <w:r>
-              <w:rPr>
-                <w:rFonts w:ascii="Times New Roman" w:eastAsia="Times New Roman" w:hAnsi="Times New Roman" w:cs="Times New Roman"/>
-                <w:sz w:val="24"/>
-                <w:szCs w:val="24"/>
-                <w:lang w:eastAsia="ru-RU"/>
-              </w:rPr>
-              <w:t>4</w:t>
-            </w:r>
-          </w:p>
-        </w:tc>
-        <w:tc>
-          <w:tcPr>
-            <w:tcW w:w="1574" w:type="dxa"/>
-            <w:shd w:val="clear" w:color="auto" w:fill="auto"/>
-          </w:tcPr>
-          <w:p>
-            <w:pPr>
-              <w:spacing w:after="0" w:line="240" w:lineRule="auto"/>
-              <w:jc w:val="center"/>
-              <w:rPr>
-                <w:rFonts w:ascii="Times New Roman" w:eastAsia="Times New Roman" w:hAnsi="Times New Roman" w:cs="Times New Roman"/>
-                <w:sz w:val="24"/>
-                <w:szCs w:val="24"/>
-                <w:lang w:eastAsia="ru-RU"/>
-              </w:rPr>
-            </w:pPr>
-            <w:r>
-              <w:rPr>
-                <w:rFonts w:ascii="Times New Roman" w:eastAsia="Times New Roman" w:hAnsi="Times New Roman" w:cs="Times New Roman"/>
-                <w:sz w:val="24"/>
-                <w:szCs w:val="24"/>
-                <w:lang w:eastAsia="ru-RU"/>
-              </w:rPr>
-              <w:t>5</w:t>
-            </w:r>
-          </w:p>
-        </w:tc>
-        <w:tc>
-          <w:tcPr>
-            <w:tcW w:w="1738" w:type="dxa"/>
-            <w:shd w:val="clear" w:color="auto" w:fill="auto"/>
-          </w:tcPr>
-          <w:p>
-            <w:pPr>
-              <w:spacing w:after="0" w:line="240" w:lineRule="auto"/>
-              <w:jc w:val="center"/>
-              <w:rPr>
-                <w:rFonts w:ascii="Times New Roman" w:eastAsia="Times New Roman" w:hAnsi="Times New Roman" w:cs="Times New Roman"/>
-                <w:sz w:val="24"/>
-                <w:szCs w:val="24"/>
-                <w:lang w:eastAsia="ru-RU"/>
-              </w:rPr>
-            </w:pPr>
-            <w:r>
-              <w:rPr>
-                <w:rFonts w:ascii="Times New Roman" w:eastAsia="Times New Roman" w:hAnsi="Times New Roman" w:cs="Times New Roman"/>
-                <w:sz w:val="24"/>
-                <w:szCs w:val="24"/>
-                <w:lang w:eastAsia="ru-RU"/>
-              </w:rPr>
-              <w:t>6</w:t>
-            </w:r>
-          </w:p>
-        </w:tc>
-      </w:tr>
-      <w:tr>
-        <w:tc>
-          <w:tcPr>
-            <w:tcW w:w="1084" w:type="dxa"/>
-            <w:shd w:val="clear" w:color="auto" w:fill="auto"/>
-          </w:tcPr>
-          <w:p>
-            <w:pPr>
-              <w:spacing w:after="0" w:line="240" w:lineRule="auto"/>
-              <w:jc w:val="center"/>
-              <w:rPr>
-                <w:rFonts w:ascii="Times New Roman" w:eastAsia="Times New Roman" w:hAnsi="Times New Roman" w:cs="Times New Roman"/>
-                <w:sz w:val="24"/>
-                <w:szCs w:val="24"/>
-                <w:lang w:eastAsia="ru-RU"/>
-              </w:rPr>
-            </w:pPr>
-            <w:r>
-              <w:rPr>
-                <w:rFonts w:ascii="Times New Roman" w:eastAsia="Times New Roman" w:hAnsi="Times New Roman" w:cs="Times New Roman"/>
-                <w:sz w:val="24"/>
-                <w:szCs w:val="24"/>
-                <w:lang w:eastAsia="ru-RU"/>
-              </w:rPr>
-              <w:t>1</w:t>
-            </w:r>
-          </w:p>
-        </w:tc>
-        <w:tc>
-          <w:tcPr>
-            <w:tcW w:w="1715" w:type="dxa"/>
-            <w:shd w:val="clear" w:color="auto" w:fill="auto"/>
-          </w:tcPr>
-          <w:p>
-            <w:pPr>
-              <w:spacing w:after="0" w:line="240" w:lineRule="auto"/>
               <w:jc w:val="both"/>
               <w:rPr>
                 <w:rFonts w:ascii="Times New Roman" w:eastAsia="Times New Roman" w:hAnsi="Times New Roman" w:cs="Times New Roman"/>
@@ -22517,7 +24000,6 @@
           <w:szCs w:val="28"/>
           <w:lang w:eastAsia="ru-RU"/>
         </w:rPr>
-        <w:lastRenderedPageBreak/>
         <w:t>Расчет фонда заработной платы.</w:t>
       </w:r>
     </w:p>
@@ -22540,6 +24022,7 @@
           <w:szCs w:val="28"/>
           <w:lang w:eastAsia="ru-RU"/>
         </w:rPr>
+        <w:lastRenderedPageBreak/>
         <w:t>Расходы на оплату труда разработчика программного обеспечения определяется путем умножения трудоемкости создания программного обеспечения на среднюю часовую оплату программиста (с учетом коэффициента отчислений на социальные нужды.)</w:t>
       </w:r>
     </w:p>
@@ -23375,7 +24858,6 @@
                 <w:sz w:val="28"/>
                 <w:szCs w:val="28"/>
               </w:rPr>
-              <w:lastRenderedPageBreak/>
               <w:t>Т</w:t>
             </w:r>
             <w:r>
@@ -23477,6 +24959,7 @@
           <w:szCs w:val="28"/>
           <w:lang w:eastAsia="ru-RU"/>
         </w:rPr>
+        <w:lastRenderedPageBreak/>
         <w:t>Затраты труда на составление программы по готовой блок</w:t>
       </w:r>
       <w:r>
@@ -24629,7 +26112,6 @@
                 <w:sz w:val="28"/>
                 <w:szCs w:val="28"/>
               </w:rPr>
-              <w:lastRenderedPageBreak/>
               <w:t>(10)</w:t>
             </w:r>
           </w:p>
@@ -24658,7 +26140,6 @@
                 <w:sz w:val="28"/>
                 <w:szCs w:val="28"/>
               </w:rPr>
-              <w:lastRenderedPageBreak/>
               <w:t>Т</w:t>
             </w:r>
             <w:r>
@@ -25335,116 +26816,6 @@
           <w:p>
             <w:pPr>
               <w:spacing w:after="0" w:line="240" w:lineRule="auto"/>
-              <w:jc w:val="center"/>
-              <w:rPr>
-                <w:rFonts w:ascii="Times New Roman" w:eastAsia="Times New Roman" w:hAnsi="Times New Roman" w:cs="Times New Roman"/>
-                <w:sz w:val="24"/>
-                <w:szCs w:val="24"/>
-                <w:lang w:eastAsia="ru-RU"/>
-              </w:rPr>
-            </w:pPr>
-            <w:r>
-              <w:rPr>
-                <w:rFonts w:ascii="Times New Roman" w:eastAsia="Times New Roman" w:hAnsi="Times New Roman" w:cs="Times New Roman"/>
-                <w:sz w:val="24"/>
-                <w:szCs w:val="24"/>
-                <w:lang w:eastAsia="ru-RU"/>
-              </w:rPr>
-              <w:t>2</w:t>
-            </w:r>
-          </w:p>
-        </w:tc>
-        <w:tc>
-          <w:tcPr>
-            <w:tcW w:w="1775" w:type="dxa"/>
-            <w:shd w:val="clear" w:color="auto" w:fill="auto"/>
-          </w:tcPr>
-          <w:p>
-            <w:pPr>
-              <w:spacing w:after="0" w:line="240" w:lineRule="auto"/>
-              <w:jc w:val="center"/>
-              <w:rPr>
-                <w:rFonts w:ascii="Times New Roman" w:eastAsia="Times New Roman" w:hAnsi="Times New Roman" w:cs="Times New Roman"/>
-                <w:sz w:val="24"/>
-                <w:szCs w:val="24"/>
-                <w:lang w:eastAsia="ru-RU"/>
-              </w:rPr>
-            </w:pPr>
-            <w:r>
-              <w:rPr>
-                <w:rFonts w:ascii="Times New Roman" w:eastAsia="Times New Roman" w:hAnsi="Times New Roman" w:cs="Times New Roman"/>
-                <w:sz w:val="24"/>
-                <w:szCs w:val="24"/>
-                <w:lang w:eastAsia="ru-RU"/>
-              </w:rPr>
-              <w:t>3</w:t>
-            </w:r>
-          </w:p>
-        </w:tc>
-        <w:tc>
-          <w:tcPr>
-            <w:tcW w:w="1320" w:type="dxa"/>
-            <w:shd w:val="clear" w:color="auto" w:fill="auto"/>
-          </w:tcPr>
-          <w:p>
-            <w:pPr>
-              <w:spacing w:after="0" w:line="240" w:lineRule="auto"/>
-              <w:jc w:val="center"/>
-              <w:rPr>
-                <w:rFonts w:ascii="Times New Roman" w:eastAsia="Times New Roman" w:hAnsi="Times New Roman" w:cs="Times New Roman"/>
-                <w:sz w:val="24"/>
-                <w:szCs w:val="24"/>
-                <w:lang w:eastAsia="ru-RU"/>
-              </w:rPr>
-            </w:pPr>
-            <w:r>
-              <w:rPr>
-                <w:rFonts w:ascii="Times New Roman" w:eastAsia="Times New Roman" w:hAnsi="Times New Roman" w:cs="Times New Roman"/>
-                <w:sz w:val="24"/>
-                <w:szCs w:val="24"/>
-                <w:lang w:eastAsia="ru-RU"/>
-              </w:rPr>
-              <w:t>4</w:t>
-            </w:r>
-          </w:p>
-        </w:tc>
-      </w:tr>
-      <w:tr>
-        <w:tc>
-          <w:tcPr>
-            <w:tcW w:w="540" w:type="dxa"/>
-            <w:shd w:val="clear" w:color="auto" w:fill="auto"/>
-          </w:tcPr>
-          <w:p>
-            <w:pPr>
-              <w:spacing w:after="0" w:line="240" w:lineRule="auto"/>
-              <w:jc w:val="center"/>
-              <w:rPr>
-                <w:rFonts w:ascii="Times New Roman" w:eastAsia="Times New Roman" w:hAnsi="Times New Roman" w:cs="Times New Roman"/>
-                <w:sz w:val="24"/>
-                <w:szCs w:val="24"/>
-                <w:lang w:eastAsia="ru-RU"/>
-              </w:rPr>
-            </w:pPr>
-            <w:r>
-              <w:rPr>
-                <w:rFonts w:ascii="Times New Roman" w:eastAsia="Times New Roman" w:hAnsi="Times New Roman" w:cs="Times New Roman"/>
-                <w:sz w:val="24"/>
-                <w:szCs w:val="24"/>
-                <w:lang w:eastAsia="ru-RU"/>
-              </w:rPr>
-              <w:t>1</w:t>
-            </w:r>
-          </w:p>
-        </w:tc>
-        <w:tc>
-          <w:tcPr>
-            <w:tcW w:w="5718" w:type="dxa"/>
-            <w:shd w:val="clear" w:color="auto" w:fill="auto"/>
-          </w:tcPr>
-          <w:p>
-            <w:pPr>
-              <w:spacing w:after="0" w:line="240" w:lineRule="auto"/>
               <w:jc w:val="both"/>
               <w:rPr>
                 <w:rFonts w:ascii="Times New Roman" w:eastAsia="Times New Roman" w:hAnsi="Times New Roman" w:cs="Times New Roman"/>
@@ -26763,7 +28134,7 @@
       <w:tr>
         <w:tc>
           <w:tcPr>
-            <w:tcW w:w="540" w:type="dxa"/>
+            <w:tcW w:w="594" w:type="dxa"/>
             <w:tcBorders>
               <w:top w:val="single" w:sz="4" w:space="0" w:color="000000"/>
               <w:left w:val="single" w:sz="4" w:space="0" w:color="000000"/>
@@ -26817,7 +28188,7 @@
         </w:tc>
         <w:tc>
           <w:tcPr>
-            <w:tcW w:w="4246" w:type="dxa"/>
+            <w:tcW w:w="4212" w:type="dxa"/>
             <w:tcBorders>
               <w:top w:val="single" w:sz="4" w:space="0" w:color="000000"/>
               <w:left w:val="single" w:sz="4" w:space="0" w:color="000000"/>
@@ -26850,7 +28221,7 @@
         </w:tc>
         <w:tc>
           <w:tcPr>
-            <w:tcW w:w="2552" w:type="dxa"/>
+            <w:tcW w:w="2538" w:type="dxa"/>
             <w:tcBorders>
               <w:top w:val="single" w:sz="4" w:space="0" w:color="000000"/>
               <w:left w:val="single" w:sz="4" w:space="0" w:color="000000"/>
@@ -26901,7 +28272,7 @@
         </w:tc>
         <w:tc>
           <w:tcPr>
-            <w:tcW w:w="2268" w:type="dxa"/>
+            <w:tcW w:w="2262" w:type="dxa"/>
             <w:tcBorders>
               <w:top w:val="single" w:sz="4" w:space="0" w:color="000000"/>
               <w:left w:val="single" w:sz="4" w:space="0" w:color="000000"/>
@@ -26955,9 +28326,12 @@
         </w:tc>
       </w:tr>
       <w:tr>
-        <w:tc>
-          <w:tcPr>
-            <w:tcW w:w="540" w:type="dxa"/>
+        <w:trPr>
+          <w:trHeight w:val="142"/>
+        </w:trPr>
+        <w:tc>
+          <w:tcPr>
+            <w:tcW w:w="594" w:type="dxa"/>
             <w:tcBorders>
               <w:top w:val="single" w:sz="4" w:space="0" w:color="000000"/>
               <w:left w:val="single" w:sz="4" w:space="0" w:color="000000"/>
@@ -26989,7 +28363,7 @@
         </w:tc>
         <w:tc>
           <w:tcPr>
-            <w:tcW w:w="4246" w:type="dxa"/>
+            <w:tcW w:w="4212" w:type="dxa"/>
             <w:tcBorders>
               <w:top w:val="single" w:sz="4" w:space="0" w:color="000000"/>
               <w:left w:val="single" w:sz="4" w:space="0" w:color="000000"/>
@@ -27000,28 +28374,28 @@
           <w:p>
             <w:pPr>
               <w:spacing w:after="0" w:line="240" w:lineRule="auto"/>
-              <w:jc w:val="center"/>
-              <w:rPr>
-                <w:rFonts w:ascii="Times New Roman" w:eastAsia="Times New Roman" w:hAnsi="Times New Roman" w:cs="Times New Roman"/>
-                <w:sz w:val="28"/>
-                <w:szCs w:val="28"/>
-                <w:lang w:eastAsia="ru-RU"/>
-              </w:rPr>
-            </w:pPr>
-            <w:r>
-              <w:rPr>
-                <w:rFonts w:ascii="Times New Roman" w:eastAsia="Times New Roman" w:hAnsi="Times New Roman" w:cs="Times New Roman"/>
-                <w:sz w:val="28"/>
-                <w:szCs w:val="28"/>
-                <w:lang w:eastAsia="ru-RU"/>
-              </w:rPr>
-              <w:t>2</w:t>
-            </w:r>
-          </w:p>
-        </w:tc>
-        <w:tc>
-          <w:tcPr>
-            <w:tcW w:w="2552" w:type="dxa"/>
+              <w:jc w:val="both"/>
+              <w:rPr>
+                <w:rFonts w:ascii="Times New Roman" w:eastAsia="Times New Roman" w:hAnsi="Times New Roman" w:cs="Times New Roman"/>
+                <w:sz w:val="28"/>
+                <w:szCs w:val="28"/>
+                <w:lang w:eastAsia="ru-RU"/>
+              </w:rPr>
+            </w:pPr>
+            <w:r>
+              <w:rPr>
+                <w:rFonts w:ascii="Times New Roman" w:eastAsia="Times New Roman" w:hAnsi="Times New Roman" w:cs="Times New Roman"/>
+                <w:sz w:val="28"/>
+                <w:szCs w:val="28"/>
+                <w:lang w:eastAsia="ru-RU"/>
+              </w:rPr>
+              <w:t>Отчисления в ПФ</w:t>
+            </w:r>
+          </w:p>
+        </w:tc>
+        <w:tc>
+          <w:tcPr>
+            <w:tcW w:w="2538" w:type="dxa"/>
             <w:tcBorders>
               <w:top w:val="single" w:sz="4" w:space="0" w:color="000000"/>
               <w:left w:val="single" w:sz="4" w:space="0" w:color="000000"/>
@@ -27032,28 +28406,29 @@
           <w:p>
             <w:pPr>
               <w:spacing w:after="0" w:line="240" w:lineRule="auto"/>
-              <w:jc w:val="center"/>
-              <w:rPr>
-                <w:rFonts w:ascii="Times New Roman" w:eastAsia="Times New Roman" w:hAnsi="Times New Roman" w:cs="Times New Roman"/>
-                <w:sz w:val="28"/>
-                <w:szCs w:val="28"/>
-                <w:lang w:eastAsia="ru-RU"/>
-              </w:rPr>
-            </w:pPr>
-            <w:r>
-              <w:rPr>
-                <w:rFonts w:ascii="Times New Roman" w:eastAsia="Times New Roman" w:hAnsi="Times New Roman" w:cs="Times New Roman"/>
-                <w:sz w:val="28"/>
-                <w:szCs w:val="28"/>
-                <w:lang w:eastAsia="ru-RU"/>
-              </w:rPr>
-              <w:t>3</w:t>
-            </w:r>
-          </w:p>
-        </w:tc>
-        <w:tc>
-          <w:tcPr>
-            <w:tcW w:w="2268" w:type="dxa"/>
+              <w:ind w:firstLine="709"/>
+              <w:jc w:val="both"/>
+              <w:rPr>
+                <w:rFonts w:ascii="Times New Roman" w:eastAsia="Times New Roman" w:hAnsi="Times New Roman" w:cs="Times New Roman"/>
+                <w:sz w:val="28"/>
+                <w:szCs w:val="28"/>
+                <w:lang w:eastAsia="ru-RU"/>
+              </w:rPr>
+            </w:pPr>
+            <w:r>
+              <w:rPr>
+                <w:rFonts w:ascii="Times New Roman" w:eastAsia="Times New Roman" w:hAnsi="Times New Roman" w:cs="Times New Roman"/>
+                <w:sz w:val="28"/>
+                <w:szCs w:val="28"/>
+                <w:lang w:eastAsia="ru-RU"/>
+              </w:rPr>
+              <w:t>22</w:t>
+            </w:r>
+          </w:p>
+        </w:tc>
+        <w:tc>
+          <w:tcPr>
+            <w:tcW w:w="2262" w:type="dxa"/>
             <w:tcBorders>
               <w:top w:val="single" w:sz="4" w:space="0" w:color="000000"/>
               <w:left w:val="single" w:sz="4" w:space="0" w:color="000000"/>
@@ -27064,33 +28439,31 @@
           <w:p>
             <w:pPr>
               <w:spacing w:after="0" w:line="240" w:lineRule="auto"/>
-              <w:jc w:val="center"/>
-              <w:rPr>
-                <w:rFonts w:ascii="Times New Roman" w:eastAsia="Times New Roman" w:hAnsi="Times New Roman" w:cs="Times New Roman"/>
-                <w:sz w:val="28"/>
-                <w:szCs w:val="28"/>
-                <w:lang w:eastAsia="ru-RU"/>
-              </w:rPr>
-            </w:pPr>
-            <w:r>
-              <w:rPr>
-                <w:rFonts w:ascii="Times New Roman" w:eastAsia="Times New Roman" w:hAnsi="Times New Roman" w:cs="Times New Roman"/>
-                <w:sz w:val="28"/>
-                <w:szCs w:val="28"/>
-                <w:lang w:eastAsia="ru-RU"/>
-              </w:rPr>
-              <w:t>4</w:t>
+              <w:ind w:firstLine="709"/>
+              <w:jc w:val="both"/>
+              <w:rPr>
+                <w:rFonts w:ascii="Times New Roman" w:eastAsia="Times New Roman" w:hAnsi="Times New Roman" w:cs="Times New Roman"/>
+                <w:sz w:val="28"/>
+                <w:szCs w:val="28"/>
+                <w:lang w:eastAsia="ru-RU"/>
+              </w:rPr>
+            </w:pPr>
+            <w:r>
+              <w:rPr>
+                <w:rFonts w:ascii="Times New Roman" w:eastAsia="Times New Roman" w:hAnsi="Times New Roman" w:cs="Times New Roman"/>
+                <w:sz w:val="28"/>
+                <w:szCs w:val="28"/>
+                <w:lang w:eastAsia="ru-RU"/>
+              </w:rPr>
+              <w:t>5783,36</w:t>
             </w:r>
           </w:p>
         </w:tc>
       </w:tr>
       <w:tr>
-        <w:trPr>
-          <w:trHeight w:val="142"/>
-        </w:trPr>
-        <w:tc>
-          <w:tcPr>
-            <w:tcW w:w="540" w:type="dxa"/>
+        <w:tc>
+          <w:tcPr>
+            <w:tcW w:w="594" w:type="dxa"/>
             <w:tcBorders>
               <w:top w:val="single" w:sz="4" w:space="0" w:color="000000"/>
               <w:left w:val="single" w:sz="4" w:space="0" w:color="000000"/>
@@ -27116,13 +28489,13 @@
                 <w:szCs w:val="28"/>
                 <w:lang w:eastAsia="ru-RU"/>
               </w:rPr>
-              <w:t>1</w:t>
-            </w:r>
-          </w:p>
-        </w:tc>
-        <w:tc>
-          <w:tcPr>
-            <w:tcW w:w="4246" w:type="dxa"/>
+              <w:t>2</w:t>
+            </w:r>
+          </w:p>
+        </w:tc>
+        <w:tc>
+          <w:tcPr>
+            <w:tcW w:w="4212" w:type="dxa"/>
             <w:tcBorders>
               <w:top w:val="single" w:sz="4" w:space="0" w:color="000000"/>
               <w:left w:val="single" w:sz="4" w:space="0" w:color="000000"/>
@@ -27148,13 +28521,13 @@
                 <w:szCs w:val="28"/>
                 <w:lang w:eastAsia="ru-RU"/>
               </w:rPr>
-              <w:t>Отчисления в ПФ</w:t>
-            </w:r>
-          </w:p>
-        </w:tc>
-        <w:tc>
-          <w:tcPr>
-            <w:tcW w:w="2552" w:type="dxa"/>
+              <w:t>Отчисления в ФОМС</w:t>
+            </w:r>
+          </w:p>
+        </w:tc>
+        <w:tc>
+          <w:tcPr>
+            <w:tcW w:w="2538" w:type="dxa"/>
             <w:tcBorders>
               <w:top w:val="single" w:sz="4" w:space="0" w:color="000000"/>
               <w:left w:val="single" w:sz="4" w:space="0" w:color="000000"/>
@@ -27181,13 +28554,13 @@
                 <w:szCs w:val="28"/>
                 <w:lang w:eastAsia="ru-RU"/>
               </w:rPr>
-              <w:t>22</w:t>
-            </w:r>
-          </w:p>
-        </w:tc>
-        <w:tc>
-          <w:tcPr>
-            <w:tcW w:w="2268" w:type="dxa"/>
+              <w:t>5,1</w:t>
+            </w:r>
+          </w:p>
+        </w:tc>
+        <w:tc>
+          <w:tcPr>
+            <w:tcW w:w="2262" w:type="dxa"/>
             <w:tcBorders>
               <w:top w:val="single" w:sz="4" w:space="0" w:color="000000"/>
               <w:left w:val="single" w:sz="4" w:space="0" w:color="000000"/>
@@ -27214,7 +28587,7 @@
                 <w:szCs w:val="28"/>
                 <w:lang w:eastAsia="ru-RU"/>
               </w:rPr>
-              <w:t>5783,36</w:t>
+              <w:t>1340,69</w:t>
             </w:r>
           </w:p>
         </w:tc>
@@ -27222,7 +28595,7 @@
       <w:tr>
         <w:tc>
           <w:tcPr>
-            <w:tcW w:w="540" w:type="dxa"/>
+            <w:tcW w:w="594" w:type="dxa"/>
             <w:tcBorders>
               <w:top w:val="single" w:sz="4" w:space="0" w:color="000000"/>
               <w:left w:val="single" w:sz="4" w:space="0" w:color="000000"/>
@@ -27248,13 +28621,13 @@
                 <w:szCs w:val="28"/>
                 <w:lang w:eastAsia="ru-RU"/>
               </w:rPr>
-              <w:t>2</w:t>
-            </w:r>
-          </w:p>
-        </w:tc>
-        <w:tc>
-          <w:tcPr>
-            <w:tcW w:w="4246" w:type="dxa"/>
+              <w:t>3</w:t>
+            </w:r>
+          </w:p>
+        </w:tc>
+        <w:tc>
+          <w:tcPr>
+            <w:tcW w:w="4212" w:type="dxa"/>
             <w:tcBorders>
               <w:top w:val="single" w:sz="4" w:space="0" w:color="000000"/>
               <w:left w:val="single" w:sz="4" w:space="0" w:color="000000"/>
@@ -27280,13 +28653,13 @@
                 <w:szCs w:val="28"/>
                 <w:lang w:eastAsia="ru-RU"/>
               </w:rPr>
-              <w:t>Отчисления в ФОМС</w:t>
-            </w:r>
-          </w:p>
-        </w:tc>
-        <w:tc>
-          <w:tcPr>
-            <w:tcW w:w="2552" w:type="dxa"/>
+              <w:t>Отчисления в ФСС</w:t>
+            </w:r>
+          </w:p>
+        </w:tc>
+        <w:tc>
+          <w:tcPr>
+            <w:tcW w:w="2538" w:type="dxa"/>
             <w:tcBorders>
               <w:top w:val="single" w:sz="4" w:space="0" w:color="000000"/>
               <w:left w:val="single" w:sz="4" w:space="0" w:color="000000"/>
@@ -27313,13 +28686,13 @@
                 <w:szCs w:val="28"/>
                 <w:lang w:eastAsia="ru-RU"/>
               </w:rPr>
-              <w:t>5,1</w:t>
-            </w:r>
-          </w:p>
-        </w:tc>
-        <w:tc>
-          <w:tcPr>
-            <w:tcW w:w="2268" w:type="dxa"/>
+              <w:t>2,9</w:t>
+            </w:r>
+          </w:p>
+        </w:tc>
+        <w:tc>
+          <w:tcPr>
+            <w:tcW w:w="2262" w:type="dxa"/>
             <w:tcBorders>
               <w:top w:val="single" w:sz="4" w:space="0" w:color="000000"/>
               <w:left w:val="single" w:sz="4" w:space="0" w:color="000000"/>
@@ -27346,7 +28719,7 @@
                 <w:szCs w:val="28"/>
                 <w:lang w:eastAsia="ru-RU"/>
               </w:rPr>
-              <w:t>1340,69</w:t>
+              <w:t>762,35</w:t>
             </w:r>
           </w:p>
         </w:tc>
@@ -27354,7 +28727,7 @@
       <w:tr>
         <w:tc>
           <w:tcPr>
-            <w:tcW w:w="540" w:type="dxa"/>
+            <w:tcW w:w="594" w:type="dxa"/>
             <w:tcBorders>
               <w:top w:val="single" w:sz="4" w:space="0" w:color="000000"/>
               <w:left w:val="single" w:sz="4" w:space="0" w:color="000000"/>
@@ -27380,13 +28753,13 @@
                 <w:szCs w:val="28"/>
                 <w:lang w:eastAsia="ru-RU"/>
               </w:rPr>
-              <w:t>3</w:t>
-            </w:r>
-          </w:p>
-        </w:tc>
-        <w:tc>
-          <w:tcPr>
-            <w:tcW w:w="4246" w:type="dxa"/>
+              <w:t>4</w:t>
+            </w:r>
+          </w:p>
+        </w:tc>
+        <w:tc>
+          <w:tcPr>
+            <w:tcW w:w="4212" w:type="dxa"/>
             <w:tcBorders>
               <w:top w:val="single" w:sz="4" w:space="0" w:color="000000"/>
               <w:left w:val="single" w:sz="4" w:space="0" w:color="000000"/>
@@ -27412,13 +28785,13 @@
                 <w:szCs w:val="28"/>
                 <w:lang w:eastAsia="ru-RU"/>
               </w:rPr>
-              <w:t>Отчисления в ФСС</w:t>
-            </w:r>
-          </w:p>
-        </w:tc>
-        <w:tc>
-          <w:tcPr>
-            <w:tcW w:w="2552" w:type="dxa"/>
+              <w:t>Всего</w:t>
+            </w:r>
+          </w:p>
+        </w:tc>
+        <w:tc>
+          <w:tcPr>
+            <w:tcW w:w="2538" w:type="dxa"/>
             <w:tcBorders>
               <w:top w:val="single" w:sz="4" w:space="0" w:color="000000"/>
               <w:left w:val="single" w:sz="4" w:space="0" w:color="000000"/>
@@ -27445,145 +28818,13 @@
                 <w:szCs w:val="28"/>
                 <w:lang w:eastAsia="ru-RU"/>
               </w:rPr>
-              <w:t>2,9</w:t>
-            </w:r>
-          </w:p>
-        </w:tc>
-        <w:tc>
-          <w:tcPr>
-            <w:tcW w:w="2268" w:type="dxa"/>
-            <w:tcBorders>
-              <w:top w:val="single" w:sz="4" w:space="0" w:color="000000"/>
-              <w:left w:val="single" w:sz="4" w:space="0" w:color="000000"/>
-              <w:bottom w:val="single" w:sz="4" w:space="0" w:color="000000"/>
-              <w:right w:val="single" w:sz="4" w:space="0" w:color="000000"/>
-            </w:tcBorders>
-          </w:tcPr>
-          <w:p>
-            <w:pPr>
-              <w:spacing w:after="0" w:line="240" w:lineRule="auto"/>
-              <w:ind w:firstLine="709"/>
-              <w:jc w:val="both"/>
-              <w:rPr>
-                <w:rFonts w:ascii="Times New Roman" w:eastAsia="Times New Roman" w:hAnsi="Times New Roman" w:cs="Times New Roman"/>
-                <w:sz w:val="28"/>
-                <w:szCs w:val="28"/>
-                <w:lang w:eastAsia="ru-RU"/>
-              </w:rPr>
-            </w:pPr>
-            <w:r>
-              <w:rPr>
-                <w:rFonts w:ascii="Times New Roman" w:eastAsia="Times New Roman" w:hAnsi="Times New Roman" w:cs="Times New Roman"/>
-                <w:sz w:val="28"/>
-                <w:szCs w:val="28"/>
-                <w:lang w:eastAsia="ru-RU"/>
-              </w:rPr>
-              <w:t>762,35</w:t>
-            </w:r>
-          </w:p>
-        </w:tc>
-      </w:tr>
-      <w:tr>
-        <w:tc>
-          <w:tcPr>
-            <w:tcW w:w="540" w:type="dxa"/>
-            <w:tcBorders>
-              <w:top w:val="single" w:sz="4" w:space="0" w:color="000000"/>
-              <w:left w:val="single" w:sz="4" w:space="0" w:color="000000"/>
-              <w:bottom w:val="single" w:sz="4" w:space="0" w:color="000000"/>
-              <w:right w:val="single" w:sz="4" w:space="0" w:color="000000"/>
-            </w:tcBorders>
-          </w:tcPr>
-          <w:p>
-            <w:pPr>
-              <w:spacing w:after="0" w:line="240" w:lineRule="auto"/>
-              <w:jc w:val="center"/>
-              <w:rPr>
-                <w:rFonts w:ascii="Times New Roman" w:eastAsia="Times New Roman" w:hAnsi="Times New Roman" w:cs="Times New Roman"/>
-                <w:sz w:val="28"/>
-                <w:szCs w:val="28"/>
-                <w:lang w:eastAsia="ru-RU"/>
-              </w:rPr>
-            </w:pPr>
-            <w:r>
-              <w:rPr>
-                <w:rFonts w:ascii="Times New Roman" w:eastAsia="Times New Roman" w:hAnsi="Times New Roman" w:cs="Times New Roman"/>
-                <w:sz w:val="28"/>
-                <w:szCs w:val="28"/>
-                <w:lang w:eastAsia="ru-RU"/>
-              </w:rPr>
-              <w:t>4</w:t>
-            </w:r>
-          </w:p>
-        </w:tc>
-        <w:tc>
-          <w:tcPr>
-            <w:tcW w:w="4246" w:type="dxa"/>
-            <w:tcBorders>
-              <w:top w:val="single" w:sz="4" w:space="0" w:color="000000"/>
-              <w:left w:val="single" w:sz="4" w:space="0" w:color="000000"/>
-              <w:bottom w:val="single" w:sz="4" w:space="0" w:color="000000"/>
-              <w:right w:val="single" w:sz="4" w:space="0" w:color="000000"/>
-            </w:tcBorders>
-          </w:tcPr>
-          <w:p>
-            <w:pPr>
-              <w:spacing w:after="0" w:line="240" w:lineRule="auto"/>
-              <w:jc w:val="both"/>
-              <w:rPr>
-                <w:rFonts w:ascii="Times New Roman" w:eastAsia="Times New Roman" w:hAnsi="Times New Roman" w:cs="Times New Roman"/>
-                <w:sz w:val="28"/>
-                <w:szCs w:val="28"/>
-                <w:lang w:eastAsia="ru-RU"/>
-              </w:rPr>
-            </w:pPr>
-            <w:r>
-              <w:rPr>
-                <w:rFonts w:ascii="Times New Roman" w:eastAsia="Times New Roman" w:hAnsi="Times New Roman" w:cs="Times New Roman"/>
-                <w:sz w:val="28"/>
-                <w:szCs w:val="28"/>
-                <w:lang w:eastAsia="ru-RU"/>
-              </w:rPr>
-              <w:t>Всего</w:t>
-            </w:r>
-          </w:p>
-        </w:tc>
-        <w:tc>
-          <w:tcPr>
-            <w:tcW w:w="2552" w:type="dxa"/>
-            <w:tcBorders>
-              <w:top w:val="single" w:sz="4" w:space="0" w:color="000000"/>
-              <w:left w:val="single" w:sz="4" w:space="0" w:color="000000"/>
-              <w:bottom w:val="single" w:sz="4" w:space="0" w:color="000000"/>
-              <w:right w:val="single" w:sz="4" w:space="0" w:color="000000"/>
-            </w:tcBorders>
-          </w:tcPr>
-          <w:p>
-            <w:pPr>
-              <w:spacing w:after="0" w:line="240" w:lineRule="auto"/>
-              <w:ind w:firstLine="709"/>
-              <w:jc w:val="both"/>
-              <w:rPr>
-                <w:rFonts w:ascii="Times New Roman" w:eastAsia="Times New Roman" w:hAnsi="Times New Roman" w:cs="Times New Roman"/>
-                <w:sz w:val="28"/>
-                <w:szCs w:val="28"/>
-                <w:lang w:eastAsia="ru-RU"/>
-              </w:rPr>
-            </w:pPr>
-            <w:r>
-              <w:rPr>
-                <w:rFonts w:ascii="Times New Roman" w:eastAsia="Times New Roman" w:hAnsi="Times New Roman" w:cs="Times New Roman"/>
-                <w:sz w:val="28"/>
-                <w:szCs w:val="28"/>
-                <w:lang w:eastAsia="ru-RU"/>
-              </w:rPr>
               <w:t>30</w:t>
             </w:r>
           </w:p>
         </w:tc>
         <w:tc>
           <w:tcPr>
-            <w:tcW w:w="2268" w:type="dxa"/>
+            <w:tcW w:w="2262" w:type="dxa"/>
             <w:tcBorders>
               <w:top w:val="single" w:sz="4" w:space="0" w:color="000000"/>
               <w:left w:val="single" w:sz="4" w:space="0" w:color="000000"/>
@@ -28028,7 +29269,6 @@
           <w:szCs w:val="28"/>
           <w:lang w:eastAsia="ru-RU"/>
         </w:rPr>
-        <w:lastRenderedPageBreak/>
         <w:t>Затраты на оплату машинного времени.</w:t>
       </w:r>
     </w:p>
@@ -28051,6 +29291,7 @@
           <w:szCs w:val="28"/>
           <w:lang w:eastAsia="ru-RU"/>
         </w:rPr>
+        <w:lastRenderedPageBreak/>
         <w:t>Затраты на оплату машинного времени (</w:t>
       </w:r>
       <w:proofErr w:type="spellStart"/>
@@ -29431,172 +30672,6 @@
             <w:pPr>
               <w:spacing w:after="0" w:line="360" w:lineRule="auto"/>
               <w:ind w:firstLine="709"/>
-              <w:jc w:val="center"/>
-              <w:rPr>
-                <w:rFonts w:ascii="Times New Roman" w:eastAsia="Times New Roman" w:hAnsi="Times New Roman" w:cs="Times New Roman"/>
-                <w:i/>
-                <w:sz w:val="24"/>
-                <w:szCs w:val="24"/>
-                <w:lang w:eastAsia="ru-RU"/>
-              </w:rPr>
-            </w:pPr>
-            <w:r>
-              <w:rPr>
-                <w:rFonts w:ascii="Times New Roman" w:eastAsia="Times New Roman" w:hAnsi="Times New Roman" w:cs="Times New Roman"/>
-                <w:i/>
-                <w:sz w:val="24"/>
-                <w:szCs w:val="24"/>
-                <w:lang w:eastAsia="ru-RU"/>
-              </w:rPr>
-              <w:t>1</w:t>
-            </w:r>
-          </w:p>
-        </w:tc>
-        <w:tc>
-          <w:tcPr>
-            <w:tcW w:w="2268" w:type="dxa"/>
-            <w:shd w:val="clear" w:color="auto" w:fill="auto"/>
-          </w:tcPr>
-          <w:p>
-            <w:pPr>
-              <w:spacing w:after="0" w:line="360" w:lineRule="auto"/>
-              <w:jc w:val="center"/>
-              <w:rPr>
-                <w:rFonts w:ascii="Times New Roman" w:eastAsia="Times New Roman" w:hAnsi="Times New Roman" w:cs="Times New Roman"/>
-                <w:sz w:val="24"/>
-                <w:szCs w:val="24"/>
-                <w:lang w:eastAsia="ru-RU"/>
-              </w:rPr>
-            </w:pPr>
-            <w:r>
-              <w:rPr>
-                <w:rFonts w:ascii="Times New Roman" w:eastAsia="Times New Roman" w:hAnsi="Times New Roman" w:cs="Times New Roman"/>
-                <w:sz w:val="24"/>
-                <w:szCs w:val="24"/>
-                <w:lang w:eastAsia="ru-RU"/>
-              </w:rPr>
-              <w:t>2</w:t>
-            </w:r>
-          </w:p>
-        </w:tc>
-        <w:tc>
-          <w:tcPr>
-            <w:tcW w:w="1560" w:type="dxa"/>
-            <w:shd w:val="clear" w:color="auto" w:fill="auto"/>
-          </w:tcPr>
-          <w:p>
-            <w:pPr>
-              <w:spacing w:after="0" w:line="360" w:lineRule="auto"/>
-              <w:jc w:val="center"/>
-              <w:rPr>
-                <w:rFonts w:ascii="Times New Roman" w:eastAsia="Times New Roman" w:hAnsi="Times New Roman" w:cs="Times New Roman"/>
-                <w:sz w:val="24"/>
-                <w:szCs w:val="24"/>
-                <w:lang w:eastAsia="ru-RU"/>
-              </w:rPr>
-            </w:pPr>
-            <w:r>
-              <w:rPr>
-                <w:rFonts w:ascii="Times New Roman" w:eastAsia="Times New Roman" w:hAnsi="Times New Roman" w:cs="Times New Roman"/>
-                <w:sz w:val="24"/>
-                <w:szCs w:val="24"/>
-                <w:lang w:eastAsia="ru-RU"/>
-              </w:rPr>
-              <w:t>3</w:t>
-            </w:r>
-          </w:p>
-        </w:tc>
-        <w:tc>
-          <w:tcPr>
-            <w:tcW w:w="1984" w:type="dxa"/>
-            <w:shd w:val="clear" w:color="auto" w:fill="auto"/>
-          </w:tcPr>
-          <w:p>
-            <w:pPr>
-              <w:spacing w:after="0" w:line="360" w:lineRule="auto"/>
-              <w:jc w:val="center"/>
-              <w:rPr>
-                <w:rFonts w:ascii="Times New Roman" w:eastAsia="Times New Roman" w:hAnsi="Times New Roman" w:cs="Times New Roman"/>
-                <w:sz w:val="24"/>
-                <w:szCs w:val="24"/>
-                <w:lang w:eastAsia="ru-RU"/>
-              </w:rPr>
-            </w:pPr>
-            <w:r>
-              <w:rPr>
-                <w:rFonts w:ascii="Times New Roman" w:eastAsia="Times New Roman" w:hAnsi="Times New Roman" w:cs="Times New Roman"/>
-                <w:sz w:val="24"/>
-                <w:szCs w:val="24"/>
-                <w:lang w:eastAsia="ru-RU"/>
-              </w:rPr>
-              <w:t>4</w:t>
-            </w:r>
-          </w:p>
-        </w:tc>
-        <w:tc>
-          <w:tcPr>
-            <w:tcW w:w="1701" w:type="dxa"/>
-            <w:shd w:val="clear" w:color="auto" w:fill="auto"/>
-          </w:tcPr>
-          <w:p>
-            <w:pPr>
-              <w:spacing w:after="0" w:line="360" w:lineRule="auto"/>
-              <w:jc w:val="center"/>
-              <w:rPr>
-                <w:rFonts w:ascii="Times New Roman" w:eastAsia="Times New Roman" w:hAnsi="Times New Roman" w:cs="Times New Roman"/>
-                <w:sz w:val="24"/>
-                <w:szCs w:val="24"/>
-                <w:lang w:eastAsia="ru-RU"/>
-              </w:rPr>
-            </w:pPr>
-            <w:r>
-              <w:rPr>
-                <w:rFonts w:ascii="Times New Roman" w:eastAsia="Times New Roman" w:hAnsi="Times New Roman" w:cs="Times New Roman"/>
-                <w:sz w:val="24"/>
-                <w:szCs w:val="24"/>
-                <w:lang w:eastAsia="ru-RU"/>
-              </w:rPr>
-              <w:t>5</w:t>
-            </w:r>
-          </w:p>
-        </w:tc>
-        <w:tc>
-          <w:tcPr>
-            <w:tcW w:w="1418" w:type="dxa"/>
-          </w:tcPr>
-          <w:p>
-            <w:pPr>
-              <w:spacing w:after="0" w:line="360" w:lineRule="auto"/>
-              <w:jc w:val="center"/>
-              <w:rPr>
-                <w:rFonts w:ascii="Times New Roman" w:eastAsia="Times New Roman" w:hAnsi="Times New Roman" w:cs="Times New Roman"/>
-                <w:sz w:val="24"/>
-                <w:szCs w:val="24"/>
-                <w:lang w:eastAsia="ru-RU"/>
-              </w:rPr>
-            </w:pPr>
-            <w:r>
-              <w:rPr>
-                <w:rFonts w:ascii="Times New Roman" w:eastAsia="Times New Roman" w:hAnsi="Times New Roman" w:cs="Times New Roman"/>
-                <w:sz w:val="24"/>
-                <w:szCs w:val="24"/>
-                <w:lang w:eastAsia="ru-RU"/>
-              </w:rPr>
-              <w:t>6</w:t>
-            </w:r>
-          </w:p>
-        </w:tc>
-      </w:tr>
-      <w:tr>
-        <w:tc>
-          <w:tcPr>
-            <w:tcW w:w="567" w:type="dxa"/>
-            <w:shd w:val="clear" w:color="auto" w:fill="auto"/>
-          </w:tcPr>
-          <w:p>
-            <w:pPr>
-              <w:spacing w:after="0" w:line="360" w:lineRule="auto"/>
-              <w:ind w:firstLine="709"/>
               <w:jc w:val="both"/>
               <w:rPr>
                 <w:rFonts w:ascii="Times New Roman" w:eastAsia="Times New Roman" w:hAnsi="Times New Roman" w:cs="Times New Roman"/>
@@ -30864,15 +31939,15 @@
                 <w:rFonts w:ascii="Times New Roman" w:eastAsia="Times New Roman" w:hAnsi="Times New Roman" w:cs="Times New Roman"/>
                 <w:sz w:val="24"/>
                 <w:szCs w:val="24"/>
-                <w:lang w:eastAsia="ru-RU"/>
-              </w:rPr>
-            </w:pPr>
-            <w:r>
-              <w:rPr>
-                <w:rFonts w:ascii="Times New Roman" w:eastAsia="Times New Roman" w:hAnsi="Times New Roman" w:cs="Times New Roman"/>
-                <w:sz w:val="24"/>
-                <w:szCs w:val="24"/>
-                <w:lang w:eastAsia="ru-RU"/>
+                <w:lang w:val="en-US" w:eastAsia="ru-RU"/>
+              </w:rPr>
+            </w:pPr>
+            <w:r>
+              <w:rPr>
+                <w:rFonts w:ascii="Times New Roman" w:eastAsia="Times New Roman" w:hAnsi="Times New Roman" w:cs="Times New Roman"/>
+                <w:sz w:val="24"/>
+                <w:szCs w:val="24"/>
+                <w:lang w:val="en-US" w:eastAsia="ru-RU"/>
               </w:rPr>
               <w:t>1</w:t>
             </w:r>
@@ -30886,22 +31961,31 @@
           <w:p>
             <w:pPr>
               <w:spacing w:after="0" w:line="240" w:lineRule="auto"/>
-              <w:jc w:val="center"/>
-              <w:rPr>
-                <w:rFonts w:ascii="Times New Roman" w:eastAsia="Times New Roman" w:hAnsi="Times New Roman" w:cs="Times New Roman"/>
-                <w:sz w:val="24"/>
-                <w:szCs w:val="24"/>
-                <w:lang w:eastAsia="ru-RU"/>
-              </w:rPr>
-            </w:pPr>
-            <w:r>
-              <w:rPr>
-                <w:rFonts w:ascii="Times New Roman" w:eastAsia="Times New Roman" w:hAnsi="Times New Roman" w:cs="Times New Roman"/>
-                <w:sz w:val="24"/>
-                <w:szCs w:val="24"/>
-                <w:lang w:eastAsia="ru-RU"/>
-              </w:rPr>
-              <w:t>2</w:t>
+              <w:jc w:val="both"/>
+              <w:rPr>
+                <w:rFonts w:ascii="Times New Roman" w:eastAsia="Times New Roman" w:hAnsi="Times New Roman" w:cs="Times New Roman"/>
+                <w:sz w:val="24"/>
+                <w:szCs w:val="24"/>
+                <w:lang w:val="en-US" w:eastAsia="ru-RU"/>
+              </w:rPr>
+            </w:pPr>
+            <w:r>
+              <w:rPr>
+                <w:rFonts w:ascii="Times New Roman" w:eastAsia="Times New Roman" w:hAnsi="Times New Roman" w:cs="Times New Roman"/>
+                <w:sz w:val="24"/>
+                <w:szCs w:val="24"/>
+                <w:lang w:val="en-US" w:eastAsia="ru-RU"/>
+              </w:rPr>
+              <w:t xml:space="preserve">Android </w:t>
+            </w:r>
+            <w:r>
+              <w:rPr>
+                <w:rFonts w:ascii="Times New Roman" w:eastAsia="Times New Roman" w:hAnsi="Times New Roman" w:cs="Times New Roman"/>
+                <w:sz w:val="24"/>
+                <w:szCs w:val="24"/>
+                <w:lang w:val="en-US" w:eastAsia="ru-RU"/>
+              </w:rPr>
+              <w:t xml:space="preserve">Studio </w:t>
             </w:r>
           </w:p>
         </w:tc>
@@ -30913,22 +31997,22 @@
           <w:p>
             <w:pPr>
               <w:spacing w:after="0" w:line="240" w:lineRule="auto"/>
-              <w:jc w:val="center"/>
-              <w:rPr>
-                <w:rFonts w:ascii="Times New Roman" w:eastAsia="Times New Roman" w:hAnsi="Times New Roman" w:cs="Times New Roman"/>
-                <w:sz w:val="24"/>
-                <w:szCs w:val="24"/>
-                <w:lang w:eastAsia="ru-RU"/>
-              </w:rPr>
-            </w:pPr>
-            <w:r>
-              <w:rPr>
-                <w:rFonts w:ascii="Times New Roman" w:eastAsia="Times New Roman" w:hAnsi="Times New Roman" w:cs="Times New Roman"/>
-                <w:sz w:val="24"/>
-                <w:szCs w:val="24"/>
-                <w:lang w:eastAsia="ru-RU"/>
-              </w:rPr>
-              <w:t>3</w:t>
+              <w:jc w:val="both"/>
+              <w:rPr>
+                <w:rFonts w:ascii="Times New Roman" w:eastAsia="Times New Roman" w:hAnsi="Times New Roman" w:cs="Times New Roman"/>
+                <w:sz w:val="24"/>
+                <w:szCs w:val="24"/>
+                <w:lang w:eastAsia="ru-RU"/>
+              </w:rPr>
+            </w:pPr>
+            <w:r>
+              <w:rPr>
+                <w:rFonts w:ascii="Times New Roman" w:eastAsia="Times New Roman" w:hAnsi="Times New Roman" w:cs="Times New Roman"/>
+                <w:sz w:val="24"/>
+                <w:szCs w:val="24"/>
+                <w:lang w:eastAsia="ru-RU"/>
+              </w:rPr>
+              <w:t>Бесплатно</w:t>
             </w:r>
           </w:p>
         </w:tc>
@@ -30940,22 +32024,22 @@
           <w:p>
             <w:pPr>
               <w:spacing w:after="0" w:line="240" w:lineRule="auto"/>
-              <w:jc w:val="center"/>
-              <w:rPr>
-                <w:rFonts w:ascii="Times New Roman" w:eastAsia="Times New Roman" w:hAnsi="Times New Roman" w:cs="Times New Roman"/>
-                <w:sz w:val="24"/>
-                <w:szCs w:val="24"/>
-                <w:lang w:val="en-US" w:eastAsia="ru-RU"/>
-              </w:rPr>
-            </w:pPr>
-            <w:r>
-              <w:rPr>
-                <w:rFonts w:ascii="Times New Roman" w:eastAsia="Times New Roman" w:hAnsi="Times New Roman" w:cs="Times New Roman"/>
-                <w:sz w:val="24"/>
-                <w:szCs w:val="24"/>
-                <w:lang w:val="en-US" w:eastAsia="ru-RU"/>
-              </w:rPr>
-              <w:t>4</w:t>
+              <w:jc w:val="both"/>
+              <w:rPr>
+                <w:rFonts w:ascii="Times New Roman" w:eastAsia="Times New Roman" w:hAnsi="Times New Roman" w:cs="Times New Roman"/>
+                <w:sz w:val="24"/>
+                <w:szCs w:val="24"/>
+                <w:lang w:eastAsia="ru-RU"/>
+              </w:rPr>
+            </w:pPr>
+            <w:r>
+              <w:rPr>
+                <w:rFonts w:ascii="Times New Roman" w:eastAsia="Times New Roman" w:hAnsi="Times New Roman" w:cs="Times New Roman"/>
+                <w:sz w:val="24"/>
+                <w:szCs w:val="24"/>
+                <w:lang w:eastAsia="ru-RU"/>
+              </w:rPr>
+              <w:t>Бесплатно</w:t>
             </w:r>
           </w:p>
         </w:tc>
@@ -30974,15 +32058,15 @@
                 <w:rFonts w:ascii="Times New Roman" w:eastAsia="Times New Roman" w:hAnsi="Times New Roman" w:cs="Times New Roman"/>
                 <w:sz w:val="24"/>
                 <w:szCs w:val="24"/>
-                <w:lang w:eastAsia="ru-RU"/>
-              </w:rPr>
-            </w:pPr>
-            <w:r>
-              <w:rPr>
-                <w:rFonts w:ascii="Times New Roman" w:eastAsia="Times New Roman" w:hAnsi="Times New Roman" w:cs="Times New Roman"/>
-                <w:sz w:val="24"/>
-                <w:szCs w:val="24"/>
-                <w:lang w:eastAsia="ru-RU"/>
+                <w:lang w:val="en-US" w:eastAsia="ru-RU"/>
+              </w:rPr>
+            </w:pPr>
+            <w:r>
+              <w:rPr>
+                <w:rFonts w:ascii="Times New Roman" w:eastAsia="Times New Roman" w:hAnsi="Times New Roman" w:cs="Times New Roman"/>
+                <w:sz w:val="24"/>
+                <w:szCs w:val="24"/>
+                <w:lang w:val="en-US" w:eastAsia="ru-RU"/>
               </w:rPr>
               <w:t>2</w:t>
             </w:r>
@@ -31011,16 +32095,7 @@
                 <w:szCs w:val="24"/>
                 <w:lang w:val="en-US" w:eastAsia="ru-RU"/>
               </w:rPr>
-              <w:t xml:space="preserve">Android </w:t>
-            </w:r>
-            <w:r>
-              <w:rPr>
-                <w:rFonts w:ascii="Times New Roman" w:eastAsia="Times New Roman" w:hAnsi="Times New Roman" w:cs="Times New Roman"/>
-                <w:sz w:val="24"/>
-                <w:szCs w:val="24"/>
-                <w:lang w:val="en-US" w:eastAsia="ru-RU"/>
-              </w:rPr>
-              <w:t xml:space="preserve">Studio </w:t>
+              <w:t>SQLite</w:t>
             </w:r>
           </w:p>
         </w:tc>
@@ -31101,7 +32176,7 @@
                 <w:rFonts w:ascii="Times New Roman" w:eastAsia="Times New Roman" w:hAnsi="Times New Roman" w:cs="Times New Roman"/>
                 <w:sz w:val="24"/>
                 <w:szCs w:val="24"/>
-                <w:lang w:eastAsia="ru-RU"/>
+                <w:lang w:val="en-US" w:eastAsia="ru-RU"/>
               </w:rPr>
               <w:t>3</w:t>
             </w:r>
@@ -31130,7 +32205,16 @@
                 <w:szCs w:val="24"/>
                 <w:lang w:val="en-US" w:eastAsia="ru-RU"/>
               </w:rPr>
-              <w:t>SQLite</w:t>
+              <w:t xml:space="preserve">Microsoft Windows </w:t>
+            </w:r>
+            <w:r>
+              <w:rPr>
+                <w:rFonts w:ascii="Times New Roman" w:eastAsia="Times New Roman" w:hAnsi="Times New Roman" w:cs="Times New Roman"/>
+                <w:sz w:val="24"/>
+                <w:szCs w:val="24"/>
+                <w:lang w:eastAsia="ru-RU"/>
+              </w:rPr>
+              <w:t>10</w:t>
             </w:r>
           </w:p>
         </w:tc>
@@ -31157,7 +32241,7 @@
                 <w:szCs w:val="24"/>
                 <w:lang w:eastAsia="ru-RU"/>
               </w:rPr>
-              <w:t>Бесплатно</w:t>
+              <w:t>15000</w:t>
             </w:r>
           </w:p>
         </w:tc>
@@ -31174,17 +32258,17 @@
                 <w:rFonts w:ascii="Times New Roman" w:eastAsia="Times New Roman" w:hAnsi="Times New Roman" w:cs="Times New Roman"/>
                 <w:sz w:val="24"/>
                 <w:szCs w:val="24"/>
-                <w:lang w:eastAsia="ru-RU"/>
-              </w:rPr>
-            </w:pPr>
-            <w:r>
-              <w:rPr>
-                <w:rFonts w:ascii="Times New Roman" w:eastAsia="Times New Roman" w:hAnsi="Times New Roman" w:cs="Times New Roman"/>
-                <w:sz w:val="24"/>
-                <w:szCs w:val="24"/>
-                <w:lang w:eastAsia="ru-RU"/>
-              </w:rPr>
-              <w:t>Бесплатно</w:t>
+                <w:lang w:val="en-US" w:eastAsia="ru-RU"/>
+              </w:rPr>
+            </w:pPr>
+            <w:r>
+              <w:rPr>
+                <w:rFonts w:ascii="Times New Roman" w:eastAsia="Times New Roman" w:hAnsi="Times New Roman" w:cs="Times New Roman"/>
+                <w:sz w:val="24"/>
+                <w:szCs w:val="24"/>
+                <w:lang w:val="en-US" w:eastAsia="ru-RU"/>
+              </w:rPr>
+              <w:t>15682,64</w:t>
             </w:r>
           </w:p>
         </w:tc>
@@ -31203,136 +32287,17 @@
                 <w:rFonts w:ascii="Times New Roman" w:eastAsia="Times New Roman" w:hAnsi="Times New Roman" w:cs="Times New Roman"/>
                 <w:sz w:val="24"/>
                 <w:szCs w:val="24"/>
-                <w:lang w:eastAsia="ru-RU"/>
-              </w:rPr>
-            </w:pPr>
-            <w:r>
-              <w:rPr>
-                <w:rFonts w:ascii="Times New Roman" w:eastAsia="Times New Roman" w:hAnsi="Times New Roman" w:cs="Times New Roman"/>
-                <w:sz w:val="24"/>
-                <w:szCs w:val="24"/>
-                <w:lang w:eastAsia="ru-RU"/>
+                <w:lang w:val="en-US" w:eastAsia="ru-RU"/>
+              </w:rPr>
+            </w:pPr>
+            <w:r>
+              <w:rPr>
+                <w:rFonts w:ascii="Times New Roman" w:eastAsia="Times New Roman" w:hAnsi="Times New Roman" w:cs="Times New Roman"/>
+                <w:sz w:val="24"/>
+                <w:szCs w:val="24"/>
+                <w:lang w:val="en-US" w:eastAsia="ru-RU"/>
               </w:rPr>
               <w:t>4</w:t>
-            </w:r>
-          </w:p>
-        </w:tc>
-        <w:tc>
-          <w:tcPr>
-            <w:tcW w:w="3512" w:type="dxa"/>
-            <w:shd w:val="clear" w:color="auto" w:fill="auto"/>
-          </w:tcPr>
-          <w:p>
-            <w:pPr>
-              <w:spacing w:after="0" w:line="240" w:lineRule="auto"/>
-              <w:jc w:val="both"/>
-              <w:rPr>
-                <w:rFonts w:ascii="Times New Roman" w:eastAsia="Times New Roman" w:hAnsi="Times New Roman" w:cs="Times New Roman"/>
-                <w:sz w:val="24"/>
-                <w:szCs w:val="24"/>
-                <w:lang w:val="en-US" w:eastAsia="ru-RU"/>
-              </w:rPr>
-            </w:pPr>
-            <w:r>
-              <w:rPr>
-                <w:rFonts w:ascii="Times New Roman" w:eastAsia="Times New Roman" w:hAnsi="Times New Roman" w:cs="Times New Roman"/>
-                <w:sz w:val="24"/>
-                <w:szCs w:val="24"/>
-                <w:lang w:val="en-US" w:eastAsia="ru-RU"/>
-              </w:rPr>
-              <w:t xml:space="preserve">Microsoft Windows </w:t>
-            </w:r>
-            <w:r>
-              <w:rPr>
-                <w:rFonts w:ascii="Times New Roman" w:eastAsia="Times New Roman" w:hAnsi="Times New Roman" w:cs="Times New Roman"/>
-                <w:sz w:val="24"/>
-                <w:szCs w:val="24"/>
-                <w:lang w:eastAsia="ru-RU"/>
-              </w:rPr>
-              <w:t>10</w:t>
-            </w:r>
-          </w:p>
-        </w:tc>
-        <w:tc>
-          <w:tcPr>
-            <w:tcW w:w="2583" w:type="dxa"/>
-            <w:shd w:val="clear" w:color="auto" w:fill="auto"/>
-          </w:tcPr>
-          <w:p>
-            <w:pPr>
-              <w:spacing w:after="0" w:line="240" w:lineRule="auto"/>
-              <w:jc w:val="both"/>
-              <w:rPr>
-                <w:rFonts w:ascii="Times New Roman" w:eastAsia="Times New Roman" w:hAnsi="Times New Roman" w:cs="Times New Roman"/>
-                <w:sz w:val="24"/>
-                <w:szCs w:val="24"/>
-                <w:lang w:eastAsia="ru-RU"/>
-              </w:rPr>
-            </w:pPr>
-            <w:r>
-              <w:rPr>
-                <w:rFonts w:ascii="Times New Roman" w:eastAsia="Times New Roman" w:hAnsi="Times New Roman" w:cs="Times New Roman"/>
-                <w:sz w:val="24"/>
-                <w:szCs w:val="24"/>
-                <w:lang w:eastAsia="ru-RU"/>
-              </w:rPr>
-              <w:t>15000</w:t>
-            </w:r>
-          </w:p>
-        </w:tc>
-        <w:tc>
-          <w:tcPr>
-            <w:tcW w:w="2552" w:type="dxa"/>
-            <w:shd w:val="clear" w:color="auto" w:fill="auto"/>
-          </w:tcPr>
-          <w:p>
-            <w:pPr>
-              <w:spacing w:after="0" w:line="240" w:lineRule="auto"/>
-              <w:jc w:val="both"/>
-              <w:rPr>
-                <w:rFonts w:ascii="Times New Roman" w:eastAsia="Times New Roman" w:hAnsi="Times New Roman" w:cs="Times New Roman"/>
-                <w:sz w:val="24"/>
-                <w:szCs w:val="24"/>
-                <w:lang w:val="en-US" w:eastAsia="ru-RU"/>
-              </w:rPr>
-            </w:pPr>
-            <w:r>
-              <w:rPr>
-                <w:rFonts w:ascii="Times New Roman" w:eastAsia="Times New Roman" w:hAnsi="Times New Roman" w:cs="Times New Roman"/>
-                <w:sz w:val="24"/>
-                <w:szCs w:val="24"/>
-                <w:lang w:val="en-US" w:eastAsia="ru-RU"/>
-              </w:rPr>
-              <w:t>15682,64</w:t>
-            </w:r>
-          </w:p>
-        </w:tc>
-      </w:tr>
-      <w:tr>
-        <w:tc>
-          <w:tcPr>
-            <w:tcW w:w="709" w:type="dxa"/>
-            <w:shd w:val="clear" w:color="auto" w:fill="auto"/>
-          </w:tcPr>
-          <w:p>
-            <w:pPr>
-              <w:spacing w:after="0" w:line="240" w:lineRule="auto"/>
-              <w:jc w:val="center"/>
-              <w:rPr>
-                <w:rFonts w:ascii="Times New Roman" w:eastAsia="Times New Roman" w:hAnsi="Times New Roman" w:cs="Times New Roman"/>
-                <w:sz w:val="24"/>
-                <w:szCs w:val="24"/>
-                <w:lang w:eastAsia="ru-RU"/>
-              </w:rPr>
-            </w:pPr>
-            <w:r>
-              <w:rPr>
-                <w:rFonts w:ascii="Times New Roman" w:eastAsia="Times New Roman" w:hAnsi="Times New Roman" w:cs="Times New Roman"/>
-                <w:sz w:val="24"/>
-                <w:szCs w:val="24"/>
-                <w:lang w:eastAsia="ru-RU"/>
-              </w:rPr>
-              <w:t>5</w:t>
             </w:r>
           </w:p>
         </w:tc>
@@ -32046,90 +33011,6 @@
           <w:p>
             <w:pPr>
               <w:spacing w:after="0" w:line="240" w:lineRule="auto"/>
-              <w:ind w:firstLine="709"/>
-              <w:jc w:val="center"/>
-              <w:rPr>
-                <w:rFonts w:ascii="Times New Roman" w:eastAsia="Times New Roman" w:hAnsi="Times New Roman" w:cs="Times New Roman"/>
-                <w:sz w:val="24"/>
-                <w:szCs w:val="24"/>
-                <w:lang w:eastAsia="ru-RU"/>
-              </w:rPr>
-            </w:pPr>
-            <w:r>
-              <w:rPr>
-                <w:rFonts w:ascii="Times New Roman" w:eastAsia="Times New Roman" w:hAnsi="Times New Roman" w:cs="Times New Roman"/>
-                <w:sz w:val="24"/>
-                <w:szCs w:val="24"/>
-                <w:lang w:eastAsia="ru-RU"/>
-              </w:rPr>
-              <w:t>2</w:t>
-            </w:r>
-          </w:p>
-        </w:tc>
-        <w:tc>
-          <w:tcPr>
-            <w:tcW w:w="2126" w:type="dxa"/>
-            <w:shd w:val="clear" w:color="auto" w:fill="auto"/>
-          </w:tcPr>
-          <w:p>
-            <w:pPr>
-              <w:spacing w:after="0" w:line="240" w:lineRule="auto"/>
-              <w:jc w:val="center"/>
-              <w:rPr>
-                <w:rFonts w:ascii="Times New Roman" w:eastAsia="Times New Roman" w:hAnsi="Times New Roman" w:cs="Times New Roman"/>
-                <w:sz w:val="24"/>
-                <w:szCs w:val="24"/>
-                <w:lang w:eastAsia="ru-RU"/>
-              </w:rPr>
-            </w:pPr>
-            <w:r>
-              <w:rPr>
-                <w:rFonts w:ascii="Times New Roman" w:eastAsia="Times New Roman" w:hAnsi="Times New Roman" w:cs="Times New Roman"/>
-                <w:sz w:val="24"/>
-                <w:szCs w:val="24"/>
-                <w:lang w:eastAsia="ru-RU"/>
-              </w:rPr>
-              <w:t>3</w:t>
-            </w:r>
-          </w:p>
-        </w:tc>
-      </w:tr>
-      <w:tr>
-        <w:tc>
-          <w:tcPr>
-            <w:tcW w:w="993" w:type="dxa"/>
-            <w:shd w:val="clear" w:color="auto" w:fill="auto"/>
-          </w:tcPr>
-          <w:p>
-            <w:pPr>
-              <w:spacing w:after="0" w:line="240" w:lineRule="auto"/>
-              <w:jc w:val="center"/>
-              <w:rPr>
-                <w:rFonts w:ascii="Times New Roman" w:eastAsia="Times New Roman" w:hAnsi="Times New Roman" w:cs="Times New Roman"/>
-                <w:sz w:val="24"/>
-                <w:szCs w:val="24"/>
-                <w:lang w:eastAsia="ru-RU"/>
-              </w:rPr>
-            </w:pPr>
-            <w:r>
-              <w:rPr>
-                <w:rFonts w:ascii="Times New Roman" w:eastAsia="Times New Roman" w:hAnsi="Times New Roman" w:cs="Times New Roman"/>
-                <w:sz w:val="24"/>
-                <w:szCs w:val="24"/>
-                <w:lang w:eastAsia="ru-RU"/>
-              </w:rPr>
-              <w:t>1</w:t>
-            </w:r>
-          </w:p>
-        </w:tc>
-        <w:tc>
-          <w:tcPr>
-            <w:tcW w:w="6237" w:type="dxa"/>
-            <w:shd w:val="clear" w:color="auto" w:fill="auto"/>
-          </w:tcPr>
-          <w:p>
-            <w:pPr>
-              <w:spacing w:after="0" w:line="240" w:lineRule="auto"/>
               <w:jc w:val="both"/>
               <w:rPr>
                 <w:rFonts w:ascii="Times New Roman" w:eastAsia="Times New Roman" w:hAnsi="Times New Roman" w:cs="Times New Roman"/>
@@ -32976,21 +33857,17 @@
           <w:szCs w:val="28"/>
           <w:lang w:eastAsia="ru-RU"/>
         </w:rPr>
-        <w:t>Заключение по 3 главе:</w:t>
-      </w:r>
-    </w:p>
-    <w:p>
-      <w:pPr>
-        <w:spacing w:after="0" w:line="360" w:lineRule="auto"/>
-        <w:ind w:firstLine="709"/>
-        <w:jc w:val="both"/>
+        <w:t>В данной главе была проведена экономическая оценка проекта, включающая расчет затрат на разработку, оборудование, программное обеспечение и эксплуатацию системы. Результаты расчётов подтвердили экономическую целесообразность внедрения информационной системы и ее положительное влияние на повышение эффективности бизнес</w:t>
+      </w:r>
+      <w:r>
         <w:rPr>
           <w:rFonts w:ascii="Times New Roman" w:eastAsia="Times New Roman" w:hAnsi="Times New Roman" w:cs="Times New Roman"/>
           <w:sz w:val="28"/>
           <w:szCs w:val="28"/>
           <w:lang w:eastAsia="ru-RU"/>
         </w:rPr>
-      </w:pPr>
+        <w:t>–</w:t>
+      </w:r>
       <w:r>
         <w:rPr>
           <w:rFonts w:ascii="Times New Roman" w:eastAsia="Times New Roman" w:hAnsi="Times New Roman" w:cs="Times New Roman"/>
@@ -32998,7 +33875,7 @@
           <w:szCs w:val="28"/>
           <w:lang w:eastAsia="ru-RU"/>
         </w:rPr>
-        <w:t xml:space="preserve">В данной главе была проведена экономическая оценка проекта, включающая расчет затрат на разработку, оборудование, программное обеспечение и эксплуатацию системы. Результаты расчётов подтвердили экономическую целесообразность внедрения информационной системы и ее </w:t>
+        <w:t xml:space="preserve">процессов. </w:t>
       </w:r>
       <w:r>
         <w:rPr>
@@ -33008,25 +33885,7 @@
           <w:lang w:eastAsia="ru-RU"/>
         </w:rPr>
         <w:lastRenderedPageBreak/>
-        <w:t>положительное влияние на повышение эффективности бизнес</w:t>
-      </w:r>
-      <w:r>
-        <w:rPr>
-          <w:rFonts w:ascii="Times New Roman" w:eastAsia="Times New Roman" w:hAnsi="Times New Roman" w:cs="Times New Roman"/>
-          <w:sz w:val="28"/>
-          <w:szCs w:val="28"/>
-          <w:lang w:eastAsia="ru-RU"/>
-        </w:rPr>
-        <w:t>–</w:t>
-      </w:r>
-      <w:r>
-        <w:rPr>
-          <w:rFonts w:ascii="Times New Roman" w:eastAsia="Times New Roman" w:hAnsi="Times New Roman" w:cs="Times New Roman"/>
-          <w:sz w:val="28"/>
-          <w:szCs w:val="28"/>
-          <w:lang w:eastAsia="ru-RU"/>
-        </w:rPr>
-        <w:t>процессов. Кроме того, подготовленная техническая и пользовательская документация обеспечивает полноту информации для эксплуатации и дальнейшего сопровождения системы, что способствует ее успешному использованию и развитию в организации.</w:t>
+        <w:t>Кроме того, подготовленная техническая и пользовательская документация обеспечивает полноту информации для эксплуатации и дальнейшего сопровождения системы, что способствует ее успешному использованию и развитию в организации.</w:t>
       </w:r>
     </w:p>
     <w:p>
@@ -33069,7 +33928,7 @@
           <w:lang w:eastAsia="ru-RU"/>
         </w:rPr>
       </w:pPr>
-      <w:bookmarkStart w:id="39" w:name="_Toc229930219"/>
+      <w:bookmarkStart w:id="40" w:name="_Toc230042898"/>
       <w:r>
         <w:rPr>
           <w:rFonts w:ascii="Times New Roman" w:eastAsia="Times New Roman" w:hAnsi="Times New Roman" w:cs="Times New Roman"/>
@@ -33081,7 +33940,7 @@
         <w:lastRenderedPageBreak/>
         <w:t>ЗАКЛЮЧЕНИЕ</w:t>
       </w:r>
-      <w:bookmarkEnd w:id="39"/>
+      <w:bookmarkEnd w:id="40"/>
     </w:p>
     <w:p>
       <w:pPr>
@@ -33599,7 +34458,7 @@
           <w:lang w:eastAsia="ru-RU"/>
         </w:rPr>
       </w:pPr>
-      <w:bookmarkStart w:id="40" w:name="_Toc229930220"/>
+      <w:bookmarkStart w:id="41" w:name="_Toc230042899"/>
       <w:r>
         <w:rPr>
           <w:rFonts w:ascii="Times New Roman" w:eastAsia="Times New Roman" w:hAnsi="Times New Roman" w:cs="Times New Roman"/>
@@ -33611,7 +34470,7 @@
         <w:lastRenderedPageBreak/>
         <w:t>СПИСОК ИСПОЛЬЗОВАННЫХ ИСТОЧНИКОВ</w:t>
       </w:r>
-      <w:bookmarkEnd w:id="40"/>
+      <w:bookmarkEnd w:id="41"/>
     </w:p>
     <w:p>
       <w:pPr>
@@ -34676,17 +35535,7 @@
           <w:sz w:val="28"/>
           <w:szCs w:val="28"/>
         </w:rPr>
-        <w:t xml:space="preserve">Иванов, В. Г. Методика расчёта трудоёмкости и стоимости разработки программных продуктов в условиях импортозамещения / В. Г. </w:t>
-      </w:r>
-      <w:bookmarkStart w:id="41" w:name="_GoBack"/>
-      <w:bookmarkEnd w:id="41"/>
-      <w:r>
-        <w:rPr>
-          <w:rFonts w:ascii="Times New Roman" w:hAnsi="Times New Roman" w:cs="Times New Roman"/>
-          <w:sz w:val="28"/>
-          <w:szCs w:val="28"/>
-        </w:rPr>
-        <w:t xml:space="preserve">Иванов, А. С. Петрова. </w:t>
+        <w:t xml:space="preserve">Иванов, В. Г. Методика расчёта трудоёмкости и стоимости разработки программных продуктов в условиях импортозамещения / В. Г. Иванов, А. С. Петрова. </w:t>
       </w:r>
       <w:r>
         <w:rPr>
@@ -35076,7 +35925,7 @@
         </w:rPr>
         <w:t xml:space="preserve"> </w:t>
       </w:r>
-      <w:hyperlink r:id="rId33" w:history="1">
+      <w:hyperlink r:id="rId34" w:history="1">
         <w:r>
           <w:rPr>
             <w:rStyle w:val="a3"/>
@@ -35290,8 +36139,8 @@
       <w:bookmarkEnd w:id="44"/>
     </w:p>
     <w:sectPr>
-      <w:footerReference w:type="default" r:id="rId34"/>
-      <w:footerReference w:type="first" r:id="rId35"/>
+      <w:footerReference w:type="default" r:id="rId35"/>
+      <w:footerReference w:type="first" r:id="rId36"/>
       <w:pgSz w:w="11906" w:h="16838"/>
       <w:pgMar w:top="1134" w:right="850" w:bottom="1134" w:left="1701" w:header="708" w:footer="708" w:gutter="0"/>
       <w:cols w:space="708"/>
@@ -36966,7 +37815,7 @@
   <w:style w:type="paragraph" w:default="1" w:styleId="a">
     <w:name w:val="Normal"/>
     <w:qFormat/>
-    <w:rsid w:val="00E65018"/>
+    <w:rsid w:val="00A3548E"/>
   </w:style>
   <w:style w:type="paragraph" w:styleId="1">
     <w:name w:val="heading 1"/>
@@ -37675,7 +38524,7 @@
 </file>
 
 <file path=customXml/itemProps1.xml><?xml version="1.0" encoding="utf-8"?>
-<ds:datastoreItem xmlns:ds="http://schemas.openxmlformats.org/officeDocument/2006/customXml" ds:itemID="{96C82857-D945-46D8-A23E-D3BE1A9E2D4F}">
+<ds:datastoreItem xmlns:ds="http://schemas.openxmlformats.org/officeDocument/2006/customXml" ds:itemID="{FAFD7345-AE28-487F-8D6C-140C23CEA99A}">
   <ds:schemaRefs>
     <ds:schemaRef ds:uri="http://schemas.openxmlformats.org/officeDocument/2006/bibliography"/>
   </ds:schemaRefs>
